--- a/Описание Запросов API.docx
+++ b/Описание Запросов API.docx
@@ -56,13 +56,15 @@
       </w:tblPr>
       <w:tblGrid>
         <w:gridCol w:w="1281"/>
-        <w:gridCol w:w="2837"/>
-        <w:gridCol w:w="1535"/>
-        <w:gridCol w:w="3901"/>
+        <w:gridCol w:w="2888"/>
+        <w:gridCol w:w="1482"/>
+        <w:gridCol w:w="3903"/>
         <w:gridCol w:w="1765"/>
       </w:tblGrid>
       <w:tr>
-        <w:trPr/>
+        <w:trPr>
+          <w:trHeight w:val="1110" w:hRule="atLeast"/>
+        </w:trPr>
         <w:tc>
           <w:tcPr>
             <w:tcW w:w="1281" w:type="dxa"/>
@@ -98,7 +100,7 @@
         </w:tc>
         <w:tc>
           <w:tcPr>
-            <w:tcW w:w="2837" w:type="dxa"/>
+            <w:tcW w:w="2888" w:type="dxa"/>
             <w:tcBorders>
               <w:top w:val="single" w:sz="6" w:space="0" w:color="000000"/>
               <w:start w:val="single" w:sz="6" w:space="0" w:color="000000"/>
@@ -131,7 +133,7 @@
         </w:tc>
         <w:tc>
           <w:tcPr>
-            <w:tcW w:w="1535" w:type="dxa"/>
+            <w:tcW w:w="1482" w:type="dxa"/>
             <w:tcBorders>
               <w:top w:val="single" w:sz="6" w:space="0" w:color="000000"/>
               <w:start w:val="single" w:sz="6" w:space="0" w:color="000000"/>
@@ -164,7 +166,7 @@
         </w:tc>
         <w:tc>
           <w:tcPr>
-            <w:tcW w:w="3901" w:type="dxa"/>
+            <w:tcW w:w="3903" w:type="dxa"/>
             <w:tcBorders>
               <w:top w:val="single" w:sz="6" w:space="0" w:color="000000"/>
               <w:start w:val="single" w:sz="6" w:space="0" w:color="000000"/>
@@ -235,215 +237,127 @@
           <w:tcPr>
             <w:tcW w:w="1281" w:type="dxa"/>
             <w:tcBorders>
-              <w:top w:val="single" w:sz="6" w:space="0" w:color="000000"/>
-              <w:start w:val="single" w:sz="6" w:space="0" w:color="000000"/>
-              <w:bottom w:val="single" w:sz="6" w:space="0" w:color="000000"/>
-              <w:end w:val="single" w:sz="6" w:space="0" w:color="000000"/>
-            </w:tcBorders>
-          </w:tcPr>
-          <w:p>
-            <w:pPr>
-              <w:pStyle w:val="Normal"/>
-              <w:spacing w:before="0" w:after="185"/>
-              <w:ind w:hanging="0" w:start="0"/>
-              <w:rPr>
-                <w:rFonts w:eastAsia="Times New Roman"/>
-                <w:sz w:val="26"/>
-                <w:szCs w:val="26"/>
-              </w:rPr>
-            </w:pPr>
-            <w:r>
-              <w:rPr>
-                <w:rFonts w:eastAsia="Times New Roman"/>
-                <w:sz w:val="26"/>
-                <w:szCs w:val="26"/>
-              </w:rPr>
-              <w:t>POST</w:t>
-            </w:r>
-          </w:p>
-        </w:tc>
-        <w:tc>
-          <w:tcPr>
-            <w:tcW w:w="2837" w:type="dxa"/>
-            <w:tcBorders>
-              <w:top w:val="single" w:sz="6" w:space="0" w:color="000000"/>
-              <w:start w:val="single" w:sz="6" w:space="0" w:color="000000"/>
-              <w:bottom w:val="single" w:sz="6" w:space="0" w:color="000000"/>
-              <w:end w:val="single" w:sz="6" w:space="0" w:color="000000"/>
-            </w:tcBorders>
-          </w:tcPr>
-          <w:p>
-            <w:pPr>
-              <w:pStyle w:val="Normal"/>
-              <w:spacing w:before="0" w:after="185"/>
-              <w:ind w:hanging="0" w:start="0"/>
-              <w:rPr>
-                <w:rFonts w:eastAsia="Times New Roman"/>
-                <w:sz w:val="26"/>
-                <w:szCs w:val="26"/>
-                <w:lang w:val="en-US"/>
-              </w:rPr>
-            </w:pPr>
-            <w:r>
-              <w:rPr>
-                <w:rStyle w:val="HTMLCode"/>
-                <w:rFonts w:cs="Times New Roman"/>
-                <w:sz w:val="26"/>
-                <w:szCs w:val="26"/>
-                <w:lang w:val="en-US"/>
-              </w:rPr>
-              <w:t>curl -X POST http://localhost:5012/api/auth/login -H "Content-Type: application/json" -d '{"email":"example@mail.ru","password":"1234"}'</w:t>
-            </w:r>
-          </w:p>
-        </w:tc>
-        <w:tc>
-          <w:tcPr>
-            <w:tcW w:w="1535" w:type="dxa"/>
-            <w:tcBorders>
-              <w:top w:val="single" w:sz="6" w:space="0" w:color="000000"/>
-              <w:start w:val="single" w:sz="6" w:space="0" w:color="000000"/>
-              <w:bottom w:val="single" w:sz="6" w:space="0" w:color="000000"/>
-              <w:end w:val="single" w:sz="6" w:space="0" w:color="000000"/>
-            </w:tcBorders>
-          </w:tcPr>
-          <w:p>
-            <w:pPr>
-              <w:pStyle w:val="Normal"/>
-              <w:spacing w:before="0" w:after="185"/>
-              <w:ind w:hanging="0" w:start="0"/>
-              <w:jc w:val="start"/>
-              <w:rPr>
-                <w:rFonts w:eastAsia="Times New Roman"/>
-                <w:sz w:val="26"/>
-                <w:szCs w:val="26"/>
-              </w:rPr>
-            </w:pPr>
-            <w:r>
-              <w:rPr>
-                <w:rFonts w:eastAsia="Times New Roman"/>
-                <w:sz w:val="26"/>
-                <w:szCs w:val="26"/>
-              </w:rPr>
-              <w:t>/api/auth/login</w:t>
-            </w:r>
-          </w:p>
-        </w:tc>
-        <w:tc>
-          <w:tcPr>
-            <w:tcW w:w="3901" w:type="dxa"/>
-            <w:tcBorders>
-              <w:top w:val="single" w:sz="6" w:space="0" w:color="000000"/>
-              <w:start w:val="single" w:sz="6" w:space="0" w:color="000000"/>
-              <w:bottom w:val="single" w:sz="6" w:space="0" w:color="000000"/>
-              <w:end w:val="single" w:sz="6" w:space="0" w:color="000000"/>
-            </w:tcBorders>
-          </w:tcPr>
-          <w:p>
-            <w:pPr>
-              <w:pStyle w:val="Normal"/>
-              <w:spacing w:before="0" w:after="185"/>
-              <w:ind w:hanging="0" w:start="0"/>
-              <w:rPr>
-                <w:rFonts w:eastAsia="Times New Roman"/>
-                <w:sz w:val="26"/>
-                <w:szCs w:val="26"/>
-                <w:lang w:val="en-US"/>
-              </w:rPr>
-            </w:pPr>
-            <w:r>
-              <w:rPr>
-                <w:rFonts w:eastAsia="Times New Roman"/>
-                <w:sz w:val="26"/>
-                <w:szCs w:val="26"/>
-                <w:lang w:val="en-US"/>
-              </w:rPr>
-              <w:t>{"token":"eyJhbGciOi...","userNoHash":{"id":1,"email":"</w:t>
-            </w:r>
-            <w:r>
-              <w:rPr>
-                <w:rStyle w:val="1"/>
-                <w:rFonts w:cs="Times New Roman"/>
-                <w:sz w:val="26"/>
-                <w:szCs w:val="26"/>
-                <w:lang w:val="en-US"/>
-              </w:rPr>
-              <w:t xml:space="preserve"> </w:t>
-            </w:r>
-            <w:r>
-              <w:rPr>
-                <w:rStyle w:val="HTMLCode"/>
-                <w:rFonts w:cs="Times New Roman"/>
-                <w:sz w:val="26"/>
-                <w:szCs w:val="26"/>
-                <w:lang w:val="en-US"/>
-              </w:rPr>
-              <w:t>example</w:t>
-            </w:r>
-            <w:r>
-              <w:rPr>
-                <w:rFonts w:eastAsia="Times New Roman"/>
-                <w:sz w:val="26"/>
-                <w:szCs w:val="26"/>
-                <w:lang w:val="en-US"/>
-              </w:rPr>
-              <w:t>@mail.ru","role":"Student","first_name":"</w:t>
-            </w:r>
-            <w:r>
-              <w:rPr>
-                <w:rStyle w:val="HTMLCode"/>
-                <w:rFonts w:cs="Times New Roman"/>
-                <w:sz w:val="26"/>
-                <w:szCs w:val="26"/>
-                <w:lang w:val="en-US"/>
-              </w:rPr>
-              <w:t>example</w:t>
-            </w:r>
-            <w:r>
-              <w:rPr>
-                <w:rFonts w:eastAsia="Times New Roman"/>
-                <w:sz w:val="26"/>
-                <w:szCs w:val="26"/>
-                <w:lang w:val="en-US"/>
-              </w:rPr>
-              <w:t>","surname":"</w:t>
-            </w:r>
-            <w:r>
-              <w:rPr>
-                <w:rStyle w:val="HTMLCode"/>
-                <w:rFonts w:cs="Times New Roman"/>
-                <w:sz w:val="26"/>
-                <w:szCs w:val="26"/>
-                <w:lang w:val="en-US"/>
-              </w:rPr>
-              <w:t>example</w:t>
-            </w:r>
-            <w:r>
-              <w:rPr>
-                <w:rFonts w:eastAsia="Times New Roman"/>
-                <w:sz w:val="26"/>
-                <w:szCs w:val="26"/>
-                <w:lang w:val="en-US"/>
-              </w:rPr>
-              <w:t>","patronymic":"</w:t>
-            </w:r>
-            <w:r>
-              <w:rPr>
-                <w:rStyle w:val="HTMLCode"/>
-                <w:rFonts w:cs="Times New Roman"/>
-                <w:sz w:val="26"/>
-                <w:szCs w:val="26"/>
-                <w:lang w:val="en-US"/>
-              </w:rPr>
-              <w:t>example</w:t>
-            </w:r>
-            <w:r>
-              <w:rPr>
-                <w:rFonts w:eastAsia="Times New Roman"/>
-                <w:sz w:val="26"/>
-                <w:szCs w:val="26"/>
-                <w:lang w:val="en-US"/>
-              </w:rPr>
-              <w:t>","created_at":"...","updated_at":"..."}}</w:t>
+              <w:start w:val="single" w:sz="6" w:space="0" w:color="000000"/>
+              <w:bottom w:val="single" w:sz="6" w:space="0" w:color="000000"/>
+              <w:end w:val="single" w:sz="6" w:space="0" w:color="000000"/>
+            </w:tcBorders>
+            <w:shd w:color="auto" w:fill="auto" w:val="clear"/>
+          </w:tcPr>
+          <w:p>
+            <w:pPr>
+              <w:pStyle w:val="Normal"/>
+              <w:spacing w:before="0" w:after="185"/>
+              <w:ind w:hanging="0" w:start="0"/>
+              <w:jc w:val="center"/>
+              <w:rPr>
+                <w:rFonts w:eastAsia="Times New Roman"/>
+                <w:sz w:val="26"/>
+                <w:szCs w:val="26"/>
+              </w:rPr>
+            </w:pPr>
+            <w:r>
+              <w:rPr>
+                <w:rFonts w:eastAsia="Times New Roman"/>
+                <w:sz w:val="26"/>
+                <w:szCs w:val="26"/>
+              </w:rPr>
+              <w:t>1</w:t>
+            </w:r>
+          </w:p>
+        </w:tc>
+        <w:tc>
+          <w:tcPr>
+            <w:tcW w:w="2888" w:type="dxa"/>
+            <w:tcBorders>
+              <w:start w:val="single" w:sz="6" w:space="0" w:color="000000"/>
+              <w:bottom w:val="single" w:sz="6" w:space="0" w:color="000000"/>
+              <w:end w:val="single" w:sz="6" w:space="0" w:color="000000"/>
+            </w:tcBorders>
+            <w:shd w:color="auto" w:fill="auto" w:val="clear"/>
+          </w:tcPr>
+          <w:p>
+            <w:pPr>
+              <w:pStyle w:val="Normal"/>
+              <w:spacing w:before="0" w:after="185"/>
+              <w:ind w:hanging="0" w:start="0"/>
+              <w:jc w:val="center"/>
+              <w:rPr>
+                <w:rFonts w:eastAsia="Times New Roman"/>
+                <w:sz w:val="26"/>
+                <w:szCs w:val="26"/>
+              </w:rPr>
+            </w:pPr>
+            <w:r>
+              <w:rPr>
+                <w:rFonts w:eastAsia="Times New Roman"/>
+                <w:sz w:val="26"/>
+                <w:szCs w:val="26"/>
+              </w:rPr>
+              <w:t>2</w:t>
+            </w:r>
+          </w:p>
+        </w:tc>
+        <w:tc>
+          <w:tcPr>
+            <w:tcW w:w="1482" w:type="dxa"/>
+            <w:tcBorders>
+              <w:start w:val="single" w:sz="6" w:space="0" w:color="000000"/>
+              <w:bottom w:val="single" w:sz="6" w:space="0" w:color="000000"/>
+              <w:end w:val="single" w:sz="6" w:space="0" w:color="000000"/>
+            </w:tcBorders>
+            <w:shd w:color="auto" w:fill="auto" w:val="clear"/>
+          </w:tcPr>
+          <w:p>
+            <w:pPr>
+              <w:pStyle w:val="Normal"/>
+              <w:spacing w:before="0" w:after="185"/>
+              <w:ind w:hanging="0" w:start="0"/>
+              <w:jc w:val="center"/>
+              <w:rPr>
+                <w:rFonts w:eastAsia="Times New Roman"/>
+                <w:sz w:val="26"/>
+                <w:szCs w:val="26"/>
+              </w:rPr>
+            </w:pPr>
+            <w:r>
+              <w:rPr>
+                <w:rFonts w:eastAsia="Times New Roman"/>
+                <w:sz w:val="26"/>
+                <w:szCs w:val="26"/>
+              </w:rPr>
+              <w:t>3</w:t>
+            </w:r>
+          </w:p>
+        </w:tc>
+        <w:tc>
+          <w:tcPr>
+            <w:tcW w:w="3903" w:type="dxa"/>
+            <w:tcBorders>
+              <w:start w:val="single" w:sz="6" w:space="0" w:color="000000"/>
+              <w:bottom w:val="single" w:sz="6" w:space="0" w:color="000000"/>
+              <w:end w:val="single" w:sz="6" w:space="0" w:color="000000"/>
+            </w:tcBorders>
+            <w:shd w:color="auto" w:fill="auto" w:val="clear"/>
+          </w:tcPr>
+          <w:p>
+            <w:pPr>
+              <w:pStyle w:val="Normal"/>
+              <w:spacing w:before="0" w:after="185"/>
+              <w:ind w:hanging="0" w:start="0"/>
+              <w:jc w:val="center"/>
+              <w:rPr>
+                <w:rFonts w:eastAsia="Times New Roman"/>
+                <w:sz w:val="26"/>
+                <w:szCs w:val="26"/>
+              </w:rPr>
+            </w:pPr>
+            <w:r>
+              <w:rPr>
+                <w:rFonts w:eastAsia="Times New Roman"/>
+                <w:sz w:val="26"/>
+                <w:szCs w:val="26"/>
+              </w:rPr>
+              <w:t>4</w:t>
             </w:r>
           </w:p>
         </w:tc>
@@ -451,39 +365,292 @@
           <w:tcPr>
             <w:tcW w:w="1765" w:type="dxa"/>
             <w:tcBorders>
-              <w:top w:val="single" w:sz="6" w:space="0" w:color="000000"/>
-              <w:start w:val="single" w:sz="6" w:space="0" w:color="000000"/>
-              <w:bottom w:val="single" w:sz="6" w:space="0" w:color="000000"/>
-              <w:end w:val="single" w:sz="6" w:space="0" w:color="000000"/>
-            </w:tcBorders>
-          </w:tcPr>
-          <w:p>
-            <w:pPr>
-              <w:pStyle w:val="Normal"/>
-              <w:spacing w:before="0" w:after="185"/>
-              <w:ind w:hanging="0" w:start="0"/>
-              <w:rPr>
-                <w:rFonts w:eastAsia="Times New Roman"/>
-                <w:sz w:val="26"/>
-                <w:szCs w:val="26"/>
-                <w:lang w:val="en-US"/>
-              </w:rPr>
-            </w:pPr>
-            <w:r>
-              <w:rPr>
-                <w:rFonts w:eastAsia="Times New Roman"/>
-                <w:sz w:val="26"/>
-                <w:szCs w:val="26"/>
-                <w:lang w:val="en-US"/>
-              </w:rPr>
-              <w:t>200; 400; 500;</w:t>
+              <w:start w:val="single" w:sz="6" w:space="0" w:color="000000"/>
+              <w:bottom w:val="single" w:sz="6" w:space="0" w:color="000000"/>
+              <w:end w:val="single" w:sz="6" w:space="0" w:color="000000"/>
+            </w:tcBorders>
+            <w:shd w:color="auto" w:fill="auto" w:val="clear"/>
+          </w:tcPr>
+          <w:p>
+            <w:pPr>
+              <w:pStyle w:val="Normal"/>
+              <w:spacing w:before="0" w:after="185"/>
+              <w:ind w:hanging="0" w:start="0"/>
+              <w:jc w:val="center"/>
+              <w:rPr>
+                <w:rFonts w:eastAsia="Times New Roman"/>
+                <w:sz w:val="26"/>
+                <w:szCs w:val="26"/>
+              </w:rPr>
+            </w:pPr>
+            <w:r>
+              <w:rPr>
+                <w:rFonts w:eastAsia="Times New Roman"/>
+                <w:sz w:val="26"/>
+                <w:szCs w:val="26"/>
+              </w:rPr>
+              <w:t>5</w:t>
             </w:r>
           </w:p>
         </w:tc>
       </w:tr>
       <w:tr>
         <w:trPr>
-          <w:trHeight w:val="2391" w:hRule="atLeast"/>
+          <w:trHeight w:val="3065" w:hRule="atLeast"/>
+        </w:trPr>
+        <w:tc>
+          <w:tcPr>
+            <w:tcW w:w="1281" w:type="dxa"/>
+            <w:tcBorders>
+              <w:top w:val="single" w:sz="6" w:space="0" w:color="000000"/>
+              <w:start w:val="single" w:sz="6" w:space="0" w:color="000000"/>
+              <w:bottom w:val="single" w:sz="6" w:space="0" w:color="000000"/>
+              <w:end w:val="single" w:sz="6" w:space="0" w:color="000000"/>
+            </w:tcBorders>
+          </w:tcPr>
+          <w:p>
+            <w:pPr>
+              <w:pStyle w:val="Normal"/>
+              <w:spacing w:before="0" w:after="185"/>
+              <w:ind w:hanging="0" w:start="0"/>
+              <w:rPr>
+                <w:rFonts w:eastAsia="Times New Roman"/>
+                <w:sz w:val="26"/>
+                <w:szCs w:val="26"/>
+              </w:rPr>
+            </w:pPr>
+            <w:r>
+              <w:rPr>
+                <w:rFonts w:eastAsia="Times New Roman"/>
+                <w:sz w:val="26"/>
+                <w:szCs w:val="26"/>
+              </w:rPr>
+              <w:t>POST</w:t>
+            </w:r>
+          </w:p>
+        </w:tc>
+        <w:tc>
+          <w:tcPr>
+            <w:tcW w:w="2888" w:type="dxa"/>
+            <w:tcBorders>
+              <w:top w:val="single" w:sz="6" w:space="0" w:color="000000"/>
+              <w:start w:val="single" w:sz="6" w:space="0" w:color="000000"/>
+              <w:bottom w:val="single" w:sz="6" w:space="0" w:color="000000"/>
+              <w:end w:val="single" w:sz="6" w:space="0" w:color="000000"/>
+            </w:tcBorders>
+          </w:tcPr>
+          <w:p>
+            <w:pPr>
+              <w:pStyle w:val="Normal"/>
+              <w:spacing w:before="0" w:after="185"/>
+              <w:ind w:hanging="0" w:start="0"/>
+              <w:rPr>
+                <w:rFonts w:eastAsia="Times New Roman"/>
+                <w:sz w:val="26"/>
+                <w:szCs w:val="26"/>
+                <w:lang w:val="en-US"/>
+              </w:rPr>
+            </w:pPr>
+            <w:r>
+              <w:rPr>
+                <w:rStyle w:val="HTMLCode"/>
+                <w:rFonts w:cs="Times New Roman"/>
+                <w:sz w:val="26"/>
+                <w:szCs w:val="26"/>
+                <w:lang w:val="en-US"/>
+              </w:rPr>
+              <w:t>curl -X POST http://localhost:5012/api/auth/login -H "Content-Type: application/json" -d '{"email":"example@mail.ru","password":"1234"}'</w:t>
+            </w:r>
+          </w:p>
+        </w:tc>
+        <w:tc>
+          <w:tcPr>
+            <w:tcW w:w="1482" w:type="dxa"/>
+            <w:tcBorders>
+              <w:top w:val="single" w:sz="6" w:space="0" w:color="000000"/>
+              <w:start w:val="single" w:sz="6" w:space="0" w:color="000000"/>
+              <w:bottom w:val="single" w:sz="6" w:space="0" w:color="000000"/>
+              <w:end w:val="single" w:sz="6" w:space="0" w:color="000000"/>
+            </w:tcBorders>
+          </w:tcPr>
+          <w:p>
+            <w:pPr>
+              <w:pStyle w:val="Normal"/>
+              <w:spacing w:before="0" w:after="185"/>
+              <w:ind w:hanging="0" w:start="0"/>
+              <w:jc w:val="start"/>
+              <w:rPr>
+                <w:rFonts w:eastAsia="Times New Roman"/>
+                <w:sz w:val="26"/>
+                <w:szCs w:val="26"/>
+              </w:rPr>
+            </w:pPr>
+            <w:r>
+              <w:rPr>
+                <w:rFonts w:eastAsia="Times New Roman"/>
+                <w:sz w:val="26"/>
+                <w:szCs w:val="26"/>
+              </w:rPr>
+              <w:t>/api/auth/login</w:t>
+            </w:r>
+          </w:p>
+        </w:tc>
+        <w:tc>
+          <w:tcPr>
+            <w:tcW w:w="3903" w:type="dxa"/>
+            <w:tcBorders>
+              <w:top w:val="single" w:sz="6" w:space="0" w:color="000000"/>
+              <w:start w:val="single" w:sz="6" w:space="0" w:color="000000"/>
+              <w:bottom w:val="single" w:sz="6" w:space="0" w:color="000000"/>
+              <w:end w:val="single" w:sz="6" w:space="0" w:color="000000"/>
+            </w:tcBorders>
+          </w:tcPr>
+          <w:p>
+            <w:pPr>
+              <w:pStyle w:val="Normal"/>
+              <w:spacing w:before="0" w:after="185"/>
+              <w:ind w:hanging="0" w:start="0"/>
+              <w:rPr>
+                <w:rFonts w:eastAsia="Times New Roman"/>
+                <w:sz w:val="26"/>
+                <w:szCs w:val="26"/>
+                <w:lang w:val="en-US"/>
+              </w:rPr>
+            </w:pPr>
+            <w:r>
+              <w:rPr>
+                <w:rFonts w:eastAsia="Times New Roman"/>
+                <w:sz w:val="26"/>
+                <w:szCs w:val="26"/>
+                <w:lang w:val="en-US"/>
+              </w:rPr>
+              <w:t>{"token":"eyJhbGciOi...","userNoHash":{"id":1,"email":"</w:t>
+            </w:r>
+            <w:r>
+              <w:rPr>
+                <w:rStyle w:val="1"/>
+                <w:rFonts w:cs="Times New Roman"/>
+                <w:sz w:val="26"/>
+                <w:szCs w:val="26"/>
+                <w:lang w:val="en-US"/>
+              </w:rPr>
+              <w:t xml:space="preserve"> </w:t>
+            </w:r>
+            <w:r>
+              <w:rPr>
+                <w:rStyle w:val="HTMLCode"/>
+                <w:rFonts w:cs="Times New Roman"/>
+                <w:sz w:val="26"/>
+                <w:szCs w:val="26"/>
+                <w:lang w:val="en-US"/>
+              </w:rPr>
+              <w:t>example</w:t>
+            </w:r>
+            <w:r>
+              <w:rPr>
+                <w:rFonts w:eastAsia="Times New Roman"/>
+                <w:sz w:val="26"/>
+                <w:szCs w:val="26"/>
+                <w:lang w:val="en-US"/>
+              </w:rPr>
+              <w:t>@mail.ru","role":"Student","first_name":"</w:t>
+            </w:r>
+            <w:r>
+              <w:rPr>
+                <w:rStyle w:val="HTMLCode"/>
+                <w:rFonts w:cs="Times New Roman"/>
+                <w:sz w:val="26"/>
+                <w:szCs w:val="26"/>
+                <w:lang w:val="en-US"/>
+              </w:rPr>
+              <w:t>example</w:t>
+            </w:r>
+            <w:r>
+              <w:rPr>
+                <w:rFonts w:eastAsia="Times New Roman"/>
+                <w:sz w:val="26"/>
+                <w:szCs w:val="26"/>
+                <w:lang w:val="en-US"/>
+              </w:rPr>
+              <w:t>","surname":"</w:t>
+            </w:r>
+            <w:r>
+              <w:rPr>
+                <w:rStyle w:val="HTMLCode"/>
+                <w:rFonts w:cs="Times New Roman"/>
+                <w:sz w:val="26"/>
+                <w:szCs w:val="26"/>
+                <w:lang w:val="en-US"/>
+              </w:rPr>
+              <w:t>example</w:t>
+            </w:r>
+            <w:r>
+              <w:rPr>
+                <w:rFonts w:eastAsia="Times New Roman"/>
+                <w:sz w:val="26"/>
+                <w:szCs w:val="26"/>
+                <w:lang w:val="en-US"/>
+              </w:rPr>
+              <w:t>","patronymic":"</w:t>
+            </w:r>
+            <w:r>
+              <w:rPr>
+                <w:rStyle w:val="HTMLCode"/>
+                <w:rFonts w:cs="Times New Roman"/>
+                <w:sz w:val="26"/>
+                <w:szCs w:val="26"/>
+                <w:lang w:val="en-US"/>
+              </w:rPr>
+              <w:t>example</w:t>
+            </w:r>
+            <w:r>
+              <w:rPr>
+                <w:rFonts w:eastAsia="Times New Roman"/>
+                <w:sz w:val="26"/>
+                <w:szCs w:val="26"/>
+                <w:lang w:val="en-US"/>
+              </w:rPr>
+              <w:t>","created_at":"...","updated_at":"..."}}</w:t>
+            </w:r>
+          </w:p>
+        </w:tc>
+        <w:tc>
+          <w:tcPr>
+            <w:tcW w:w="1765" w:type="dxa"/>
+            <w:tcBorders>
+              <w:top w:val="single" w:sz="6" w:space="0" w:color="000000"/>
+              <w:start w:val="single" w:sz="6" w:space="0" w:color="000000"/>
+              <w:bottom w:val="single" w:sz="6" w:space="0" w:color="000000"/>
+              <w:end w:val="single" w:sz="6" w:space="0" w:color="000000"/>
+            </w:tcBorders>
+          </w:tcPr>
+          <w:p>
+            <w:pPr>
+              <w:pStyle w:val="Normal"/>
+              <w:spacing w:before="0" w:after="185"/>
+              <w:ind w:hanging="0" w:start="0"/>
+              <w:rPr>
+                <w:rFonts w:eastAsia="Times New Roman"/>
+                <w:sz w:val="26"/>
+                <w:szCs w:val="26"/>
+                <w:lang w:val="en-US"/>
+              </w:rPr>
+            </w:pPr>
+            <w:r>
+              <w:rPr>
+                <w:rFonts w:eastAsia="Times New Roman"/>
+                <w:sz w:val="26"/>
+                <w:szCs w:val="26"/>
+                <w:lang w:val="en-US"/>
+              </w:rPr>
+              <w:t>200; 400; 500;</w:t>
+            </w:r>
+          </w:p>
+        </w:tc>
+      </w:tr>
+      <w:tr>
+        <w:trPr>
+          <w:trHeight w:val="1976" w:hRule="atLeast"/>
           <w:cantSplit/>
         </w:trPr>
         <w:tc>
@@ -519,7 +686,7 @@
         </w:tc>
         <w:tc>
           <w:tcPr>
-            <w:tcW w:w="2837" w:type="dxa"/>
+            <w:tcW w:w="2888" w:type="dxa"/>
             <w:tcBorders>
               <w:top w:val="single" w:sz="6" w:space="0" w:color="000000"/>
               <w:start w:val="single" w:sz="6" w:space="0" w:color="000000"/>
@@ -553,7 +720,7 @@
         </w:tc>
         <w:tc>
           <w:tcPr>
-            <w:tcW w:w="1535" w:type="dxa"/>
+            <w:tcW w:w="1482" w:type="dxa"/>
             <w:tcBorders>
               <w:top w:val="single" w:sz="6" w:space="0" w:color="000000"/>
               <w:start w:val="single" w:sz="6" w:space="0" w:color="000000"/>
@@ -584,7 +751,7 @@
         </w:tc>
         <w:tc>
           <w:tcPr>
-            <w:tcW w:w="3901" w:type="dxa"/>
+            <w:tcW w:w="3903" w:type="dxa"/>
             <w:tcBorders>
               <w:top w:val="single" w:sz="6" w:space="0" w:color="000000"/>
               <w:start w:val="single" w:sz="6" w:space="0" w:color="000000"/>
@@ -686,7 +853,7 @@
         </w:tc>
         <w:tc>
           <w:tcPr>
-            <w:tcW w:w="2837" w:type="dxa"/>
+            <w:tcW w:w="2888" w:type="dxa"/>
             <w:tcBorders>
               <w:top w:val="single" w:sz="6" w:space="0" w:color="000000"/>
               <w:start w:val="single" w:sz="6" w:space="0" w:color="000000"/>
@@ -714,13 +881,13 @@
                 <w:szCs w:val="26"/>
                 <w:lang w:val="en-US"/>
               </w:rPr>
-              <w:t>curl -X POST http://localhost:5012/api/admin/create-student -H "Authorization: Bearer $T" -H "Content-Type: application/json" -d '{"email":"example@mail.ru","password":"1234","first_name":"example","surname":"example","patronymic":"example","class_id":1,"birthday":"2012-05-20"}'</w:t>
-            </w:r>
-          </w:p>
-        </w:tc>
-        <w:tc>
-          <w:tcPr>
-            <w:tcW w:w="1535" w:type="dxa"/>
+              <w:t>curl -X POST http://localhost:5012/api/admin/create-student -H "Authorization: Bearer $T" -H "Content-Type: application/json" -d '{"email":"example@m.ru","password":"1234","first_name":"ex","surname":"ex","patronymic":"ex","class_id":1,"birthday":"2012-05-20"}'</w:t>
+            </w:r>
+          </w:p>
+        </w:tc>
+        <w:tc>
+          <w:tcPr>
+            <w:tcW w:w="1482" w:type="dxa"/>
             <w:tcBorders>
               <w:top w:val="single" w:sz="6" w:space="0" w:color="000000"/>
               <w:start w:val="single" w:sz="6" w:space="0" w:color="000000"/>
@@ -751,7 +918,7 @@
         </w:tc>
         <w:tc>
           <w:tcPr>
-            <w:tcW w:w="3901" w:type="dxa"/>
+            <w:tcW w:w="3903" w:type="dxa"/>
             <w:tcBorders>
               <w:top w:val="single" w:sz="6" w:space="0" w:color="000000"/>
               <w:start w:val="single" w:sz="6" w:space="0" w:color="000000"/>
@@ -849,14 +1016,14 @@
       </w:tblPr>
       <w:tblGrid>
         <w:gridCol w:w="1281"/>
-        <w:gridCol w:w="2837"/>
+        <w:gridCol w:w="2835"/>
         <w:gridCol w:w="1535"/>
-        <w:gridCol w:w="3901"/>
+        <w:gridCol w:w="3903"/>
         <w:gridCol w:w="1765"/>
       </w:tblGrid>
       <w:tr>
         <w:trPr>
-          <w:trHeight w:val="5925" w:hRule="atLeast"/>
+          <w:trHeight w:val="660" w:hRule="atLeast"/>
         </w:trPr>
         <w:tc>
           <w:tcPr>
@@ -872,52 +1039,51 @@
               <w:pStyle w:val="Normal"/>
               <w:spacing w:before="0" w:after="185"/>
               <w:ind w:hanging="0" w:start="0"/>
-              <w:rPr>
-                <w:rFonts w:eastAsia="Times New Roman"/>
-                <w:sz w:val="26"/>
-                <w:szCs w:val="26"/>
-              </w:rPr>
-            </w:pPr>
-            <w:r>
-              <w:rPr>
-                <w:rFonts w:eastAsia="Times New Roman"/>
-                <w:sz w:val="26"/>
-                <w:szCs w:val="26"/>
-              </w:rPr>
-              <w:t>PUT</w:t>
-            </w:r>
-          </w:p>
-        </w:tc>
-        <w:tc>
-          <w:tcPr>
-            <w:tcW w:w="2837" w:type="dxa"/>
-            <w:tcBorders>
-              <w:top w:val="single" w:sz="6" w:space="0" w:color="000000"/>
-              <w:start w:val="single" w:sz="6" w:space="0" w:color="000000"/>
-              <w:bottom w:val="single" w:sz="6" w:space="0" w:color="000000"/>
-            </w:tcBorders>
-          </w:tcPr>
-          <w:p>
-            <w:pPr>
-              <w:pStyle w:val="Normal"/>
-              <w:spacing w:before="0" w:after="185"/>
-              <w:ind w:hanging="0" w:start="0"/>
-              <w:rPr>
-                <w:rFonts w:eastAsia="Times New Roman"/>
-                <w:sz w:val="26"/>
-                <w:szCs w:val="26"/>
-                <w:lang w:val="en-US"/>
-              </w:rPr>
-            </w:pPr>
-            <w:r>
-              <w:rPr>
-                <w:rStyle w:val="HTMLCode"/>
-                <w:rFonts w:cs="Times New Roman"/>
-                <w:sz w:val="26"/>
-                <w:szCs w:val="26"/>
-                <w:lang w:val="en-US"/>
-              </w:rPr>
-              <w:t>curl -X PUT http://localhost:5012/api/admin/update-student/5 -H "Authorization: Bearer $T" -H "Content-Type: application/json" -d '{"class_id":3,"password":"example"}'</w:t>
+              <w:jc w:val="center"/>
+              <w:rPr>
+                <w:rFonts w:eastAsia="Times New Roman"/>
+                <w:sz w:val="26"/>
+                <w:szCs w:val="26"/>
+              </w:rPr>
+            </w:pPr>
+            <w:r>
+              <w:rPr>
+                <w:rFonts w:eastAsia="Times New Roman"/>
+                <w:sz w:val="26"/>
+                <w:szCs w:val="26"/>
+              </w:rPr>
+              <w:t>1</w:t>
+            </w:r>
+          </w:p>
+        </w:tc>
+        <w:tc>
+          <w:tcPr>
+            <w:tcW w:w="2835" w:type="dxa"/>
+            <w:tcBorders>
+              <w:top w:val="single" w:sz="6" w:space="0" w:color="000000"/>
+              <w:start w:val="single" w:sz="6" w:space="0" w:color="000000"/>
+              <w:bottom w:val="single" w:sz="6" w:space="0" w:color="000000"/>
+            </w:tcBorders>
+          </w:tcPr>
+          <w:p>
+            <w:pPr>
+              <w:pStyle w:val="Normal"/>
+              <w:spacing w:before="0" w:after="185"/>
+              <w:ind w:hanging="0" w:start="0"/>
+              <w:jc w:val="center"/>
+              <w:rPr>
+                <w:rFonts w:eastAsia="Times New Roman"/>
+                <w:sz w:val="26"/>
+                <w:szCs w:val="26"/>
+              </w:rPr>
+            </w:pPr>
+            <w:r>
+              <w:rPr>
+                <w:rFonts w:eastAsia="Times New Roman"/>
+                <w:sz w:val="26"/>
+                <w:szCs w:val="26"/>
+              </w:rPr>
+              <w:t>2</w:t>
             </w:r>
           </w:p>
         </w:tc>
@@ -935,53 +1101,51 @@
               <w:pStyle w:val="Normal"/>
               <w:spacing w:before="0" w:after="185"/>
               <w:ind w:hanging="0" w:start="0"/>
-              <w:rPr>
-                <w:rFonts w:eastAsia="Times New Roman"/>
-                <w:sz w:val="26"/>
-                <w:szCs w:val="26"/>
-                <w:lang w:val="en-US"/>
-              </w:rPr>
-            </w:pPr>
-            <w:r>
-              <w:rPr>
-                <w:rFonts w:eastAsia="Times New Roman"/>
-                <w:sz w:val="26"/>
-                <w:szCs w:val="26"/>
-                <w:lang w:val="en-US"/>
-              </w:rPr>
-              <w:t>/api/admin/update-student/:id</w:t>
-            </w:r>
-          </w:p>
-        </w:tc>
-        <w:tc>
-          <w:tcPr>
-            <w:tcW w:w="3901" w:type="dxa"/>
-            <w:tcBorders>
-              <w:top w:val="single" w:sz="6" w:space="0" w:color="000000"/>
-              <w:start w:val="single" w:sz="6" w:space="0" w:color="000000"/>
-              <w:bottom w:val="single" w:sz="6" w:space="0" w:color="000000"/>
-            </w:tcBorders>
-          </w:tcPr>
-          <w:p>
-            <w:pPr>
-              <w:pStyle w:val="Normal"/>
-              <w:spacing w:before="0" w:after="185"/>
-              <w:ind w:hanging="0" w:start="0"/>
-              <w:rPr>
-                <w:rFonts w:eastAsia="Times New Roman"/>
-                <w:sz w:val="26"/>
-                <w:szCs w:val="26"/>
-                <w:lang w:val="en-US"/>
-              </w:rPr>
-            </w:pPr>
-            <w:r>
-              <w:rPr>
-                <w:rFonts w:eastAsia="Times New Roman"/>
-                <w:sz w:val="26"/>
-                <w:szCs w:val="26"/>
-                <w:lang w:val="en-US"/>
-              </w:rPr>
-              <w:t>{"id":5,"user_id":12,"class_id":3,"birthday":"2012-05-20"}</w:t>
+              <w:jc w:val="center"/>
+              <w:rPr>
+                <w:rFonts w:eastAsia="Times New Roman"/>
+                <w:sz w:val="26"/>
+                <w:szCs w:val="26"/>
+              </w:rPr>
+            </w:pPr>
+            <w:r>
+              <w:rPr>
+                <w:rFonts w:eastAsia="Times New Roman"/>
+                <w:sz w:val="26"/>
+                <w:szCs w:val="26"/>
+              </w:rPr>
+              <w:t>3</w:t>
+            </w:r>
+          </w:p>
+        </w:tc>
+        <w:tc>
+          <w:tcPr>
+            <w:tcW w:w="3903" w:type="dxa"/>
+            <w:tcBorders>
+              <w:top w:val="single" w:sz="6" w:space="0" w:color="000000"/>
+              <w:start w:val="single" w:sz="6" w:space="0" w:color="000000"/>
+              <w:bottom w:val="single" w:sz="6" w:space="0" w:color="000000"/>
+            </w:tcBorders>
+          </w:tcPr>
+          <w:p>
+            <w:pPr>
+              <w:pStyle w:val="Normal"/>
+              <w:spacing w:before="0" w:after="185"/>
+              <w:ind w:hanging="0" w:start="0"/>
+              <w:jc w:val="center"/>
+              <w:rPr>
+                <w:rFonts w:eastAsia="Times New Roman"/>
+                <w:sz w:val="26"/>
+                <w:szCs w:val="26"/>
+              </w:rPr>
+            </w:pPr>
+            <w:r>
+              <w:rPr>
+                <w:rFonts w:eastAsia="Times New Roman"/>
+                <w:sz w:val="26"/>
+                <w:szCs w:val="26"/>
+              </w:rPr>
+              <w:t>4</w:t>
             </w:r>
           </w:p>
         </w:tc>
@@ -1000,28 +1164,27 @@
               <w:pStyle w:val="Normal"/>
               <w:spacing w:before="0" w:after="185"/>
               <w:ind w:hanging="0" w:start="0"/>
-              <w:rPr>
-                <w:rFonts w:eastAsia="Times New Roman"/>
-                <w:sz w:val="26"/>
-                <w:szCs w:val="26"/>
-                <w:lang w:val="en-US"/>
-              </w:rPr>
-            </w:pPr>
-            <w:r>
-              <w:rPr>
-                <w:rFonts w:eastAsia="Times New Roman"/>
-                <w:sz w:val="26"/>
-                <w:szCs w:val="26"/>
-                <w:lang w:val="en-US"/>
-              </w:rPr>
-              <w:t>200; 400; 500;</w:t>
+              <w:jc w:val="center"/>
+              <w:rPr>
+                <w:rFonts w:eastAsia="Times New Roman"/>
+                <w:sz w:val="26"/>
+                <w:szCs w:val="26"/>
+              </w:rPr>
+            </w:pPr>
+            <w:r>
+              <w:rPr>
+                <w:rFonts w:eastAsia="Times New Roman"/>
+                <w:sz w:val="26"/>
+                <w:szCs w:val="26"/>
+              </w:rPr>
+              <w:t>5</w:t>
             </w:r>
           </w:p>
         </w:tc>
       </w:tr>
       <w:tr>
         <w:trPr>
-          <w:trHeight w:val="7095" w:hRule="atLeast"/>
+          <w:trHeight w:val="6270" w:hRule="atLeast"/>
         </w:trPr>
         <w:tc>
           <w:tcPr>
@@ -1029,37 +1192,35 @@
             <w:tcBorders>
               <w:start w:val="single" w:sz="6" w:space="0" w:color="000000"/>
               <w:bottom w:val="single" w:sz="6" w:space="0" w:color="000000"/>
-              <w:end w:val="single" w:sz="6" w:space="0" w:color="000000"/>
-            </w:tcBorders>
-          </w:tcPr>
-          <w:p>
-            <w:pPr>
-              <w:pStyle w:val="Normal"/>
-              <w:spacing w:before="0" w:after="185"/>
-              <w:ind w:hanging="0" w:start="0"/>
-              <w:rPr>
-                <w:rFonts w:eastAsia="Times New Roman"/>
-                <w:sz w:val="26"/>
-                <w:szCs w:val="26"/>
-              </w:rPr>
-            </w:pPr>
-            <w:r>
-              <w:rPr>
-                <w:rFonts w:eastAsia="Times New Roman"/>
-                <w:sz w:val="26"/>
-                <w:szCs w:val="26"/>
-              </w:rPr>
-              <w:t>POST</w:t>
-            </w:r>
-          </w:p>
-        </w:tc>
-        <w:tc>
-          <w:tcPr>
-            <w:tcW w:w="2837" w:type="dxa"/>
-            <w:tcBorders>
-              <w:start w:val="single" w:sz="6" w:space="0" w:color="000000"/>
-              <w:bottom w:val="single" w:sz="6" w:space="0" w:color="000000"/>
-              <w:end w:val="single" w:sz="6" w:space="0" w:color="000000"/>
+            </w:tcBorders>
+          </w:tcPr>
+          <w:p>
+            <w:pPr>
+              <w:pStyle w:val="Normal"/>
+              <w:spacing w:before="0" w:after="185"/>
+              <w:ind w:hanging="0" w:start="0"/>
+              <w:rPr>
+                <w:rFonts w:eastAsia="Times New Roman"/>
+                <w:sz w:val="26"/>
+                <w:szCs w:val="26"/>
+              </w:rPr>
+            </w:pPr>
+            <w:r>
+              <w:rPr>
+                <w:rFonts w:eastAsia="Times New Roman"/>
+                <w:sz w:val="26"/>
+                <w:szCs w:val="26"/>
+              </w:rPr>
+              <w:t>PUT</w:t>
+            </w:r>
+          </w:p>
+        </w:tc>
+        <w:tc>
+          <w:tcPr>
+            <w:tcW w:w="2835" w:type="dxa"/>
+            <w:tcBorders>
+              <w:start w:val="single" w:sz="6" w:space="0" w:color="000000"/>
+              <w:bottom w:val="single" w:sz="6" w:space="0" w:color="000000"/>
             </w:tcBorders>
           </w:tcPr>
           <w:p>
@@ -1082,6 +1243,168 @@
                 <w:szCs w:val="26"/>
                 <w:lang w:val="en-US"/>
               </w:rPr>
+              <w:t>curl -X PUT http://localhost:5012/api/admin/update-student/5 -H "Authorization: Bearer $T" -H "Content-Type: application/json" -d '{"class_id":3,"password":"example"}'</w:t>
+            </w:r>
+          </w:p>
+        </w:tc>
+        <w:tc>
+          <w:tcPr>
+            <w:tcW w:w="1535" w:type="dxa"/>
+            <w:tcBorders>
+              <w:start w:val="single" w:sz="6" w:space="0" w:color="000000"/>
+              <w:bottom w:val="single" w:sz="6" w:space="0" w:color="000000"/>
+            </w:tcBorders>
+          </w:tcPr>
+          <w:p>
+            <w:pPr>
+              <w:pStyle w:val="Normal"/>
+              <w:spacing w:before="0" w:after="185"/>
+              <w:ind w:hanging="0" w:start="0"/>
+              <w:rPr>
+                <w:rFonts w:eastAsia="Times New Roman"/>
+                <w:sz w:val="26"/>
+                <w:szCs w:val="26"/>
+                <w:lang w:val="en-US"/>
+              </w:rPr>
+            </w:pPr>
+            <w:r>
+              <w:rPr>
+                <w:rFonts w:eastAsia="Times New Roman"/>
+                <w:sz w:val="26"/>
+                <w:szCs w:val="26"/>
+                <w:lang w:val="en-US"/>
+              </w:rPr>
+              <w:t>/api/admin/update-student/:id</w:t>
+            </w:r>
+          </w:p>
+        </w:tc>
+        <w:tc>
+          <w:tcPr>
+            <w:tcW w:w="3903" w:type="dxa"/>
+            <w:tcBorders>
+              <w:start w:val="single" w:sz="6" w:space="0" w:color="000000"/>
+              <w:bottom w:val="single" w:sz="6" w:space="0" w:color="000000"/>
+            </w:tcBorders>
+          </w:tcPr>
+          <w:p>
+            <w:pPr>
+              <w:pStyle w:val="Normal"/>
+              <w:spacing w:before="0" w:after="185"/>
+              <w:ind w:hanging="0" w:start="0"/>
+              <w:rPr>
+                <w:rFonts w:eastAsia="Times New Roman"/>
+                <w:sz w:val="26"/>
+                <w:szCs w:val="26"/>
+                <w:lang w:val="en-US"/>
+              </w:rPr>
+            </w:pPr>
+            <w:r>
+              <w:rPr>
+                <w:rFonts w:eastAsia="Times New Roman"/>
+                <w:sz w:val="26"/>
+                <w:szCs w:val="26"/>
+                <w:lang w:val="en-US"/>
+              </w:rPr>
+              <w:t>{"id":5,"user_id":12,"class_id":3,"birthday":"2012-05-20"}</w:t>
+            </w:r>
+          </w:p>
+        </w:tc>
+        <w:tc>
+          <w:tcPr>
+            <w:tcW w:w="1765" w:type="dxa"/>
+            <w:tcBorders>
+              <w:start w:val="single" w:sz="6" w:space="0" w:color="000000"/>
+              <w:bottom w:val="single" w:sz="6" w:space="0" w:color="000000"/>
+              <w:end w:val="single" w:sz="6" w:space="0" w:color="000000"/>
+            </w:tcBorders>
+          </w:tcPr>
+          <w:p>
+            <w:pPr>
+              <w:pStyle w:val="Normal"/>
+              <w:spacing w:before="0" w:after="185"/>
+              <w:ind w:hanging="0" w:start="0"/>
+              <w:rPr>
+                <w:rFonts w:eastAsia="Times New Roman"/>
+                <w:sz w:val="26"/>
+                <w:szCs w:val="26"/>
+                <w:lang w:val="en-US"/>
+              </w:rPr>
+            </w:pPr>
+            <w:r>
+              <w:rPr>
+                <w:rFonts w:eastAsia="Times New Roman"/>
+                <w:sz w:val="26"/>
+                <w:szCs w:val="26"/>
+                <w:lang w:val="en-US"/>
+              </w:rPr>
+              <w:t>200; 400; 500;</w:t>
+            </w:r>
+          </w:p>
+        </w:tc>
+      </w:tr>
+      <w:tr>
+        <w:trPr>
+          <w:trHeight w:val="6240" w:hRule="atLeast"/>
+        </w:trPr>
+        <w:tc>
+          <w:tcPr>
+            <w:tcW w:w="1281" w:type="dxa"/>
+            <w:tcBorders>
+              <w:start w:val="single" w:sz="6" w:space="0" w:color="000000"/>
+              <w:bottom w:val="single" w:sz="6" w:space="0" w:color="000000"/>
+              <w:end w:val="single" w:sz="6" w:space="0" w:color="000000"/>
+            </w:tcBorders>
+          </w:tcPr>
+          <w:p>
+            <w:pPr>
+              <w:pStyle w:val="Normal"/>
+              <w:spacing w:before="0" w:after="185"/>
+              <w:ind w:hanging="0" w:start="0"/>
+              <w:rPr>
+                <w:rFonts w:eastAsia="Times New Roman"/>
+                <w:sz w:val="26"/>
+                <w:szCs w:val="26"/>
+              </w:rPr>
+            </w:pPr>
+            <w:r>
+              <w:rPr>
+                <w:rFonts w:eastAsia="Times New Roman"/>
+                <w:sz w:val="26"/>
+                <w:szCs w:val="26"/>
+              </w:rPr>
+              <w:t>POST</w:t>
+            </w:r>
+          </w:p>
+        </w:tc>
+        <w:tc>
+          <w:tcPr>
+            <w:tcW w:w="2835" w:type="dxa"/>
+            <w:tcBorders>
+              <w:start w:val="single" w:sz="6" w:space="0" w:color="000000"/>
+              <w:bottom w:val="single" w:sz="6" w:space="0" w:color="000000"/>
+              <w:end w:val="single" w:sz="6" w:space="0" w:color="000000"/>
+            </w:tcBorders>
+          </w:tcPr>
+          <w:p>
+            <w:pPr>
+              <w:pStyle w:val="Normal"/>
+              <w:spacing w:before="0" w:after="185"/>
+              <w:ind w:hanging="0" w:start="0"/>
+              <w:rPr>
+                <w:rFonts w:eastAsia="Times New Roman"/>
+                <w:sz w:val="26"/>
+                <w:szCs w:val="26"/>
+                <w:lang w:val="en-US"/>
+              </w:rPr>
+            </w:pPr>
+            <w:r>
+              <w:rPr>
+                <w:rStyle w:val="HTMLCode"/>
+                <w:rFonts w:cs="Times New Roman"/>
+                <w:sz w:val="26"/>
+                <w:szCs w:val="26"/>
+                <w:lang w:val="en-US"/>
+              </w:rPr>
               <w:t>curl -X POST http://localhost:5012/api/admin/create-teacher -H "Authorization: Bearer $T" -H "Content-Type: application/json" -d '{"email":"example@mail.ru","password":"1234","first_name":"example","surname":"example","subject_id":2}'</w:t>
             </w:r>
           </w:p>
@@ -1118,7 +1441,7 @@
         </w:tc>
         <w:tc>
           <w:tcPr>
-            <w:tcW w:w="3901" w:type="dxa"/>
+            <w:tcW w:w="3903" w:type="dxa"/>
             <w:tcBorders>
               <w:start w:val="single" w:sz="6" w:space="0" w:color="000000"/>
               <w:bottom w:val="single" w:sz="6" w:space="0" w:color="000000"/>
@@ -1224,20 +1547,184 @@
       </w:tblPr>
       <w:tblGrid>
         <w:gridCol w:w="1281"/>
-        <w:gridCol w:w="2837"/>
+        <w:gridCol w:w="2835"/>
         <w:gridCol w:w="1535"/>
-        <w:gridCol w:w="3901"/>
+        <w:gridCol w:w="3903"/>
         <w:gridCol w:w="1765"/>
       </w:tblGrid>
       <w:tr>
         <w:trPr>
+          <w:trHeight w:val="720" w:hRule="atLeast"/>
+        </w:trPr>
+        <w:tc>
+          <w:tcPr>
+            <w:tcW w:w="1281" w:type="dxa"/>
+            <w:tcBorders>
+              <w:top w:val="single" w:sz="6" w:space="0" w:color="000000"/>
+              <w:start w:val="single" w:sz="6" w:space="0" w:color="000000"/>
+              <w:bottom w:val="single" w:sz="6" w:space="0" w:color="000000"/>
+              <w:end w:val="single" w:sz="6" w:space="0" w:color="000000"/>
+            </w:tcBorders>
+          </w:tcPr>
+          <w:p>
+            <w:pPr>
+              <w:pStyle w:val="Normal"/>
+              <w:spacing w:before="0" w:after="185"/>
+              <w:ind w:hanging="0" w:start="0"/>
+              <w:jc w:val="center"/>
+              <w:rPr>
+                <w:rFonts w:eastAsia="Times New Roman"/>
+                <w:sz w:val="26"/>
+                <w:szCs w:val="26"/>
+              </w:rPr>
+            </w:pPr>
+            <w:r>
+              <w:rPr>
+                <w:rFonts w:eastAsia="Times New Roman"/>
+                <w:sz w:val="26"/>
+                <w:szCs w:val="26"/>
+              </w:rPr>
+              <w:t>1</w:t>
+            </w:r>
+          </w:p>
+        </w:tc>
+        <w:tc>
+          <w:tcPr>
+            <w:tcW w:w="2835" w:type="dxa"/>
+            <w:tcBorders>
+              <w:top w:val="single" w:sz="6" w:space="0" w:color="000000"/>
+              <w:start w:val="single" w:sz="6" w:space="0" w:color="000000"/>
+              <w:bottom w:val="single" w:sz="6" w:space="0" w:color="000000"/>
+              <w:end w:val="single" w:sz="6" w:space="0" w:color="000000"/>
+            </w:tcBorders>
+          </w:tcPr>
+          <w:p>
+            <w:pPr>
+              <w:pStyle w:val="Normal"/>
+              <w:spacing w:before="0" w:after="185"/>
+              <w:ind w:hanging="0" w:start="0"/>
+              <w:jc w:val="center"/>
+              <w:rPr>
+                <w:rFonts w:eastAsia="Times New Roman"/>
+                <w:sz w:val="26"/>
+                <w:szCs w:val="26"/>
+              </w:rPr>
+            </w:pPr>
+            <w:r>
+              <w:rPr>
+                <w:rFonts w:eastAsia="Times New Roman"/>
+                <w:sz w:val="26"/>
+                <w:szCs w:val="26"/>
+              </w:rPr>
+              <w:t>2</w:t>
+            </w:r>
+          </w:p>
+        </w:tc>
+        <w:tc>
+          <w:tcPr>
+            <w:tcW w:w="1535" w:type="dxa"/>
+            <w:tcBorders>
+              <w:top w:val="single" w:sz="6" w:space="0" w:color="000000"/>
+              <w:start w:val="single" w:sz="6" w:space="0" w:color="000000"/>
+              <w:bottom w:val="single" w:sz="6" w:space="0" w:color="000000"/>
+              <w:end w:val="single" w:sz="6" w:space="0" w:color="000000"/>
+            </w:tcBorders>
+          </w:tcPr>
+          <w:p>
+            <w:pPr>
+              <w:pStyle w:val="Normal"/>
+              <w:spacing w:before="0" w:after="185"/>
+              <w:ind w:hanging="0" w:start="0"/>
+              <w:jc w:val="center"/>
+              <w:rPr>
+                <w:rFonts w:eastAsia="Times New Roman"/>
+                <w:sz w:val="26"/>
+                <w:szCs w:val="26"/>
+              </w:rPr>
+            </w:pPr>
+            <w:r>
+              <w:rPr>
+                <w:rFonts w:eastAsia="Times New Roman"/>
+                <w:sz w:val="26"/>
+                <w:szCs w:val="26"/>
+              </w:rPr>
+              <w:t>3</w:t>
+            </w:r>
+          </w:p>
+        </w:tc>
+        <w:tc>
+          <w:tcPr>
+            <w:tcW w:w="3903" w:type="dxa"/>
+            <w:tcBorders>
+              <w:top w:val="single" w:sz="6" w:space="0" w:color="000000"/>
+              <w:start w:val="single" w:sz="6" w:space="0" w:color="000000"/>
+              <w:bottom w:val="single" w:sz="6" w:space="0" w:color="000000"/>
+              <w:end w:val="single" w:sz="6" w:space="0" w:color="000000"/>
+            </w:tcBorders>
+          </w:tcPr>
+          <w:p>
+            <w:pPr>
+              <w:pStyle w:val="Normal"/>
+              <w:spacing w:before="0" w:after="185"/>
+              <w:ind w:hanging="0" w:start="0"/>
+              <w:jc w:val="center"/>
+              <w:rPr>
+                <w:rFonts w:eastAsia="Times New Roman"/>
+                <w:sz w:val="26"/>
+                <w:szCs w:val="26"/>
+              </w:rPr>
+            </w:pPr>
+            <w:r>
+              <w:rPr>
+                <w:rFonts w:eastAsia="Times New Roman"/>
+                <w:sz w:val="26"/>
+                <w:szCs w:val="26"/>
+              </w:rPr>
+              <w:t>4</w:t>
+            </w:r>
+          </w:p>
+        </w:tc>
+        <w:tc>
+          <w:tcPr>
+            <w:tcW w:w="1765" w:type="dxa"/>
+            <w:tcBorders>
+              <w:top w:val="single" w:sz="6" w:space="0" w:color="000000"/>
+              <w:start w:val="single" w:sz="6" w:space="0" w:color="000000"/>
+              <w:bottom w:val="single" w:sz="6" w:space="0" w:color="000000"/>
+              <w:end w:val="single" w:sz="6" w:space="0" w:color="000000"/>
+            </w:tcBorders>
+          </w:tcPr>
+          <w:p>
+            <w:pPr>
+              <w:pStyle w:val="Normal"/>
+              <w:spacing w:before="0" w:after="185"/>
+              <w:ind w:hanging="0" w:start="0"/>
+              <w:jc w:val="center"/>
+              <w:rPr>
+                <w:rFonts w:eastAsia="Times New Roman"/>
+                <w:sz w:val="26"/>
+                <w:szCs w:val="26"/>
+              </w:rPr>
+            </w:pPr>
+            <w:r>
+              <w:rPr>
+                <w:rFonts w:eastAsia="Times New Roman"/>
+                <w:sz w:val="26"/>
+                <w:szCs w:val="26"/>
+              </w:rPr>
+              <w:t>5</w:t>
+            </w:r>
+          </w:p>
+        </w:tc>
+      </w:tr>
+      <w:tr>
+        <w:trPr>
           <w:trHeight w:val="6330" w:hRule="atLeast"/>
         </w:trPr>
         <w:tc>
           <w:tcPr>
             <w:tcW w:w="1281" w:type="dxa"/>
             <w:tcBorders>
-              <w:top w:val="single" w:sz="6" w:space="0" w:color="000000"/>
               <w:start w:val="single" w:sz="6" w:space="0" w:color="000000"/>
               <w:bottom w:val="single" w:sz="6" w:space="0" w:color="000000"/>
               <w:end w:val="single" w:sz="6" w:space="0" w:color="000000"/>
@@ -1266,9 +1753,8 @@
         </w:tc>
         <w:tc>
           <w:tcPr>
-            <w:tcW w:w="2837" w:type="dxa"/>
-            <w:tcBorders>
-              <w:top w:val="single" w:sz="6" w:space="0" w:color="000000"/>
+            <w:tcW w:w="2835" w:type="dxa"/>
+            <w:tcBorders>
               <w:start w:val="single" w:sz="6" w:space="0" w:color="000000"/>
               <w:bottom w:val="single" w:sz="6" w:space="0" w:color="000000"/>
               <w:end w:val="single" w:sz="6" w:space="0" w:color="000000"/>
@@ -1302,7 +1788,6 @@
           <w:tcPr>
             <w:tcW w:w="1535" w:type="dxa"/>
             <w:tcBorders>
-              <w:top w:val="single" w:sz="6" w:space="0" w:color="000000"/>
               <w:start w:val="single" w:sz="6" w:space="0" w:color="000000"/>
               <w:bottom w:val="single" w:sz="6" w:space="0" w:color="000000"/>
               <w:end w:val="single" w:sz="6" w:space="0" w:color="000000"/>
@@ -1333,9 +1818,8 @@
         </w:tc>
         <w:tc>
           <w:tcPr>
-            <w:tcW w:w="3901" w:type="dxa"/>
-            <w:tcBorders>
-              <w:top w:val="single" w:sz="6" w:space="0" w:color="000000"/>
+            <w:tcW w:w="3903" w:type="dxa"/>
+            <w:tcBorders>
               <w:start w:val="single" w:sz="6" w:space="0" w:color="000000"/>
               <w:bottom w:val="single" w:sz="6" w:space="0" w:color="000000"/>
               <w:end w:val="single" w:sz="6" w:space="0" w:color="000000"/>
@@ -1368,7 +1852,6 @@
           <w:tcPr>
             <w:tcW w:w="1765" w:type="dxa"/>
             <w:tcBorders>
-              <w:top w:val="single" w:sz="6" w:space="0" w:color="000000"/>
               <w:start w:val="single" w:sz="6" w:space="0" w:color="000000"/>
               <w:bottom w:val="single" w:sz="6" w:space="0" w:color="000000"/>
               <w:end w:val="single" w:sz="6" w:space="0" w:color="000000"/>
@@ -1435,7 +1918,7 @@
         </w:tc>
         <w:tc>
           <w:tcPr>
-            <w:tcW w:w="2837" w:type="dxa"/>
+            <w:tcW w:w="2835" w:type="dxa"/>
             <w:tcBorders>
               <w:top w:val="single" w:sz="6" w:space="0" w:color="000000"/>
               <w:start w:val="single" w:sz="6" w:space="0" w:color="000000"/>
@@ -1538,7 +2021,7 @@
         </w:tc>
         <w:tc>
           <w:tcPr>
-            <w:tcW w:w="3901" w:type="dxa"/>
+            <w:tcW w:w="3903" w:type="dxa"/>
             <w:tcBorders>
               <w:top w:val="single" w:sz="6" w:space="0" w:color="000000"/>
               <w:start w:val="single" w:sz="6" w:space="0" w:color="000000"/>
@@ -1923,14 +2406,14 @@
       </w:tblPr>
       <w:tblGrid>
         <w:gridCol w:w="1281"/>
-        <w:gridCol w:w="2837"/>
+        <w:gridCol w:w="2835"/>
         <w:gridCol w:w="1535"/>
-        <w:gridCol w:w="3901"/>
+        <w:gridCol w:w="3903"/>
         <w:gridCol w:w="1765"/>
       </w:tblGrid>
       <w:tr>
         <w:trPr>
-          <w:trHeight w:val="3660" w:hRule="atLeast"/>
+          <w:trHeight w:val="600" w:hRule="atLeast"/>
         </w:trPr>
         <w:tc>
           <w:tcPr>
@@ -1947,53 +2430,52 @@
               <w:pStyle w:val="Normal"/>
               <w:spacing w:before="0" w:after="185"/>
               <w:ind w:hanging="0" w:start="0"/>
-              <w:rPr>
-                <w:rFonts w:eastAsia="Times New Roman"/>
-                <w:sz w:val="26"/>
-                <w:szCs w:val="26"/>
-              </w:rPr>
-            </w:pPr>
-            <w:r>
-              <w:rPr>
-                <w:rFonts w:eastAsia="Times New Roman"/>
-                <w:sz w:val="26"/>
-                <w:szCs w:val="26"/>
-              </w:rPr>
-              <w:t>PUT</w:t>
-            </w:r>
-          </w:p>
-        </w:tc>
-        <w:tc>
-          <w:tcPr>
-            <w:tcW w:w="2837" w:type="dxa"/>
-            <w:tcBorders>
-              <w:top w:val="single" w:sz="6" w:space="0" w:color="000000"/>
-              <w:start w:val="single" w:sz="6" w:space="0" w:color="000000"/>
-              <w:bottom w:val="single" w:sz="6" w:space="0" w:color="000000"/>
-              <w:end w:val="single" w:sz="6" w:space="0" w:color="000000"/>
-            </w:tcBorders>
-          </w:tcPr>
-          <w:p>
-            <w:pPr>
-              <w:pStyle w:val="Normal"/>
-              <w:spacing w:before="0" w:after="185"/>
-              <w:ind w:hanging="0" w:start="0"/>
-              <w:rPr>
-                <w:rFonts w:eastAsia="Times New Roman"/>
-                <w:sz w:val="26"/>
-                <w:szCs w:val="26"/>
-                <w:lang w:val="en-US"/>
-              </w:rPr>
-            </w:pPr>
-            <w:r>
-              <w:rPr>
-                <w:rStyle w:val="HTMLCode"/>
-                <w:rFonts w:cs="Times New Roman"/>
-                <w:sz w:val="26"/>
-                <w:szCs w:val="26"/>
-                <w:lang w:val="en-US"/>
-              </w:rPr>
-              <w:t>curl -X PUT http://localhost:5012/api/admin/update-admin/7 -H "Authorization: Bearer $T" -H "Content-Type: application/json" -d '{"first_name":"example"}'</w:t>
+              <w:jc w:val="center"/>
+              <w:rPr>
+                <w:rFonts w:eastAsia="Times New Roman"/>
+                <w:sz w:val="26"/>
+                <w:szCs w:val="26"/>
+              </w:rPr>
+            </w:pPr>
+            <w:r>
+              <w:rPr>
+                <w:rFonts w:eastAsia="Times New Roman"/>
+                <w:sz w:val="26"/>
+                <w:szCs w:val="26"/>
+              </w:rPr>
+              <w:t>1</w:t>
+            </w:r>
+          </w:p>
+        </w:tc>
+        <w:tc>
+          <w:tcPr>
+            <w:tcW w:w="2835" w:type="dxa"/>
+            <w:tcBorders>
+              <w:top w:val="single" w:sz="6" w:space="0" w:color="000000"/>
+              <w:start w:val="single" w:sz="6" w:space="0" w:color="000000"/>
+              <w:bottom w:val="single" w:sz="6" w:space="0" w:color="000000"/>
+              <w:end w:val="single" w:sz="6" w:space="0" w:color="000000"/>
+            </w:tcBorders>
+          </w:tcPr>
+          <w:p>
+            <w:pPr>
+              <w:pStyle w:val="Normal"/>
+              <w:spacing w:before="0" w:after="185"/>
+              <w:ind w:hanging="0" w:start="0"/>
+              <w:jc w:val="center"/>
+              <w:rPr>
+                <w:rFonts w:eastAsia="Times New Roman"/>
+                <w:sz w:val="26"/>
+                <w:szCs w:val="26"/>
+              </w:rPr>
+            </w:pPr>
+            <w:r>
+              <w:rPr>
+                <w:rFonts w:eastAsia="Times New Roman"/>
+                <w:sz w:val="26"/>
+                <w:szCs w:val="26"/>
+              </w:rPr>
+              <w:t>2</w:t>
             </w:r>
           </w:p>
         </w:tc>
@@ -2012,92 +2494,52 @@
               <w:pStyle w:val="Normal"/>
               <w:spacing w:before="0" w:after="185"/>
               <w:ind w:hanging="0" w:start="0"/>
-              <w:rPr>
-                <w:rFonts w:eastAsia="Times New Roman"/>
-                <w:sz w:val="26"/>
-                <w:szCs w:val="26"/>
-                <w:lang w:val="en-US"/>
-              </w:rPr>
-            </w:pPr>
-            <w:r>
-              <w:rPr>
-                <w:rFonts w:eastAsia="Times New Roman"/>
-                <w:sz w:val="26"/>
-                <w:szCs w:val="26"/>
-                <w:lang w:val="en-US"/>
-              </w:rPr>
-              <w:t>/api/admin/update-admin/:id</w:t>
-            </w:r>
-          </w:p>
-        </w:tc>
-        <w:tc>
-          <w:tcPr>
-            <w:tcW w:w="3901" w:type="dxa"/>
-            <w:tcBorders>
-              <w:top w:val="single" w:sz="6" w:space="0" w:color="000000"/>
-              <w:start w:val="single" w:sz="6" w:space="0" w:color="000000"/>
-              <w:bottom w:val="single" w:sz="6" w:space="0" w:color="000000"/>
-              <w:end w:val="single" w:sz="6" w:space="0" w:color="000000"/>
-            </w:tcBorders>
-          </w:tcPr>
-          <w:p>
-            <w:pPr>
-              <w:pStyle w:val="Normal"/>
-              <w:spacing w:before="0" w:after="185"/>
-              <w:ind w:hanging="0" w:start="0"/>
-              <w:rPr>
-                <w:rFonts w:eastAsia="Times New Roman"/>
-                <w:sz w:val="26"/>
-                <w:szCs w:val="26"/>
-                <w:lang w:val="en-US"/>
-              </w:rPr>
-            </w:pPr>
-            <w:r>
-              <w:rPr>
-                <w:rFonts w:eastAsia="Times New Roman"/>
-                <w:sz w:val="26"/>
-                <w:szCs w:val="26"/>
-                <w:lang w:val="en-US"/>
-              </w:rPr>
-              <w:t>{"id":7,"email":"</w:t>
-            </w:r>
-            <w:r>
-              <w:rPr>
-                <w:rStyle w:val="HTMLCode"/>
-                <w:rFonts w:cs="Times New Roman"/>
-                <w:sz w:val="26"/>
-                <w:szCs w:val="26"/>
-                <w:lang w:val="en-US"/>
-              </w:rPr>
-              <w:t>example</w:t>
-            </w:r>
-            <w:r>
-              <w:rPr>
-                <w:rFonts w:eastAsia="Times New Roman"/>
-                <w:sz w:val="26"/>
-                <w:szCs w:val="26"/>
-                <w:lang w:val="en-US"/>
-              </w:rPr>
-              <w:t>@mail.ru","role":"Admin","first_name":"</w:t>
-            </w:r>
-            <w:r>
-              <w:rPr>
-                <w:rStyle w:val="HTMLCode"/>
-                <w:rFonts w:cs="Times New Roman"/>
-                <w:sz w:val="26"/>
-                <w:szCs w:val="26"/>
-                <w:lang w:val="en-US"/>
-              </w:rPr>
-              <w:t>example</w:t>
-            </w:r>
-            <w:r>
-              <w:rPr>
-                <w:rFonts w:eastAsia="Times New Roman"/>
-                <w:sz w:val="26"/>
-                <w:szCs w:val="26"/>
-                <w:lang w:val="en-US"/>
-              </w:rPr>
-              <w:t>",...}</w:t>
+              <w:jc w:val="center"/>
+              <w:rPr>
+                <w:rFonts w:eastAsia="Times New Roman"/>
+                <w:sz w:val="26"/>
+                <w:szCs w:val="26"/>
+              </w:rPr>
+            </w:pPr>
+            <w:r>
+              <w:rPr>
+                <w:rFonts w:eastAsia="Times New Roman"/>
+                <w:sz w:val="26"/>
+                <w:szCs w:val="26"/>
+              </w:rPr>
+              <w:t>3</w:t>
+            </w:r>
+          </w:p>
+        </w:tc>
+        <w:tc>
+          <w:tcPr>
+            <w:tcW w:w="3903" w:type="dxa"/>
+            <w:tcBorders>
+              <w:top w:val="single" w:sz="6" w:space="0" w:color="000000"/>
+              <w:start w:val="single" w:sz="6" w:space="0" w:color="000000"/>
+              <w:bottom w:val="single" w:sz="6" w:space="0" w:color="000000"/>
+              <w:end w:val="single" w:sz="6" w:space="0" w:color="000000"/>
+            </w:tcBorders>
+          </w:tcPr>
+          <w:p>
+            <w:pPr>
+              <w:pStyle w:val="Normal"/>
+              <w:spacing w:before="0" w:after="185"/>
+              <w:ind w:hanging="0" w:start="0"/>
+              <w:jc w:val="center"/>
+              <w:rPr>
+                <w:rFonts w:eastAsia="Times New Roman"/>
+                <w:sz w:val="26"/>
+                <w:szCs w:val="26"/>
+              </w:rPr>
+            </w:pPr>
+            <w:r>
+              <w:rPr>
+                <w:rFonts w:eastAsia="Times New Roman"/>
+                <w:sz w:val="26"/>
+                <w:szCs w:val="26"/>
+              </w:rPr>
+              <w:t>4</w:t>
             </w:r>
           </w:p>
         </w:tc>
@@ -2116,65 +2558,62 @@
               <w:pStyle w:val="Normal"/>
               <w:spacing w:before="0" w:after="185"/>
               <w:ind w:hanging="0" w:start="0"/>
-              <w:rPr>
-                <w:rFonts w:eastAsia="Times New Roman"/>
-                <w:sz w:val="26"/>
-                <w:szCs w:val="26"/>
-                <w:lang w:val="en-US"/>
-              </w:rPr>
-            </w:pPr>
-            <w:r>
-              <w:rPr>
-                <w:rFonts w:eastAsia="Times New Roman"/>
-                <w:sz w:val="26"/>
-                <w:szCs w:val="26"/>
-                <w:lang w:val="en-US"/>
-              </w:rPr>
-              <w:t>200; 400; 500;</w:t>
+              <w:jc w:val="center"/>
+              <w:rPr>
+                <w:rFonts w:eastAsia="Times New Roman"/>
+                <w:sz w:val="26"/>
+                <w:szCs w:val="26"/>
+              </w:rPr>
+            </w:pPr>
+            <w:r>
+              <w:rPr>
+                <w:rFonts w:eastAsia="Times New Roman"/>
+                <w:sz w:val="26"/>
+                <w:szCs w:val="26"/>
+              </w:rPr>
+              <w:t>5</w:t>
             </w:r>
           </w:p>
         </w:tc>
       </w:tr>
       <w:tr>
         <w:trPr>
-          <w:trHeight w:val="2135" w:hRule="atLeast"/>
+          <w:trHeight w:val="3435" w:hRule="atLeast"/>
         </w:trPr>
         <w:tc>
           <w:tcPr>
             <w:tcW w:w="1281" w:type="dxa"/>
             <w:tcBorders>
-              <w:top w:val="single" w:sz="6" w:space="0" w:color="000000"/>
-              <w:start w:val="single" w:sz="6" w:space="0" w:color="000000"/>
-              <w:bottom w:val="single" w:sz="6" w:space="0" w:color="000000"/>
-              <w:end w:val="single" w:sz="6" w:space="0" w:color="000000"/>
-            </w:tcBorders>
-          </w:tcPr>
-          <w:p>
-            <w:pPr>
-              <w:pStyle w:val="Normal"/>
-              <w:spacing w:before="0" w:after="185"/>
-              <w:ind w:hanging="0" w:start="0"/>
-              <w:rPr>
-                <w:rFonts w:eastAsia="Times New Roman"/>
-                <w:sz w:val="26"/>
-                <w:szCs w:val="26"/>
-              </w:rPr>
-            </w:pPr>
-            <w:r>
-              <w:rPr>
-                <w:rFonts w:eastAsia="Times New Roman"/>
-                <w:sz w:val="26"/>
-                <w:szCs w:val="26"/>
-              </w:rPr>
-              <w:t>DELETE</w:t>
-            </w:r>
-          </w:p>
-        </w:tc>
-        <w:tc>
-          <w:tcPr>
-            <w:tcW w:w="2837" w:type="dxa"/>
-            <w:tcBorders>
-              <w:top w:val="single" w:sz="6" w:space="0" w:color="000000"/>
+              <w:start w:val="single" w:sz="6" w:space="0" w:color="000000"/>
+              <w:bottom w:val="single" w:sz="6" w:space="0" w:color="000000"/>
+              <w:end w:val="single" w:sz="6" w:space="0" w:color="000000"/>
+            </w:tcBorders>
+          </w:tcPr>
+          <w:p>
+            <w:pPr>
+              <w:pStyle w:val="Normal"/>
+              <w:spacing w:before="0" w:after="185"/>
+              <w:ind w:hanging="0" w:start="0"/>
+              <w:rPr>
+                <w:rFonts w:eastAsia="Times New Roman"/>
+                <w:sz w:val="26"/>
+                <w:szCs w:val="26"/>
+              </w:rPr>
+            </w:pPr>
+            <w:r>
+              <w:rPr>
+                <w:rFonts w:eastAsia="Times New Roman"/>
+                <w:sz w:val="26"/>
+                <w:szCs w:val="26"/>
+              </w:rPr>
+              <w:t>PUT</w:t>
+            </w:r>
+          </w:p>
+        </w:tc>
+        <w:tc>
+          <w:tcPr>
+            <w:tcW w:w="2835" w:type="dxa"/>
+            <w:tcBorders>
               <w:start w:val="single" w:sz="6" w:space="0" w:color="000000"/>
               <w:bottom w:val="single" w:sz="6" w:space="0" w:color="000000"/>
               <w:end w:val="single" w:sz="6" w:space="0" w:color="000000"/>
@@ -2200,7 +2639,7 @@
                 <w:szCs w:val="26"/>
                 <w:lang w:val="en-US"/>
               </w:rPr>
-              <w:t>curl -X DELETE http://localhost:5012/api/admin/delete-admin/7 -H "Authorization: Bearer $T"</w:t>
+              <w:t>curl -X PUT http://localhost:5012/api/admin/update-admin/7 -H "Authorization: Bearer $T" -H "Content-Type: application/json" -d '{"first_name":"example"}'</w:t>
             </w:r>
           </w:p>
         </w:tc>
@@ -2208,63 +2647,101 @@
           <w:tcPr>
             <w:tcW w:w="1535" w:type="dxa"/>
             <w:tcBorders>
-              <w:top w:val="single" w:sz="6" w:space="0" w:color="000000"/>
-              <w:start w:val="single" w:sz="6" w:space="0" w:color="000000"/>
-              <w:bottom w:val="single" w:sz="6" w:space="0" w:color="000000"/>
-              <w:end w:val="single" w:sz="6" w:space="0" w:color="000000"/>
-            </w:tcBorders>
-          </w:tcPr>
-          <w:p>
-            <w:pPr>
-              <w:pStyle w:val="Normal"/>
-              <w:spacing w:before="0" w:after="185"/>
-              <w:ind w:hanging="0" w:start="0"/>
-              <w:rPr>
-                <w:rFonts w:eastAsia="Times New Roman"/>
-                <w:sz w:val="26"/>
-                <w:szCs w:val="26"/>
-                <w:lang w:val="en-US"/>
-              </w:rPr>
-            </w:pPr>
-            <w:r>
-              <w:rPr>
-                <w:rFonts w:eastAsia="Times New Roman"/>
-                <w:sz w:val="26"/>
-                <w:szCs w:val="26"/>
-                <w:lang w:val="en-US"/>
-              </w:rPr>
-              <w:t>/api/admin/delete-admin/:id</w:t>
-            </w:r>
-          </w:p>
-        </w:tc>
-        <w:tc>
-          <w:tcPr>
-            <w:tcW w:w="3901" w:type="dxa"/>
-            <w:tcBorders>
-              <w:top w:val="single" w:sz="6" w:space="0" w:color="000000"/>
-              <w:start w:val="single" w:sz="6" w:space="0" w:color="000000"/>
-              <w:bottom w:val="single" w:sz="6" w:space="0" w:color="000000"/>
-              <w:end w:val="single" w:sz="6" w:space="0" w:color="000000"/>
-            </w:tcBorders>
-          </w:tcPr>
-          <w:p>
-            <w:pPr>
-              <w:pStyle w:val="Normal"/>
-              <w:spacing w:before="0" w:after="185"/>
-              <w:ind w:hanging="0" w:start="0"/>
-              <w:rPr>
-                <w:rFonts w:eastAsia="Times New Roman"/>
-                <w:sz w:val="26"/>
-                <w:szCs w:val="26"/>
-              </w:rPr>
-            </w:pPr>
-            <w:r>
-              <w:rPr>
-                <w:rFonts w:eastAsia="Times New Roman"/>
-                <w:sz w:val="26"/>
-                <w:szCs w:val="26"/>
-              </w:rPr>
-              <w:t>{"message":"Админ удалён"}</w:t>
+              <w:start w:val="single" w:sz="6" w:space="0" w:color="000000"/>
+              <w:bottom w:val="single" w:sz="6" w:space="0" w:color="000000"/>
+              <w:end w:val="single" w:sz="6" w:space="0" w:color="000000"/>
+            </w:tcBorders>
+          </w:tcPr>
+          <w:p>
+            <w:pPr>
+              <w:pStyle w:val="Normal"/>
+              <w:spacing w:before="0" w:after="185"/>
+              <w:ind w:hanging="0" w:start="0"/>
+              <w:rPr>
+                <w:rFonts w:eastAsia="Times New Roman"/>
+                <w:sz w:val="26"/>
+                <w:szCs w:val="26"/>
+                <w:lang w:val="en-US"/>
+              </w:rPr>
+            </w:pPr>
+            <w:r>
+              <w:rPr>
+                <w:rFonts w:eastAsia="Times New Roman"/>
+                <w:sz w:val="26"/>
+                <w:szCs w:val="26"/>
+                <w:lang w:val="en-US"/>
+              </w:rPr>
+              <w:t>/api/admin/update-admin/:id</w:t>
+            </w:r>
+          </w:p>
+        </w:tc>
+        <w:tc>
+          <w:tcPr>
+            <w:tcW w:w="3903" w:type="dxa"/>
+            <w:tcBorders>
+              <w:start w:val="single" w:sz="6" w:space="0" w:color="000000"/>
+              <w:bottom w:val="single" w:sz="6" w:space="0" w:color="000000"/>
+              <w:end w:val="single" w:sz="6" w:space="0" w:color="000000"/>
+            </w:tcBorders>
+          </w:tcPr>
+          <w:p>
+            <w:pPr>
+              <w:pStyle w:val="Normal"/>
+              <w:spacing w:before="0" w:after="185"/>
+              <w:ind w:hanging="0" w:start="0"/>
+              <w:rPr>
+                <w:rFonts w:eastAsia="Times New Roman"/>
+                <w:sz w:val="26"/>
+                <w:szCs w:val="26"/>
+                <w:lang w:val="en-US"/>
+              </w:rPr>
+            </w:pPr>
+            <w:r>
+              <w:rPr>
+                <w:rFonts w:eastAsia="Times New Roman"/>
+                <w:sz w:val="26"/>
+                <w:szCs w:val="26"/>
+                <w:lang w:val="en-US"/>
+              </w:rPr>
+              <w:t>{"id":7,"email":"</w:t>
+            </w:r>
+            <w:r>
+              <w:rPr>
+                <w:rStyle w:val="HTMLCode"/>
+                <w:rFonts w:cs="Times New Roman"/>
+                <w:sz w:val="26"/>
+                <w:szCs w:val="26"/>
+                <w:lang w:val="en-US"/>
+              </w:rPr>
+              <w:t>example</w:t>
+            </w:r>
+            <w:r>
+              <w:rPr>
+                <w:rFonts w:eastAsia="Times New Roman"/>
+                <w:sz w:val="26"/>
+                <w:szCs w:val="26"/>
+                <w:lang w:val="en-US"/>
+              </w:rPr>
+              <w:t>@mail.ru","role":"Admin","first_name":"</w:t>
+            </w:r>
+            <w:r>
+              <w:rPr>
+                <w:rStyle w:val="HTMLCode"/>
+                <w:rFonts w:cs="Times New Roman"/>
+                <w:sz w:val="26"/>
+                <w:szCs w:val="26"/>
+                <w:lang w:val="en-US"/>
+              </w:rPr>
+              <w:t>example</w:t>
+            </w:r>
+            <w:r>
+              <w:rPr>
+                <w:rFonts w:eastAsia="Times New Roman"/>
+                <w:sz w:val="26"/>
+                <w:szCs w:val="26"/>
+                <w:lang w:val="en-US"/>
+              </w:rPr>
+              <w:t>",...}</w:t>
             </w:r>
           </w:p>
         </w:tc>
@@ -2272,7 +2749,6 @@
           <w:tcPr>
             <w:tcW w:w="1765" w:type="dxa"/>
             <w:tcBorders>
-              <w:top w:val="single" w:sz="6" w:space="0" w:color="000000"/>
               <w:start w:val="single" w:sz="6" w:space="0" w:color="000000"/>
               <w:bottom w:val="single" w:sz="6" w:space="0" w:color="000000"/>
               <w:end w:val="single" w:sz="6" w:space="0" w:color="000000"/>
@@ -2304,7 +2780,7 @@
       </w:tr>
       <w:tr>
         <w:trPr>
-          <w:trHeight w:val="2190" w:hRule="atLeast"/>
+          <w:trHeight w:val="2055" w:hRule="atLeast"/>
         </w:trPr>
         <w:tc>
           <w:tcPr>
@@ -2333,13 +2809,13 @@
                 <w:sz w:val="26"/>
                 <w:szCs w:val="26"/>
               </w:rPr>
-              <w:t>GET</w:t>
-            </w:r>
-          </w:p>
-        </w:tc>
-        <w:tc>
-          <w:tcPr>
-            <w:tcW w:w="2837" w:type="dxa"/>
+              <w:t>DELETE</w:t>
+            </w:r>
+          </w:p>
+        </w:tc>
+        <w:tc>
+          <w:tcPr>
+            <w:tcW w:w="2835" w:type="dxa"/>
             <w:tcBorders>
               <w:top w:val="single" w:sz="6" w:space="0" w:color="000000"/>
               <w:start w:val="single" w:sz="6" w:space="0" w:color="000000"/>
@@ -2367,6 +2843,173 @@
                 <w:szCs w:val="26"/>
                 <w:lang w:val="en-US"/>
               </w:rPr>
+              <w:t>curl -X DELETE http://localhost:5012/api/admin/delete-admin/7 -H "Authorization: Bearer $T"</w:t>
+            </w:r>
+          </w:p>
+        </w:tc>
+        <w:tc>
+          <w:tcPr>
+            <w:tcW w:w="1535" w:type="dxa"/>
+            <w:tcBorders>
+              <w:top w:val="single" w:sz="6" w:space="0" w:color="000000"/>
+              <w:start w:val="single" w:sz="6" w:space="0" w:color="000000"/>
+              <w:bottom w:val="single" w:sz="6" w:space="0" w:color="000000"/>
+              <w:end w:val="single" w:sz="6" w:space="0" w:color="000000"/>
+            </w:tcBorders>
+          </w:tcPr>
+          <w:p>
+            <w:pPr>
+              <w:pStyle w:val="Normal"/>
+              <w:spacing w:before="0" w:after="185"/>
+              <w:ind w:hanging="0" w:start="0"/>
+              <w:rPr>
+                <w:rFonts w:eastAsia="Times New Roman"/>
+                <w:sz w:val="26"/>
+                <w:szCs w:val="26"/>
+                <w:lang w:val="en-US"/>
+              </w:rPr>
+            </w:pPr>
+            <w:r>
+              <w:rPr>
+                <w:rFonts w:eastAsia="Times New Roman"/>
+                <w:sz w:val="26"/>
+                <w:szCs w:val="26"/>
+                <w:lang w:val="en-US"/>
+              </w:rPr>
+              <w:t>/api/admin/delete-admin/:id</w:t>
+            </w:r>
+          </w:p>
+        </w:tc>
+        <w:tc>
+          <w:tcPr>
+            <w:tcW w:w="3903" w:type="dxa"/>
+            <w:tcBorders>
+              <w:top w:val="single" w:sz="6" w:space="0" w:color="000000"/>
+              <w:start w:val="single" w:sz="6" w:space="0" w:color="000000"/>
+              <w:bottom w:val="single" w:sz="6" w:space="0" w:color="000000"/>
+              <w:end w:val="single" w:sz="6" w:space="0" w:color="000000"/>
+            </w:tcBorders>
+          </w:tcPr>
+          <w:p>
+            <w:pPr>
+              <w:pStyle w:val="Normal"/>
+              <w:spacing w:before="0" w:after="185"/>
+              <w:ind w:hanging="0" w:start="0"/>
+              <w:rPr>
+                <w:rFonts w:eastAsia="Times New Roman"/>
+                <w:sz w:val="26"/>
+                <w:szCs w:val="26"/>
+              </w:rPr>
+            </w:pPr>
+            <w:r>
+              <w:rPr>
+                <w:rFonts w:eastAsia="Times New Roman"/>
+                <w:sz w:val="26"/>
+                <w:szCs w:val="26"/>
+              </w:rPr>
+              <w:t>{"message":"Админ удалён"}</w:t>
+            </w:r>
+          </w:p>
+        </w:tc>
+        <w:tc>
+          <w:tcPr>
+            <w:tcW w:w="1765" w:type="dxa"/>
+            <w:tcBorders>
+              <w:top w:val="single" w:sz="6" w:space="0" w:color="000000"/>
+              <w:start w:val="single" w:sz="6" w:space="0" w:color="000000"/>
+              <w:bottom w:val="single" w:sz="6" w:space="0" w:color="000000"/>
+              <w:end w:val="single" w:sz="6" w:space="0" w:color="000000"/>
+            </w:tcBorders>
+          </w:tcPr>
+          <w:p>
+            <w:pPr>
+              <w:pStyle w:val="Normal"/>
+              <w:spacing w:before="0" w:after="185"/>
+              <w:ind w:hanging="0" w:start="0"/>
+              <w:rPr>
+                <w:rFonts w:eastAsia="Times New Roman"/>
+                <w:sz w:val="26"/>
+                <w:szCs w:val="26"/>
+                <w:lang w:val="en-US"/>
+              </w:rPr>
+            </w:pPr>
+            <w:r>
+              <w:rPr>
+                <w:rFonts w:eastAsia="Times New Roman"/>
+                <w:sz w:val="26"/>
+                <w:szCs w:val="26"/>
+                <w:lang w:val="en-US"/>
+              </w:rPr>
+              <w:t>200; 400; 500;</w:t>
+            </w:r>
+          </w:p>
+        </w:tc>
+      </w:tr>
+      <w:tr>
+        <w:trPr>
+          <w:trHeight w:val="1755" w:hRule="atLeast"/>
+        </w:trPr>
+        <w:tc>
+          <w:tcPr>
+            <w:tcW w:w="1281" w:type="dxa"/>
+            <w:tcBorders>
+              <w:top w:val="single" w:sz="6" w:space="0" w:color="000000"/>
+              <w:start w:val="single" w:sz="6" w:space="0" w:color="000000"/>
+              <w:bottom w:val="single" w:sz="6" w:space="0" w:color="000000"/>
+              <w:end w:val="single" w:sz="6" w:space="0" w:color="000000"/>
+            </w:tcBorders>
+          </w:tcPr>
+          <w:p>
+            <w:pPr>
+              <w:pStyle w:val="Normal"/>
+              <w:spacing w:before="0" w:after="185"/>
+              <w:ind w:hanging="0" w:start="0"/>
+              <w:rPr>
+                <w:rFonts w:eastAsia="Times New Roman"/>
+                <w:sz w:val="26"/>
+                <w:szCs w:val="26"/>
+              </w:rPr>
+            </w:pPr>
+            <w:r>
+              <w:rPr>
+                <w:rFonts w:eastAsia="Times New Roman"/>
+                <w:sz w:val="26"/>
+                <w:szCs w:val="26"/>
+              </w:rPr>
+              <w:t>GET</w:t>
+            </w:r>
+          </w:p>
+        </w:tc>
+        <w:tc>
+          <w:tcPr>
+            <w:tcW w:w="2835" w:type="dxa"/>
+            <w:tcBorders>
+              <w:top w:val="single" w:sz="6" w:space="0" w:color="000000"/>
+              <w:start w:val="single" w:sz="6" w:space="0" w:color="000000"/>
+              <w:bottom w:val="single" w:sz="6" w:space="0" w:color="000000"/>
+              <w:end w:val="single" w:sz="6" w:space="0" w:color="000000"/>
+            </w:tcBorders>
+          </w:tcPr>
+          <w:p>
+            <w:pPr>
+              <w:pStyle w:val="Normal"/>
+              <w:spacing w:before="0" w:after="185"/>
+              <w:ind w:hanging="0" w:start="0"/>
+              <w:rPr>
+                <w:rFonts w:eastAsia="Times New Roman"/>
+                <w:sz w:val="26"/>
+                <w:szCs w:val="26"/>
+                <w:lang w:val="en-US"/>
+              </w:rPr>
+            </w:pPr>
+            <w:r>
+              <w:rPr>
+                <w:rStyle w:val="HTMLCode"/>
+                <w:rFonts w:cs="Times New Roman"/>
+                <w:sz w:val="26"/>
+                <w:szCs w:val="26"/>
+                <w:lang w:val="en-US"/>
+              </w:rPr>
               <w:t>curl http://localhost:5012/api/admin/list-users -H "Authorization: Bearer $T"</w:t>
             </w:r>
           </w:p>
@@ -2404,7 +3047,7 @@
         </w:tc>
         <w:tc>
           <w:tcPr>
-            <w:tcW w:w="3901" w:type="dxa"/>
+            <w:tcW w:w="3903" w:type="dxa"/>
             <w:tcBorders>
               <w:top w:val="single" w:sz="6" w:space="0" w:color="000000"/>
               <w:start w:val="single" w:sz="6" w:space="0" w:color="000000"/>
@@ -2506,7 +3149,7 @@
         </w:tc>
         <w:tc>
           <w:tcPr>
-            <w:tcW w:w="2837" w:type="dxa"/>
+            <w:tcW w:w="2835" w:type="dxa"/>
             <w:tcBorders>
               <w:top w:val="single" w:sz="6" w:space="0" w:color="000000"/>
               <w:start w:val="single" w:sz="6" w:space="0" w:color="000000"/>
@@ -2534,7 +3177,7 @@
                 <w:szCs w:val="26"/>
                 <w:lang w:val="en-US"/>
               </w:rPr>
-              <w:t>curl -X POST http://localhost:5012/api/admin/create-schedule -H "Authorization: Bearer $T" -H "Content-Type: application/json" -d '{"date":"2026-10-15","lesson_number":1,"subject_id":2,"teacher_id":3,"class_id":1,"classroom_id":4}'</w:t>
+              <w:t>curl -X POST http://localhost:5012/api/admin/create-schedule -H "Authorization: Bearer$T" -H "Content-Type: application/json" -d '{"date":"2026-1015","lesson_number":1,"subject_id":2,"teacher_id":3,"class_id":1,"classroom_id":4}'</w:t>
             </w:r>
           </w:p>
         </w:tc>
@@ -2571,7 +3214,7 @@
         </w:tc>
         <w:tc>
           <w:tcPr>
-            <w:tcW w:w="3901" w:type="dxa"/>
+            <w:tcW w:w="3903" w:type="dxa"/>
             <w:tcBorders>
               <w:top w:val="single" w:sz="6" w:space="0" w:color="000000"/>
               <w:start w:val="single" w:sz="6" w:space="0" w:color="000000"/>
@@ -2676,14 +3319,14 @@
       </w:tblPr>
       <w:tblGrid>
         <w:gridCol w:w="1281"/>
-        <w:gridCol w:w="2837"/>
+        <w:gridCol w:w="2835"/>
         <w:gridCol w:w="1535"/>
-        <w:gridCol w:w="3901"/>
+        <w:gridCol w:w="3903"/>
         <w:gridCol w:w="1765"/>
       </w:tblGrid>
       <w:tr>
         <w:trPr>
-          <w:trHeight w:val="6780" w:hRule="atLeast"/>
+          <w:trHeight w:val="765" w:hRule="atLeast"/>
         </w:trPr>
         <w:tc>
           <w:tcPr>
@@ -2700,6 +3343,170 @@
               <w:pStyle w:val="Normal"/>
               <w:spacing w:before="0" w:after="185"/>
               <w:ind w:hanging="0" w:start="0"/>
+              <w:jc w:val="center"/>
+              <w:rPr>
+                <w:rFonts w:eastAsia="Times New Roman"/>
+                <w:sz w:val="26"/>
+                <w:szCs w:val="26"/>
+              </w:rPr>
+            </w:pPr>
+            <w:r>
+              <w:rPr>
+                <w:rFonts w:eastAsia="Times New Roman"/>
+                <w:sz w:val="26"/>
+                <w:szCs w:val="26"/>
+              </w:rPr>
+              <w:t>1</w:t>
+            </w:r>
+          </w:p>
+        </w:tc>
+        <w:tc>
+          <w:tcPr>
+            <w:tcW w:w="2835" w:type="dxa"/>
+            <w:tcBorders>
+              <w:top w:val="single" w:sz="6" w:space="0" w:color="000000"/>
+              <w:start w:val="single" w:sz="6" w:space="0" w:color="000000"/>
+              <w:bottom w:val="single" w:sz="6" w:space="0" w:color="000000"/>
+              <w:end w:val="single" w:sz="6" w:space="0" w:color="000000"/>
+            </w:tcBorders>
+          </w:tcPr>
+          <w:p>
+            <w:pPr>
+              <w:pStyle w:val="Normal"/>
+              <w:spacing w:before="0" w:after="185"/>
+              <w:ind w:hanging="0" w:start="0"/>
+              <w:jc w:val="center"/>
+              <w:rPr>
+                <w:rFonts w:eastAsia="Times New Roman"/>
+                <w:sz w:val="26"/>
+                <w:szCs w:val="26"/>
+              </w:rPr>
+            </w:pPr>
+            <w:r>
+              <w:rPr>
+                <w:rFonts w:eastAsia="Times New Roman"/>
+                <w:sz w:val="26"/>
+                <w:szCs w:val="26"/>
+              </w:rPr>
+              <w:t>2</w:t>
+            </w:r>
+          </w:p>
+        </w:tc>
+        <w:tc>
+          <w:tcPr>
+            <w:tcW w:w="1535" w:type="dxa"/>
+            <w:tcBorders>
+              <w:top w:val="single" w:sz="6" w:space="0" w:color="000000"/>
+              <w:start w:val="single" w:sz="6" w:space="0" w:color="000000"/>
+              <w:bottom w:val="single" w:sz="6" w:space="0" w:color="000000"/>
+              <w:end w:val="single" w:sz="6" w:space="0" w:color="000000"/>
+            </w:tcBorders>
+          </w:tcPr>
+          <w:p>
+            <w:pPr>
+              <w:pStyle w:val="Normal"/>
+              <w:spacing w:before="0" w:after="185"/>
+              <w:ind w:hanging="0" w:start="0"/>
+              <w:jc w:val="center"/>
+              <w:rPr>
+                <w:rFonts w:eastAsia="Times New Roman"/>
+                <w:sz w:val="26"/>
+                <w:szCs w:val="26"/>
+              </w:rPr>
+            </w:pPr>
+            <w:r>
+              <w:rPr>
+                <w:rFonts w:eastAsia="Times New Roman"/>
+                <w:sz w:val="26"/>
+                <w:szCs w:val="26"/>
+              </w:rPr>
+              <w:t>3</w:t>
+            </w:r>
+          </w:p>
+        </w:tc>
+        <w:tc>
+          <w:tcPr>
+            <w:tcW w:w="3903" w:type="dxa"/>
+            <w:tcBorders>
+              <w:top w:val="single" w:sz="6" w:space="0" w:color="000000"/>
+              <w:start w:val="single" w:sz="6" w:space="0" w:color="000000"/>
+              <w:bottom w:val="single" w:sz="6" w:space="0" w:color="000000"/>
+              <w:end w:val="single" w:sz="6" w:space="0" w:color="000000"/>
+            </w:tcBorders>
+          </w:tcPr>
+          <w:p>
+            <w:pPr>
+              <w:pStyle w:val="Normal"/>
+              <w:spacing w:before="0" w:after="185"/>
+              <w:ind w:hanging="0" w:start="0"/>
+              <w:jc w:val="center"/>
+              <w:rPr>
+                <w:rFonts w:eastAsia="Times New Roman"/>
+                <w:sz w:val="26"/>
+                <w:szCs w:val="26"/>
+              </w:rPr>
+            </w:pPr>
+            <w:r>
+              <w:rPr>
+                <w:rFonts w:eastAsia="Times New Roman"/>
+                <w:sz w:val="26"/>
+                <w:szCs w:val="26"/>
+              </w:rPr>
+              <w:t>4</w:t>
+            </w:r>
+          </w:p>
+        </w:tc>
+        <w:tc>
+          <w:tcPr>
+            <w:tcW w:w="1765" w:type="dxa"/>
+            <w:tcBorders>
+              <w:top w:val="single" w:sz="6" w:space="0" w:color="000000"/>
+              <w:start w:val="single" w:sz="6" w:space="0" w:color="000000"/>
+              <w:bottom w:val="single" w:sz="6" w:space="0" w:color="000000"/>
+              <w:end w:val="single" w:sz="6" w:space="0" w:color="000000"/>
+            </w:tcBorders>
+          </w:tcPr>
+          <w:p>
+            <w:pPr>
+              <w:pStyle w:val="Normal"/>
+              <w:spacing w:before="0" w:after="185"/>
+              <w:ind w:hanging="0" w:start="0"/>
+              <w:jc w:val="center"/>
+              <w:rPr>
+                <w:rFonts w:eastAsia="Times New Roman"/>
+                <w:sz w:val="26"/>
+                <w:szCs w:val="26"/>
+              </w:rPr>
+            </w:pPr>
+            <w:r>
+              <w:rPr>
+                <w:rFonts w:eastAsia="Times New Roman"/>
+                <w:sz w:val="26"/>
+                <w:szCs w:val="26"/>
+              </w:rPr>
+              <w:t>5</w:t>
+            </w:r>
+          </w:p>
+        </w:tc>
+      </w:tr>
+      <w:tr>
+        <w:trPr>
+          <w:trHeight w:val="5715" w:hRule="atLeast"/>
+        </w:trPr>
+        <w:tc>
+          <w:tcPr>
+            <w:tcW w:w="1281" w:type="dxa"/>
+            <w:tcBorders>
+              <w:start w:val="single" w:sz="6" w:space="0" w:color="000000"/>
+              <w:bottom w:val="single" w:sz="6" w:space="0" w:color="000000"/>
+              <w:end w:val="single" w:sz="6" w:space="0" w:color="000000"/>
+            </w:tcBorders>
+          </w:tcPr>
+          <w:p>
+            <w:pPr>
+              <w:pStyle w:val="Normal"/>
+              <w:spacing w:before="0" w:after="185"/>
+              <w:ind w:hanging="0" w:start="0"/>
               <w:rPr>
                 <w:rFonts w:eastAsia="Times New Roman"/>
                 <w:sz w:val="26"/>
@@ -2718,9 +3525,8 @@
         </w:tc>
         <w:tc>
           <w:tcPr>
-            <w:tcW w:w="2837" w:type="dxa"/>
-            <w:tcBorders>
-              <w:top w:val="single" w:sz="6" w:space="0" w:color="000000"/>
+            <w:tcW w:w="2835" w:type="dxa"/>
+            <w:tcBorders>
               <w:start w:val="single" w:sz="6" w:space="0" w:color="000000"/>
               <w:bottom w:val="single" w:sz="6" w:space="0" w:color="000000"/>
               <w:end w:val="single" w:sz="6" w:space="0" w:color="000000"/>
@@ -2754,7 +3560,6 @@
           <w:tcPr>
             <w:tcW w:w="1535" w:type="dxa"/>
             <w:tcBorders>
-              <w:top w:val="single" w:sz="6" w:space="0" w:color="000000"/>
               <w:start w:val="single" w:sz="6" w:space="0" w:color="000000"/>
               <w:bottom w:val="single" w:sz="6" w:space="0" w:color="000000"/>
               <w:end w:val="single" w:sz="6" w:space="0" w:color="000000"/>
@@ -2785,9 +3590,8 @@
         </w:tc>
         <w:tc>
           <w:tcPr>
-            <w:tcW w:w="3901" w:type="dxa"/>
-            <w:tcBorders>
-              <w:top w:val="single" w:sz="6" w:space="0" w:color="000000"/>
+            <w:tcW w:w="3903" w:type="dxa"/>
+            <w:tcBorders>
               <w:start w:val="single" w:sz="6" w:space="0" w:color="000000"/>
               <w:bottom w:val="single" w:sz="6" w:space="0" w:color="000000"/>
               <w:end w:val="single" w:sz="6" w:space="0" w:color="000000"/>
@@ -2818,7 +3622,6 @@
           <w:tcPr>
             <w:tcW w:w="1765" w:type="dxa"/>
             <w:tcBorders>
-              <w:top w:val="single" w:sz="6" w:space="0" w:color="000000"/>
               <w:start w:val="single" w:sz="6" w:space="0" w:color="000000"/>
               <w:bottom w:val="single" w:sz="6" w:space="0" w:color="000000"/>
               <w:end w:val="single" w:sz="6" w:space="0" w:color="000000"/>
@@ -2885,7 +3688,7 @@
         </w:tc>
         <w:tc>
           <w:tcPr>
-            <w:tcW w:w="2837" w:type="dxa"/>
+            <w:tcW w:w="2835" w:type="dxa"/>
             <w:tcBorders>
               <w:top w:val="single" w:sz="6" w:space="0" w:color="000000"/>
               <w:start w:val="single" w:sz="6" w:space="0" w:color="000000"/>
@@ -2952,7 +3755,7 @@
         </w:tc>
         <w:tc>
           <w:tcPr>
-            <w:tcW w:w="3901" w:type="dxa"/>
+            <w:tcW w:w="3903" w:type="dxa"/>
             <w:tcBorders>
               <w:top w:val="single" w:sz="6" w:space="0" w:color="000000"/>
               <w:start w:val="single" w:sz="6" w:space="0" w:color="000000"/>
@@ -3057,9 +3860,9 @@
       </w:tblPr>
       <w:tblGrid>
         <w:gridCol w:w="1281"/>
-        <w:gridCol w:w="2837"/>
+        <w:gridCol w:w="2835"/>
         <w:gridCol w:w="1535"/>
-        <w:gridCol w:w="3901"/>
+        <w:gridCol w:w="3903"/>
         <w:gridCol w:w="1765"/>
       </w:tblGrid>
       <w:tr>
@@ -3099,7 +3902,7 @@
         </w:tc>
         <w:tc>
           <w:tcPr>
-            <w:tcW w:w="2837" w:type="dxa"/>
+            <w:tcW w:w="2835" w:type="dxa"/>
             <w:tcBorders>
               <w:top w:val="single" w:sz="6" w:space="0" w:color="000000"/>
               <w:start w:val="single" w:sz="6" w:space="0" w:color="000000"/>
@@ -3183,7 +3986,7 @@
         </w:tc>
         <w:tc>
           <w:tcPr>
-            <w:tcW w:w="3901" w:type="dxa"/>
+            <w:tcW w:w="3903" w:type="dxa"/>
             <w:tcBorders>
               <w:top w:val="single" w:sz="6" w:space="0" w:color="000000"/>
               <w:start w:val="single" w:sz="6" w:space="0" w:color="000000"/>
@@ -3283,7 +4086,7 @@
         </w:tc>
         <w:tc>
           <w:tcPr>
-            <w:tcW w:w="2837" w:type="dxa"/>
+            <w:tcW w:w="2835" w:type="dxa"/>
             <w:tcBorders>
               <w:top w:val="single" w:sz="6" w:space="0" w:color="000000"/>
               <w:start w:val="single" w:sz="6" w:space="0" w:color="000000"/>
@@ -3350,7 +4153,7 @@
         </w:tc>
         <w:tc>
           <w:tcPr>
-            <w:tcW w:w="3901" w:type="dxa"/>
+            <w:tcW w:w="3903" w:type="dxa"/>
             <w:tcBorders>
               <w:top w:val="single" w:sz="6" w:space="0" w:color="000000"/>
               <w:start w:val="single" w:sz="6" w:space="0" w:color="000000"/>
@@ -3467,7 +4270,7 @@
         </w:tc>
         <w:tc>
           <w:tcPr>
-            <w:tcW w:w="2837" w:type="dxa"/>
+            <w:tcW w:w="2835" w:type="dxa"/>
             <w:tcBorders>
               <w:top w:val="single" w:sz="6" w:space="0" w:color="000000"/>
               <w:start w:val="single" w:sz="6" w:space="0" w:color="000000"/>
@@ -3534,7 +4337,7 @@
         </w:tc>
         <w:tc>
           <w:tcPr>
-            <w:tcW w:w="3901" w:type="dxa"/>
+            <w:tcW w:w="3903" w:type="dxa"/>
             <w:tcBorders>
               <w:top w:val="single" w:sz="6" w:space="0" w:color="000000"/>
               <w:start w:val="single" w:sz="6" w:space="0" w:color="000000"/>
@@ -3639,9 +4442,9 @@
       </w:tblPr>
       <w:tblGrid>
         <w:gridCol w:w="1281"/>
-        <w:gridCol w:w="2837"/>
+        <w:gridCol w:w="2835"/>
         <w:gridCol w:w="1535"/>
-        <w:gridCol w:w="3901"/>
+        <w:gridCol w:w="3903"/>
         <w:gridCol w:w="1765"/>
       </w:tblGrid>
       <w:tr>
@@ -3681,7 +4484,7 @@
         </w:tc>
         <w:tc>
           <w:tcPr>
-            <w:tcW w:w="2837" w:type="dxa"/>
+            <w:tcW w:w="2835" w:type="dxa"/>
             <w:tcBorders>
               <w:top w:val="single" w:sz="6" w:space="0" w:color="000000"/>
               <w:start w:val="single" w:sz="6" w:space="0" w:color="000000"/>
@@ -3748,7 +4551,7 @@
         </w:tc>
         <w:tc>
           <w:tcPr>
-            <w:tcW w:w="3901" w:type="dxa"/>
+            <w:tcW w:w="3903" w:type="dxa"/>
             <w:tcBorders>
               <w:top w:val="single" w:sz="6" w:space="0" w:color="000000"/>
               <w:start w:val="single" w:sz="6" w:space="0" w:color="000000"/>
@@ -3848,7 +4651,7 @@
         </w:tc>
         <w:tc>
           <w:tcPr>
-            <w:tcW w:w="2837" w:type="dxa"/>
+            <w:tcW w:w="2835" w:type="dxa"/>
             <w:tcBorders>
               <w:top w:val="single" w:sz="6" w:space="0" w:color="000000"/>
               <w:start w:val="single" w:sz="6" w:space="0" w:color="000000"/>
@@ -3913,7 +4716,7 @@
         </w:tc>
         <w:tc>
           <w:tcPr>
-            <w:tcW w:w="3901" w:type="dxa"/>
+            <w:tcW w:w="3903" w:type="dxa"/>
             <w:tcBorders>
               <w:top w:val="single" w:sz="6" w:space="0" w:color="000000"/>
               <w:start w:val="single" w:sz="6" w:space="0" w:color="000000"/>
@@ -4030,9 +4833,9 @@
       </w:tblPr>
       <w:tblGrid>
         <w:gridCol w:w="1281"/>
-        <w:gridCol w:w="2837"/>
+        <w:gridCol w:w="2835"/>
         <w:gridCol w:w="1535"/>
-        <w:gridCol w:w="3901"/>
+        <w:gridCol w:w="3903"/>
         <w:gridCol w:w="1765"/>
       </w:tblGrid>
       <w:tr>
@@ -4072,7 +4875,7 @@
         </w:tc>
         <w:tc>
           <w:tcPr>
-            <w:tcW w:w="2837" w:type="dxa"/>
+            <w:tcW w:w="2835" w:type="dxa"/>
             <w:tcBorders>
               <w:top w:val="single" w:sz="6" w:space="0" w:color="000000"/>
               <w:start w:val="single" w:sz="6" w:space="0" w:color="000000"/>
@@ -4139,7 +4942,7 @@
         </w:tc>
         <w:tc>
           <w:tcPr>
-            <w:tcW w:w="3901" w:type="dxa"/>
+            <w:tcW w:w="3903" w:type="dxa"/>
             <w:tcBorders>
               <w:top w:val="single" w:sz="6" w:space="0" w:color="000000"/>
               <w:start w:val="single" w:sz="6" w:space="0" w:color="000000"/>
@@ -4260,7 +5063,7 @@
         </w:tc>
         <w:tc>
           <w:tcPr>
-            <w:tcW w:w="2837" w:type="dxa"/>
+            <w:tcW w:w="2835" w:type="dxa"/>
             <w:tcBorders>
               <w:top w:val="single" w:sz="6" w:space="0" w:color="000000"/>
               <w:start w:val="single" w:sz="6" w:space="0" w:color="000000"/>
@@ -4327,7 +5130,7 @@
         </w:tc>
         <w:tc>
           <w:tcPr>
-            <w:tcW w:w="3901" w:type="dxa"/>
+            <w:tcW w:w="3903" w:type="dxa"/>
             <w:tcBorders>
               <w:top w:val="single" w:sz="6" w:space="0" w:color="000000"/>
               <w:start w:val="single" w:sz="6" w:space="0" w:color="000000"/>
@@ -4427,7 +5230,7 @@
         </w:tc>
         <w:tc>
           <w:tcPr>
-            <w:tcW w:w="2837" w:type="dxa"/>
+            <w:tcW w:w="2835" w:type="dxa"/>
             <w:tcBorders>
               <w:top w:val="single" w:sz="6" w:space="0" w:color="000000"/>
               <w:start w:val="single" w:sz="6" w:space="0" w:color="000000"/>
@@ -4492,7 +5295,7 @@
         </w:tc>
         <w:tc>
           <w:tcPr>
-            <w:tcW w:w="3901" w:type="dxa"/>
+            <w:tcW w:w="3903" w:type="dxa"/>
             <w:tcBorders>
               <w:top w:val="single" w:sz="6" w:space="0" w:color="000000"/>
               <w:start w:val="single" w:sz="6" w:space="0" w:color="000000"/>

--- a/Описание Запросов API.docx
+++ b/Описание Запросов API.docx
@@ -52,13 +52,13 @@
           <w:bottom w:w="60" w:type="dxa"/>
           <w:end w:w="90" w:type="dxa"/>
         </w:tblCellMar>
-        <w:tblLook w:noHBand="0" w:noVBand="1" w:firstColumn="1" w:lastRow="0" w:lastColumn="0" w:firstRow="1" w:val="04a0"/>
+        <w:tblLook w:val="04a0" w:noHBand="0" w:noVBand="1" w:firstColumn="1" w:lastRow="0" w:lastColumn="0" w:firstRow="1"/>
       </w:tblPr>
       <w:tblGrid>
         <w:gridCol w:w="1281"/>
-        <w:gridCol w:w="2888"/>
+        <w:gridCol w:w="2887"/>
         <w:gridCol w:w="1482"/>
-        <w:gridCol w:w="3903"/>
+        <w:gridCol w:w="3904"/>
         <w:gridCol w:w="1765"/>
       </w:tblGrid>
       <w:tr>
@@ -100,7 +100,7 @@
         </w:tc>
         <w:tc>
           <w:tcPr>
-            <w:tcW w:w="2888" w:type="dxa"/>
+            <w:tcW w:w="2887" w:type="dxa"/>
             <w:tcBorders>
               <w:top w:val="single" w:sz="6" w:space="0" w:color="000000"/>
               <w:start w:val="single" w:sz="6" w:space="0" w:color="000000"/>
@@ -166,7 +166,7 @@
         </w:tc>
         <w:tc>
           <w:tcPr>
-            <w:tcW w:w="3903" w:type="dxa"/>
+            <w:tcW w:w="3904" w:type="dxa"/>
             <w:tcBorders>
               <w:top w:val="single" w:sz="6" w:space="0" w:color="000000"/>
               <w:start w:val="single" w:sz="6" w:space="0" w:color="000000"/>
@@ -267,7 +267,7 @@
         </w:tc>
         <w:tc>
           <w:tcPr>
-            <w:tcW w:w="2888" w:type="dxa"/>
+            <w:tcW w:w="2887" w:type="dxa"/>
             <w:tcBorders>
               <w:start w:val="single" w:sz="6" w:space="0" w:color="000000"/>
               <w:bottom w:val="single" w:sz="6" w:space="0" w:color="000000"/>
@@ -331,7 +331,7 @@
         </w:tc>
         <w:tc>
           <w:tcPr>
-            <w:tcW w:w="3903" w:type="dxa"/>
+            <w:tcW w:w="3904" w:type="dxa"/>
             <w:tcBorders>
               <w:start w:val="single" w:sz="6" w:space="0" w:color="000000"/>
               <w:bottom w:val="single" w:sz="6" w:space="0" w:color="000000"/>
@@ -431,7 +431,7 @@
         </w:tc>
         <w:tc>
           <w:tcPr>
-            <w:tcW w:w="2888" w:type="dxa"/>
+            <w:tcW w:w="2887" w:type="dxa"/>
             <w:tcBorders>
               <w:top w:val="single" w:sz="6" w:space="0" w:color="000000"/>
               <w:start w:val="single" w:sz="6" w:space="0" w:color="000000"/>
@@ -497,7 +497,7 @@
         </w:tc>
         <w:tc>
           <w:tcPr>
-            <w:tcW w:w="3903" w:type="dxa"/>
+            <w:tcW w:w="3904" w:type="dxa"/>
             <w:tcBorders>
               <w:top w:val="single" w:sz="6" w:space="0" w:color="000000"/>
               <w:start w:val="single" w:sz="6" w:space="0" w:color="000000"/>
@@ -651,7 +651,7 @@
       <w:tr>
         <w:trPr>
           <w:trHeight w:val="1976" w:hRule="atLeast"/>
-          <w:cantSplit/>
+          <w:cantSplit w:val="true"/>
         </w:trPr>
         <w:tc>
           <w:tcPr>
@@ -686,7 +686,7 @@
         </w:tc>
         <w:tc>
           <w:tcPr>
-            <w:tcW w:w="2888" w:type="dxa"/>
+            <w:tcW w:w="2887" w:type="dxa"/>
             <w:tcBorders>
               <w:top w:val="single" w:sz="6" w:space="0" w:color="000000"/>
               <w:start w:val="single" w:sz="6" w:space="0" w:color="000000"/>
@@ -751,7 +751,7 @@
         </w:tc>
         <w:tc>
           <w:tcPr>
-            <w:tcW w:w="3903" w:type="dxa"/>
+            <w:tcW w:w="3904" w:type="dxa"/>
             <w:tcBorders>
               <w:top w:val="single" w:sz="6" w:space="0" w:color="000000"/>
               <w:start w:val="single" w:sz="6" w:space="0" w:color="000000"/>
@@ -853,7 +853,7 @@
         </w:tc>
         <w:tc>
           <w:tcPr>
-            <w:tcW w:w="2888" w:type="dxa"/>
+            <w:tcW w:w="2887" w:type="dxa"/>
             <w:tcBorders>
               <w:top w:val="single" w:sz="6" w:space="0" w:color="000000"/>
               <w:start w:val="single" w:sz="6" w:space="0" w:color="000000"/>
@@ -918,7 +918,7 @@
         </w:tc>
         <w:tc>
           <w:tcPr>
-            <w:tcW w:w="3903" w:type="dxa"/>
+            <w:tcW w:w="3904" w:type="dxa"/>
             <w:tcBorders>
               <w:top w:val="single" w:sz="6" w:space="0" w:color="000000"/>
               <w:start w:val="single" w:sz="6" w:space="0" w:color="000000"/>
@@ -1012,13 +1012,13 @@
           <w:bottom w:w="60" w:type="dxa"/>
           <w:end w:w="90" w:type="dxa"/>
         </w:tblCellMar>
-        <w:tblLook w:noHBand="0" w:noVBand="1" w:firstColumn="1" w:lastRow="0" w:lastColumn="0" w:firstRow="1" w:val="04a0"/>
+        <w:tblLook w:val="04a0" w:noHBand="0" w:noVBand="1" w:firstColumn="1" w:lastRow="0" w:lastColumn="0" w:firstRow="1"/>
       </w:tblPr>
       <w:tblGrid>
         <w:gridCol w:w="1281"/>
-        <w:gridCol w:w="2835"/>
+        <w:gridCol w:w="2834"/>
         <w:gridCol w:w="1535"/>
-        <w:gridCol w:w="3903"/>
+        <w:gridCol w:w="3904"/>
         <w:gridCol w:w="1765"/>
       </w:tblGrid>
       <w:tr>
@@ -1058,7 +1058,7 @@
         </w:tc>
         <w:tc>
           <w:tcPr>
-            <w:tcW w:w="2835" w:type="dxa"/>
+            <w:tcW w:w="2834" w:type="dxa"/>
             <w:tcBorders>
               <w:top w:val="single" w:sz="6" w:space="0" w:color="000000"/>
               <w:start w:val="single" w:sz="6" w:space="0" w:color="000000"/>
@@ -1120,7 +1120,7 @@
         </w:tc>
         <w:tc>
           <w:tcPr>
-            <w:tcW w:w="3903" w:type="dxa"/>
+            <w:tcW w:w="3904" w:type="dxa"/>
             <w:tcBorders>
               <w:top w:val="single" w:sz="6" w:space="0" w:color="000000"/>
               <w:start w:val="single" w:sz="6" w:space="0" w:color="000000"/>
@@ -1217,7 +1217,7 @@
         </w:tc>
         <w:tc>
           <w:tcPr>
-            <w:tcW w:w="2835" w:type="dxa"/>
+            <w:tcW w:w="2834" w:type="dxa"/>
             <w:tcBorders>
               <w:start w:val="single" w:sz="6" w:space="0" w:color="000000"/>
               <w:bottom w:val="single" w:sz="6" w:space="0" w:color="000000"/>
@@ -1280,7 +1280,7 @@
         </w:tc>
         <w:tc>
           <w:tcPr>
-            <w:tcW w:w="3903" w:type="dxa"/>
+            <w:tcW w:w="3904" w:type="dxa"/>
             <w:tcBorders>
               <w:start w:val="single" w:sz="6" w:space="0" w:color="000000"/>
               <w:bottom w:val="single" w:sz="6" w:space="0" w:color="000000"/>
@@ -1378,7 +1378,7 @@
         </w:tc>
         <w:tc>
           <w:tcPr>
-            <w:tcW w:w="2835" w:type="dxa"/>
+            <w:tcW w:w="2834" w:type="dxa"/>
             <w:tcBorders>
               <w:start w:val="single" w:sz="6" w:space="0" w:color="000000"/>
               <w:bottom w:val="single" w:sz="6" w:space="0" w:color="000000"/>
@@ -1441,7 +1441,7 @@
         </w:tc>
         <w:tc>
           <w:tcPr>
-            <w:tcW w:w="3903" w:type="dxa"/>
+            <w:tcW w:w="3904" w:type="dxa"/>
             <w:tcBorders>
               <w:start w:val="single" w:sz="6" w:space="0" w:color="000000"/>
               <w:bottom w:val="single" w:sz="6" w:space="0" w:color="000000"/>
@@ -1543,13 +1543,13 @@
           <w:bottom w:w="60" w:type="dxa"/>
           <w:end w:w="90" w:type="dxa"/>
         </w:tblCellMar>
-        <w:tblLook w:noHBand="0" w:noVBand="1" w:firstColumn="1" w:lastRow="0" w:lastColumn="0" w:firstRow="1" w:val="04a0"/>
+        <w:tblLook w:val="04a0" w:noHBand="0" w:noVBand="1" w:firstColumn="1" w:lastRow="0" w:lastColumn="0" w:firstRow="1"/>
       </w:tblPr>
       <w:tblGrid>
         <w:gridCol w:w="1281"/>
-        <w:gridCol w:w="2835"/>
+        <w:gridCol w:w="2834"/>
         <w:gridCol w:w="1535"/>
-        <w:gridCol w:w="3903"/>
+        <w:gridCol w:w="3904"/>
         <w:gridCol w:w="1765"/>
       </w:tblGrid>
       <w:tr>
@@ -1590,7 +1590,7 @@
         </w:tc>
         <w:tc>
           <w:tcPr>
-            <w:tcW w:w="2835" w:type="dxa"/>
+            <w:tcW w:w="2834" w:type="dxa"/>
             <w:tcBorders>
               <w:top w:val="single" w:sz="6" w:space="0" w:color="000000"/>
               <w:start w:val="single" w:sz="6" w:space="0" w:color="000000"/>
@@ -1654,7 +1654,7 @@
         </w:tc>
         <w:tc>
           <w:tcPr>
-            <w:tcW w:w="3903" w:type="dxa"/>
+            <w:tcW w:w="3904" w:type="dxa"/>
             <w:tcBorders>
               <w:top w:val="single" w:sz="6" w:space="0" w:color="000000"/>
               <w:start w:val="single" w:sz="6" w:space="0" w:color="000000"/>
@@ -1719,7 +1719,7 @@
       </w:tr>
       <w:tr>
         <w:trPr>
-          <w:trHeight w:val="6330" w:hRule="atLeast"/>
+          <w:trHeight w:val="5445" w:hRule="atLeast"/>
         </w:trPr>
         <w:tc>
           <w:tcPr>
@@ -1753,7 +1753,7 @@
         </w:tc>
         <w:tc>
           <w:tcPr>
-            <w:tcW w:w="2835" w:type="dxa"/>
+            <w:tcW w:w="2834" w:type="dxa"/>
             <w:tcBorders>
               <w:start w:val="single" w:sz="6" w:space="0" w:color="000000"/>
               <w:bottom w:val="single" w:sz="6" w:space="0" w:color="000000"/>
@@ -1818,7 +1818,7 @@
         </w:tc>
         <w:tc>
           <w:tcPr>
-            <w:tcW w:w="3903" w:type="dxa"/>
+            <w:tcW w:w="3904" w:type="dxa"/>
             <w:tcBorders>
               <w:start w:val="single" w:sz="6" w:space="0" w:color="000000"/>
               <w:bottom w:val="single" w:sz="6" w:space="0" w:color="000000"/>
@@ -1918,7 +1918,7 @@
         </w:tc>
         <w:tc>
           <w:tcPr>
-            <w:tcW w:w="2835" w:type="dxa"/>
+            <w:tcW w:w="2834" w:type="dxa"/>
             <w:tcBorders>
               <w:top w:val="single" w:sz="6" w:space="0" w:color="000000"/>
               <w:start w:val="single" w:sz="6" w:space="0" w:color="000000"/>
@@ -2021,7 +2021,7 @@
         </w:tc>
         <w:tc>
           <w:tcPr>
-            <w:tcW w:w="3903" w:type="dxa"/>
+            <w:tcW w:w="3904" w:type="dxa"/>
             <w:tcBorders>
               <w:top w:val="single" w:sz="6" w:space="0" w:color="000000"/>
               <w:start w:val="single" w:sz="6" w:space="0" w:color="000000"/>
@@ -2402,13 +2402,13 @@
           <w:bottom w:w="60" w:type="dxa"/>
           <w:end w:w="90" w:type="dxa"/>
         </w:tblCellMar>
-        <w:tblLook w:noHBand="0" w:noVBand="1" w:firstColumn="1" w:lastRow="0" w:lastColumn="0" w:firstRow="1" w:val="04a0"/>
+        <w:tblLook w:val="04a0" w:noHBand="0" w:noVBand="1" w:firstColumn="1" w:lastRow="0" w:lastColumn="0" w:firstRow="1"/>
       </w:tblPr>
       <w:tblGrid>
         <w:gridCol w:w="1281"/>
-        <w:gridCol w:w="2835"/>
+        <w:gridCol w:w="2834"/>
         <w:gridCol w:w="1535"/>
-        <w:gridCol w:w="3903"/>
+        <w:gridCol w:w="3904"/>
         <w:gridCol w:w="1765"/>
       </w:tblGrid>
       <w:tr>
@@ -2449,7 +2449,7 @@
         </w:tc>
         <w:tc>
           <w:tcPr>
-            <w:tcW w:w="2835" w:type="dxa"/>
+            <w:tcW w:w="2834" w:type="dxa"/>
             <w:tcBorders>
               <w:top w:val="single" w:sz="6" w:space="0" w:color="000000"/>
               <w:start w:val="single" w:sz="6" w:space="0" w:color="000000"/>
@@ -2513,7 +2513,7 @@
         </w:tc>
         <w:tc>
           <w:tcPr>
-            <w:tcW w:w="3903" w:type="dxa"/>
+            <w:tcW w:w="3904" w:type="dxa"/>
             <w:tcBorders>
               <w:top w:val="single" w:sz="6" w:space="0" w:color="000000"/>
               <w:start w:val="single" w:sz="6" w:space="0" w:color="000000"/>
@@ -2612,7 +2612,7 @@
         </w:tc>
         <w:tc>
           <w:tcPr>
-            <w:tcW w:w="2835" w:type="dxa"/>
+            <w:tcW w:w="2834" w:type="dxa"/>
             <w:tcBorders>
               <w:start w:val="single" w:sz="6" w:space="0" w:color="000000"/>
               <w:bottom w:val="single" w:sz="6" w:space="0" w:color="000000"/>
@@ -2639,7 +2639,7 @@
                 <w:szCs w:val="26"/>
                 <w:lang w:val="en-US"/>
               </w:rPr>
-              <w:t>curl -X PUT http://localhost:5012/api/admin/update-admin/7 -H "Authorization: Bearer $T" -H "Content-Type: application/json" -d '{"first_name":"example"}'</w:t>
+              <w:t>curl -X PUT http://localhost:5012/api/admin/update-admin/7 -H "Authorization: Bearer $T" -H "Content-Type: application/json" -d'{"first_name":"example"}'</w:t>
             </w:r>
           </w:p>
         </w:tc>
@@ -2677,7 +2677,7 @@
         </w:tc>
         <w:tc>
           <w:tcPr>
-            <w:tcW w:w="3903" w:type="dxa"/>
+            <w:tcW w:w="3904" w:type="dxa"/>
             <w:tcBorders>
               <w:start w:val="single" w:sz="6" w:space="0" w:color="000000"/>
               <w:bottom w:val="single" w:sz="6" w:space="0" w:color="000000"/>
@@ -2815,7 +2815,7 @@
         </w:tc>
         <w:tc>
           <w:tcPr>
-            <w:tcW w:w="2835" w:type="dxa"/>
+            <w:tcW w:w="2834" w:type="dxa"/>
             <w:tcBorders>
               <w:top w:val="single" w:sz="6" w:space="0" w:color="000000"/>
               <w:start w:val="single" w:sz="6" w:space="0" w:color="000000"/>
@@ -2882,7 +2882,7 @@
         </w:tc>
         <w:tc>
           <w:tcPr>
-            <w:tcW w:w="3903" w:type="dxa"/>
+            <w:tcW w:w="3904" w:type="dxa"/>
             <w:tcBorders>
               <w:top w:val="single" w:sz="6" w:space="0" w:color="000000"/>
               <w:start w:val="single" w:sz="6" w:space="0" w:color="000000"/>
@@ -2982,7 +2982,7 @@
         </w:tc>
         <w:tc>
           <w:tcPr>
-            <w:tcW w:w="2835" w:type="dxa"/>
+            <w:tcW w:w="2834" w:type="dxa"/>
             <w:tcBorders>
               <w:top w:val="single" w:sz="6" w:space="0" w:color="000000"/>
               <w:start w:val="single" w:sz="6" w:space="0" w:color="000000"/>
@@ -3047,7 +3047,7 @@
         </w:tc>
         <w:tc>
           <w:tcPr>
-            <w:tcW w:w="3903" w:type="dxa"/>
+            <w:tcW w:w="3904" w:type="dxa"/>
             <w:tcBorders>
               <w:top w:val="single" w:sz="6" w:space="0" w:color="000000"/>
               <w:start w:val="single" w:sz="6" w:space="0" w:color="000000"/>
@@ -3149,7 +3149,7 @@
         </w:tc>
         <w:tc>
           <w:tcPr>
-            <w:tcW w:w="2835" w:type="dxa"/>
+            <w:tcW w:w="2834" w:type="dxa"/>
             <w:tcBorders>
               <w:top w:val="single" w:sz="6" w:space="0" w:color="000000"/>
               <w:start w:val="single" w:sz="6" w:space="0" w:color="000000"/>
@@ -3214,7 +3214,7 @@
         </w:tc>
         <w:tc>
           <w:tcPr>
-            <w:tcW w:w="3903" w:type="dxa"/>
+            <w:tcW w:w="3904" w:type="dxa"/>
             <w:tcBorders>
               <w:top w:val="single" w:sz="6" w:space="0" w:color="000000"/>
               <w:start w:val="single" w:sz="6" w:space="0" w:color="000000"/>
@@ -3315,18 +3315,18 @@
           <w:bottom w:w="60" w:type="dxa"/>
           <w:end w:w="90" w:type="dxa"/>
         </w:tblCellMar>
-        <w:tblLook w:noHBand="0" w:noVBand="1" w:firstColumn="1" w:lastRow="0" w:lastColumn="0" w:firstRow="1" w:val="04a0"/>
+        <w:tblLook w:val="04a0" w:noHBand="0" w:noVBand="1" w:firstColumn="1" w:lastRow="0" w:lastColumn="0" w:firstRow="1"/>
       </w:tblPr>
       <w:tblGrid>
         <w:gridCol w:w="1281"/>
-        <w:gridCol w:w="2835"/>
+        <w:gridCol w:w="2834"/>
         <w:gridCol w:w="1535"/>
-        <w:gridCol w:w="3903"/>
+        <w:gridCol w:w="3904"/>
         <w:gridCol w:w="1765"/>
       </w:tblGrid>
       <w:tr>
         <w:trPr>
-          <w:trHeight w:val="765" w:hRule="atLeast"/>
+          <w:trHeight w:val="375" w:hRule="atLeast"/>
         </w:trPr>
         <w:tc>
           <w:tcPr>
@@ -3362,7 +3362,7 @@
         </w:tc>
         <w:tc>
           <w:tcPr>
-            <w:tcW w:w="2835" w:type="dxa"/>
+            <w:tcW w:w="2834" w:type="dxa"/>
             <w:tcBorders>
               <w:top w:val="single" w:sz="6" w:space="0" w:color="000000"/>
               <w:start w:val="single" w:sz="6" w:space="0" w:color="000000"/>
@@ -3426,7 +3426,7 @@
         </w:tc>
         <w:tc>
           <w:tcPr>
-            <w:tcW w:w="3903" w:type="dxa"/>
+            <w:tcW w:w="3904" w:type="dxa"/>
             <w:tcBorders>
               <w:top w:val="single" w:sz="6" w:space="0" w:color="000000"/>
               <w:start w:val="single" w:sz="6" w:space="0" w:color="000000"/>
@@ -3491,7 +3491,7 @@
       </w:tr>
       <w:tr>
         <w:trPr>
-          <w:trHeight w:val="5715" w:hRule="atLeast"/>
+          <w:trHeight w:val="6016" w:hRule="atLeast"/>
         </w:trPr>
         <w:tc>
           <w:tcPr>
@@ -3525,7 +3525,7 @@
         </w:tc>
         <w:tc>
           <w:tcPr>
-            <w:tcW w:w="2835" w:type="dxa"/>
+            <w:tcW w:w="2834" w:type="dxa"/>
             <w:tcBorders>
               <w:start w:val="single" w:sz="6" w:space="0" w:color="000000"/>
               <w:bottom w:val="single" w:sz="6" w:space="0" w:color="000000"/>
@@ -3590,7 +3590,7 @@
         </w:tc>
         <w:tc>
           <w:tcPr>
-            <w:tcW w:w="3903" w:type="dxa"/>
+            <w:tcW w:w="3904" w:type="dxa"/>
             <w:tcBorders>
               <w:start w:val="single" w:sz="6" w:space="0" w:color="000000"/>
               <w:bottom w:val="single" w:sz="6" w:space="0" w:color="000000"/>
@@ -3653,7 +3653,7 @@
       </w:tr>
       <w:tr>
         <w:trPr>
-          <w:trHeight w:val="6450" w:hRule="atLeast"/>
+          <w:trHeight w:val="6136" w:hRule="atLeast"/>
         </w:trPr>
         <w:tc>
           <w:tcPr>
@@ -3688,7 +3688,7 @@
         </w:tc>
         <w:tc>
           <w:tcPr>
-            <w:tcW w:w="2835" w:type="dxa"/>
+            <w:tcW w:w="2834" w:type="dxa"/>
             <w:tcBorders>
               <w:top w:val="single" w:sz="6" w:space="0" w:color="000000"/>
               <w:start w:val="single" w:sz="6" w:space="0" w:color="000000"/>
@@ -3755,7 +3755,7 @@
         </w:tc>
         <w:tc>
           <w:tcPr>
-            <w:tcW w:w="3903" w:type="dxa"/>
+            <w:tcW w:w="3904" w:type="dxa"/>
             <w:tcBorders>
               <w:top w:val="single" w:sz="6" w:space="0" w:color="000000"/>
               <w:start w:val="single" w:sz="6" w:space="0" w:color="000000"/>
@@ -3856,18 +3856,18 @@
           <w:bottom w:w="60" w:type="dxa"/>
           <w:end w:w="90" w:type="dxa"/>
         </w:tblCellMar>
-        <w:tblLook w:noHBand="0" w:noVBand="1" w:firstColumn="1" w:lastRow="0" w:lastColumn="0" w:firstRow="1" w:val="04a0"/>
+        <w:tblLook w:val="04a0" w:noHBand="0" w:noVBand="1" w:firstColumn="1" w:lastRow="0" w:lastColumn="0" w:firstRow="1"/>
       </w:tblPr>
       <w:tblGrid>
         <w:gridCol w:w="1281"/>
-        <w:gridCol w:w="2835"/>
+        <w:gridCol w:w="2834"/>
         <w:gridCol w:w="1535"/>
-        <w:gridCol w:w="3903"/>
+        <w:gridCol w:w="3904"/>
         <w:gridCol w:w="1765"/>
       </w:tblGrid>
       <w:tr>
         <w:trPr>
-          <w:trHeight w:val="5194" w:hRule="atLeast"/>
+          <w:trHeight w:val="540" w:hRule="atLeast"/>
         </w:trPr>
         <w:tc>
           <w:tcPr>
@@ -3884,6 +3884,170 @@
               <w:pStyle w:val="Normal"/>
               <w:spacing w:before="0" w:after="185"/>
               <w:ind w:hanging="0" w:start="0"/>
+              <w:jc w:val="center"/>
+              <w:rPr>
+                <w:rFonts w:eastAsia="Times New Roman"/>
+                <w:sz w:val="26"/>
+                <w:szCs w:val="26"/>
+              </w:rPr>
+            </w:pPr>
+            <w:r>
+              <w:rPr>
+                <w:rFonts w:eastAsia="Times New Roman"/>
+                <w:sz w:val="26"/>
+                <w:szCs w:val="26"/>
+              </w:rPr>
+              <w:t>1</w:t>
+            </w:r>
+          </w:p>
+        </w:tc>
+        <w:tc>
+          <w:tcPr>
+            <w:tcW w:w="2834" w:type="dxa"/>
+            <w:tcBorders>
+              <w:top w:val="single" w:sz="6" w:space="0" w:color="000000"/>
+              <w:start w:val="single" w:sz="6" w:space="0" w:color="000000"/>
+              <w:bottom w:val="single" w:sz="6" w:space="0" w:color="000000"/>
+              <w:end w:val="single" w:sz="6" w:space="0" w:color="000000"/>
+            </w:tcBorders>
+          </w:tcPr>
+          <w:p>
+            <w:pPr>
+              <w:pStyle w:val="Normal"/>
+              <w:spacing w:before="0" w:after="185"/>
+              <w:ind w:hanging="0" w:start="0"/>
+              <w:jc w:val="center"/>
+              <w:rPr>
+                <w:rFonts w:eastAsia="Times New Roman"/>
+                <w:sz w:val="26"/>
+                <w:szCs w:val="26"/>
+              </w:rPr>
+            </w:pPr>
+            <w:r>
+              <w:rPr>
+                <w:rFonts w:eastAsia="Times New Roman"/>
+                <w:sz w:val="26"/>
+                <w:szCs w:val="26"/>
+              </w:rPr>
+              <w:t>2</w:t>
+            </w:r>
+          </w:p>
+        </w:tc>
+        <w:tc>
+          <w:tcPr>
+            <w:tcW w:w="1535" w:type="dxa"/>
+            <w:tcBorders>
+              <w:top w:val="single" w:sz="6" w:space="0" w:color="000000"/>
+              <w:start w:val="single" w:sz="6" w:space="0" w:color="000000"/>
+              <w:bottom w:val="single" w:sz="6" w:space="0" w:color="000000"/>
+              <w:end w:val="single" w:sz="6" w:space="0" w:color="000000"/>
+            </w:tcBorders>
+          </w:tcPr>
+          <w:p>
+            <w:pPr>
+              <w:pStyle w:val="Normal"/>
+              <w:spacing w:before="0" w:after="185"/>
+              <w:ind w:hanging="0" w:start="0"/>
+              <w:jc w:val="center"/>
+              <w:rPr>
+                <w:rFonts w:eastAsia="Times New Roman"/>
+                <w:sz w:val="26"/>
+                <w:szCs w:val="26"/>
+              </w:rPr>
+            </w:pPr>
+            <w:r>
+              <w:rPr>
+                <w:rFonts w:eastAsia="Times New Roman"/>
+                <w:sz w:val="26"/>
+                <w:szCs w:val="26"/>
+              </w:rPr>
+              <w:t>3</w:t>
+            </w:r>
+          </w:p>
+        </w:tc>
+        <w:tc>
+          <w:tcPr>
+            <w:tcW w:w="3904" w:type="dxa"/>
+            <w:tcBorders>
+              <w:top w:val="single" w:sz="6" w:space="0" w:color="000000"/>
+              <w:start w:val="single" w:sz="6" w:space="0" w:color="000000"/>
+              <w:bottom w:val="single" w:sz="6" w:space="0" w:color="000000"/>
+              <w:end w:val="single" w:sz="6" w:space="0" w:color="000000"/>
+            </w:tcBorders>
+          </w:tcPr>
+          <w:p>
+            <w:pPr>
+              <w:pStyle w:val="Normal"/>
+              <w:spacing w:before="0" w:after="185"/>
+              <w:ind w:hanging="0" w:start="0"/>
+              <w:jc w:val="center"/>
+              <w:rPr>
+                <w:rFonts w:eastAsia="Times New Roman"/>
+                <w:sz w:val="26"/>
+                <w:szCs w:val="26"/>
+              </w:rPr>
+            </w:pPr>
+            <w:r>
+              <w:rPr>
+                <w:rFonts w:eastAsia="Times New Roman"/>
+                <w:sz w:val="26"/>
+                <w:szCs w:val="26"/>
+              </w:rPr>
+              <w:t>4</w:t>
+            </w:r>
+          </w:p>
+        </w:tc>
+        <w:tc>
+          <w:tcPr>
+            <w:tcW w:w="1765" w:type="dxa"/>
+            <w:tcBorders>
+              <w:top w:val="single" w:sz="6" w:space="0" w:color="000000"/>
+              <w:start w:val="single" w:sz="6" w:space="0" w:color="000000"/>
+              <w:bottom w:val="single" w:sz="6" w:space="0" w:color="000000"/>
+              <w:end w:val="single" w:sz="6" w:space="0" w:color="000000"/>
+            </w:tcBorders>
+          </w:tcPr>
+          <w:p>
+            <w:pPr>
+              <w:pStyle w:val="Normal"/>
+              <w:spacing w:before="0" w:after="185"/>
+              <w:ind w:hanging="0" w:start="0"/>
+              <w:jc w:val="center"/>
+              <w:rPr>
+                <w:rFonts w:eastAsia="Times New Roman"/>
+                <w:sz w:val="26"/>
+                <w:szCs w:val="26"/>
+              </w:rPr>
+            </w:pPr>
+            <w:r>
+              <w:rPr>
+                <w:rFonts w:eastAsia="Times New Roman"/>
+                <w:sz w:val="26"/>
+                <w:szCs w:val="26"/>
+              </w:rPr>
+              <w:t>5</w:t>
+            </w:r>
+          </w:p>
+        </w:tc>
+      </w:tr>
+      <w:tr>
+        <w:trPr>
+          <w:trHeight w:val="4230" w:hRule="atLeast"/>
+        </w:trPr>
+        <w:tc>
+          <w:tcPr>
+            <w:tcW w:w="1281" w:type="dxa"/>
+            <w:tcBorders>
+              <w:start w:val="single" w:sz="6" w:space="0" w:color="000000"/>
+              <w:bottom w:val="single" w:sz="6" w:space="0" w:color="000000"/>
+              <w:end w:val="single" w:sz="6" w:space="0" w:color="000000"/>
+            </w:tcBorders>
+          </w:tcPr>
+          <w:p>
+            <w:pPr>
+              <w:pStyle w:val="Normal"/>
+              <w:spacing w:before="0" w:after="185"/>
+              <w:ind w:hanging="0" w:start="0"/>
               <w:rPr>
                 <w:rFonts w:eastAsia="Times New Roman"/>
                 <w:sz w:val="26"/>
@@ -3902,9 +4066,8 @@
         </w:tc>
         <w:tc>
           <w:tcPr>
-            <w:tcW w:w="2835" w:type="dxa"/>
-            <w:tcBorders>
-              <w:top w:val="single" w:sz="6" w:space="0" w:color="000000"/>
+            <w:tcW w:w="2834" w:type="dxa"/>
+            <w:tcBorders>
               <w:start w:val="single" w:sz="6" w:space="0" w:color="000000"/>
               <w:bottom w:val="single" w:sz="6" w:space="0" w:color="000000"/>
               <w:end w:val="single" w:sz="6" w:space="0" w:color="000000"/>
@@ -3957,7 +4120,6 @@
           <w:tcPr>
             <w:tcW w:w="1535" w:type="dxa"/>
             <w:tcBorders>
-              <w:top w:val="single" w:sz="6" w:space="0" w:color="000000"/>
               <w:start w:val="single" w:sz="6" w:space="0" w:color="000000"/>
               <w:bottom w:val="single" w:sz="6" w:space="0" w:color="000000"/>
               <w:end w:val="single" w:sz="6" w:space="0" w:color="000000"/>
@@ -3986,9 +4148,8 @@
         </w:tc>
         <w:tc>
           <w:tcPr>
-            <w:tcW w:w="3903" w:type="dxa"/>
-            <w:tcBorders>
-              <w:top w:val="single" w:sz="6" w:space="0" w:color="000000"/>
+            <w:tcW w:w="3904" w:type="dxa"/>
+            <w:tcBorders>
               <w:start w:val="single" w:sz="6" w:space="0" w:color="000000"/>
               <w:bottom w:val="single" w:sz="6" w:space="0" w:color="000000"/>
               <w:end w:val="single" w:sz="6" w:space="0" w:color="000000"/>
@@ -4019,7 +4180,6 @@
           <w:tcPr>
             <w:tcW w:w="1765" w:type="dxa"/>
             <w:tcBorders>
-              <w:top w:val="single" w:sz="6" w:space="0" w:color="000000"/>
               <w:start w:val="single" w:sz="6" w:space="0" w:color="000000"/>
               <w:bottom w:val="single" w:sz="6" w:space="0" w:color="000000"/>
               <w:end w:val="single" w:sz="6" w:space="0" w:color="000000"/>
@@ -4086,7 +4246,7 @@
         </w:tc>
         <w:tc>
           <w:tcPr>
-            <w:tcW w:w="2835" w:type="dxa"/>
+            <w:tcW w:w="2834" w:type="dxa"/>
             <w:tcBorders>
               <w:top w:val="single" w:sz="6" w:space="0" w:color="000000"/>
               <w:start w:val="single" w:sz="6" w:space="0" w:color="000000"/>
@@ -4153,7 +4313,7 @@
         </w:tc>
         <w:tc>
           <w:tcPr>
-            <w:tcW w:w="3903" w:type="dxa"/>
+            <w:tcW w:w="3904" w:type="dxa"/>
             <w:tcBorders>
               <w:top w:val="single" w:sz="6" w:space="0" w:color="000000"/>
               <w:start w:val="single" w:sz="6" w:space="0" w:color="000000"/>
@@ -4270,7 +4430,7 @@
         </w:tc>
         <w:tc>
           <w:tcPr>
-            <w:tcW w:w="2835" w:type="dxa"/>
+            <w:tcW w:w="2834" w:type="dxa"/>
             <w:tcBorders>
               <w:top w:val="single" w:sz="6" w:space="0" w:color="000000"/>
               <w:start w:val="single" w:sz="6" w:space="0" w:color="000000"/>
@@ -4337,7 +4497,7 @@
         </w:tc>
         <w:tc>
           <w:tcPr>
-            <w:tcW w:w="3903" w:type="dxa"/>
+            <w:tcW w:w="3904" w:type="dxa"/>
             <w:tcBorders>
               <w:top w:val="single" w:sz="6" w:space="0" w:color="000000"/>
               <w:start w:val="single" w:sz="6" w:space="0" w:color="000000"/>
@@ -4438,24 +4598,188 @@
           <w:bottom w:w="60" w:type="dxa"/>
           <w:end w:w="90" w:type="dxa"/>
         </w:tblCellMar>
-        <w:tblLook w:noHBand="0" w:noVBand="1" w:firstColumn="1" w:lastRow="0" w:lastColumn="0" w:firstRow="1" w:val="04a0"/>
+        <w:tblLook w:val="04a0" w:noHBand="0" w:noVBand="1" w:firstColumn="1" w:lastRow="0" w:lastColumn="0" w:firstRow="1"/>
       </w:tblPr>
       <w:tblGrid>
         <w:gridCol w:w="1281"/>
-        <w:gridCol w:w="2835"/>
+        <w:gridCol w:w="2834"/>
         <w:gridCol w:w="1535"/>
-        <w:gridCol w:w="3903"/>
+        <w:gridCol w:w="3904"/>
         <w:gridCol w:w="1765"/>
       </w:tblGrid>
       <w:tr>
         <w:trPr>
+          <w:trHeight w:val="480" w:hRule="atLeast"/>
+        </w:trPr>
+        <w:tc>
+          <w:tcPr>
+            <w:tcW w:w="1281" w:type="dxa"/>
+            <w:tcBorders>
+              <w:top w:val="single" w:sz="6" w:space="0" w:color="000000"/>
+              <w:start w:val="single" w:sz="6" w:space="0" w:color="000000"/>
+              <w:bottom w:val="single" w:sz="6" w:space="0" w:color="000000"/>
+              <w:end w:val="single" w:sz="6" w:space="0" w:color="000000"/>
+            </w:tcBorders>
+          </w:tcPr>
+          <w:p>
+            <w:pPr>
+              <w:pStyle w:val="Normal"/>
+              <w:spacing w:before="0" w:after="185"/>
+              <w:ind w:hanging="0" w:start="0"/>
+              <w:jc w:val="center"/>
+              <w:rPr>
+                <w:rFonts w:eastAsia="Times New Roman"/>
+                <w:sz w:val="26"/>
+                <w:szCs w:val="26"/>
+              </w:rPr>
+            </w:pPr>
+            <w:r>
+              <w:rPr>
+                <w:rFonts w:eastAsia="Times New Roman"/>
+                <w:sz w:val="26"/>
+                <w:szCs w:val="26"/>
+              </w:rPr>
+              <w:t>1</w:t>
+            </w:r>
+          </w:p>
+        </w:tc>
+        <w:tc>
+          <w:tcPr>
+            <w:tcW w:w="2834" w:type="dxa"/>
+            <w:tcBorders>
+              <w:top w:val="single" w:sz="6" w:space="0" w:color="000000"/>
+              <w:start w:val="single" w:sz="6" w:space="0" w:color="000000"/>
+              <w:bottom w:val="single" w:sz="6" w:space="0" w:color="000000"/>
+              <w:end w:val="single" w:sz="6" w:space="0" w:color="000000"/>
+            </w:tcBorders>
+          </w:tcPr>
+          <w:p>
+            <w:pPr>
+              <w:pStyle w:val="Normal"/>
+              <w:spacing w:before="0" w:after="185"/>
+              <w:ind w:hanging="0" w:start="0"/>
+              <w:jc w:val="center"/>
+              <w:rPr>
+                <w:rFonts w:eastAsia="Times New Roman"/>
+                <w:sz w:val="26"/>
+                <w:szCs w:val="26"/>
+              </w:rPr>
+            </w:pPr>
+            <w:r>
+              <w:rPr>
+                <w:rFonts w:eastAsia="Times New Roman"/>
+                <w:sz w:val="26"/>
+                <w:szCs w:val="26"/>
+              </w:rPr>
+              <w:t>2</w:t>
+            </w:r>
+          </w:p>
+        </w:tc>
+        <w:tc>
+          <w:tcPr>
+            <w:tcW w:w="1535" w:type="dxa"/>
+            <w:tcBorders>
+              <w:top w:val="single" w:sz="6" w:space="0" w:color="000000"/>
+              <w:start w:val="single" w:sz="6" w:space="0" w:color="000000"/>
+              <w:bottom w:val="single" w:sz="6" w:space="0" w:color="000000"/>
+              <w:end w:val="single" w:sz="6" w:space="0" w:color="000000"/>
+            </w:tcBorders>
+          </w:tcPr>
+          <w:p>
+            <w:pPr>
+              <w:pStyle w:val="Normal"/>
+              <w:spacing w:before="0" w:after="185"/>
+              <w:ind w:hanging="0" w:start="0"/>
+              <w:jc w:val="center"/>
+              <w:rPr>
+                <w:rFonts w:eastAsia="Times New Roman"/>
+                <w:sz w:val="26"/>
+                <w:szCs w:val="26"/>
+              </w:rPr>
+            </w:pPr>
+            <w:r>
+              <w:rPr>
+                <w:rFonts w:eastAsia="Times New Roman"/>
+                <w:sz w:val="26"/>
+                <w:szCs w:val="26"/>
+              </w:rPr>
+              <w:t>3</w:t>
+            </w:r>
+          </w:p>
+        </w:tc>
+        <w:tc>
+          <w:tcPr>
+            <w:tcW w:w="3904" w:type="dxa"/>
+            <w:tcBorders>
+              <w:top w:val="single" w:sz="6" w:space="0" w:color="000000"/>
+              <w:start w:val="single" w:sz="6" w:space="0" w:color="000000"/>
+              <w:bottom w:val="single" w:sz="6" w:space="0" w:color="000000"/>
+              <w:end w:val="single" w:sz="6" w:space="0" w:color="000000"/>
+            </w:tcBorders>
+          </w:tcPr>
+          <w:p>
+            <w:pPr>
+              <w:pStyle w:val="Normal"/>
+              <w:spacing w:before="0" w:after="185"/>
+              <w:ind w:hanging="0" w:start="0"/>
+              <w:jc w:val="center"/>
+              <w:rPr>
+                <w:rFonts w:eastAsia="Times New Roman"/>
+                <w:sz w:val="26"/>
+                <w:szCs w:val="26"/>
+              </w:rPr>
+            </w:pPr>
+            <w:r>
+              <w:rPr>
+                <w:rFonts w:eastAsia="Times New Roman"/>
+                <w:sz w:val="26"/>
+                <w:szCs w:val="26"/>
+              </w:rPr>
+              <w:t>4</w:t>
+            </w:r>
+          </w:p>
+        </w:tc>
+        <w:tc>
+          <w:tcPr>
+            <w:tcW w:w="1765" w:type="dxa"/>
+            <w:tcBorders>
+              <w:top w:val="single" w:sz="6" w:space="0" w:color="000000"/>
+              <w:start w:val="single" w:sz="6" w:space="0" w:color="000000"/>
+              <w:bottom w:val="single" w:sz="6" w:space="0" w:color="000000"/>
+              <w:end w:val="single" w:sz="6" w:space="0" w:color="000000"/>
+            </w:tcBorders>
+          </w:tcPr>
+          <w:p>
+            <w:pPr>
+              <w:pStyle w:val="Normal"/>
+              <w:spacing w:before="0" w:after="185"/>
+              <w:ind w:hanging="0" w:start="0"/>
+              <w:jc w:val="center"/>
+              <w:rPr>
+                <w:rFonts w:eastAsia="Times New Roman"/>
+                <w:sz w:val="26"/>
+                <w:szCs w:val="26"/>
+              </w:rPr>
+            </w:pPr>
+            <w:r>
+              <w:rPr>
+                <w:rFonts w:eastAsia="Times New Roman"/>
+                <w:sz w:val="26"/>
+                <w:szCs w:val="26"/>
+              </w:rPr>
+              <w:t>5</w:t>
+            </w:r>
+          </w:p>
+        </w:tc>
+      </w:tr>
+      <w:tr>
+        <w:trPr>
           <w:trHeight w:val="6345" w:hRule="atLeast"/>
         </w:trPr>
         <w:tc>
           <w:tcPr>
             <w:tcW w:w="1281" w:type="dxa"/>
             <w:tcBorders>
-              <w:top w:val="single" w:sz="6" w:space="0" w:color="000000"/>
               <w:start w:val="single" w:sz="6" w:space="0" w:color="000000"/>
               <w:bottom w:val="single" w:sz="6" w:space="0" w:color="000000"/>
               <w:end w:val="single" w:sz="6" w:space="0" w:color="000000"/>
@@ -4484,9 +4808,8 @@
         </w:tc>
         <w:tc>
           <w:tcPr>
-            <w:tcW w:w="2835" w:type="dxa"/>
-            <w:tcBorders>
-              <w:top w:val="single" w:sz="6" w:space="0" w:color="000000"/>
+            <w:tcW w:w="2834" w:type="dxa"/>
+            <w:tcBorders>
               <w:start w:val="single" w:sz="6" w:space="0" w:color="000000"/>
               <w:bottom w:val="single" w:sz="6" w:space="0" w:color="000000"/>
               <w:end w:val="single" w:sz="6" w:space="0" w:color="000000"/>
@@ -4520,7 +4843,6 @@
           <w:tcPr>
             <w:tcW w:w="1535" w:type="dxa"/>
             <w:tcBorders>
-              <w:top w:val="single" w:sz="6" w:space="0" w:color="000000"/>
               <w:start w:val="single" w:sz="6" w:space="0" w:color="000000"/>
               <w:bottom w:val="single" w:sz="6" w:space="0" w:color="000000"/>
               <w:end w:val="single" w:sz="6" w:space="0" w:color="000000"/>
@@ -4551,9 +4873,8 @@
         </w:tc>
         <w:tc>
           <w:tcPr>
-            <w:tcW w:w="3903" w:type="dxa"/>
-            <w:tcBorders>
-              <w:top w:val="single" w:sz="6" w:space="0" w:color="000000"/>
+            <w:tcW w:w="3904" w:type="dxa"/>
+            <w:tcBorders>
               <w:start w:val="single" w:sz="6" w:space="0" w:color="000000"/>
               <w:bottom w:val="single" w:sz="6" w:space="0" w:color="000000"/>
               <w:end w:val="single" w:sz="6" w:space="0" w:color="000000"/>
@@ -4584,7 +4905,6 @@
           <w:tcPr>
             <w:tcW w:w="1765" w:type="dxa"/>
             <w:tcBorders>
-              <w:top w:val="single" w:sz="6" w:space="0" w:color="000000"/>
               <w:start w:val="single" w:sz="6" w:space="0" w:color="000000"/>
               <w:bottom w:val="single" w:sz="6" w:space="0" w:color="000000"/>
               <w:end w:val="single" w:sz="6" w:space="0" w:color="000000"/>
@@ -4651,7 +4971,7 @@
         </w:tc>
         <w:tc>
           <w:tcPr>
-            <w:tcW w:w="2835" w:type="dxa"/>
+            <w:tcW w:w="2834" w:type="dxa"/>
             <w:tcBorders>
               <w:top w:val="single" w:sz="6" w:space="0" w:color="000000"/>
               <w:start w:val="single" w:sz="6" w:space="0" w:color="000000"/>
@@ -4716,7 +5036,7 @@
         </w:tc>
         <w:tc>
           <w:tcPr>
-            <w:tcW w:w="3903" w:type="dxa"/>
+            <w:tcW w:w="3904" w:type="dxa"/>
             <w:tcBorders>
               <w:top w:val="single" w:sz="6" w:space="0" w:color="000000"/>
               <w:start w:val="single" w:sz="6" w:space="0" w:color="000000"/>
@@ -4829,24 +5149,188 @@
           <w:bottom w:w="60" w:type="dxa"/>
           <w:end w:w="90" w:type="dxa"/>
         </w:tblCellMar>
-        <w:tblLook w:noHBand="0" w:noVBand="1" w:firstColumn="1" w:lastRow="0" w:lastColumn="0" w:firstRow="1" w:val="04a0"/>
+        <w:tblLook w:val="04a0" w:noHBand="0" w:noVBand="1" w:firstColumn="1" w:lastRow="0" w:lastColumn="0" w:firstRow="1"/>
       </w:tblPr>
       <w:tblGrid>
         <w:gridCol w:w="1281"/>
-        <w:gridCol w:w="2835"/>
+        <w:gridCol w:w="2834"/>
         <w:gridCol w:w="1535"/>
-        <w:gridCol w:w="3903"/>
+        <w:gridCol w:w="3904"/>
         <w:gridCol w:w="1765"/>
       </w:tblGrid>
       <w:tr>
         <w:trPr>
+          <w:trHeight w:val="375" w:hRule="atLeast"/>
+        </w:trPr>
+        <w:tc>
+          <w:tcPr>
+            <w:tcW w:w="1281" w:type="dxa"/>
+            <w:tcBorders>
+              <w:top w:val="single" w:sz="6" w:space="0" w:color="000000"/>
+              <w:start w:val="single" w:sz="6" w:space="0" w:color="000000"/>
+              <w:bottom w:val="single" w:sz="6" w:space="0" w:color="000000"/>
+              <w:end w:val="single" w:sz="6" w:space="0" w:color="000000"/>
+            </w:tcBorders>
+          </w:tcPr>
+          <w:p>
+            <w:pPr>
+              <w:pStyle w:val="Normal"/>
+              <w:spacing w:before="0" w:after="185"/>
+              <w:ind w:hanging="0" w:start="0"/>
+              <w:jc w:val="center"/>
+              <w:rPr>
+                <w:rFonts w:eastAsia="Times New Roman"/>
+                <w:sz w:val="26"/>
+                <w:szCs w:val="26"/>
+              </w:rPr>
+            </w:pPr>
+            <w:r>
+              <w:rPr>
+                <w:rFonts w:eastAsia="Times New Roman"/>
+                <w:sz w:val="26"/>
+                <w:szCs w:val="26"/>
+              </w:rPr>
+              <w:t>1</w:t>
+            </w:r>
+          </w:p>
+        </w:tc>
+        <w:tc>
+          <w:tcPr>
+            <w:tcW w:w="2834" w:type="dxa"/>
+            <w:tcBorders>
+              <w:top w:val="single" w:sz="6" w:space="0" w:color="000000"/>
+              <w:start w:val="single" w:sz="6" w:space="0" w:color="000000"/>
+              <w:bottom w:val="single" w:sz="6" w:space="0" w:color="000000"/>
+              <w:end w:val="single" w:sz="6" w:space="0" w:color="000000"/>
+            </w:tcBorders>
+          </w:tcPr>
+          <w:p>
+            <w:pPr>
+              <w:pStyle w:val="Normal"/>
+              <w:spacing w:before="0" w:after="185"/>
+              <w:ind w:hanging="0" w:start="0"/>
+              <w:jc w:val="center"/>
+              <w:rPr>
+                <w:rFonts w:eastAsia="Times New Roman"/>
+                <w:sz w:val="26"/>
+                <w:szCs w:val="26"/>
+              </w:rPr>
+            </w:pPr>
+            <w:r>
+              <w:rPr>
+                <w:rFonts w:eastAsia="Times New Roman"/>
+                <w:sz w:val="26"/>
+                <w:szCs w:val="26"/>
+              </w:rPr>
+              <w:t>2</w:t>
+            </w:r>
+          </w:p>
+        </w:tc>
+        <w:tc>
+          <w:tcPr>
+            <w:tcW w:w="1535" w:type="dxa"/>
+            <w:tcBorders>
+              <w:top w:val="single" w:sz="6" w:space="0" w:color="000000"/>
+              <w:start w:val="single" w:sz="6" w:space="0" w:color="000000"/>
+              <w:bottom w:val="single" w:sz="6" w:space="0" w:color="000000"/>
+              <w:end w:val="single" w:sz="6" w:space="0" w:color="000000"/>
+            </w:tcBorders>
+          </w:tcPr>
+          <w:p>
+            <w:pPr>
+              <w:pStyle w:val="Normal"/>
+              <w:spacing w:before="0" w:after="185"/>
+              <w:ind w:hanging="0" w:start="0"/>
+              <w:jc w:val="center"/>
+              <w:rPr>
+                <w:rFonts w:eastAsia="Times New Roman"/>
+                <w:sz w:val="26"/>
+                <w:szCs w:val="26"/>
+              </w:rPr>
+            </w:pPr>
+            <w:r>
+              <w:rPr>
+                <w:rFonts w:eastAsia="Times New Roman"/>
+                <w:sz w:val="26"/>
+                <w:szCs w:val="26"/>
+              </w:rPr>
+              <w:t>3</w:t>
+            </w:r>
+          </w:p>
+        </w:tc>
+        <w:tc>
+          <w:tcPr>
+            <w:tcW w:w="3904" w:type="dxa"/>
+            <w:tcBorders>
+              <w:top w:val="single" w:sz="6" w:space="0" w:color="000000"/>
+              <w:start w:val="single" w:sz="6" w:space="0" w:color="000000"/>
+              <w:bottom w:val="single" w:sz="6" w:space="0" w:color="000000"/>
+              <w:end w:val="single" w:sz="6" w:space="0" w:color="000000"/>
+            </w:tcBorders>
+          </w:tcPr>
+          <w:p>
+            <w:pPr>
+              <w:pStyle w:val="Normal"/>
+              <w:spacing w:before="0" w:after="185"/>
+              <w:ind w:hanging="0" w:start="0"/>
+              <w:jc w:val="center"/>
+              <w:rPr>
+                <w:rFonts w:eastAsia="Times New Roman"/>
+                <w:sz w:val="26"/>
+                <w:szCs w:val="26"/>
+              </w:rPr>
+            </w:pPr>
+            <w:r>
+              <w:rPr>
+                <w:rFonts w:eastAsia="Times New Roman"/>
+                <w:sz w:val="26"/>
+                <w:szCs w:val="26"/>
+              </w:rPr>
+              <w:t>4</w:t>
+            </w:r>
+          </w:p>
+        </w:tc>
+        <w:tc>
+          <w:tcPr>
+            <w:tcW w:w="1765" w:type="dxa"/>
+            <w:tcBorders>
+              <w:top w:val="single" w:sz="6" w:space="0" w:color="000000"/>
+              <w:start w:val="single" w:sz="6" w:space="0" w:color="000000"/>
+              <w:bottom w:val="single" w:sz="6" w:space="0" w:color="000000"/>
+              <w:end w:val="single" w:sz="6" w:space="0" w:color="000000"/>
+            </w:tcBorders>
+          </w:tcPr>
+          <w:p>
+            <w:pPr>
+              <w:pStyle w:val="Normal"/>
+              <w:spacing w:before="0" w:after="185"/>
+              <w:ind w:hanging="0" w:start="0"/>
+              <w:jc w:val="center"/>
+              <w:rPr>
+                <w:rFonts w:eastAsia="Times New Roman"/>
+                <w:sz w:val="26"/>
+                <w:szCs w:val="26"/>
+              </w:rPr>
+            </w:pPr>
+            <w:r>
+              <w:rPr>
+                <w:rFonts w:eastAsia="Times New Roman"/>
+                <w:sz w:val="26"/>
+                <w:szCs w:val="26"/>
+              </w:rPr>
+              <w:t>5</w:t>
+            </w:r>
+          </w:p>
+        </w:tc>
+      </w:tr>
+      <w:tr>
+        <w:trPr>
           <w:trHeight w:val="5737" w:hRule="atLeast"/>
         </w:trPr>
         <w:tc>
           <w:tcPr>
             <w:tcW w:w="1281" w:type="dxa"/>
             <w:tcBorders>
-              <w:top w:val="single" w:sz="6" w:space="0" w:color="000000"/>
               <w:start w:val="single" w:sz="6" w:space="0" w:color="000000"/>
               <w:bottom w:val="single" w:sz="6" w:space="0" w:color="000000"/>
               <w:end w:val="single" w:sz="6" w:space="0" w:color="000000"/>
@@ -4875,9 +5359,8 @@
         </w:tc>
         <w:tc>
           <w:tcPr>
-            <w:tcW w:w="2835" w:type="dxa"/>
-            <w:tcBorders>
-              <w:top w:val="single" w:sz="6" w:space="0" w:color="000000"/>
+            <w:tcW w:w="2834" w:type="dxa"/>
+            <w:tcBorders>
               <w:start w:val="single" w:sz="6" w:space="0" w:color="000000"/>
               <w:bottom w:val="single" w:sz="6" w:space="0" w:color="000000"/>
               <w:end w:val="single" w:sz="6" w:space="0" w:color="000000"/>
@@ -4911,7 +5394,6 @@
           <w:tcPr>
             <w:tcW w:w="1535" w:type="dxa"/>
             <w:tcBorders>
-              <w:top w:val="single" w:sz="6" w:space="0" w:color="000000"/>
               <w:start w:val="single" w:sz="6" w:space="0" w:color="000000"/>
               <w:bottom w:val="single" w:sz="6" w:space="0" w:color="000000"/>
               <w:end w:val="single" w:sz="6" w:space="0" w:color="000000"/>
@@ -4942,9 +5424,8 @@
         </w:tc>
         <w:tc>
           <w:tcPr>
-            <w:tcW w:w="3903" w:type="dxa"/>
-            <w:tcBorders>
-              <w:top w:val="single" w:sz="6" w:space="0" w:color="000000"/>
+            <w:tcW w:w="3904" w:type="dxa"/>
+            <w:tcBorders>
               <w:start w:val="single" w:sz="6" w:space="0" w:color="000000"/>
               <w:bottom w:val="single" w:sz="6" w:space="0" w:color="000000"/>
               <w:end w:val="single" w:sz="6" w:space="0" w:color="000000"/>
@@ -4996,7 +5477,6 @@
           <w:tcPr>
             <w:tcW w:w="1765" w:type="dxa"/>
             <w:tcBorders>
-              <w:top w:val="single" w:sz="6" w:space="0" w:color="000000"/>
               <w:start w:val="single" w:sz="6" w:space="0" w:color="000000"/>
               <w:bottom w:val="single" w:sz="6" w:space="0" w:color="000000"/>
               <w:end w:val="single" w:sz="6" w:space="0" w:color="000000"/>
@@ -5063,7 +5543,7 @@
         </w:tc>
         <w:tc>
           <w:tcPr>
-            <w:tcW w:w="2835" w:type="dxa"/>
+            <w:tcW w:w="2834" w:type="dxa"/>
             <w:tcBorders>
               <w:top w:val="single" w:sz="6" w:space="0" w:color="000000"/>
               <w:start w:val="single" w:sz="6" w:space="0" w:color="000000"/>
@@ -5130,7 +5610,7 @@
         </w:tc>
         <w:tc>
           <w:tcPr>
-            <w:tcW w:w="3903" w:type="dxa"/>
+            <w:tcW w:w="3904" w:type="dxa"/>
             <w:tcBorders>
               <w:top w:val="single" w:sz="6" w:space="0" w:color="000000"/>
               <w:start w:val="single" w:sz="6" w:space="0" w:color="000000"/>
@@ -5230,7 +5710,7 @@
         </w:tc>
         <w:tc>
           <w:tcPr>
-            <w:tcW w:w="2835" w:type="dxa"/>
+            <w:tcW w:w="2834" w:type="dxa"/>
             <w:tcBorders>
               <w:top w:val="single" w:sz="6" w:space="0" w:color="000000"/>
               <w:start w:val="single" w:sz="6" w:space="0" w:color="000000"/>
@@ -5295,7 +5775,7 @@
         </w:tc>
         <w:tc>
           <w:tcPr>
-            <w:tcW w:w="3903" w:type="dxa"/>
+            <w:tcW w:w="3904" w:type="dxa"/>
             <w:tcBorders>
               <w:top w:val="single" w:sz="6" w:space="0" w:color="000000"/>
               <w:start w:val="single" w:sz="6" w:space="0" w:color="000000"/>
@@ -5931,6 +6411,29 @@
     </w:pPr>
     <w:rPr/>
   </w:style>
+  <w:style w:type="paragraph" w:styleId="Style16">
+    <w:name w:val="Содержимое таблицы"/>
+    <w:basedOn w:val="Normal"/>
+    <w:qFormat/>
+    <w:pPr>
+      <w:widowControl w:val="false"/>
+      <w:suppressLineNumbers/>
+    </w:pPr>
+    <w:rPr/>
+  </w:style>
+  <w:style w:type="paragraph" w:styleId="Style17">
+    <w:name w:val="Заголовок таблицы"/>
+    <w:basedOn w:val="Style16"/>
+    <w:qFormat/>
+    <w:pPr>
+      <w:suppressLineNumbers/>
+      <w:jc w:val="center"/>
+    </w:pPr>
+    <w:rPr>
+      <w:b/>
+      <w:bCs/>
+    </w:rPr>
+  </w:style>
   <w:style w:type="paragraph" w:styleId="user2">
     <w:name w:val="Содержимое таблицы (user)"/>
     <w:basedOn w:val="Normal"/>
@@ -5954,31 +6457,8 @@
       <w:bCs/>
     </w:rPr>
   </w:style>
-  <w:style w:type="paragraph" w:styleId="Style16">
-    <w:name w:val="Содержимое таблицы"/>
-    <w:basedOn w:val="Normal"/>
-    <w:qFormat/>
-    <w:pPr>
-      <w:widowControl w:val="false"/>
-      <w:suppressLineNumbers/>
-    </w:pPr>
-    <w:rPr/>
-  </w:style>
-  <w:style w:type="paragraph" w:styleId="Style17">
-    <w:name w:val="Заголовок таблицы"/>
-    <w:basedOn w:val="Style16"/>
-    <w:qFormat/>
-    <w:pPr>
-      <w:suppressLineNumbers/>
-      <w:jc w:val="center"/>
-    </w:pPr>
-    <w:rPr>
-      <w:b/>
-      <w:bCs/>
-    </w:rPr>
-  </w:style>
-  <w:style w:type="numbering" w:styleId="user4" w:default="1">
-    <w:name w:val="Без списка (user)"/>
+  <w:style w:type="numbering" w:styleId="Style18" w:default="1">
+    <w:name w:val="Без списка"/>
     <w:uiPriority w:val="99"/>
     <w:semiHidden/>
     <w:unhideWhenUsed/>

--- a/Описание Запросов API.docx
+++ b/Описание Запросов API.docx
@@ -13,10 +13,14 @@
         <w:ind w:hanging="0" w:start="0"/>
         <w:contextualSpacing/>
         <w:jc w:val="both"/>
-        <w:rPr/>
+        <w:rPr>
+          <w:rFonts w:ascii="Times New Roman" w:hAnsi="Times New Roman"/>
+        </w:rPr>
       </w:pPr>
       <w:r>
-        <w:rPr/>
+        <w:rPr>
+          <w:rFonts w:ascii="Times New Roman" w:hAnsi="Times New Roman"/>
+        </w:rPr>
         <w:tab/>
         <w:t>1.7 Описание запросов API</w:t>
       </w:r>
@@ -32,10 +36,14 @@
         <w:ind w:hanging="0" w:start="0"/>
         <w:contextualSpacing/>
         <w:jc w:val="both"/>
-        <w:rPr/>
+        <w:rPr>
+          <w:rFonts w:ascii="Times New Roman" w:hAnsi="Times New Roman"/>
+        </w:rPr>
       </w:pPr>
       <w:r>
-        <w:rPr/>
+        <w:rPr>
+          <w:rFonts w:ascii="Times New Roman" w:hAnsi="Times New Roman"/>
+        </w:rPr>
         <w:tab/>
         <w:t>Таблица 1.7.1 — Описание Запросов API</w:t>
       </w:r>
@@ -56,8 +64,8 @@
       </w:tblPr>
       <w:tblGrid>
         <w:gridCol w:w="1281"/>
-        <w:gridCol w:w="2887"/>
-        <w:gridCol w:w="1482"/>
+        <w:gridCol w:w="2886"/>
+        <w:gridCol w:w="1483"/>
         <w:gridCol w:w="3904"/>
         <w:gridCol w:w="1765"/>
       </w:tblGrid>
@@ -83,14 +91,12 @@
               <w:ind w:hanging="0" w:start="0"/>
               <w:jc w:val="center"/>
               <w:rPr>
-                <w:rFonts w:eastAsia="Times New Roman"/>
-                <w:sz w:val="26"/>
-                <w:szCs w:val="26"/>
-              </w:rPr>
-            </w:pPr>
-            <w:r>
-              <w:rPr>
-                <w:rFonts w:eastAsia="Times New Roman"/>
+                <w:rFonts w:ascii="Times New Roman" w:hAnsi="Times New Roman"/>
+              </w:rPr>
+            </w:pPr>
+            <w:r>
+              <w:rPr>
+                <w:rFonts w:eastAsia="Times New Roman" w:ascii="Times New Roman" w:hAnsi="Times New Roman"/>
                 <w:sz w:val="26"/>
                 <w:szCs w:val="26"/>
               </w:rPr>
@@ -100,7 +106,7 @@
         </w:tc>
         <w:tc>
           <w:tcPr>
-            <w:tcW w:w="2887" w:type="dxa"/>
+            <w:tcW w:w="2886" w:type="dxa"/>
             <w:tcBorders>
               <w:top w:val="single" w:sz="6" w:space="0" w:color="000000"/>
               <w:start w:val="single" w:sz="6" w:space="0" w:color="000000"/>
@@ -116,14 +122,12 @@
               <w:ind w:hanging="0" w:start="0"/>
               <w:jc w:val="center"/>
               <w:rPr>
-                <w:rFonts w:eastAsia="Times New Roman"/>
-                <w:sz w:val="26"/>
-                <w:szCs w:val="26"/>
-              </w:rPr>
-            </w:pPr>
-            <w:r>
-              <w:rPr>
-                <w:rFonts w:eastAsia="Times New Roman"/>
+                <w:rFonts w:ascii="Times New Roman" w:hAnsi="Times New Roman"/>
+              </w:rPr>
+            </w:pPr>
+            <w:r>
+              <w:rPr>
+                <w:rFonts w:eastAsia="Times New Roman" w:ascii="Times New Roman" w:hAnsi="Times New Roman"/>
                 <w:sz w:val="26"/>
                 <w:szCs w:val="26"/>
               </w:rPr>
@@ -133,7 +137,7 @@
         </w:tc>
         <w:tc>
           <w:tcPr>
-            <w:tcW w:w="1482" w:type="dxa"/>
+            <w:tcW w:w="1483" w:type="dxa"/>
             <w:tcBorders>
               <w:top w:val="single" w:sz="6" w:space="0" w:color="000000"/>
               <w:start w:val="single" w:sz="6" w:space="0" w:color="000000"/>
@@ -149,14 +153,12 @@
               <w:ind w:hanging="0" w:start="0"/>
               <w:jc w:val="center"/>
               <w:rPr>
-                <w:rFonts w:eastAsia="Times New Roman"/>
-                <w:sz w:val="26"/>
-                <w:szCs w:val="26"/>
-              </w:rPr>
-            </w:pPr>
-            <w:r>
-              <w:rPr>
-                <w:rFonts w:eastAsia="Times New Roman"/>
+                <w:rFonts w:ascii="Times New Roman" w:hAnsi="Times New Roman"/>
+              </w:rPr>
+            </w:pPr>
+            <w:r>
+              <w:rPr>
+                <w:rFonts w:eastAsia="Times New Roman" w:ascii="Times New Roman" w:hAnsi="Times New Roman"/>
                 <w:sz w:val="26"/>
                 <w:szCs w:val="26"/>
               </w:rPr>
@@ -182,14 +184,12 @@
               <w:ind w:hanging="0" w:start="0"/>
               <w:jc w:val="center"/>
               <w:rPr>
-                <w:rFonts w:eastAsia="Times New Roman"/>
-                <w:sz w:val="26"/>
-                <w:szCs w:val="26"/>
-              </w:rPr>
-            </w:pPr>
-            <w:r>
-              <w:rPr>
-                <w:rFonts w:eastAsia="Times New Roman"/>
+                <w:rFonts w:ascii="Times New Roman" w:hAnsi="Times New Roman"/>
+              </w:rPr>
+            </w:pPr>
+            <w:r>
+              <w:rPr>
+                <w:rFonts w:eastAsia="Times New Roman" w:ascii="Times New Roman" w:hAnsi="Times New Roman"/>
                 <w:sz w:val="26"/>
                 <w:szCs w:val="26"/>
               </w:rPr>
@@ -215,14 +215,12 @@
               <w:ind w:hanging="0" w:start="0"/>
               <w:jc w:val="center"/>
               <w:rPr>
-                <w:rFonts w:eastAsia="Times New Roman"/>
-                <w:sz w:val="26"/>
-                <w:szCs w:val="26"/>
-              </w:rPr>
-            </w:pPr>
-            <w:r>
-              <w:rPr>
-                <w:rFonts w:eastAsia="Times New Roman"/>
+                <w:rFonts w:ascii="Times New Roman" w:hAnsi="Times New Roman"/>
+              </w:rPr>
+            </w:pPr>
+            <w:r>
+              <w:rPr>
+                <w:rFonts w:eastAsia="Times New Roman" w:ascii="Times New Roman" w:hAnsi="Times New Roman"/>
                 <w:sz w:val="26"/>
                 <w:szCs w:val="26"/>
               </w:rPr>
@@ -250,14 +248,12 @@
               <w:ind w:hanging="0" w:start="0"/>
               <w:jc w:val="center"/>
               <w:rPr>
-                <w:rFonts w:eastAsia="Times New Roman"/>
-                <w:sz w:val="26"/>
-                <w:szCs w:val="26"/>
-              </w:rPr>
-            </w:pPr>
-            <w:r>
-              <w:rPr>
-                <w:rFonts w:eastAsia="Times New Roman"/>
+                <w:rFonts w:ascii="Times New Roman" w:hAnsi="Times New Roman"/>
+              </w:rPr>
+            </w:pPr>
+            <w:r>
+              <w:rPr>
+                <w:rFonts w:eastAsia="Times New Roman" w:ascii="Times New Roman" w:hAnsi="Times New Roman"/>
                 <w:sz w:val="26"/>
                 <w:szCs w:val="26"/>
               </w:rPr>
@@ -267,7 +263,7 @@
         </w:tc>
         <w:tc>
           <w:tcPr>
-            <w:tcW w:w="2887" w:type="dxa"/>
+            <w:tcW w:w="2886" w:type="dxa"/>
             <w:tcBorders>
               <w:start w:val="single" w:sz="6" w:space="0" w:color="000000"/>
               <w:bottom w:val="single" w:sz="6" w:space="0" w:color="000000"/>
@@ -282,14 +278,12 @@
               <w:ind w:hanging="0" w:start="0"/>
               <w:jc w:val="center"/>
               <w:rPr>
-                <w:rFonts w:eastAsia="Times New Roman"/>
-                <w:sz w:val="26"/>
-                <w:szCs w:val="26"/>
-              </w:rPr>
-            </w:pPr>
-            <w:r>
-              <w:rPr>
-                <w:rFonts w:eastAsia="Times New Roman"/>
+                <w:rFonts w:ascii="Times New Roman" w:hAnsi="Times New Roman"/>
+              </w:rPr>
+            </w:pPr>
+            <w:r>
+              <w:rPr>
+                <w:rFonts w:eastAsia="Times New Roman" w:ascii="Times New Roman" w:hAnsi="Times New Roman"/>
                 <w:sz w:val="26"/>
                 <w:szCs w:val="26"/>
               </w:rPr>
@@ -299,7 +293,7 @@
         </w:tc>
         <w:tc>
           <w:tcPr>
-            <w:tcW w:w="1482" w:type="dxa"/>
+            <w:tcW w:w="1483" w:type="dxa"/>
             <w:tcBorders>
               <w:start w:val="single" w:sz="6" w:space="0" w:color="000000"/>
               <w:bottom w:val="single" w:sz="6" w:space="0" w:color="000000"/>
@@ -314,14 +308,12 @@
               <w:ind w:hanging="0" w:start="0"/>
               <w:jc w:val="center"/>
               <w:rPr>
-                <w:rFonts w:eastAsia="Times New Roman"/>
-                <w:sz w:val="26"/>
-                <w:szCs w:val="26"/>
-              </w:rPr>
-            </w:pPr>
-            <w:r>
-              <w:rPr>
-                <w:rFonts w:eastAsia="Times New Roman"/>
+                <w:rFonts w:ascii="Times New Roman" w:hAnsi="Times New Roman"/>
+              </w:rPr>
+            </w:pPr>
+            <w:r>
+              <w:rPr>
+                <w:rFonts w:eastAsia="Times New Roman" w:ascii="Times New Roman" w:hAnsi="Times New Roman"/>
                 <w:sz w:val="26"/>
                 <w:szCs w:val="26"/>
               </w:rPr>
@@ -346,14 +338,12 @@
               <w:ind w:hanging="0" w:start="0"/>
               <w:jc w:val="center"/>
               <w:rPr>
-                <w:rFonts w:eastAsia="Times New Roman"/>
-                <w:sz w:val="26"/>
-                <w:szCs w:val="26"/>
-              </w:rPr>
-            </w:pPr>
-            <w:r>
-              <w:rPr>
-                <w:rFonts w:eastAsia="Times New Roman"/>
+                <w:rFonts w:ascii="Times New Roman" w:hAnsi="Times New Roman"/>
+              </w:rPr>
+            </w:pPr>
+            <w:r>
+              <w:rPr>
+                <w:rFonts w:eastAsia="Times New Roman" w:ascii="Times New Roman" w:hAnsi="Times New Roman"/>
                 <w:sz w:val="26"/>
                 <w:szCs w:val="26"/>
               </w:rPr>
@@ -378,14 +368,12 @@
               <w:ind w:hanging="0" w:start="0"/>
               <w:jc w:val="center"/>
               <w:rPr>
-                <w:rFonts w:eastAsia="Times New Roman"/>
-                <w:sz w:val="26"/>
-                <w:szCs w:val="26"/>
-              </w:rPr>
-            </w:pPr>
-            <w:r>
-              <w:rPr>
-                <w:rFonts w:eastAsia="Times New Roman"/>
+                <w:rFonts w:ascii="Times New Roman" w:hAnsi="Times New Roman"/>
+              </w:rPr>
+            </w:pPr>
+            <w:r>
+              <w:rPr>
+                <w:rFonts w:eastAsia="Times New Roman" w:ascii="Times New Roman" w:hAnsi="Times New Roman"/>
                 <w:sz w:val="26"/>
                 <w:szCs w:val="26"/>
               </w:rPr>
@@ -414,14 +402,12 @@
               <w:spacing w:before="0" w:after="185"/>
               <w:ind w:hanging="0" w:start="0"/>
               <w:rPr>
-                <w:rFonts w:eastAsia="Times New Roman"/>
-                <w:sz w:val="26"/>
-                <w:szCs w:val="26"/>
-              </w:rPr>
-            </w:pPr>
-            <w:r>
-              <w:rPr>
-                <w:rFonts w:eastAsia="Times New Roman"/>
+                <w:rFonts w:ascii="Times New Roman" w:hAnsi="Times New Roman"/>
+              </w:rPr>
+            </w:pPr>
+            <w:r>
+              <w:rPr>
+                <w:rFonts w:eastAsia="Times New Roman" w:ascii="Times New Roman" w:hAnsi="Times New Roman"/>
                 <w:sz w:val="26"/>
                 <w:szCs w:val="26"/>
               </w:rPr>
@@ -431,30 +417,25 @@
         </w:tc>
         <w:tc>
           <w:tcPr>
-            <w:tcW w:w="2887" w:type="dxa"/>
-            <w:tcBorders>
-              <w:top w:val="single" w:sz="6" w:space="0" w:color="000000"/>
-              <w:start w:val="single" w:sz="6" w:space="0" w:color="000000"/>
-              <w:bottom w:val="single" w:sz="6" w:space="0" w:color="000000"/>
-              <w:end w:val="single" w:sz="6" w:space="0" w:color="000000"/>
-            </w:tcBorders>
-          </w:tcPr>
-          <w:p>
-            <w:pPr>
-              <w:pStyle w:val="Normal"/>
-              <w:spacing w:before="0" w:after="185"/>
-              <w:ind w:hanging="0" w:start="0"/>
-              <w:rPr>
-                <w:rFonts w:eastAsia="Times New Roman"/>
-                <w:sz w:val="26"/>
-                <w:szCs w:val="26"/>
-                <w:lang w:val="en-US"/>
-              </w:rPr>
+            <w:tcW w:w="2886" w:type="dxa"/>
+            <w:tcBorders>
+              <w:top w:val="single" w:sz="6" w:space="0" w:color="000000"/>
+              <w:start w:val="single" w:sz="6" w:space="0" w:color="000000"/>
+              <w:bottom w:val="single" w:sz="6" w:space="0" w:color="000000"/>
+              <w:end w:val="single" w:sz="6" w:space="0" w:color="000000"/>
+            </w:tcBorders>
+          </w:tcPr>
+          <w:p>
+            <w:pPr>
+              <w:pStyle w:val="Normal"/>
+              <w:spacing w:before="0" w:after="185"/>
+              <w:ind w:hanging="0" w:start="0"/>
+              <w:rPr/>
             </w:pPr>
             <w:r>
               <w:rPr>
                 <w:rStyle w:val="HTMLCode"/>
-                <w:rFonts w:cs="Times New Roman"/>
+                <w:rFonts w:cs="Times New Roman" w:ascii="Times New Roman" w:hAnsi="Times New Roman"/>
                 <w:sz w:val="26"/>
                 <w:szCs w:val="26"/>
                 <w:lang w:val="en-US"/>
@@ -465,7 +446,7 @@
         </w:tc>
         <w:tc>
           <w:tcPr>
-            <w:tcW w:w="1482" w:type="dxa"/>
+            <w:tcW w:w="1483" w:type="dxa"/>
             <w:tcBorders>
               <w:top w:val="single" w:sz="6" w:space="0" w:color="000000"/>
               <w:start w:val="single" w:sz="6" w:space="0" w:color="000000"/>
@@ -480,14 +461,12 @@
               <w:ind w:hanging="0" w:start="0"/>
               <w:jc w:val="start"/>
               <w:rPr>
-                <w:rFonts w:eastAsia="Times New Roman"/>
-                <w:sz w:val="26"/>
-                <w:szCs w:val="26"/>
-              </w:rPr>
-            </w:pPr>
-            <w:r>
-              <w:rPr>
-                <w:rFonts w:eastAsia="Times New Roman"/>
+                <w:rFonts w:ascii="Times New Roman" w:hAnsi="Times New Roman"/>
+              </w:rPr>
+            </w:pPr>
+            <w:r>
+              <w:rPr>
+                <w:rFonts w:eastAsia="Times New Roman" w:ascii="Times New Roman" w:hAnsi="Times New Roman"/>
                 <w:sz w:val="26"/>
                 <w:szCs w:val="26"/>
               </w:rPr>
@@ -510,16 +489,11 @@
               <w:pStyle w:val="Normal"/>
               <w:spacing w:before="0" w:after="185"/>
               <w:ind w:hanging="0" w:start="0"/>
-              <w:rPr>
-                <w:rFonts w:eastAsia="Times New Roman"/>
-                <w:sz w:val="26"/>
-                <w:szCs w:val="26"/>
-                <w:lang w:val="en-US"/>
-              </w:rPr>
-            </w:pPr>
-            <w:r>
-              <w:rPr>
-                <w:rFonts w:eastAsia="Times New Roman"/>
+              <w:rPr/>
+            </w:pPr>
+            <w:r>
+              <w:rPr>
+                <w:rFonts w:eastAsia="Times New Roman" w:ascii="Times New Roman" w:hAnsi="Times New Roman"/>
                 <w:sz w:val="26"/>
                 <w:szCs w:val="26"/>
                 <w:lang w:val="en-US"/>
@@ -529,7 +503,7 @@
             <w:r>
               <w:rPr>
                 <w:rStyle w:val="1"/>
-                <w:rFonts w:cs="Times New Roman"/>
+                <w:rFonts w:cs="Times New Roman" w:ascii="Times New Roman" w:hAnsi="Times New Roman"/>
                 <w:sz w:val="26"/>
                 <w:szCs w:val="26"/>
                 <w:lang w:val="en-US"/>
@@ -539,7 +513,7 @@
             <w:r>
               <w:rPr>
                 <w:rStyle w:val="HTMLCode"/>
-                <w:rFonts w:cs="Times New Roman"/>
+                <w:rFonts w:cs="Times New Roman" w:ascii="Times New Roman" w:hAnsi="Times New Roman"/>
                 <w:sz w:val="26"/>
                 <w:szCs w:val="26"/>
                 <w:lang w:val="en-US"/>
@@ -548,7 +522,7 @@
             </w:r>
             <w:r>
               <w:rPr>
-                <w:rFonts w:eastAsia="Times New Roman"/>
+                <w:rFonts w:eastAsia="Times New Roman" w:ascii="Times New Roman" w:hAnsi="Times New Roman"/>
                 <w:sz w:val="26"/>
                 <w:szCs w:val="26"/>
                 <w:lang w:val="en-US"/>
@@ -558,7 +532,7 @@
             <w:r>
               <w:rPr>
                 <w:rStyle w:val="HTMLCode"/>
-                <w:rFonts w:cs="Times New Roman"/>
+                <w:rFonts w:cs="Times New Roman" w:ascii="Times New Roman" w:hAnsi="Times New Roman"/>
                 <w:sz w:val="26"/>
                 <w:szCs w:val="26"/>
                 <w:lang w:val="en-US"/>
@@ -567,7 +541,7 @@
             </w:r>
             <w:r>
               <w:rPr>
-                <w:rFonts w:eastAsia="Times New Roman"/>
+                <w:rFonts w:eastAsia="Times New Roman" w:ascii="Times New Roman" w:hAnsi="Times New Roman"/>
                 <w:sz w:val="26"/>
                 <w:szCs w:val="26"/>
                 <w:lang w:val="en-US"/>
@@ -577,7 +551,7 @@
             <w:r>
               <w:rPr>
                 <w:rStyle w:val="HTMLCode"/>
-                <w:rFonts w:cs="Times New Roman"/>
+                <w:rFonts w:cs="Times New Roman" w:ascii="Times New Roman" w:hAnsi="Times New Roman"/>
                 <w:sz w:val="26"/>
                 <w:szCs w:val="26"/>
                 <w:lang w:val="en-US"/>
@@ -586,7 +560,7 @@
             </w:r>
             <w:r>
               <w:rPr>
-                <w:rFonts w:eastAsia="Times New Roman"/>
+                <w:rFonts w:eastAsia="Times New Roman" w:ascii="Times New Roman" w:hAnsi="Times New Roman"/>
                 <w:sz w:val="26"/>
                 <w:szCs w:val="26"/>
                 <w:lang w:val="en-US"/>
@@ -596,7 +570,7 @@
             <w:r>
               <w:rPr>
                 <w:rStyle w:val="HTMLCode"/>
-                <w:rFonts w:cs="Times New Roman"/>
+                <w:rFonts w:cs="Times New Roman" w:ascii="Times New Roman" w:hAnsi="Times New Roman"/>
                 <w:sz w:val="26"/>
                 <w:szCs w:val="26"/>
                 <w:lang w:val="en-US"/>
@@ -605,7 +579,7 @@
             </w:r>
             <w:r>
               <w:rPr>
-                <w:rFonts w:eastAsia="Times New Roman"/>
+                <w:rFonts w:eastAsia="Times New Roman" w:ascii="Times New Roman" w:hAnsi="Times New Roman"/>
                 <w:sz w:val="26"/>
                 <w:szCs w:val="26"/>
                 <w:lang w:val="en-US"/>
@@ -630,15 +604,12 @@
               <w:spacing w:before="0" w:after="185"/>
               <w:ind w:hanging="0" w:start="0"/>
               <w:rPr>
-                <w:rFonts w:eastAsia="Times New Roman"/>
-                <w:sz w:val="26"/>
-                <w:szCs w:val="26"/>
-                <w:lang w:val="en-US"/>
-              </w:rPr>
-            </w:pPr>
-            <w:r>
-              <w:rPr>
-                <w:rFonts w:eastAsia="Times New Roman"/>
+                <w:rFonts w:ascii="Times New Roman" w:hAnsi="Times New Roman"/>
+              </w:rPr>
+            </w:pPr>
+            <w:r>
+              <w:rPr>
+                <w:rFonts w:eastAsia="Times New Roman" w:ascii="Times New Roman" w:hAnsi="Times New Roman"/>
                 <w:sz w:val="26"/>
                 <w:szCs w:val="26"/>
                 <w:lang w:val="en-US"/>
@@ -650,7 +621,7 @@
       </w:tr>
       <w:tr>
         <w:trPr>
-          <w:trHeight w:val="1976" w:hRule="atLeast"/>
+          <w:trHeight w:val="2278" w:hRule="atLeast"/>
           <w:cantSplit w:val="true"/>
         </w:trPr>
         <w:tc>
@@ -669,14 +640,12 @@
               <w:spacing w:before="0" w:after="185"/>
               <w:ind w:hanging="0" w:start="0"/>
               <w:rPr>
-                <w:rFonts w:eastAsia="Times New Roman"/>
-                <w:sz w:val="26"/>
-                <w:szCs w:val="26"/>
-              </w:rPr>
-            </w:pPr>
-            <w:r>
-              <w:rPr>
-                <w:rFonts w:eastAsia="Times New Roman"/>
+                <w:rFonts w:ascii="Times New Roman" w:hAnsi="Times New Roman"/>
+              </w:rPr>
+            </w:pPr>
+            <w:r>
+              <w:rPr>
+                <w:rFonts w:eastAsia="Times New Roman" w:ascii="Times New Roman" w:hAnsi="Times New Roman"/>
                 <w:sz w:val="26"/>
                 <w:szCs w:val="26"/>
               </w:rPr>
@@ -686,30 +655,25 @@
         </w:tc>
         <w:tc>
           <w:tcPr>
-            <w:tcW w:w="2887" w:type="dxa"/>
-            <w:tcBorders>
-              <w:top w:val="single" w:sz="6" w:space="0" w:color="000000"/>
-              <w:start w:val="single" w:sz="6" w:space="0" w:color="000000"/>
-              <w:bottom w:val="single" w:sz="6" w:space="0" w:color="000000"/>
-              <w:end w:val="single" w:sz="6" w:space="0" w:color="000000"/>
-            </w:tcBorders>
-          </w:tcPr>
-          <w:p>
-            <w:pPr>
-              <w:pStyle w:val="Normal"/>
-              <w:spacing w:before="0" w:after="185"/>
-              <w:ind w:hanging="0" w:start="0"/>
-              <w:rPr>
-                <w:rFonts w:eastAsia="Times New Roman"/>
-                <w:sz w:val="26"/>
-                <w:szCs w:val="26"/>
-                <w:lang w:val="en-US"/>
-              </w:rPr>
+            <w:tcW w:w="2886" w:type="dxa"/>
+            <w:tcBorders>
+              <w:top w:val="single" w:sz="6" w:space="0" w:color="000000"/>
+              <w:start w:val="single" w:sz="6" w:space="0" w:color="000000"/>
+              <w:bottom w:val="single" w:sz="6" w:space="0" w:color="000000"/>
+              <w:end w:val="single" w:sz="6" w:space="0" w:color="000000"/>
+            </w:tcBorders>
+          </w:tcPr>
+          <w:p>
+            <w:pPr>
+              <w:pStyle w:val="Normal"/>
+              <w:spacing w:before="0" w:after="185"/>
+              <w:ind w:hanging="0" w:start="0"/>
+              <w:rPr/>
             </w:pPr>
             <w:r>
               <w:rPr>
                 <w:rStyle w:val="HTMLCode"/>
-                <w:rFonts w:cs="Times New Roman"/>
+                <w:rFonts w:cs="Times New Roman" w:ascii="Times New Roman" w:hAnsi="Times New Roman"/>
                 <w:sz w:val="26"/>
                 <w:szCs w:val="26"/>
                 <w:lang w:val="en-US"/>
@@ -720,28 +684,26 @@
         </w:tc>
         <w:tc>
           <w:tcPr>
-            <w:tcW w:w="1482" w:type="dxa"/>
-            <w:tcBorders>
-              <w:top w:val="single" w:sz="6" w:space="0" w:color="000000"/>
-              <w:start w:val="single" w:sz="6" w:space="0" w:color="000000"/>
-              <w:bottom w:val="single" w:sz="6" w:space="0" w:color="000000"/>
-              <w:end w:val="single" w:sz="6" w:space="0" w:color="000000"/>
-            </w:tcBorders>
-          </w:tcPr>
-          <w:p>
-            <w:pPr>
-              <w:pStyle w:val="Normal"/>
-              <w:spacing w:before="0" w:after="185"/>
-              <w:ind w:hanging="0" w:start="0"/>
-              <w:rPr>
-                <w:rFonts w:eastAsia="Times New Roman"/>
-                <w:sz w:val="26"/>
-                <w:szCs w:val="26"/>
-              </w:rPr>
-            </w:pPr>
-            <w:r>
-              <w:rPr>
-                <w:rFonts w:eastAsia="Times New Roman"/>
+            <w:tcW w:w="1483" w:type="dxa"/>
+            <w:tcBorders>
+              <w:top w:val="single" w:sz="6" w:space="0" w:color="000000"/>
+              <w:start w:val="single" w:sz="6" w:space="0" w:color="000000"/>
+              <w:bottom w:val="single" w:sz="6" w:space="0" w:color="000000"/>
+              <w:end w:val="single" w:sz="6" w:space="0" w:color="000000"/>
+            </w:tcBorders>
+          </w:tcPr>
+          <w:p>
+            <w:pPr>
+              <w:pStyle w:val="Normal"/>
+              <w:spacing w:before="0" w:after="185"/>
+              <w:ind w:hanging="0" w:start="0"/>
+              <w:rPr>
+                <w:rFonts w:ascii="Times New Roman" w:hAnsi="Times New Roman"/>
+              </w:rPr>
+            </w:pPr>
+            <w:r>
+              <w:rPr>
+                <w:rFonts w:eastAsia="Times New Roman" w:ascii="Times New Roman" w:hAnsi="Times New Roman"/>
                 <w:sz w:val="26"/>
                 <w:szCs w:val="26"/>
               </w:rPr>
@@ -765,15 +727,12 @@
               <w:spacing w:before="0" w:after="185"/>
               <w:ind w:hanging="0" w:start="0"/>
               <w:rPr>
-                <w:rFonts w:eastAsia="Times New Roman"/>
-                <w:sz w:val="26"/>
-                <w:szCs w:val="26"/>
-                <w:lang w:val="en-US"/>
-              </w:rPr>
-            </w:pPr>
-            <w:r>
-              <w:rPr>
-                <w:rFonts w:eastAsia="Times New Roman"/>
+                <w:rFonts w:ascii="Times New Roman" w:hAnsi="Times New Roman"/>
+              </w:rPr>
+            </w:pPr>
+            <w:r>
+              <w:rPr>
+                <w:rFonts w:eastAsia="Times New Roman" w:ascii="Times New Roman" w:hAnsi="Times New Roman"/>
                 <w:sz w:val="26"/>
                 <w:szCs w:val="26"/>
                 <w:lang w:val="en-US"/>
@@ -798,15 +757,12 @@
               <w:spacing w:before="0" w:after="185"/>
               <w:ind w:hanging="0" w:start="0"/>
               <w:rPr>
-                <w:rFonts w:eastAsia="Times New Roman"/>
-                <w:sz w:val="26"/>
-                <w:szCs w:val="26"/>
-                <w:lang w:val="en-US"/>
-              </w:rPr>
-            </w:pPr>
-            <w:r>
-              <w:rPr>
-                <w:rFonts w:eastAsia="Times New Roman"/>
+                <w:rFonts w:ascii="Times New Roman" w:hAnsi="Times New Roman"/>
+              </w:rPr>
+            </w:pPr>
+            <w:r>
+              <w:rPr>
+                <w:rFonts w:eastAsia="Times New Roman" w:ascii="Times New Roman" w:hAnsi="Times New Roman"/>
                 <w:sz w:val="26"/>
                 <w:szCs w:val="26"/>
                 <w:lang w:val="en-US"/>
@@ -836,14 +792,12 @@
               <w:spacing w:before="0" w:after="185"/>
               <w:ind w:hanging="0" w:start="0"/>
               <w:rPr>
-                <w:rFonts w:eastAsia="Times New Roman"/>
-                <w:sz w:val="26"/>
-                <w:szCs w:val="26"/>
-              </w:rPr>
-            </w:pPr>
-            <w:r>
-              <w:rPr>
-                <w:rFonts w:eastAsia="Times New Roman"/>
+                <w:rFonts w:ascii="Times New Roman" w:hAnsi="Times New Roman"/>
+              </w:rPr>
+            </w:pPr>
+            <w:r>
+              <w:rPr>
+                <w:rFonts w:eastAsia="Times New Roman" w:ascii="Times New Roman" w:hAnsi="Times New Roman"/>
                 <w:sz w:val="26"/>
                 <w:szCs w:val="26"/>
               </w:rPr>
@@ -853,30 +807,25 @@
         </w:tc>
         <w:tc>
           <w:tcPr>
-            <w:tcW w:w="2887" w:type="dxa"/>
-            <w:tcBorders>
-              <w:top w:val="single" w:sz="6" w:space="0" w:color="000000"/>
-              <w:start w:val="single" w:sz="6" w:space="0" w:color="000000"/>
-              <w:bottom w:val="single" w:sz="6" w:space="0" w:color="000000"/>
-              <w:end w:val="single" w:sz="6" w:space="0" w:color="000000"/>
-            </w:tcBorders>
-          </w:tcPr>
-          <w:p>
-            <w:pPr>
-              <w:pStyle w:val="Normal"/>
-              <w:spacing w:before="0" w:after="185"/>
-              <w:ind w:hanging="0" w:start="0"/>
-              <w:rPr>
-                <w:rFonts w:eastAsia="Times New Roman"/>
-                <w:sz w:val="26"/>
-                <w:szCs w:val="26"/>
-                <w:lang w:val="en-US"/>
-              </w:rPr>
+            <w:tcW w:w="2886" w:type="dxa"/>
+            <w:tcBorders>
+              <w:top w:val="single" w:sz="6" w:space="0" w:color="000000"/>
+              <w:start w:val="single" w:sz="6" w:space="0" w:color="000000"/>
+              <w:bottom w:val="single" w:sz="6" w:space="0" w:color="000000"/>
+              <w:end w:val="single" w:sz="6" w:space="0" w:color="000000"/>
+            </w:tcBorders>
+          </w:tcPr>
+          <w:p>
+            <w:pPr>
+              <w:pStyle w:val="Normal"/>
+              <w:spacing w:before="0" w:after="185"/>
+              <w:ind w:hanging="0" w:start="0"/>
+              <w:rPr/>
             </w:pPr>
             <w:r>
               <w:rPr>
                 <w:rStyle w:val="HTMLCode"/>
-                <w:rFonts w:cs="Times New Roman"/>
+                <w:rFonts w:cs="Times New Roman" w:ascii="Times New Roman" w:hAnsi="Times New Roman"/>
                 <w:sz w:val="26"/>
                 <w:szCs w:val="26"/>
                 <w:lang w:val="en-US"/>
@@ -887,28 +836,26 @@
         </w:tc>
         <w:tc>
           <w:tcPr>
-            <w:tcW w:w="1482" w:type="dxa"/>
-            <w:tcBorders>
-              <w:top w:val="single" w:sz="6" w:space="0" w:color="000000"/>
-              <w:start w:val="single" w:sz="6" w:space="0" w:color="000000"/>
-              <w:bottom w:val="single" w:sz="6" w:space="0" w:color="000000"/>
-              <w:end w:val="single" w:sz="6" w:space="0" w:color="000000"/>
-            </w:tcBorders>
-          </w:tcPr>
-          <w:p>
-            <w:pPr>
-              <w:pStyle w:val="Normal"/>
-              <w:spacing w:before="0" w:after="185"/>
-              <w:ind w:hanging="0" w:start="0"/>
-              <w:rPr>
-                <w:rFonts w:eastAsia="Times New Roman"/>
-                <w:sz w:val="26"/>
-                <w:szCs w:val="26"/>
-              </w:rPr>
-            </w:pPr>
-            <w:r>
-              <w:rPr>
-                <w:rFonts w:eastAsia="Times New Roman"/>
+            <w:tcW w:w="1483" w:type="dxa"/>
+            <w:tcBorders>
+              <w:top w:val="single" w:sz="6" w:space="0" w:color="000000"/>
+              <w:start w:val="single" w:sz="6" w:space="0" w:color="000000"/>
+              <w:bottom w:val="single" w:sz="6" w:space="0" w:color="000000"/>
+              <w:end w:val="single" w:sz="6" w:space="0" w:color="000000"/>
+            </w:tcBorders>
+          </w:tcPr>
+          <w:p>
+            <w:pPr>
+              <w:pStyle w:val="Normal"/>
+              <w:spacing w:before="0" w:after="185"/>
+              <w:ind w:hanging="0" w:start="0"/>
+              <w:rPr>
+                <w:rFonts w:ascii="Times New Roman" w:hAnsi="Times New Roman"/>
+              </w:rPr>
+            </w:pPr>
+            <w:r>
+              <w:rPr>
+                <w:rFonts w:eastAsia="Times New Roman" w:ascii="Times New Roman" w:hAnsi="Times New Roman"/>
                 <w:sz w:val="26"/>
                 <w:szCs w:val="26"/>
               </w:rPr>
@@ -932,15 +879,12 @@
               <w:spacing w:before="0" w:after="185"/>
               <w:ind w:hanging="0" w:start="0"/>
               <w:rPr>
-                <w:rFonts w:eastAsia="Times New Roman"/>
-                <w:sz w:val="26"/>
-                <w:szCs w:val="26"/>
-                <w:lang w:val="en-US"/>
-              </w:rPr>
-            </w:pPr>
-            <w:r>
-              <w:rPr>
-                <w:rFonts w:eastAsia="Times New Roman"/>
+                <w:rFonts w:ascii="Times New Roman" w:hAnsi="Times New Roman"/>
+              </w:rPr>
+            </w:pPr>
+            <w:r>
+              <w:rPr>
+                <w:rFonts w:eastAsia="Times New Roman" w:ascii="Times New Roman" w:hAnsi="Times New Roman"/>
                 <w:sz w:val="26"/>
                 <w:szCs w:val="26"/>
                 <w:lang w:val="en-US"/>
@@ -965,15 +909,12 @@
               <w:spacing w:before="0" w:after="185"/>
               <w:ind w:hanging="0" w:start="0"/>
               <w:rPr>
-                <w:rFonts w:eastAsia="Times New Roman"/>
-                <w:sz w:val="26"/>
-                <w:szCs w:val="26"/>
-                <w:lang w:val="en-US"/>
-              </w:rPr>
-            </w:pPr>
-            <w:r>
-              <w:rPr>
-                <w:rFonts w:eastAsia="Times New Roman"/>
+                <w:rFonts w:ascii="Times New Roman" w:hAnsi="Times New Roman"/>
+              </w:rPr>
+            </w:pPr>
+            <w:r>
+              <w:rPr>
+                <w:rFonts w:eastAsia="Times New Roman" w:ascii="Times New Roman" w:hAnsi="Times New Roman"/>
                 <w:sz w:val="26"/>
                 <w:szCs w:val="26"/>
                 <w:lang w:val="en-US"/>
@@ -992,10 +933,14 @@
           <w:tab w:val="left" w:pos="565" w:leader="none"/>
         </w:tabs>
         <w:ind w:hanging="0" w:start="0"/>
-        <w:rPr/>
+        <w:rPr>
+          <w:rFonts w:ascii="Times New Roman" w:hAnsi="Times New Roman"/>
+        </w:rPr>
       </w:pPr>
       <w:r>
-        <w:rPr/>
+        <w:rPr>
+          <w:rFonts w:ascii="Times New Roman" w:hAnsi="Times New Roman"/>
+        </w:rPr>
         <w:tab/>
         <w:t>Продолжение таблицы 1.7.1</w:t>
       </w:r>
@@ -1016,8 +961,8 @@
       </w:tblPr>
       <w:tblGrid>
         <w:gridCol w:w="1281"/>
-        <w:gridCol w:w="2834"/>
-        <w:gridCol w:w="1535"/>
+        <w:gridCol w:w="2833"/>
+        <w:gridCol w:w="1536"/>
         <w:gridCol w:w="3904"/>
         <w:gridCol w:w="1765"/>
       </w:tblGrid>
@@ -1041,14 +986,12 @@
               <w:ind w:hanging="0" w:start="0"/>
               <w:jc w:val="center"/>
               <w:rPr>
-                <w:rFonts w:eastAsia="Times New Roman"/>
-                <w:sz w:val="26"/>
-                <w:szCs w:val="26"/>
-              </w:rPr>
-            </w:pPr>
-            <w:r>
-              <w:rPr>
-                <w:rFonts w:eastAsia="Times New Roman"/>
+                <w:rFonts w:ascii="Times New Roman" w:hAnsi="Times New Roman"/>
+              </w:rPr>
+            </w:pPr>
+            <w:r>
+              <w:rPr>
+                <w:rFonts w:eastAsia="Times New Roman" w:ascii="Times New Roman" w:hAnsi="Times New Roman"/>
                 <w:sz w:val="26"/>
                 <w:szCs w:val="26"/>
               </w:rPr>
@@ -1058,7 +1001,7 @@
         </w:tc>
         <w:tc>
           <w:tcPr>
-            <w:tcW w:w="2834" w:type="dxa"/>
+            <w:tcW w:w="2833" w:type="dxa"/>
             <w:tcBorders>
               <w:top w:val="single" w:sz="6" w:space="0" w:color="000000"/>
               <w:start w:val="single" w:sz="6" w:space="0" w:color="000000"/>
@@ -1072,14 +1015,12 @@
               <w:ind w:hanging="0" w:start="0"/>
               <w:jc w:val="center"/>
               <w:rPr>
-                <w:rFonts w:eastAsia="Times New Roman"/>
-                <w:sz w:val="26"/>
-                <w:szCs w:val="26"/>
-              </w:rPr>
-            </w:pPr>
-            <w:r>
-              <w:rPr>
-                <w:rFonts w:eastAsia="Times New Roman"/>
+                <w:rFonts w:ascii="Times New Roman" w:hAnsi="Times New Roman"/>
+              </w:rPr>
+            </w:pPr>
+            <w:r>
+              <w:rPr>
+                <w:rFonts w:eastAsia="Times New Roman" w:ascii="Times New Roman" w:hAnsi="Times New Roman"/>
                 <w:sz w:val="26"/>
                 <w:szCs w:val="26"/>
               </w:rPr>
@@ -1089,7 +1030,7 @@
         </w:tc>
         <w:tc>
           <w:tcPr>
-            <w:tcW w:w="1535" w:type="dxa"/>
+            <w:tcW w:w="1536" w:type="dxa"/>
             <w:tcBorders>
               <w:top w:val="single" w:sz="6" w:space="0" w:color="000000"/>
               <w:start w:val="single" w:sz="6" w:space="0" w:color="000000"/>
@@ -1103,14 +1044,12 @@
               <w:ind w:hanging="0" w:start="0"/>
               <w:jc w:val="center"/>
               <w:rPr>
-                <w:rFonts w:eastAsia="Times New Roman"/>
-                <w:sz w:val="26"/>
-                <w:szCs w:val="26"/>
-              </w:rPr>
-            </w:pPr>
-            <w:r>
-              <w:rPr>
-                <w:rFonts w:eastAsia="Times New Roman"/>
+                <w:rFonts w:ascii="Times New Roman" w:hAnsi="Times New Roman"/>
+              </w:rPr>
+            </w:pPr>
+            <w:r>
+              <w:rPr>
+                <w:rFonts w:eastAsia="Times New Roman" w:ascii="Times New Roman" w:hAnsi="Times New Roman"/>
                 <w:sz w:val="26"/>
                 <w:szCs w:val="26"/>
               </w:rPr>
@@ -1134,14 +1073,12 @@
               <w:ind w:hanging="0" w:start="0"/>
               <w:jc w:val="center"/>
               <w:rPr>
-                <w:rFonts w:eastAsia="Times New Roman"/>
-                <w:sz w:val="26"/>
-                <w:szCs w:val="26"/>
-              </w:rPr>
-            </w:pPr>
-            <w:r>
-              <w:rPr>
-                <w:rFonts w:eastAsia="Times New Roman"/>
+                <w:rFonts w:ascii="Times New Roman" w:hAnsi="Times New Roman"/>
+              </w:rPr>
+            </w:pPr>
+            <w:r>
+              <w:rPr>
+                <w:rFonts w:eastAsia="Times New Roman" w:ascii="Times New Roman" w:hAnsi="Times New Roman"/>
                 <w:sz w:val="26"/>
                 <w:szCs w:val="26"/>
               </w:rPr>
@@ -1166,14 +1103,12 @@
               <w:ind w:hanging="0" w:start="0"/>
               <w:jc w:val="center"/>
               <w:rPr>
-                <w:rFonts w:eastAsia="Times New Roman"/>
-                <w:sz w:val="26"/>
-                <w:szCs w:val="26"/>
-              </w:rPr>
-            </w:pPr>
-            <w:r>
-              <w:rPr>
-                <w:rFonts w:eastAsia="Times New Roman"/>
+                <w:rFonts w:ascii="Times New Roman" w:hAnsi="Times New Roman"/>
+              </w:rPr>
+            </w:pPr>
+            <w:r>
+              <w:rPr>
+                <w:rFonts w:eastAsia="Times New Roman" w:ascii="Times New Roman" w:hAnsi="Times New Roman"/>
                 <w:sz w:val="26"/>
                 <w:szCs w:val="26"/>
               </w:rPr>
@@ -1200,14 +1135,12 @@
               <w:spacing w:before="0" w:after="185"/>
               <w:ind w:hanging="0" w:start="0"/>
               <w:rPr>
-                <w:rFonts w:eastAsia="Times New Roman"/>
-                <w:sz w:val="26"/>
-                <w:szCs w:val="26"/>
-              </w:rPr>
-            </w:pPr>
-            <w:r>
-              <w:rPr>
-                <w:rFonts w:eastAsia="Times New Roman"/>
+                <w:rFonts w:ascii="Times New Roman" w:hAnsi="Times New Roman"/>
+              </w:rPr>
+            </w:pPr>
+            <w:r>
+              <w:rPr>
+                <w:rFonts w:eastAsia="Times New Roman" w:ascii="Times New Roman" w:hAnsi="Times New Roman"/>
                 <w:sz w:val="26"/>
                 <w:szCs w:val="26"/>
               </w:rPr>
@@ -1217,28 +1150,23 @@
         </w:tc>
         <w:tc>
           <w:tcPr>
-            <w:tcW w:w="2834" w:type="dxa"/>
-            <w:tcBorders>
-              <w:start w:val="single" w:sz="6" w:space="0" w:color="000000"/>
-              <w:bottom w:val="single" w:sz="6" w:space="0" w:color="000000"/>
-            </w:tcBorders>
-          </w:tcPr>
-          <w:p>
-            <w:pPr>
-              <w:pStyle w:val="Normal"/>
-              <w:spacing w:before="0" w:after="185"/>
-              <w:ind w:hanging="0" w:start="0"/>
-              <w:rPr>
-                <w:rFonts w:eastAsia="Times New Roman"/>
-                <w:sz w:val="26"/>
-                <w:szCs w:val="26"/>
-                <w:lang w:val="en-US"/>
-              </w:rPr>
+            <w:tcW w:w="2833" w:type="dxa"/>
+            <w:tcBorders>
+              <w:start w:val="single" w:sz="6" w:space="0" w:color="000000"/>
+              <w:bottom w:val="single" w:sz="6" w:space="0" w:color="000000"/>
+            </w:tcBorders>
+          </w:tcPr>
+          <w:p>
+            <w:pPr>
+              <w:pStyle w:val="Normal"/>
+              <w:spacing w:before="0" w:after="185"/>
+              <w:ind w:hanging="0" w:start="0"/>
+              <w:rPr/>
             </w:pPr>
             <w:r>
               <w:rPr>
                 <w:rStyle w:val="HTMLCode"/>
-                <w:rFonts w:cs="Times New Roman"/>
+                <w:rFonts w:cs="Times New Roman" w:ascii="Times New Roman" w:hAnsi="Times New Roman"/>
                 <w:sz w:val="26"/>
                 <w:szCs w:val="26"/>
                 <w:lang w:val="en-US"/>
@@ -1249,27 +1177,24 @@
         </w:tc>
         <w:tc>
           <w:tcPr>
-            <w:tcW w:w="1535" w:type="dxa"/>
-            <w:tcBorders>
-              <w:start w:val="single" w:sz="6" w:space="0" w:color="000000"/>
-              <w:bottom w:val="single" w:sz="6" w:space="0" w:color="000000"/>
-            </w:tcBorders>
-          </w:tcPr>
-          <w:p>
-            <w:pPr>
-              <w:pStyle w:val="Normal"/>
-              <w:spacing w:before="0" w:after="185"/>
-              <w:ind w:hanging="0" w:start="0"/>
-              <w:rPr>
-                <w:rFonts w:eastAsia="Times New Roman"/>
-                <w:sz w:val="26"/>
-                <w:szCs w:val="26"/>
-                <w:lang w:val="en-US"/>
-              </w:rPr>
-            </w:pPr>
-            <w:r>
-              <w:rPr>
-                <w:rFonts w:eastAsia="Times New Roman"/>
+            <w:tcW w:w="1536" w:type="dxa"/>
+            <w:tcBorders>
+              <w:start w:val="single" w:sz="6" w:space="0" w:color="000000"/>
+              <w:bottom w:val="single" w:sz="6" w:space="0" w:color="000000"/>
+            </w:tcBorders>
+          </w:tcPr>
+          <w:p>
+            <w:pPr>
+              <w:pStyle w:val="Normal"/>
+              <w:spacing w:before="0" w:after="185"/>
+              <w:ind w:hanging="0" w:start="0"/>
+              <w:rPr>
+                <w:rFonts w:ascii="Times New Roman" w:hAnsi="Times New Roman"/>
+              </w:rPr>
+            </w:pPr>
+            <w:r>
+              <w:rPr>
+                <w:rFonts w:eastAsia="Times New Roman" w:ascii="Times New Roman" w:hAnsi="Times New Roman"/>
                 <w:sz w:val="26"/>
                 <w:szCs w:val="26"/>
                 <w:lang w:val="en-US"/>
@@ -1292,15 +1217,12 @@
               <w:spacing w:before="0" w:after="185"/>
               <w:ind w:hanging="0" w:start="0"/>
               <w:rPr>
-                <w:rFonts w:eastAsia="Times New Roman"/>
-                <w:sz w:val="26"/>
-                <w:szCs w:val="26"/>
-                <w:lang w:val="en-US"/>
-              </w:rPr>
-            </w:pPr>
-            <w:r>
-              <w:rPr>
-                <w:rFonts w:eastAsia="Times New Roman"/>
+                <w:rFonts w:ascii="Times New Roman" w:hAnsi="Times New Roman"/>
+              </w:rPr>
+            </w:pPr>
+            <w:r>
+              <w:rPr>
+                <w:rFonts w:eastAsia="Times New Roman" w:ascii="Times New Roman" w:hAnsi="Times New Roman"/>
                 <w:sz w:val="26"/>
                 <w:szCs w:val="26"/>
                 <w:lang w:val="en-US"/>
@@ -1324,15 +1246,12 @@
               <w:spacing w:before="0" w:after="185"/>
               <w:ind w:hanging="0" w:start="0"/>
               <w:rPr>
-                <w:rFonts w:eastAsia="Times New Roman"/>
-                <w:sz w:val="26"/>
-                <w:szCs w:val="26"/>
-                <w:lang w:val="en-US"/>
-              </w:rPr>
-            </w:pPr>
-            <w:r>
-              <w:rPr>
-                <w:rFonts w:eastAsia="Times New Roman"/>
+                <w:rFonts w:ascii="Times New Roman" w:hAnsi="Times New Roman"/>
+              </w:rPr>
+            </w:pPr>
+            <w:r>
+              <w:rPr>
+                <w:rFonts w:eastAsia="Times New Roman" w:ascii="Times New Roman" w:hAnsi="Times New Roman"/>
                 <w:sz w:val="26"/>
                 <w:szCs w:val="26"/>
                 <w:lang w:val="en-US"/>
@@ -1361,14 +1280,12 @@
               <w:spacing w:before="0" w:after="185"/>
               <w:ind w:hanging="0" w:start="0"/>
               <w:rPr>
-                <w:rFonts w:eastAsia="Times New Roman"/>
-                <w:sz w:val="26"/>
-                <w:szCs w:val="26"/>
-              </w:rPr>
-            </w:pPr>
-            <w:r>
-              <w:rPr>
-                <w:rFonts w:eastAsia="Times New Roman"/>
+                <w:rFonts w:ascii="Times New Roman" w:hAnsi="Times New Roman"/>
+              </w:rPr>
+            </w:pPr>
+            <w:r>
+              <w:rPr>
+                <w:rFonts w:eastAsia="Times New Roman" w:ascii="Times New Roman" w:hAnsi="Times New Roman"/>
                 <w:sz w:val="26"/>
                 <w:szCs w:val="26"/>
               </w:rPr>
@@ -1378,29 +1295,24 @@
         </w:tc>
         <w:tc>
           <w:tcPr>
-            <w:tcW w:w="2834" w:type="dxa"/>
-            <w:tcBorders>
-              <w:start w:val="single" w:sz="6" w:space="0" w:color="000000"/>
-              <w:bottom w:val="single" w:sz="6" w:space="0" w:color="000000"/>
-              <w:end w:val="single" w:sz="6" w:space="0" w:color="000000"/>
-            </w:tcBorders>
-          </w:tcPr>
-          <w:p>
-            <w:pPr>
-              <w:pStyle w:val="Normal"/>
-              <w:spacing w:before="0" w:after="185"/>
-              <w:ind w:hanging="0" w:start="0"/>
-              <w:rPr>
-                <w:rFonts w:eastAsia="Times New Roman"/>
-                <w:sz w:val="26"/>
-                <w:szCs w:val="26"/>
-                <w:lang w:val="en-US"/>
-              </w:rPr>
+            <w:tcW w:w="2833" w:type="dxa"/>
+            <w:tcBorders>
+              <w:start w:val="single" w:sz="6" w:space="0" w:color="000000"/>
+              <w:bottom w:val="single" w:sz="6" w:space="0" w:color="000000"/>
+              <w:end w:val="single" w:sz="6" w:space="0" w:color="000000"/>
+            </w:tcBorders>
+          </w:tcPr>
+          <w:p>
+            <w:pPr>
+              <w:pStyle w:val="Normal"/>
+              <w:spacing w:before="0" w:after="185"/>
+              <w:ind w:hanging="0" w:start="0"/>
+              <w:rPr/>
             </w:pPr>
             <w:r>
               <w:rPr>
                 <w:rStyle w:val="HTMLCode"/>
-                <w:rFonts w:cs="Times New Roman"/>
+                <w:rFonts w:cs="Times New Roman" w:ascii="Times New Roman" w:hAnsi="Times New Roman"/>
                 <w:sz w:val="26"/>
                 <w:szCs w:val="26"/>
                 <w:lang w:val="en-US"/>
@@ -1411,27 +1323,25 @@
         </w:tc>
         <w:tc>
           <w:tcPr>
-            <w:tcW w:w="1535" w:type="dxa"/>
-            <w:tcBorders>
-              <w:start w:val="single" w:sz="6" w:space="0" w:color="000000"/>
-              <w:bottom w:val="single" w:sz="6" w:space="0" w:color="000000"/>
-              <w:end w:val="single" w:sz="6" w:space="0" w:color="000000"/>
-            </w:tcBorders>
-          </w:tcPr>
-          <w:p>
-            <w:pPr>
-              <w:pStyle w:val="Normal"/>
-              <w:spacing w:before="0" w:after="185"/>
-              <w:ind w:hanging="0" w:start="0"/>
-              <w:rPr>
-                <w:rFonts w:eastAsia="Times New Roman"/>
-                <w:sz w:val="26"/>
-                <w:szCs w:val="26"/>
-              </w:rPr>
-            </w:pPr>
-            <w:r>
-              <w:rPr>
-                <w:rFonts w:eastAsia="Times New Roman"/>
+            <w:tcW w:w="1536" w:type="dxa"/>
+            <w:tcBorders>
+              <w:start w:val="single" w:sz="6" w:space="0" w:color="000000"/>
+              <w:bottom w:val="single" w:sz="6" w:space="0" w:color="000000"/>
+              <w:end w:val="single" w:sz="6" w:space="0" w:color="000000"/>
+            </w:tcBorders>
+          </w:tcPr>
+          <w:p>
+            <w:pPr>
+              <w:pStyle w:val="Normal"/>
+              <w:spacing w:before="0" w:after="185"/>
+              <w:ind w:hanging="0" w:start="0"/>
+              <w:rPr>
+                <w:rFonts w:ascii="Times New Roman" w:hAnsi="Times New Roman"/>
+              </w:rPr>
+            </w:pPr>
+            <w:r>
+              <w:rPr>
+                <w:rFonts w:eastAsia="Times New Roman" w:ascii="Times New Roman" w:hAnsi="Times New Roman"/>
                 <w:sz w:val="26"/>
                 <w:szCs w:val="26"/>
               </w:rPr>
@@ -1454,15 +1364,12 @@
               <w:spacing w:before="0" w:after="185"/>
               <w:ind w:hanging="0" w:start="0"/>
               <w:rPr>
-                <w:rFonts w:eastAsia="Times New Roman"/>
-                <w:sz w:val="26"/>
-                <w:szCs w:val="26"/>
-                <w:lang w:val="en-US"/>
-              </w:rPr>
-            </w:pPr>
-            <w:r>
-              <w:rPr>
-                <w:rFonts w:eastAsia="Times New Roman"/>
+                <w:rFonts w:ascii="Times New Roman" w:hAnsi="Times New Roman"/>
+              </w:rPr>
+            </w:pPr>
+            <w:r>
+              <w:rPr>
+                <w:rFonts w:eastAsia="Times New Roman" w:ascii="Times New Roman" w:hAnsi="Times New Roman"/>
                 <w:sz w:val="26"/>
                 <w:szCs w:val="26"/>
                 <w:lang w:val="en-US"/>
@@ -1486,15 +1393,12 @@
               <w:spacing w:before="0" w:after="185"/>
               <w:ind w:hanging="0" w:start="0"/>
               <w:rPr>
-                <w:rFonts w:eastAsia="Times New Roman"/>
-                <w:sz w:val="26"/>
-                <w:szCs w:val="26"/>
-                <w:lang w:val="en-US"/>
-              </w:rPr>
-            </w:pPr>
-            <w:r>
-              <w:rPr>
-                <w:rFonts w:eastAsia="Times New Roman"/>
+                <w:rFonts w:ascii="Times New Roman" w:hAnsi="Times New Roman"/>
+              </w:rPr>
+            </w:pPr>
+            <w:r>
+              <w:rPr>
+                <w:rFonts w:eastAsia="Times New Roman" w:ascii="Times New Roman" w:hAnsi="Times New Roman"/>
                 <w:sz w:val="26"/>
                 <w:szCs w:val="26"/>
                 <w:lang w:val="en-US"/>
@@ -1509,10 +1413,14 @@
       <w:pPr>
         <w:pStyle w:val="BodyText"/>
         <w:ind w:hanging="0" w:start="0"/>
-        <w:rPr/>
+        <w:rPr>
+          <w:rFonts w:ascii="Times New Roman" w:hAnsi="Times New Roman"/>
+        </w:rPr>
       </w:pPr>
       <w:r>
-        <w:rPr/>
+        <w:rPr>
+          <w:rFonts w:ascii="Times New Roman" w:hAnsi="Times New Roman"/>
+        </w:rPr>
       </w:r>
     </w:p>
     <w:p>
@@ -1523,10 +1431,14 @@
           <w:tab w:val="left" w:pos="565" w:leader="none"/>
         </w:tabs>
         <w:ind w:hanging="0" w:start="0"/>
-        <w:rPr/>
+        <w:rPr>
+          <w:rFonts w:ascii="Times New Roman" w:hAnsi="Times New Roman"/>
+        </w:rPr>
       </w:pPr>
       <w:r>
-        <w:rPr/>
+        <w:rPr>
+          <w:rFonts w:ascii="Times New Roman" w:hAnsi="Times New Roman"/>
+        </w:rPr>
         <w:tab/>
         <w:t>Продолжение таблицы 1.7.1</w:t>
       </w:r>
@@ -1547,8 +1459,8 @@
       </w:tblPr>
       <w:tblGrid>
         <w:gridCol w:w="1281"/>
-        <w:gridCol w:w="2834"/>
-        <w:gridCol w:w="1535"/>
+        <w:gridCol w:w="2833"/>
+        <w:gridCol w:w="1536"/>
         <w:gridCol w:w="3904"/>
         <w:gridCol w:w="1765"/>
       </w:tblGrid>
@@ -1573,14 +1485,12 @@
               <w:ind w:hanging="0" w:start="0"/>
               <w:jc w:val="center"/>
               <w:rPr>
-                <w:rFonts w:eastAsia="Times New Roman"/>
-                <w:sz w:val="26"/>
-                <w:szCs w:val="26"/>
-              </w:rPr>
-            </w:pPr>
-            <w:r>
-              <w:rPr>
-                <w:rFonts w:eastAsia="Times New Roman"/>
+                <w:rFonts w:ascii="Times New Roman" w:hAnsi="Times New Roman"/>
+              </w:rPr>
+            </w:pPr>
+            <w:r>
+              <w:rPr>
+                <w:rFonts w:eastAsia="Times New Roman" w:ascii="Times New Roman" w:hAnsi="Times New Roman"/>
                 <w:sz w:val="26"/>
                 <w:szCs w:val="26"/>
               </w:rPr>
@@ -1590,7 +1500,7 @@
         </w:tc>
         <w:tc>
           <w:tcPr>
-            <w:tcW w:w="2834" w:type="dxa"/>
+            <w:tcW w:w="2833" w:type="dxa"/>
             <w:tcBorders>
               <w:top w:val="single" w:sz="6" w:space="0" w:color="000000"/>
               <w:start w:val="single" w:sz="6" w:space="0" w:color="000000"/>
@@ -1605,14 +1515,12 @@
               <w:ind w:hanging="0" w:start="0"/>
               <w:jc w:val="center"/>
               <w:rPr>
-                <w:rFonts w:eastAsia="Times New Roman"/>
-                <w:sz w:val="26"/>
-                <w:szCs w:val="26"/>
-              </w:rPr>
-            </w:pPr>
-            <w:r>
-              <w:rPr>
-                <w:rFonts w:eastAsia="Times New Roman"/>
+                <w:rFonts w:ascii="Times New Roman" w:hAnsi="Times New Roman"/>
+              </w:rPr>
+            </w:pPr>
+            <w:r>
+              <w:rPr>
+                <w:rFonts w:eastAsia="Times New Roman" w:ascii="Times New Roman" w:hAnsi="Times New Roman"/>
                 <w:sz w:val="26"/>
                 <w:szCs w:val="26"/>
               </w:rPr>
@@ -1622,7 +1530,7 @@
         </w:tc>
         <w:tc>
           <w:tcPr>
-            <w:tcW w:w="1535" w:type="dxa"/>
+            <w:tcW w:w="1536" w:type="dxa"/>
             <w:tcBorders>
               <w:top w:val="single" w:sz="6" w:space="0" w:color="000000"/>
               <w:start w:val="single" w:sz="6" w:space="0" w:color="000000"/>
@@ -1637,14 +1545,12 @@
               <w:ind w:hanging="0" w:start="0"/>
               <w:jc w:val="center"/>
               <w:rPr>
-                <w:rFonts w:eastAsia="Times New Roman"/>
-                <w:sz w:val="26"/>
-                <w:szCs w:val="26"/>
-              </w:rPr>
-            </w:pPr>
-            <w:r>
-              <w:rPr>
-                <w:rFonts w:eastAsia="Times New Roman"/>
+                <w:rFonts w:ascii="Times New Roman" w:hAnsi="Times New Roman"/>
+              </w:rPr>
+            </w:pPr>
+            <w:r>
+              <w:rPr>
+                <w:rFonts w:eastAsia="Times New Roman" w:ascii="Times New Roman" w:hAnsi="Times New Roman"/>
                 <w:sz w:val="26"/>
                 <w:szCs w:val="26"/>
               </w:rPr>
@@ -1669,14 +1575,12 @@
               <w:ind w:hanging="0" w:start="0"/>
               <w:jc w:val="center"/>
               <w:rPr>
-                <w:rFonts w:eastAsia="Times New Roman"/>
-                <w:sz w:val="26"/>
-                <w:szCs w:val="26"/>
-              </w:rPr>
-            </w:pPr>
-            <w:r>
-              <w:rPr>
-                <w:rFonts w:eastAsia="Times New Roman"/>
+                <w:rFonts w:ascii="Times New Roman" w:hAnsi="Times New Roman"/>
+              </w:rPr>
+            </w:pPr>
+            <w:r>
+              <w:rPr>
+                <w:rFonts w:eastAsia="Times New Roman" w:ascii="Times New Roman" w:hAnsi="Times New Roman"/>
                 <w:sz w:val="26"/>
                 <w:szCs w:val="26"/>
               </w:rPr>
@@ -1701,14 +1605,12 @@
               <w:ind w:hanging="0" w:start="0"/>
               <w:jc w:val="center"/>
               <w:rPr>
-                <w:rFonts w:eastAsia="Times New Roman"/>
-                <w:sz w:val="26"/>
-                <w:szCs w:val="26"/>
-              </w:rPr>
-            </w:pPr>
-            <w:r>
-              <w:rPr>
-                <w:rFonts w:eastAsia="Times New Roman"/>
+                <w:rFonts w:ascii="Times New Roman" w:hAnsi="Times New Roman"/>
+              </w:rPr>
+            </w:pPr>
+            <w:r>
+              <w:rPr>
+                <w:rFonts w:eastAsia="Times New Roman" w:ascii="Times New Roman" w:hAnsi="Times New Roman"/>
                 <w:sz w:val="26"/>
                 <w:szCs w:val="26"/>
               </w:rPr>
@@ -1736,14 +1638,12 @@
               <w:spacing w:before="0" w:after="185"/>
               <w:ind w:hanging="0" w:start="0"/>
               <w:rPr>
-                <w:rFonts w:eastAsia="Times New Roman"/>
-                <w:sz w:val="26"/>
-                <w:szCs w:val="26"/>
-              </w:rPr>
-            </w:pPr>
-            <w:r>
-              <w:rPr>
-                <w:rFonts w:eastAsia="Times New Roman"/>
+                <w:rFonts w:ascii="Times New Roman" w:hAnsi="Times New Roman"/>
+              </w:rPr>
+            </w:pPr>
+            <w:r>
+              <w:rPr>
+                <w:rFonts w:eastAsia="Times New Roman" w:ascii="Times New Roman" w:hAnsi="Times New Roman"/>
                 <w:sz w:val="26"/>
                 <w:szCs w:val="26"/>
               </w:rPr>
@@ -1753,29 +1653,24 @@
         </w:tc>
         <w:tc>
           <w:tcPr>
-            <w:tcW w:w="2834" w:type="dxa"/>
-            <w:tcBorders>
-              <w:start w:val="single" w:sz="6" w:space="0" w:color="000000"/>
-              <w:bottom w:val="single" w:sz="6" w:space="0" w:color="000000"/>
-              <w:end w:val="single" w:sz="6" w:space="0" w:color="000000"/>
-            </w:tcBorders>
-          </w:tcPr>
-          <w:p>
-            <w:pPr>
-              <w:pStyle w:val="Normal"/>
-              <w:spacing w:before="0" w:after="185"/>
-              <w:ind w:hanging="0" w:start="0"/>
-              <w:rPr>
-                <w:rFonts w:eastAsia="Times New Roman"/>
-                <w:sz w:val="26"/>
-                <w:szCs w:val="26"/>
-                <w:lang w:val="en-US"/>
-              </w:rPr>
+            <w:tcW w:w="2833" w:type="dxa"/>
+            <w:tcBorders>
+              <w:start w:val="single" w:sz="6" w:space="0" w:color="000000"/>
+              <w:bottom w:val="single" w:sz="6" w:space="0" w:color="000000"/>
+              <w:end w:val="single" w:sz="6" w:space="0" w:color="000000"/>
+            </w:tcBorders>
+          </w:tcPr>
+          <w:p>
+            <w:pPr>
+              <w:pStyle w:val="Normal"/>
+              <w:spacing w:before="0" w:after="185"/>
+              <w:ind w:hanging="0" w:start="0"/>
+              <w:rPr/>
             </w:pPr>
             <w:r>
               <w:rPr>
                 <w:rStyle w:val="HTMLCode"/>
-                <w:rFonts w:cs="Times New Roman"/>
+                <w:rFonts w:cs="Times New Roman" w:ascii="Times New Roman" w:hAnsi="Times New Roman"/>
                 <w:sz w:val="26"/>
                 <w:szCs w:val="26"/>
                 <w:lang w:val="en-US"/>
@@ -1786,28 +1681,25 @@
         </w:tc>
         <w:tc>
           <w:tcPr>
-            <w:tcW w:w="1535" w:type="dxa"/>
-            <w:tcBorders>
-              <w:start w:val="single" w:sz="6" w:space="0" w:color="000000"/>
-              <w:bottom w:val="single" w:sz="6" w:space="0" w:color="000000"/>
-              <w:end w:val="single" w:sz="6" w:space="0" w:color="000000"/>
-            </w:tcBorders>
-          </w:tcPr>
-          <w:p>
-            <w:pPr>
-              <w:pStyle w:val="Normal"/>
-              <w:spacing w:before="0" w:after="185"/>
-              <w:ind w:hanging="0" w:start="0"/>
-              <w:rPr>
-                <w:rFonts w:eastAsia="Times New Roman"/>
-                <w:sz w:val="26"/>
-                <w:szCs w:val="26"/>
-                <w:lang w:val="en-US"/>
-              </w:rPr>
-            </w:pPr>
-            <w:r>
-              <w:rPr>
-                <w:rFonts w:eastAsia="Times New Roman"/>
+            <w:tcW w:w="1536" w:type="dxa"/>
+            <w:tcBorders>
+              <w:start w:val="single" w:sz="6" w:space="0" w:color="000000"/>
+              <w:bottom w:val="single" w:sz="6" w:space="0" w:color="000000"/>
+              <w:end w:val="single" w:sz="6" w:space="0" w:color="000000"/>
+            </w:tcBorders>
+          </w:tcPr>
+          <w:p>
+            <w:pPr>
+              <w:pStyle w:val="Normal"/>
+              <w:spacing w:before="0" w:after="185"/>
+              <w:ind w:hanging="0" w:start="0"/>
+              <w:rPr>
+                <w:rFonts w:ascii="Times New Roman" w:hAnsi="Times New Roman"/>
+              </w:rPr>
+            </w:pPr>
+            <w:r>
+              <w:rPr>
+                <w:rFonts w:eastAsia="Times New Roman" w:ascii="Times New Roman" w:hAnsi="Times New Roman"/>
                 <w:sz w:val="26"/>
                 <w:szCs w:val="26"/>
                 <w:lang w:val="en-US"/>
@@ -1831,15 +1723,12 @@
               <w:spacing w:before="0" w:after="185"/>
               <w:ind w:hanging="0" w:start="0"/>
               <w:rPr>
-                <w:rFonts w:eastAsia="Times New Roman"/>
-                <w:sz w:val="26"/>
-                <w:szCs w:val="26"/>
-                <w:lang w:val="en-US"/>
-              </w:rPr>
-            </w:pPr>
-            <w:r>
-              <w:rPr>
-                <w:rFonts w:eastAsia="Times New Roman"/>
+                <w:rFonts w:ascii="Times New Roman" w:hAnsi="Times New Roman"/>
+              </w:rPr>
+            </w:pPr>
+            <w:r>
+              <w:rPr>
+                <w:rFonts w:eastAsia="Times New Roman" w:ascii="Times New Roman" w:hAnsi="Times New Roman"/>
                 <w:sz w:val="26"/>
                 <w:szCs w:val="26"/>
                 <w:lang w:val="en-US"/>
@@ -1863,15 +1752,12 @@
               <w:spacing w:before="0" w:after="185"/>
               <w:ind w:hanging="0" w:start="0"/>
               <w:rPr>
-                <w:rFonts w:eastAsia="Times New Roman"/>
-                <w:sz w:val="26"/>
-                <w:szCs w:val="26"/>
-                <w:lang w:val="en-US"/>
-              </w:rPr>
-            </w:pPr>
-            <w:r>
-              <w:rPr>
-                <w:rFonts w:eastAsia="Times New Roman"/>
+                <w:rFonts w:ascii="Times New Roman" w:hAnsi="Times New Roman"/>
+              </w:rPr>
+            </w:pPr>
+            <w:r>
+              <w:rPr>
+                <w:rFonts w:eastAsia="Times New Roman" w:ascii="Times New Roman" w:hAnsi="Times New Roman"/>
                 <w:sz w:val="26"/>
                 <w:szCs w:val="26"/>
                 <w:lang w:val="en-US"/>
@@ -1901,14 +1787,12 @@
               <w:spacing w:before="0" w:after="185"/>
               <w:ind w:hanging="0" w:start="0"/>
               <w:rPr>
-                <w:rFonts w:eastAsia="Times New Roman"/>
-                <w:sz w:val="26"/>
-                <w:szCs w:val="26"/>
-              </w:rPr>
-            </w:pPr>
-            <w:r>
-              <w:rPr>
-                <w:rFonts w:eastAsia="Times New Roman"/>
+                <w:rFonts w:ascii="Times New Roman" w:hAnsi="Times New Roman"/>
+              </w:rPr>
+            </w:pPr>
+            <w:r>
+              <w:rPr>
+                <w:rFonts w:eastAsia="Times New Roman" w:ascii="Times New Roman" w:hAnsi="Times New Roman"/>
                 <w:sz w:val="26"/>
                 <w:szCs w:val="26"/>
               </w:rPr>
@@ -1918,30 +1802,25 @@
         </w:tc>
         <w:tc>
           <w:tcPr>
-            <w:tcW w:w="2834" w:type="dxa"/>
-            <w:tcBorders>
-              <w:top w:val="single" w:sz="6" w:space="0" w:color="000000"/>
-              <w:start w:val="single" w:sz="6" w:space="0" w:color="000000"/>
-              <w:bottom w:val="single" w:sz="6" w:space="0" w:color="000000"/>
-              <w:end w:val="single" w:sz="6" w:space="0" w:color="000000"/>
-            </w:tcBorders>
-          </w:tcPr>
-          <w:p>
-            <w:pPr>
-              <w:pStyle w:val="Normal"/>
-              <w:spacing w:before="0" w:after="185"/>
-              <w:ind w:hanging="0" w:start="0"/>
-              <w:rPr>
-                <w:rFonts w:eastAsia="Times New Roman"/>
-                <w:sz w:val="26"/>
-                <w:szCs w:val="26"/>
-                <w:lang w:val="en-US"/>
-              </w:rPr>
+            <w:tcW w:w="2833" w:type="dxa"/>
+            <w:tcBorders>
+              <w:top w:val="single" w:sz="6" w:space="0" w:color="000000"/>
+              <w:start w:val="single" w:sz="6" w:space="0" w:color="000000"/>
+              <w:bottom w:val="single" w:sz="6" w:space="0" w:color="000000"/>
+              <w:end w:val="single" w:sz="6" w:space="0" w:color="000000"/>
+            </w:tcBorders>
+          </w:tcPr>
+          <w:p>
+            <w:pPr>
+              <w:pStyle w:val="Normal"/>
+              <w:spacing w:before="0" w:after="185"/>
+              <w:ind w:hanging="0" w:start="0"/>
+              <w:rPr/>
             </w:pPr>
             <w:r>
               <w:rPr>
                 <w:rStyle w:val="HTMLCode"/>
-                <w:rFonts w:cs="Times New Roman"/>
+                <w:rFonts w:cs="Times New Roman" w:ascii="Times New Roman" w:hAnsi="Times New Roman"/>
                 <w:sz w:val="26"/>
                 <w:szCs w:val="26"/>
                 <w:lang w:val="en-US"/>
@@ -1950,7 +1829,7 @@
             </w:r>
             <w:r>
               <w:rPr>
-                <w:rFonts w:eastAsia="Times New Roman"/>
+                <w:rFonts w:eastAsia="Times New Roman" w:ascii="Times New Roman" w:hAnsi="Times New Roman"/>
                 <w:sz w:val="26"/>
                 <w:szCs w:val="26"/>
                 <w:lang w:val="en-US"/>
@@ -1960,7 +1839,7 @@
             <w:r>
               <w:rPr>
                 <w:rStyle w:val="HTMLCode"/>
-                <w:rFonts w:cs="Times New Roman"/>
+                <w:rFonts w:cs="Times New Roman" w:ascii="Times New Roman" w:hAnsi="Times New Roman"/>
                 <w:sz w:val="26"/>
                 <w:szCs w:val="26"/>
                 <w:lang w:val="en-US"/>
@@ -1969,7 +1848,7 @@
             </w:r>
             <w:r>
               <w:rPr>
-                <w:rFonts w:eastAsia="Times New Roman"/>
+                <w:rFonts w:eastAsia="Times New Roman" w:ascii="Times New Roman" w:hAnsi="Times New Roman"/>
                 <w:sz w:val="26"/>
                 <w:szCs w:val="26"/>
                 <w:lang w:val="en-US"/>
@@ -1979,7 +1858,7 @@
             <w:r>
               <w:rPr>
                 <w:rStyle w:val="HTMLCode"/>
-                <w:rFonts w:cs="Times New Roman"/>
+                <w:rFonts w:cs="Times New Roman" w:ascii="Times New Roman" w:hAnsi="Times New Roman"/>
                 <w:sz w:val="26"/>
                 <w:szCs w:val="26"/>
                 <w:lang w:val="en-US"/>
@@ -1990,28 +1869,26 @@
         </w:tc>
         <w:tc>
           <w:tcPr>
-            <w:tcW w:w="1535" w:type="dxa"/>
-            <w:tcBorders>
-              <w:top w:val="single" w:sz="6" w:space="0" w:color="000000"/>
-              <w:start w:val="single" w:sz="6" w:space="0" w:color="000000"/>
-              <w:bottom w:val="single" w:sz="6" w:space="0" w:color="000000"/>
-              <w:end w:val="single" w:sz="6" w:space="0" w:color="000000"/>
-            </w:tcBorders>
-          </w:tcPr>
-          <w:p>
-            <w:pPr>
-              <w:pStyle w:val="Normal"/>
-              <w:spacing w:before="0" w:after="185"/>
-              <w:ind w:hanging="0" w:start="0"/>
-              <w:rPr>
-                <w:rFonts w:eastAsia="Times New Roman"/>
-                <w:sz w:val="26"/>
-                <w:szCs w:val="26"/>
-              </w:rPr>
-            </w:pPr>
-            <w:r>
-              <w:rPr>
-                <w:rFonts w:eastAsia="Times New Roman"/>
+            <w:tcW w:w="1536" w:type="dxa"/>
+            <w:tcBorders>
+              <w:top w:val="single" w:sz="6" w:space="0" w:color="000000"/>
+              <w:start w:val="single" w:sz="6" w:space="0" w:color="000000"/>
+              <w:bottom w:val="single" w:sz="6" w:space="0" w:color="000000"/>
+              <w:end w:val="single" w:sz="6" w:space="0" w:color="000000"/>
+            </w:tcBorders>
+          </w:tcPr>
+          <w:p>
+            <w:pPr>
+              <w:pStyle w:val="Normal"/>
+              <w:spacing w:before="0" w:after="185"/>
+              <w:ind w:hanging="0" w:start="0"/>
+              <w:rPr>
+                <w:rFonts w:ascii="Times New Roman" w:hAnsi="Times New Roman"/>
+              </w:rPr>
+            </w:pPr>
+            <w:r>
+              <w:rPr>
+                <w:rFonts w:eastAsia="Times New Roman" w:ascii="Times New Roman" w:hAnsi="Times New Roman"/>
                 <w:sz w:val="26"/>
                 <w:szCs w:val="26"/>
               </w:rPr>
@@ -2035,14 +1912,12 @@
               <w:spacing w:before="0" w:after="185"/>
               <w:ind w:hanging="0" w:start="0"/>
               <w:rPr>
-                <w:rFonts w:eastAsia="Times New Roman"/>
-                <w:sz w:val="26"/>
-                <w:szCs w:val="26"/>
-              </w:rPr>
-            </w:pPr>
-            <w:r>
-              <w:rPr>
-                <w:rFonts w:eastAsia="Times New Roman"/>
+                <w:rFonts w:ascii="Times New Roman" w:hAnsi="Times New Roman"/>
+              </w:rPr>
+            </w:pPr>
+            <w:r>
+              <w:rPr>
+                <w:rFonts w:eastAsia="Times New Roman" w:ascii="Times New Roman" w:hAnsi="Times New Roman"/>
                 <w:sz w:val="26"/>
                 <w:szCs w:val="26"/>
               </w:rPr>
@@ -2050,7 +1925,7 @@
             </w:r>
             <w:r>
               <w:rPr>
-                <w:rFonts w:eastAsia="Times New Roman"/>
+                <w:rFonts w:eastAsia="Times New Roman" w:ascii="Times New Roman" w:hAnsi="Times New Roman"/>
                 <w:sz w:val="26"/>
                 <w:szCs w:val="26"/>
                 <w:lang w:val="en-US"/>
@@ -2059,7 +1934,7 @@
             </w:r>
             <w:r>
               <w:rPr>
-                <w:rFonts w:eastAsia="Times New Roman"/>
+                <w:rFonts w:eastAsia="Times New Roman" w:ascii="Times New Roman" w:hAnsi="Times New Roman"/>
                 <w:sz w:val="26"/>
                 <w:szCs w:val="26"/>
               </w:rPr>
@@ -2067,7 +1942,7 @@
             </w:r>
             <w:r>
               <w:rPr>
-                <w:rFonts w:eastAsia="Times New Roman"/>
+                <w:rFonts w:eastAsia="Times New Roman" w:ascii="Times New Roman" w:hAnsi="Times New Roman"/>
                 <w:sz w:val="26"/>
                 <w:szCs w:val="26"/>
                 <w:lang w:val="en-US"/>
@@ -2076,7 +1951,7 @@
             </w:r>
             <w:r>
               <w:rPr>
-                <w:rFonts w:eastAsia="Times New Roman"/>
+                <w:rFonts w:eastAsia="Times New Roman" w:ascii="Times New Roman" w:hAnsi="Times New Roman"/>
                 <w:sz w:val="26"/>
                 <w:szCs w:val="26"/>
               </w:rPr>
@@ -2084,7 +1959,7 @@
             </w:r>
             <w:r>
               <w:rPr>
-                <w:rFonts w:eastAsia="Times New Roman"/>
+                <w:rFonts w:eastAsia="Times New Roman" w:ascii="Times New Roman" w:hAnsi="Times New Roman"/>
                 <w:sz w:val="26"/>
                 <w:szCs w:val="26"/>
                 <w:lang w:val="en-US"/>
@@ -2093,7 +1968,7 @@
             </w:r>
             <w:r>
               <w:rPr>
-                <w:rFonts w:eastAsia="Times New Roman"/>
+                <w:rFonts w:eastAsia="Times New Roman" w:ascii="Times New Roman" w:hAnsi="Times New Roman"/>
                 <w:sz w:val="26"/>
                 <w:szCs w:val="26"/>
               </w:rPr>
@@ -2101,7 +1976,7 @@
             </w:r>
             <w:r>
               <w:rPr>
-                <w:rFonts w:eastAsia="Times New Roman"/>
+                <w:rFonts w:eastAsia="Times New Roman" w:ascii="Times New Roman" w:hAnsi="Times New Roman"/>
                 <w:sz w:val="26"/>
                 <w:szCs w:val="26"/>
                 <w:lang w:val="en-US"/>
@@ -2110,7 +1985,7 @@
             </w:r>
             <w:r>
               <w:rPr>
-                <w:rFonts w:eastAsia="Times New Roman"/>
+                <w:rFonts w:eastAsia="Times New Roman" w:ascii="Times New Roman" w:hAnsi="Times New Roman"/>
                 <w:sz w:val="26"/>
                 <w:szCs w:val="26"/>
               </w:rPr>
@@ -2118,7 +1993,7 @@
             </w:r>
             <w:r>
               <w:rPr>
-                <w:rFonts w:eastAsia="Times New Roman"/>
+                <w:rFonts w:eastAsia="Times New Roman" w:ascii="Times New Roman" w:hAnsi="Times New Roman"/>
                 <w:sz w:val="26"/>
                 <w:szCs w:val="26"/>
                 <w:lang w:val="en-US"/>
@@ -2127,7 +2002,7 @@
             </w:r>
             <w:r>
               <w:rPr>
-                <w:rFonts w:eastAsia="Times New Roman"/>
+                <w:rFonts w:eastAsia="Times New Roman" w:ascii="Times New Roman" w:hAnsi="Times New Roman"/>
                 <w:sz w:val="26"/>
                 <w:szCs w:val="26"/>
               </w:rPr>
@@ -2135,7 +2010,7 @@
             </w:r>
             <w:r>
               <w:rPr>
-                <w:rFonts w:eastAsia="Times New Roman"/>
+                <w:rFonts w:eastAsia="Times New Roman" w:ascii="Times New Roman" w:hAnsi="Times New Roman"/>
                 <w:sz w:val="26"/>
                 <w:szCs w:val="26"/>
                 <w:lang w:val="en-US"/>
@@ -2144,7 +2019,7 @@
             </w:r>
             <w:r>
               <w:rPr>
-                <w:rFonts w:eastAsia="Times New Roman"/>
+                <w:rFonts w:eastAsia="Times New Roman" w:ascii="Times New Roman" w:hAnsi="Times New Roman"/>
                 <w:sz w:val="26"/>
                 <w:szCs w:val="26"/>
               </w:rPr>
@@ -2152,7 +2027,7 @@
             </w:r>
             <w:r>
               <w:rPr>
-                <w:rFonts w:eastAsia="Times New Roman"/>
+                <w:rFonts w:eastAsia="Times New Roman" w:ascii="Times New Roman" w:hAnsi="Times New Roman"/>
                 <w:sz w:val="26"/>
                 <w:szCs w:val="26"/>
                 <w:lang w:val="en-US"/>
@@ -2161,7 +2036,7 @@
             </w:r>
             <w:r>
               <w:rPr>
-                <w:rFonts w:eastAsia="Times New Roman"/>
+                <w:rFonts w:eastAsia="Times New Roman" w:ascii="Times New Roman" w:hAnsi="Times New Roman"/>
                 <w:sz w:val="26"/>
                 <w:szCs w:val="26"/>
               </w:rPr>
@@ -2169,7 +2044,7 @@
             </w:r>
             <w:r>
               <w:rPr>
-                <w:rFonts w:eastAsia="Times New Roman"/>
+                <w:rFonts w:eastAsia="Times New Roman" w:ascii="Times New Roman" w:hAnsi="Times New Roman"/>
                 <w:sz w:val="26"/>
                 <w:szCs w:val="26"/>
                 <w:lang w:val="en-US"/>
@@ -2178,7 +2053,7 @@
             </w:r>
             <w:r>
               <w:rPr>
-                <w:rFonts w:eastAsia="Times New Roman"/>
+                <w:rFonts w:eastAsia="Times New Roman" w:ascii="Times New Roman" w:hAnsi="Times New Roman"/>
                 <w:sz w:val="26"/>
                 <w:szCs w:val="26"/>
               </w:rPr>
@@ -2186,7 +2061,7 @@
             </w:r>
             <w:r>
               <w:rPr>
-                <w:rFonts w:eastAsia="Times New Roman"/>
+                <w:rFonts w:eastAsia="Times New Roman" w:ascii="Times New Roman" w:hAnsi="Times New Roman"/>
                 <w:sz w:val="26"/>
                 <w:szCs w:val="26"/>
                 <w:lang w:val="en-US"/>
@@ -2195,7 +2070,7 @@
             </w:r>
             <w:r>
               <w:rPr>
-                <w:rFonts w:eastAsia="Times New Roman"/>
+                <w:rFonts w:eastAsia="Times New Roman" w:ascii="Times New Roman" w:hAnsi="Times New Roman"/>
                 <w:sz w:val="26"/>
                 <w:szCs w:val="26"/>
               </w:rPr>
@@ -2203,7 +2078,7 @@
             </w:r>
             <w:r>
               <w:rPr>
-                <w:rFonts w:eastAsia="Times New Roman"/>
+                <w:rFonts w:eastAsia="Times New Roman" w:ascii="Times New Roman" w:hAnsi="Times New Roman"/>
                 <w:sz w:val="26"/>
                 <w:szCs w:val="26"/>
                 <w:lang w:val="en-US"/>
@@ -2212,7 +2087,7 @@
             </w:r>
             <w:r>
               <w:rPr>
-                <w:rFonts w:eastAsia="Times New Roman"/>
+                <w:rFonts w:eastAsia="Times New Roman" w:ascii="Times New Roman" w:hAnsi="Times New Roman"/>
                 <w:sz w:val="26"/>
                 <w:szCs w:val="26"/>
               </w:rPr>
@@ -2220,7 +2095,7 @@
             </w:r>
             <w:r>
               <w:rPr>
-                <w:rFonts w:eastAsia="Times New Roman"/>
+                <w:rFonts w:eastAsia="Times New Roman" w:ascii="Times New Roman" w:hAnsi="Times New Roman"/>
                 <w:sz w:val="26"/>
                 <w:szCs w:val="26"/>
                 <w:lang w:val="en-US"/>
@@ -2229,7 +2104,7 @@
             </w:r>
             <w:r>
               <w:rPr>
-                <w:rFonts w:eastAsia="Times New Roman"/>
+                <w:rFonts w:eastAsia="Times New Roman" w:ascii="Times New Roman" w:hAnsi="Times New Roman"/>
                 <w:sz w:val="26"/>
                 <w:szCs w:val="26"/>
               </w:rPr>
@@ -2237,7 +2112,7 @@
             </w:r>
             <w:r>
               <w:rPr>
-                <w:rFonts w:eastAsia="Times New Roman"/>
+                <w:rFonts w:eastAsia="Times New Roman" w:ascii="Times New Roman" w:hAnsi="Times New Roman"/>
                 <w:sz w:val="26"/>
                 <w:szCs w:val="26"/>
                 <w:lang w:val="en-US"/>
@@ -2246,7 +2121,7 @@
             </w:r>
             <w:r>
               <w:rPr>
-                <w:rFonts w:eastAsia="Times New Roman"/>
+                <w:rFonts w:eastAsia="Times New Roman" w:ascii="Times New Roman" w:hAnsi="Times New Roman"/>
                 <w:sz w:val="26"/>
                 <w:szCs w:val="26"/>
               </w:rPr>
@@ -2254,7 +2129,7 @@
             </w:r>
             <w:r>
               <w:rPr>
-                <w:rFonts w:eastAsia="Times New Roman"/>
+                <w:rFonts w:eastAsia="Times New Roman" w:ascii="Times New Roman" w:hAnsi="Times New Roman"/>
                 <w:sz w:val="26"/>
                 <w:szCs w:val="26"/>
                 <w:lang w:val="en-US"/>
@@ -2263,7 +2138,7 @@
             </w:r>
             <w:r>
               <w:rPr>
-                <w:rFonts w:eastAsia="Times New Roman"/>
+                <w:rFonts w:eastAsia="Times New Roman" w:ascii="Times New Roman" w:hAnsi="Times New Roman"/>
                 <w:sz w:val="26"/>
                 <w:szCs w:val="26"/>
               </w:rPr>
@@ -2271,7 +2146,7 @@
             </w:r>
             <w:r>
               <w:rPr>
-                <w:rFonts w:eastAsia="Times New Roman"/>
+                <w:rFonts w:eastAsia="Times New Roman" w:ascii="Times New Roman" w:hAnsi="Times New Roman"/>
                 <w:sz w:val="26"/>
                 <w:szCs w:val="26"/>
                 <w:lang w:val="en-US"/>
@@ -2280,7 +2155,7 @@
             </w:r>
             <w:r>
               <w:rPr>
-                <w:rFonts w:eastAsia="Times New Roman"/>
+                <w:rFonts w:eastAsia="Times New Roman" w:ascii="Times New Roman" w:hAnsi="Times New Roman"/>
                 <w:sz w:val="26"/>
                 <w:szCs w:val="26"/>
               </w:rPr>
@@ -2288,7 +2163,7 @@
             </w:r>
             <w:r>
               <w:rPr>
-                <w:rFonts w:eastAsia="Times New Roman"/>
+                <w:rFonts w:eastAsia="Times New Roman" w:ascii="Times New Roman" w:hAnsi="Times New Roman"/>
                 <w:sz w:val="26"/>
                 <w:szCs w:val="26"/>
                 <w:lang w:val="en-US"/>
@@ -2297,7 +2172,7 @@
             </w:r>
             <w:r>
               <w:rPr>
-                <w:rFonts w:eastAsia="Times New Roman"/>
+                <w:rFonts w:eastAsia="Times New Roman" w:ascii="Times New Roman" w:hAnsi="Times New Roman"/>
                 <w:sz w:val="26"/>
                 <w:szCs w:val="26"/>
               </w:rPr>
@@ -2305,7 +2180,7 @@
             </w:r>
             <w:r>
               <w:rPr>
-                <w:rFonts w:eastAsia="Times New Roman"/>
+                <w:rFonts w:eastAsia="Times New Roman" w:ascii="Times New Roman" w:hAnsi="Times New Roman"/>
                 <w:sz w:val="26"/>
                 <w:szCs w:val="26"/>
                 <w:lang w:val="en-US"/>
@@ -2314,7 +2189,7 @@
             </w:r>
             <w:r>
               <w:rPr>
-                <w:rFonts w:eastAsia="Times New Roman"/>
+                <w:rFonts w:eastAsia="Times New Roman" w:ascii="Times New Roman" w:hAnsi="Times New Roman"/>
                 <w:sz w:val="26"/>
                 <w:szCs w:val="26"/>
               </w:rPr>
@@ -2322,7 +2197,7 @@
             </w:r>
             <w:r>
               <w:rPr>
-                <w:rFonts w:eastAsia="Times New Roman"/>
+                <w:rFonts w:eastAsia="Times New Roman" w:ascii="Times New Roman" w:hAnsi="Times New Roman"/>
                 <w:sz w:val="26"/>
                 <w:szCs w:val="26"/>
                 <w:lang w:val="en-US"/>
@@ -2331,7 +2206,7 @@
             </w:r>
             <w:r>
               <w:rPr>
-                <w:rFonts w:eastAsia="Times New Roman"/>
+                <w:rFonts w:eastAsia="Times New Roman" w:ascii="Times New Roman" w:hAnsi="Times New Roman"/>
                 <w:sz w:val="26"/>
                 <w:szCs w:val="26"/>
               </w:rPr>
@@ -2355,15 +2230,12 @@
               <w:spacing w:before="0" w:after="185"/>
               <w:ind w:hanging="0" w:start="0"/>
               <w:rPr>
-                <w:rFonts w:eastAsia="Times New Roman"/>
-                <w:sz w:val="26"/>
-                <w:szCs w:val="26"/>
-                <w:lang w:val="en-US"/>
-              </w:rPr>
-            </w:pPr>
-            <w:r>
-              <w:rPr>
-                <w:rFonts w:eastAsia="Times New Roman"/>
+                <w:rFonts w:ascii="Times New Roman" w:hAnsi="Times New Roman"/>
+              </w:rPr>
+            </w:pPr>
+            <w:r>
+              <w:rPr>
+                <w:rFonts w:eastAsia="Times New Roman" w:ascii="Times New Roman" w:hAnsi="Times New Roman"/>
                 <w:sz w:val="26"/>
                 <w:szCs w:val="26"/>
                 <w:lang w:val="en-US"/>
@@ -2382,10 +2254,14 @@
           <w:tab w:val="left" w:pos="565" w:leader="none"/>
         </w:tabs>
         <w:ind w:hanging="0" w:start="0"/>
-        <w:rPr/>
+        <w:rPr>
+          <w:rFonts w:ascii="Times New Roman" w:hAnsi="Times New Roman"/>
+        </w:rPr>
       </w:pPr>
       <w:r>
-        <w:rPr/>
+        <w:rPr>
+          <w:rFonts w:ascii="Times New Roman" w:hAnsi="Times New Roman"/>
+        </w:rPr>
         <w:tab/>
         <w:t>Продолжение таблицы 1.7.1</w:t>
       </w:r>
@@ -2406,8 +2282,8 @@
       </w:tblPr>
       <w:tblGrid>
         <w:gridCol w:w="1281"/>
-        <w:gridCol w:w="2834"/>
-        <w:gridCol w:w="1535"/>
+        <w:gridCol w:w="2833"/>
+        <w:gridCol w:w="1536"/>
         <w:gridCol w:w="3904"/>
         <w:gridCol w:w="1765"/>
       </w:tblGrid>
@@ -2432,14 +2308,12 @@
               <w:ind w:hanging="0" w:start="0"/>
               <w:jc w:val="center"/>
               <w:rPr>
-                <w:rFonts w:eastAsia="Times New Roman"/>
-                <w:sz w:val="26"/>
-                <w:szCs w:val="26"/>
-              </w:rPr>
-            </w:pPr>
-            <w:r>
-              <w:rPr>
-                <w:rFonts w:eastAsia="Times New Roman"/>
+                <w:rFonts w:ascii="Times New Roman" w:hAnsi="Times New Roman"/>
+              </w:rPr>
+            </w:pPr>
+            <w:r>
+              <w:rPr>
+                <w:rFonts w:eastAsia="Times New Roman" w:ascii="Times New Roman" w:hAnsi="Times New Roman"/>
                 <w:sz w:val="26"/>
                 <w:szCs w:val="26"/>
               </w:rPr>
@@ -2449,7 +2323,7 @@
         </w:tc>
         <w:tc>
           <w:tcPr>
-            <w:tcW w:w="2834" w:type="dxa"/>
+            <w:tcW w:w="2833" w:type="dxa"/>
             <w:tcBorders>
               <w:top w:val="single" w:sz="6" w:space="0" w:color="000000"/>
               <w:start w:val="single" w:sz="6" w:space="0" w:color="000000"/>
@@ -2464,14 +2338,12 @@
               <w:ind w:hanging="0" w:start="0"/>
               <w:jc w:val="center"/>
               <w:rPr>
-                <w:rFonts w:eastAsia="Times New Roman"/>
-                <w:sz w:val="26"/>
-                <w:szCs w:val="26"/>
-              </w:rPr>
-            </w:pPr>
-            <w:r>
-              <w:rPr>
-                <w:rFonts w:eastAsia="Times New Roman"/>
+                <w:rFonts w:ascii="Times New Roman" w:hAnsi="Times New Roman"/>
+              </w:rPr>
+            </w:pPr>
+            <w:r>
+              <w:rPr>
+                <w:rFonts w:eastAsia="Times New Roman" w:ascii="Times New Roman" w:hAnsi="Times New Roman"/>
                 <w:sz w:val="26"/>
                 <w:szCs w:val="26"/>
               </w:rPr>
@@ -2481,7 +2353,7 @@
         </w:tc>
         <w:tc>
           <w:tcPr>
-            <w:tcW w:w="1535" w:type="dxa"/>
+            <w:tcW w:w="1536" w:type="dxa"/>
             <w:tcBorders>
               <w:top w:val="single" w:sz="6" w:space="0" w:color="000000"/>
               <w:start w:val="single" w:sz="6" w:space="0" w:color="000000"/>
@@ -2496,14 +2368,12 @@
               <w:ind w:hanging="0" w:start="0"/>
               <w:jc w:val="center"/>
               <w:rPr>
-                <w:rFonts w:eastAsia="Times New Roman"/>
-                <w:sz w:val="26"/>
-                <w:szCs w:val="26"/>
-              </w:rPr>
-            </w:pPr>
-            <w:r>
-              <w:rPr>
-                <w:rFonts w:eastAsia="Times New Roman"/>
+                <w:rFonts w:ascii="Times New Roman" w:hAnsi="Times New Roman"/>
+              </w:rPr>
+            </w:pPr>
+            <w:r>
+              <w:rPr>
+                <w:rFonts w:eastAsia="Times New Roman" w:ascii="Times New Roman" w:hAnsi="Times New Roman"/>
                 <w:sz w:val="26"/>
                 <w:szCs w:val="26"/>
               </w:rPr>
@@ -2528,14 +2398,12 @@
               <w:ind w:hanging="0" w:start="0"/>
               <w:jc w:val="center"/>
               <w:rPr>
-                <w:rFonts w:eastAsia="Times New Roman"/>
-                <w:sz w:val="26"/>
-                <w:szCs w:val="26"/>
-              </w:rPr>
-            </w:pPr>
-            <w:r>
-              <w:rPr>
-                <w:rFonts w:eastAsia="Times New Roman"/>
+                <w:rFonts w:ascii="Times New Roman" w:hAnsi="Times New Roman"/>
+              </w:rPr>
+            </w:pPr>
+            <w:r>
+              <w:rPr>
+                <w:rFonts w:eastAsia="Times New Roman" w:ascii="Times New Roman" w:hAnsi="Times New Roman"/>
                 <w:sz w:val="26"/>
                 <w:szCs w:val="26"/>
               </w:rPr>
@@ -2560,14 +2428,12 @@
               <w:ind w:hanging="0" w:start="0"/>
               <w:jc w:val="center"/>
               <w:rPr>
-                <w:rFonts w:eastAsia="Times New Roman"/>
-                <w:sz w:val="26"/>
-                <w:szCs w:val="26"/>
-              </w:rPr>
-            </w:pPr>
-            <w:r>
-              <w:rPr>
-                <w:rFonts w:eastAsia="Times New Roman"/>
+                <w:rFonts w:ascii="Times New Roman" w:hAnsi="Times New Roman"/>
+              </w:rPr>
+            </w:pPr>
+            <w:r>
+              <w:rPr>
+                <w:rFonts w:eastAsia="Times New Roman" w:ascii="Times New Roman" w:hAnsi="Times New Roman"/>
                 <w:sz w:val="26"/>
                 <w:szCs w:val="26"/>
               </w:rPr>
@@ -2595,14 +2461,12 @@
               <w:spacing w:before="0" w:after="185"/>
               <w:ind w:hanging="0" w:start="0"/>
               <w:rPr>
-                <w:rFonts w:eastAsia="Times New Roman"/>
-                <w:sz w:val="26"/>
-                <w:szCs w:val="26"/>
-              </w:rPr>
-            </w:pPr>
-            <w:r>
-              <w:rPr>
-                <w:rFonts w:eastAsia="Times New Roman"/>
+                <w:rFonts w:ascii="Times New Roman" w:hAnsi="Times New Roman"/>
+              </w:rPr>
+            </w:pPr>
+            <w:r>
+              <w:rPr>
+                <w:rFonts w:eastAsia="Times New Roman" w:ascii="Times New Roman" w:hAnsi="Times New Roman"/>
                 <w:sz w:val="26"/>
                 <w:szCs w:val="26"/>
               </w:rPr>
@@ -2612,29 +2476,24 @@
         </w:tc>
         <w:tc>
           <w:tcPr>
-            <w:tcW w:w="2834" w:type="dxa"/>
-            <w:tcBorders>
-              <w:start w:val="single" w:sz="6" w:space="0" w:color="000000"/>
-              <w:bottom w:val="single" w:sz="6" w:space="0" w:color="000000"/>
-              <w:end w:val="single" w:sz="6" w:space="0" w:color="000000"/>
-            </w:tcBorders>
-          </w:tcPr>
-          <w:p>
-            <w:pPr>
-              <w:pStyle w:val="Normal"/>
-              <w:spacing w:before="0" w:after="185"/>
-              <w:ind w:hanging="0" w:start="0"/>
-              <w:rPr>
-                <w:rFonts w:eastAsia="Times New Roman"/>
-                <w:sz w:val="26"/>
-                <w:szCs w:val="26"/>
-                <w:lang w:val="en-US"/>
-              </w:rPr>
+            <w:tcW w:w="2833" w:type="dxa"/>
+            <w:tcBorders>
+              <w:start w:val="single" w:sz="6" w:space="0" w:color="000000"/>
+              <w:bottom w:val="single" w:sz="6" w:space="0" w:color="000000"/>
+              <w:end w:val="single" w:sz="6" w:space="0" w:color="000000"/>
+            </w:tcBorders>
+          </w:tcPr>
+          <w:p>
+            <w:pPr>
+              <w:pStyle w:val="Normal"/>
+              <w:spacing w:before="0" w:after="185"/>
+              <w:ind w:hanging="0" w:start="0"/>
+              <w:rPr/>
             </w:pPr>
             <w:r>
               <w:rPr>
                 <w:rStyle w:val="HTMLCode"/>
-                <w:rFonts w:cs="Times New Roman"/>
+                <w:rFonts w:cs="Times New Roman" w:ascii="Times New Roman" w:hAnsi="Times New Roman"/>
                 <w:sz w:val="26"/>
                 <w:szCs w:val="26"/>
                 <w:lang w:val="en-US"/>
@@ -2645,28 +2504,25 @@
         </w:tc>
         <w:tc>
           <w:tcPr>
-            <w:tcW w:w="1535" w:type="dxa"/>
-            <w:tcBorders>
-              <w:start w:val="single" w:sz="6" w:space="0" w:color="000000"/>
-              <w:bottom w:val="single" w:sz="6" w:space="0" w:color="000000"/>
-              <w:end w:val="single" w:sz="6" w:space="0" w:color="000000"/>
-            </w:tcBorders>
-          </w:tcPr>
-          <w:p>
-            <w:pPr>
-              <w:pStyle w:val="Normal"/>
-              <w:spacing w:before="0" w:after="185"/>
-              <w:ind w:hanging="0" w:start="0"/>
-              <w:rPr>
-                <w:rFonts w:eastAsia="Times New Roman"/>
-                <w:sz w:val="26"/>
-                <w:szCs w:val="26"/>
-                <w:lang w:val="en-US"/>
-              </w:rPr>
-            </w:pPr>
-            <w:r>
-              <w:rPr>
-                <w:rFonts w:eastAsia="Times New Roman"/>
+            <w:tcW w:w="1536" w:type="dxa"/>
+            <w:tcBorders>
+              <w:start w:val="single" w:sz="6" w:space="0" w:color="000000"/>
+              <w:bottom w:val="single" w:sz="6" w:space="0" w:color="000000"/>
+              <w:end w:val="single" w:sz="6" w:space="0" w:color="000000"/>
+            </w:tcBorders>
+          </w:tcPr>
+          <w:p>
+            <w:pPr>
+              <w:pStyle w:val="Normal"/>
+              <w:spacing w:before="0" w:after="185"/>
+              <w:ind w:hanging="0" w:start="0"/>
+              <w:rPr>
+                <w:rFonts w:ascii="Times New Roman" w:hAnsi="Times New Roman"/>
+              </w:rPr>
+            </w:pPr>
+            <w:r>
+              <w:rPr>
+                <w:rFonts w:eastAsia="Times New Roman" w:ascii="Times New Roman" w:hAnsi="Times New Roman"/>
                 <w:sz w:val="26"/>
                 <w:szCs w:val="26"/>
                 <w:lang w:val="en-US"/>
@@ -2689,16 +2545,11 @@
               <w:pStyle w:val="Normal"/>
               <w:spacing w:before="0" w:after="185"/>
               <w:ind w:hanging="0" w:start="0"/>
-              <w:rPr>
-                <w:rFonts w:eastAsia="Times New Roman"/>
-                <w:sz w:val="26"/>
-                <w:szCs w:val="26"/>
-                <w:lang w:val="en-US"/>
-              </w:rPr>
-            </w:pPr>
-            <w:r>
-              <w:rPr>
-                <w:rFonts w:eastAsia="Times New Roman"/>
+              <w:rPr/>
+            </w:pPr>
+            <w:r>
+              <w:rPr>
+                <w:rFonts w:eastAsia="Times New Roman" w:ascii="Times New Roman" w:hAnsi="Times New Roman"/>
                 <w:sz w:val="26"/>
                 <w:szCs w:val="26"/>
                 <w:lang w:val="en-US"/>
@@ -2708,7 +2559,7 @@
             <w:r>
               <w:rPr>
                 <w:rStyle w:val="HTMLCode"/>
-                <w:rFonts w:cs="Times New Roman"/>
+                <w:rFonts w:cs="Times New Roman" w:ascii="Times New Roman" w:hAnsi="Times New Roman"/>
                 <w:sz w:val="26"/>
                 <w:szCs w:val="26"/>
                 <w:lang w:val="en-US"/>
@@ -2717,7 +2568,7 @@
             </w:r>
             <w:r>
               <w:rPr>
-                <w:rFonts w:eastAsia="Times New Roman"/>
+                <w:rFonts w:eastAsia="Times New Roman" w:ascii="Times New Roman" w:hAnsi="Times New Roman"/>
                 <w:sz w:val="26"/>
                 <w:szCs w:val="26"/>
                 <w:lang w:val="en-US"/>
@@ -2727,7 +2578,7 @@
             <w:r>
               <w:rPr>
                 <w:rStyle w:val="HTMLCode"/>
-                <w:rFonts w:cs="Times New Roman"/>
+                <w:rFonts w:cs="Times New Roman" w:ascii="Times New Roman" w:hAnsi="Times New Roman"/>
                 <w:sz w:val="26"/>
                 <w:szCs w:val="26"/>
                 <w:lang w:val="en-US"/>
@@ -2736,7 +2587,7 @@
             </w:r>
             <w:r>
               <w:rPr>
-                <w:rFonts w:eastAsia="Times New Roman"/>
+                <w:rFonts w:eastAsia="Times New Roman" w:ascii="Times New Roman" w:hAnsi="Times New Roman"/>
                 <w:sz w:val="26"/>
                 <w:szCs w:val="26"/>
                 <w:lang w:val="en-US"/>
@@ -2760,15 +2611,12 @@
               <w:spacing w:before="0" w:after="185"/>
               <w:ind w:hanging="0" w:start="0"/>
               <w:rPr>
-                <w:rFonts w:eastAsia="Times New Roman"/>
-                <w:sz w:val="26"/>
-                <w:szCs w:val="26"/>
-                <w:lang w:val="en-US"/>
-              </w:rPr>
-            </w:pPr>
-            <w:r>
-              <w:rPr>
-                <w:rFonts w:eastAsia="Times New Roman"/>
+                <w:rFonts w:ascii="Times New Roman" w:hAnsi="Times New Roman"/>
+              </w:rPr>
+            </w:pPr>
+            <w:r>
+              <w:rPr>
+                <w:rFonts w:eastAsia="Times New Roman" w:ascii="Times New Roman" w:hAnsi="Times New Roman"/>
                 <w:sz w:val="26"/>
                 <w:szCs w:val="26"/>
                 <w:lang w:val="en-US"/>
@@ -2798,14 +2646,12 @@
               <w:spacing w:before="0" w:after="185"/>
               <w:ind w:hanging="0" w:start="0"/>
               <w:rPr>
-                <w:rFonts w:eastAsia="Times New Roman"/>
-                <w:sz w:val="26"/>
-                <w:szCs w:val="26"/>
-              </w:rPr>
-            </w:pPr>
-            <w:r>
-              <w:rPr>
-                <w:rFonts w:eastAsia="Times New Roman"/>
+                <w:rFonts w:ascii="Times New Roman" w:hAnsi="Times New Roman"/>
+              </w:rPr>
+            </w:pPr>
+            <w:r>
+              <w:rPr>
+                <w:rFonts w:eastAsia="Times New Roman" w:ascii="Times New Roman" w:hAnsi="Times New Roman"/>
                 <w:sz w:val="26"/>
                 <w:szCs w:val="26"/>
               </w:rPr>
@@ -2815,30 +2661,25 @@
         </w:tc>
         <w:tc>
           <w:tcPr>
-            <w:tcW w:w="2834" w:type="dxa"/>
-            <w:tcBorders>
-              <w:top w:val="single" w:sz="6" w:space="0" w:color="000000"/>
-              <w:start w:val="single" w:sz="6" w:space="0" w:color="000000"/>
-              <w:bottom w:val="single" w:sz="6" w:space="0" w:color="000000"/>
-              <w:end w:val="single" w:sz="6" w:space="0" w:color="000000"/>
-            </w:tcBorders>
-          </w:tcPr>
-          <w:p>
-            <w:pPr>
-              <w:pStyle w:val="Normal"/>
-              <w:spacing w:before="0" w:after="185"/>
-              <w:ind w:hanging="0" w:start="0"/>
-              <w:rPr>
-                <w:rFonts w:eastAsia="Times New Roman"/>
-                <w:sz w:val="26"/>
-                <w:szCs w:val="26"/>
-                <w:lang w:val="en-US"/>
-              </w:rPr>
+            <w:tcW w:w="2833" w:type="dxa"/>
+            <w:tcBorders>
+              <w:top w:val="single" w:sz="6" w:space="0" w:color="000000"/>
+              <w:start w:val="single" w:sz="6" w:space="0" w:color="000000"/>
+              <w:bottom w:val="single" w:sz="6" w:space="0" w:color="000000"/>
+              <w:end w:val="single" w:sz="6" w:space="0" w:color="000000"/>
+            </w:tcBorders>
+          </w:tcPr>
+          <w:p>
+            <w:pPr>
+              <w:pStyle w:val="Normal"/>
+              <w:spacing w:before="0" w:after="185"/>
+              <w:ind w:hanging="0" w:start="0"/>
+              <w:rPr/>
             </w:pPr>
             <w:r>
               <w:rPr>
                 <w:rStyle w:val="HTMLCode"/>
-                <w:rFonts w:cs="Times New Roman"/>
+                <w:rFonts w:cs="Times New Roman" w:ascii="Times New Roman" w:hAnsi="Times New Roman"/>
                 <w:sz w:val="26"/>
                 <w:szCs w:val="26"/>
                 <w:lang w:val="en-US"/>
@@ -2849,29 +2690,26 @@
         </w:tc>
         <w:tc>
           <w:tcPr>
-            <w:tcW w:w="1535" w:type="dxa"/>
-            <w:tcBorders>
-              <w:top w:val="single" w:sz="6" w:space="0" w:color="000000"/>
-              <w:start w:val="single" w:sz="6" w:space="0" w:color="000000"/>
-              <w:bottom w:val="single" w:sz="6" w:space="0" w:color="000000"/>
-              <w:end w:val="single" w:sz="6" w:space="0" w:color="000000"/>
-            </w:tcBorders>
-          </w:tcPr>
-          <w:p>
-            <w:pPr>
-              <w:pStyle w:val="Normal"/>
-              <w:spacing w:before="0" w:after="185"/>
-              <w:ind w:hanging="0" w:start="0"/>
-              <w:rPr>
-                <w:rFonts w:eastAsia="Times New Roman"/>
-                <w:sz w:val="26"/>
-                <w:szCs w:val="26"/>
-                <w:lang w:val="en-US"/>
-              </w:rPr>
-            </w:pPr>
-            <w:r>
-              <w:rPr>
-                <w:rFonts w:eastAsia="Times New Roman"/>
+            <w:tcW w:w="1536" w:type="dxa"/>
+            <w:tcBorders>
+              <w:top w:val="single" w:sz="6" w:space="0" w:color="000000"/>
+              <w:start w:val="single" w:sz="6" w:space="0" w:color="000000"/>
+              <w:bottom w:val="single" w:sz="6" w:space="0" w:color="000000"/>
+              <w:end w:val="single" w:sz="6" w:space="0" w:color="000000"/>
+            </w:tcBorders>
+          </w:tcPr>
+          <w:p>
+            <w:pPr>
+              <w:pStyle w:val="Normal"/>
+              <w:spacing w:before="0" w:after="185"/>
+              <w:ind w:hanging="0" w:start="0"/>
+              <w:rPr>
+                <w:rFonts w:ascii="Times New Roman" w:hAnsi="Times New Roman"/>
+              </w:rPr>
+            </w:pPr>
+            <w:r>
+              <w:rPr>
+                <w:rFonts w:eastAsia="Times New Roman" w:ascii="Times New Roman" w:hAnsi="Times New Roman"/>
                 <w:sz w:val="26"/>
                 <w:szCs w:val="26"/>
                 <w:lang w:val="en-US"/>
@@ -2896,14 +2734,12 @@
               <w:spacing w:before="0" w:after="185"/>
               <w:ind w:hanging="0" w:start="0"/>
               <w:rPr>
-                <w:rFonts w:eastAsia="Times New Roman"/>
-                <w:sz w:val="26"/>
-                <w:szCs w:val="26"/>
-              </w:rPr>
-            </w:pPr>
-            <w:r>
-              <w:rPr>
-                <w:rFonts w:eastAsia="Times New Roman"/>
+                <w:rFonts w:ascii="Times New Roman" w:hAnsi="Times New Roman"/>
+              </w:rPr>
+            </w:pPr>
+            <w:r>
+              <w:rPr>
+                <w:rFonts w:eastAsia="Times New Roman" w:ascii="Times New Roman" w:hAnsi="Times New Roman"/>
                 <w:sz w:val="26"/>
                 <w:szCs w:val="26"/>
               </w:rPr>
@@ -2927,15 +2763,12 @@
               <w:spacing w:before="0" w:after="185"/>
               <w:ind w:hanging="0" w:start="0"/>
               <w:rPr>
-                <w:rFonts w:eastAsia="Times New Roman"/>
-                <w:sz w:val="26"/>
-                <w:szCs w:val="26"/>
-                <w:lang w:val="en-US"/>
-              </w:rPr>
-            </w:pPr>
-            <w:r>
-              <w:rPr>
-                <w:rFonts w:eastAsia="Times New Roman"/>
+                <w:rFonts w:ascii="Times New Roman" w:hAnsi="Times New Roman"/>
+              </w:rPr>
+            </w:pPr>
+            <w:r>
+              <w:rPr>
+                <w:rFonts w:eastAsia="Times New Roman" w:ascii="Times New Roman" w:hAnsi="Times New Roman"/>
                 <w:sz w:val="26"/>
                 <w:szCs w:val="26"/>
                 <w:lang w:val="en-US"/>
@@ -2947,7 +2780,7 @@
       </w:tr>
       <w:tr>
         <w:trPr>
-          <w:trHeight w:val="1755" w:hRule="atLeast"/>
+          <w:trHeight w:val="2340" w:hRule="atLeast"/>
         </w:trPr>
         <w:tc>
           <w:tcPr>
@@ -2965,14 +2798,12 @@
               <w:spacing w:before="0" w:after="185"/>
               <w:ind w:hanging="0" w:start="0"/>
               <w:rPr>
-                <w:rFonts w:eastAsia="Times New Roman"/>
-                <w:sz w:val="26"/>
-                <w:szCs w:val="26"/>
-              </w:rPr>
-            </w:pPr>
-            <w:r>
-              <w:rPr>
-                <w:rFonts w:eastAsia="Times New Roman"/>
+                <w:rFonts w:ascii="Times New Roman" w:hAnsi="Times New Roman"/>
+              </w:rPr>
+            </w:pPr>
+            <w:r>
+              <w:rPr>
+                <w:rFonts w:eastAsia="Times New Roman" w:ascii="Times New Roman" w:hAnsi="Times New Roman"/>
                 <w:sz w:val="26"/>
                 <w:szCs w:val="26"/>
               </w:rPr>
@@ -2982,30 +2813,25 @@
         </w:tc>
         <w:tc>
           <w:tcPr>
-            <w:tcW w:w="2834" w:type="dxa"/>
-            <w:tcBorders>
-              <w:top w:val="single" w:sz="6" w:space="0" w:color="000000"/>
-              <w:start w:val="single" w:sz="6" w:space="0" w:color="000000"/>
-              <w:bottom w:val="single" w:sz="6" w:space="0" w:color="000000"/>
-              <w:end w:val="single" w:sz="6" w:space="0" w:color="000000"/>
-            </w:tcBorders>
-          </w:tcPr>
-          <w:p>
-            <w:pPr>
-              <w:pStyle w:val="Normal"/>
-              <w:spacing w:before="0" w:after="185"/>
-              <w:ind w:hanging="0" w:start="0"/>
-              <w:rPr>
-                <w:rFonts w:eastAsia="Times New Roman"/>
-                <w:sz w:val="26"/>
-                <w:szCs w:val="26"/>
-                <w:lang w:val="en-US"/>
-              </w:rPr>
+            <w:tcW w:w="2833" w:type="dxa"/>
+            <w:tcBorders>
+              <w:top w:val="single" w:sz="6" w:space="0" w:color="000000"/>
+              <w:start w:val="single" w:sz="6" w:space="0" w:color="000000"/>
+              <w:bottom w:val="single" w:sz="6" w:space="0" w:color="000000"/>
+              <w:end w:val="single" w:sz="6" w:space="0" w:color="000000"/>
+            </w:tcBorders>
+          </w:tcPr>
+          <w:p>
+            <w:pPr>
+              <w:pStyle w:val="Normal"/>
+              <w:spacing w:before="0" w:after="185"/>
+              <w:ind w:hanging="0" w:start="0"/>
+              <w:rPr/>
             </w:pPr>
             <w:r>
               <w:rPr>
                 <w:rStyle w:val="HTMLCode"/>
-                <w:rFonts w:cs="Times New Roman"/>
+                <w:rFonts w:cs="Times New Roman" w:ascii="Times New Roman" w:hAnsi="Times New Roman"/>
                 <w:sz w:val="26"/>
                 <w:szCs w:val="26"/>
                 <w:lang w:val="en-US"/>
@@ -3016,28 +2842,26 @@
         </w:tc>
         <w:tc>
           <w:tcPr>
-            <w:tcW w:w="1535" w:type="dxa"/>
-            <w:tcBorders>
-              <w:top w:val="single" w:sz="6" w:space="0" w:color="000000"/>
-              <w:start w:val="single" w:sz="6" w:space="0" w:color="000000"/>
-              <w:bottom w:val="single" w:sz="6" w:space="0" w:color="000000"/>
-              <w:end w:val="single" w:sz="6" w:space="0" w:color="000000"/>
-            </w:tcBorders>
-          </w:tcPr>
-          <w:p>
-            <w:pPr>
-              <w:pStyle w:val="Normal"/>
-              <w:spacing w:before="0" w:after="185"/>
-              <w:ind w:hanging="0" w:start="0"/>
-              <w:rPr>
-                <w:rFonts w:eastAsia="Times New Roman"/>
-                <w:sz w:val="26"/>
-                <w:szCs w:val="26"/>
-              </w:rPr>
-            </w:pPr>
-            <w:r>
-              <w:rPr>
-                <w:rFonts w:eastAsia="Times New Roman"/>
+            <w:tcW w:w="1536" w:type="dxa"/>
+            <w:tcBorders>
+              <w:top w:val="single" w:sz="6" w:space="0" w:color="000000"/>
+              <w:start w:val="single" w:sz="6" w:space="0" w:color="000000"/>
+              <w:bottom w:val="single" w:sz="6" w:space="0" w:color="000000"/>
+              <w:end w:val="single" w:sz="6" w:space="0" w:color="000000"/>
+            </w:tcBorders>
+          </w:tcPr>
+          <w:p>
+            <w:pPr>
+              <w:pStyle w:val="Normal"/>
+              <w:spacing w:before="0" w:after="185"/>
+              <w:ind w:hanging="0" w:start="0"/>
+              <w:rPr>
+                <w:rFonts w:ascii="Times New Roman" w:hAnsi="Times New Roman"/>
+              </w:rPr>
+            </w:pPr>
+            <w:r>
+              <w:rPr>
+                <w:rFonts w:eastAsia="Times New Roman" w:ascii="Times New Roman" w:hAnsi="Times New Roman"/>
                 <w:sz w:val="26"/>
                 <w:szCs w:val="26"/>
               </w:rPr>
@@ -3061,15 +2885,12 @@
               <w:spacing w:before="0" w:after="185"/>
               <w:ind w:hanging="0" w:start="0"/>
               <w:rPr>
-                <w:rFonts w:eastAsia="Times New Roman"/>
-                <w:sz w:val="26"/>
-                <w:szCs w:val="26"/>
-                <w:lang w:val="en-US"/>
-              </w:rPr>
-            </w:pPr>
-            <w:r>
-              <w:rPr>
-                <w:rFonts w:eastAsia="Times New Roman"/>
+                <w:rFonts w:ascii="Times New Roman" w:hAnsi="Times New Roman"/>
+              </w:rPr>
+            </w:pPr>
+            <w:r>
+              <w:rPr>
+                <w:rFonts w:eastAsia="Times New Roman" w:ascii="Times New Roman" w:hAnsi="Times New Roman"/>
                 <w:sz w:val="26"/>
                 <w:szCs w:val="26"/>
                 <w:lang w:val="en-US"/>
@@ -3094,15 +2915,12 @@
               <w:spacing w:before="0" w:after="185"/>
               <w:ind w:hanging="0" w:start="0"/>
               <w:rPr>
-                <w:rFonts w:eastAsia="Times New Roman"/>
-                <w:sz w:val="26"/>
-                <w:szCs w:val="26"/>
-                <w:lang w:val="en-US"/>
-              </w:rPr>
-            </w:pPr>
-            <w:r>
-              <w:rPr>
-                <w:rFonts w:eastAsia="Times New Roman"/>
+                <w:rFonts w:ascii="Times New Roman" w:hAnsi="Times New Roman"/>
+              </w:rPr>
+            </w:pPr>
+            <w:r>
+              <w:rPr>
+                <w:rFonts w:eastAsia="Times New Roman" w:ascii="Times New Roman" w:hAnsi="Times New Roman"/>
                 <w:sz w:val="26"/>
                 <w:szCs w:val="26"/>
                 <w:lang w:val="en-US"/>
@@ -3132,14 +2950,12 @@
               <w:spacing w:before="0" w:after="185"/>
               <w:ind w:hanging="0" w:start="0"/>
               <w:rPr>
-                <w:rFonts w:eastAsia="Times New Roman"/>
-                <w:sz w:val="26"/>
-                <w:szCs w:val="26"/>
-              </w:rPr>
-            </w:pPr>
-            <w:r>
-              <w:rPr>
-                <w:rFonts w:eastAsia="Times New Roman"/>
+                <w:rFonts w:ascii="Times New Roman" w:hAnsi="Times New Roman"/>
+              </w:rPr>
+            </w:pPr>
+            <w:r>
+              <w:rPr>
+                <w:rFonts w:eastAsia="Times New Roman" w:ascii="Times New Roman" w:hAnsi="Times New Roman"/>
                 <w:sz w:val="26"/>
                 <w:szCs w:val="26"/>
               </w:rPr>
@@ -3149,30 +2965,25 @@
         </w:tc>
         <w:tc>
           <w:tcPr>
-            <w:tcW w:w="2834" w:type="dxa"/>
-            <w:tcBorders>
-              <w:top w:val="single" w:sz="6" w:space="0" w:color="000000"/>
-              <w:start w:val="single" w:sz="6" w:space="0" w:color="000000"/>
-              <w:bottom w:val="single" w:sz="6" w:space="0" w:color="000000"/>
-              <w:end w:val="single" w:sz="6" w:space="0" w:color="000000"/>
-            </w:tcBorders>
-          </w:tcPr>
-          <w:p>
-            <w:pPr>
-              <w:pStyle w:val="Normal"/>
-              <w:spacing w:before="0" w:after="185"/>
-              <w:ind w:hanging="0" w:start="0"/>
-              <w:rPr>
-                <w:rFonts w:eastAsia="Times New Roman"/>
-                <w:sz w:val="26"/>
-                <w:szCs w:val="26"/>
-                <w:lang w:val="en-US"/>
-              </w:rPr>
+            <w:tcW w:w="2833" w:type="dxa"/>
+            <w:tcBorders>
+              <w:top w:val="single" w:sz="6" w:space="0" w:color="000000"/>
+              <w:start w:val="single" w:sz="6" w:space="0" w:color="000000"/>
+              <w:bottom w:val="single" w:sz="6" w:space="0" w:color="000000"/>
+              <w:end w:val="single" w:sz="6" w:space="0" w:color="000000"/>
+            </w:tcBorders>
+          </w:tcPr>
+          <w:p>
+            <w:pPr>
+              <w:pStyle w:val="Normal"/>
+              <w:spacing w:before="0" w:after="185"/>
+              <w:ind w:hanging="0" w:start="0"/>
+              <w:rPr/>
             </w:pPr>
             <w:r>
               <w:rPr>
                 <w:rStyle w:val="HTMLCode"/>
-                <w:rFonts w:cs="Times New Roman"/>
+                <w:rFonts w:cs="Times New Roman" w:ascii="Times New Roman" w:hAnsi="Times New Roman"/>
                 <w:sz w:val="26"/>
                 <w:szCs w:val="26"/>
                 <w:lang w:val="en-US"/>
@@ -3183,28 +2994,26 @@
         </w:tc>
         <w:tc>
           <w:tcPr>
-            <w:tcW w:w="1535" w:type="dxa"/>
-            <w:tcBorders>
-              <w:top w:val="single" w:sz="6" w:space="0" w:color="000000"/>
-              <w:start w:val="single" w:sz="6" w:space="0" w:color="000000"/>
-              <w:bottom w:val="single" w:sz="6" w:space="0" w:color="000000"/>
-              <w:end w:val="single" w:sz="6" w:space="0" w:color="000000"/>
-            </w:tcBorders>
-          </w:tcPr>
-          <w:p>
-            <w:pPr>
-              <w:pStyle w:val="Normal"/>
-              <w:spacing w:before="0" w:after="185"/>
-              <w:ind w:hanging="0" w:start="0"/>
-              <w:rPr>
-                <w:rFonts w:eastAsia="Times New Roman"/>
-                <w:sz w:val="26"/>
-                <w:szCs w:val="26"/>
-              </w:rPr>
-            </w:pPr>
-            <w:r>
-              <w:rPr>
-                <w:rFonts w:eastAsia="Times New Roman"/>
+            <w:tcW w:w="1536" w:type="dxa"/>
+            <w:tcBorders>
+              <w:top w:val="single" w:sz="6" w:space="0" w:color="000000"/>
+              <w:start w:val="single" w:sz="6" w:space="0" w:color="000000"/>
+              <w:bottom w:val="single" w:sz="6" w:space="0" w:color="000000"/>
+              <w:end w:val="single" w:sz="6" w:space="0" w:color="000000"/>
+            </w:tcBorders>
+          </w:tcPr>
+          <w:p>
+            <w:pPr>
+              <w:pStyle w:val="Normal"/>
+              <w:spacing w:before="0" w:after="185"/>
+              <w:ind w:hanging="0" w:start="0"/>
+              <w:rPr>
+                <w:rFonts w:ascii="Times New Roman" w:hAnsi="Times New Roman"/>
+              </w:rPr>
+            </w:pPr>
+            <w:r>
+              <w:rPr>
+                <w:rFonts w:eastAsia="Times New Roman" w:ascii="Times New Roman" w:hAnsi="Times New Roman"/>
                 <w:sz w:val="26"/>
                 <w:szCs w:val="26"/>
               </w:rPr>
@@ -3228,15 +3037,12 @@
               <w:spacing w:before="0" w:after="185"/>
               <w:ind w:hanging="0" w:start="0"/>
               <w:rPr>
-                <w:rFonts w:eastAsia="Times New Roman"/>
-                <w:sz w:val="26"/>
-                <w:szCs w:val="26"/>
-                <w:lang w:val="en-US"/>
-              </w:rPr>
-            </w:pPr>
-            <w:r>
-              <w:rPr>
-                <w:rFonts w:eastAsia="Times New Roman"/>
+                <w:rFonts w:ascii="Times New Roman" w:hAnsi="Times New Roman"/>
+              </w:rPr>
+            </w:pPr>
+            <w:r>
+              <w:rPr>
+                <w:rFonts w:eastAsia="Times New Roman" w:ascii="Times New Roman" w:hAnsi="Times New Roman"/>
                 <w:sz w:val="26"/>
                 <w:szCs w:val="26"/>
                 <w:lang w:val="en-US"/>
@@ -3261,15 +3067,12 @@
               <w:spacing w:before="0" w:after="185"/>
               <w:ind w:hanging="0" w:start="0"/>
               <w:rPr>
-                <w:rFonts w:eastAsia="Times New Roman"/>
-                <w:sz w:val="26"/>
-                <w:szCs w:val="26"/>
-                <w:lang w:val="en-US"/>
-              </w:rPr>
-            </w:pPr>
-            <w:r>
-              <w:rPr>
-                <w:rFonts w:eastAsia="Times New Roman"/>
+                <w:rFonts w:ascii="Times New Roman" w:hAnsi="Times New Roman"/>
+              </w:rPr>
+            </w:pPr>
+            <w:r>
+              <w:rPr>
+                <w:rFonts w:eastAsia="Times New Roman" w:ascii="Times New Roman" w:hAnsi="Times New Roman"/>
                 <w:sz w:val="26"/>
                 <w:szCs w:val="26"/>
                 <w:lang w:val="en-US"/>
@@ -3284,10 +3087,14 @@
       <w:pPr>
         <w:pStyle w:val="BodyText"/>
         <w:ind w:hanging="0" w:start="0"/>
-        <w:rPr/>
+        <w:rPr>
+          <w:rFonts w:ascii="Times New Roman" w:hAnsi="Times New Roman"/>
+        </w:rPr>
       </w:pPr>
       <w:r>
-        <w:rPr/>
+        <w:rPr>
+          <w:rFonts w:ascii="Times New Roman" w:hAnsi="Times New Roman"/>
+        </w:rPr>
         <w:tab/>
       </w:r>
     </w:p>
@@ -3295,10 +3102,14 @@
       <w:pPr>
         <w:pStyle w:val="BodyText"/>
         <w:ind w:hanging="0" w:start="0"/>
-        <w:rPr/>
+        <w:rPr>
+          <w:rFonts w:ascii="Times New Roman" w:hAnsi="Times New Roman"/>
+        </w:rPr>
       </w:pPr>
       <w:r>
-        <w:rPr/>
+        <w:rPr>
+          <w:rFonts w:ascii="Times New Roman" w:hAnsi="Times New Roman"/>
+        </w:rPr>
         <w:tab/>
         <w:t>Продолжение таблицы 1.7.1</w:t>
       </w:r>
@@ -3319,8 +3130,8 @@
       </w:tblPr>
       <w:tblGrid>
         <w:gridCol w:w="1281"/>
-        <w:gridCol w:w="2834"/>
-        <w:gridCol w:w="1535"/>
+        <w:gridCol w:w="2833"/>
+        <w:gridCol w:w="1536"/>
         <w:gridCol w:w="3904"/>
         <w:gridCol w:w="1765"/>
       </w:tblGrid>
@@ -3345,14 +3156,12 @@
               <w:ind w:hanging="0" w:start="0"/>
               <w:jc w:val="center"/>
               <w:rPr>
-                <w:rFonts w:eastAsia="Times New Roman"/>
-                <w:sz w:val="26"/>
-                <w:szCs w:val="26"/>
-              </w:rPr>
-            </w:pPr>
-            <w:r>
-              <w:rPr>
-                <w:rFonts w:eastAsia="Times New Roman"/>
+                <w:rFonts w:ascii="Times New Roman" w:hAnsi="Times New Roman"/>
+              </w:rPr>
+            </w:pPr>
+            <w:r>
+              <w:rPr>
+                <w:rFonts w:eastAsia="Times New Roman" w:ascii="Times New Roman" w:hAnsi="Times New Roman"/>
                 <w:sz w:val="26"/>
                 <w:szCs w:val="26"/>
               </w:rPr>
@@ -3362,7 +3171,7 @@
         </w:tc>
         <w:tc>
           <w:tcPr>
-            <w:tcW w:w="2834" w:type="dxa"/>
+            <w:tcW w:w="2833" w:type="dxa"/>
             <w:tcBorders>
               <w:top w:val="single" w:sz="6" w:space="0" w:color="000000"/>
               <w:start w:val="single" w:sz="6" w:space="0" w:color="000000"/>
@@ -3377,14 +3186,12 @@
               <w:ind w:hanging="0" w:start="0"/>
               <w:jc w:val="center"/>
               <w:rPr>
-                <w:rFonts w:eastAsia="Times New Roman"/>
-                <w:sz w:val="26"/>
-                <w:szCs w:val="26"/>
-              </w:rPr>
-            </w:pPr>
-            <w:r>
-              <w:rPr>
-                <w:rFonts w:eastAsia="Times New Roman"/>
+                <w:rFonts w:ascii="Times New Roman" w:hAnsi="Times New Roman"/>
+              </w:rPr>
+            </w:pPr>
+            <w:r>
+              <w:rPr>
+                <w:rFonts w:eastAsia="Times New Roman" w:ascii="Times New Roman" w:hAnsi="Times New Roman"/>
                 <w:sz w:val="26"/>
                 <w:szCs w:val="26"/>
               </w:rPr>
@@ -3394,7 +3201,7 @@
         </w:tc>
         <w:tc>
           <w:tcPr>
-            <w:tcW w:w="1535" w:type="dxa"/>
+            <w:tcW w:w="1536" w:type="dxa"/>
             <w:tcBorders>
               <w:top w:val="single" w:sz="6" w:space="0" w:color="000000"/>
               <w:start w:val="single" w:sz="6" w:space="0" w:color="000000"/>
@@ -3409,14 +3216,12 @@
               <w:ind w:hanging="0" w:start="0"/>
               <w:jc w:val="center"/>
               <w:rPr>
-                <w:rFonts w:eastAsia="Times New Roman"/>
-                <w:sz w:val="26"/>
-                <w:szCs w:val="26"/>
-              </w:rPr>
-            </w:pPr>
-            <w:r>
-              <w:rPr>
-                <w:rFonts w:eastAsia="Times New Roman"/>
+                <w:rFonts w:ascii="Times New Roman" w:hAnsi="Times New Roman"/>
+              </w:rPr>
+            </w:pPr>
+            <w:r>
+              <w:rPr>
+                <w:rFonts w:eastAsia="Times New Roman" w:ascii="Times New Roman" w:hAnsi="Times New Roman"/>
                 <w:sz w:val="26"/>
                 <w:szCs w:val="26"/>
               </w:rPr>
@@ -3441,14 +3246,12 @@
               <w:ind w:hanging="0" w:start="0"/>
               <w:jc w:val="center"/>
               <w:rPr>
-                <w:rFonts w:eastAsia="Times New Roman"/>
-                <w:sz w:val="26"/>
-                <w:szCs w:val="26"/>
-              </w:rPr>
-            </w:pPr>
-            <w:r>
-              <w:rPr>
-                <w:rFonts w:eastAsia="Times New Roman"/>
+                <w:rFonts w:ascii="Times New Roman" w:hAnsi="Times New Roman"/>
+              </w:rPr>
+            </w:pPr>
+            <w:r>
+              <w:rPr>
+                <w:rFonts w:eastAsia="Times New Roman" w:ascii="Times New Roman" w:hAnsi="Times New Roman"/>
                 <w:sz w:val="26"/>
                 <w:szCs w:val="26"/>
               </w:rPr>
@@ -3473,14 +3276,12 @@
               <w:ind w:hanging="0" w:start="0"/>
               <w:jc w:val="center"/>
               <w:rPr>
-                <w:rFonts w:eastAsia="Times New Roman"/>
-                <w:sz w:val="26"/>
-                <w:szCs w:val="26"/>
-              </w:rPr>
-            </w:pPr>
-            <w:r>
-              <w:rPr>
-                <w:rFonts w:eastAsia="Times New Roman"/>
+                <w:rFonts w:ascii="Times New Roman" w:hAnsi="Times New Roman"/>
+              </w:rPr>
+            </w:pPr>
+            <w:r>
+              <w:rPr>
+                <w:rFonts w:eastAsia="Times New Roman" w:ascii="Times New Roman" w:hAnsi="Times New Roman"/>
                 <w:sz w:val="26"/>
                 <w:szCs w:val="26"/>
               </w:rPr>
@@ -3491,7 +3292,7 @@
       </w:tr>
       <w:tr>
         <w:trPr>
-          <w:trHeight w:val="6016" w:hRule="atLeast"/>
+          <w:trHeight w:val="6526" w:hRule="atLeast"/>
         </w:trPr>
         <w:tc>
           <w:tcPr>
@@ -3508,14 +3309,12 @@
               <w:spacing w:before="0" w:after="185"/>
               <w:ind w:hanging="0" w:start="0"/>
               <w:rPr>
-                <w:rFonts w:eastAsia="Times New Roman"/>
-                <w:sz w:val="26"/>
-                <w:szCs w:val="26"/>
-              </w:rPr>
-            </w:pPr>
-            <w:r>
-              <w:rPr>
-                <w:rFonts w:eastAsia="Times New Roman"/>
+                <w:rFonts w:ascii="Times New Roman" w:hAnsi="Times New Roman"/>
+              </w:rPr>
+            </w:pPr>
+            <w:r>
+              <w:rPr>
+                <w:rFonts w:eastAsia="Times New Roman" w:ascii="Times New Roman" w:hAnsi="Times New Roman"/>
                 <w:sz w:val="26"/>
                 <w:szCs w:val="26"/>
               </w:rPr>
@@ -3525,29 +3324,24 @@
         </w:tc>
         <w:tc>
           <w:tcPr>
-            <w:tcW w:w="2834" w:type="dxa"/>
-            <w:tcBorders>
-              <w:start w:val="single" w:sz="6" w:space="0" w:color="000000"/>
-              <w:bottom w:val="single" w:sz="6" w:space="0" w:color="000000"/>
-              <w:end w:val="single" w:sz="6" w:space="0" w:color="000000"/>
-            </w:tcBorders>
-          </w:tcPr>
-          <w:p>
-            <w:pPr>
-              <w:pStyle w:val="Normal"/>
-              <w:spacing w:before="0" w:after="185"/>
-              <w:ind w:hanging="0" w:start="0"/>
-              <w:rPr>
-                <w:rFonts w:eastAsia="Times New Roman"/>
-                <w:sz w:val="26"/>
-                <w:szCs w:val="26"/>
-                <w:lang w:val="en-US"/>
-              </w:rPr>
+            <w:tcW w:w="2833" w:type="dxa"/>
+            <w:tcBorders>
+              <w:start w:val="single" w:sz="6" w:space="0" w:color="000000"/>
+              <w:bottom w:val="single" w:sz="6" w:space="0" w:color="000000"/>
+              <w:end w:val="single" w:sz="6" w:space="0" w:color="000000"/>
+            </w:tcBorders>
+          </w:tcPr>
+          <w:p>
+            <w:pPr>
+              <w:pStyle w:val="Normal"/>
+              <w:spacing w:before="0" w:after="185"/>
+              <w:ind w:hanging="0" w:start="0"/>
+              <w:rPr/>
             </w:pPr>
             <w:r>
               <w:rPr>
                 <w:rStyle w:val="HTMLCode"/>
-                <w:rFonts w:cs="Times New Roman"/>
+                <w:rFonts w:cs="Times New Roman" w:ascii="Times New Roman" w:hAnsi="Times New Roman"/>
                 <w:sz w:val="26"/>
                 <w:szCs w:val="26"/>
                 <w:lang w:val="en-US"/>
@@ -3558,28 +3352,25 @@
         </w:tc>
         <w:tc>
           <w:tcPr>
-            <w:tcW w:w="1535" w:type="dxa"/>
-            <w:tcBorders>
-              <w:start w:val="single" w:sz="6" w:space="0" w:color="000000"/>
-              <w:bottom w:val="single" w:sz="6" w:space="0" w:color="000000"/>
-              <w:end w:val="single" w:sz="6" w:space="0" w:color="000000"/>
-            </w:tcBorders>
-          </w:tcPr>
-          <w:p>
-            <w:pPr>
-              <w:pStyle w:val="Normal"/>
-              <w:spacing w:before="0" w:after="185"/>
-              <w:ind w:hanging="0" w:start="0"/>
-              <w:rPr>
-                <w:rFonts w:eastAsia="Times New Roman"/>
-                <w:sz w:val="26"/>
-                <w:szCs w:val="26"/>
-                <w:lang w:val="en-US"/>
-              </w:rPr>
-            </w:pPr>
-            <w:r>
-              <w:rPr>
-                <w:rFonts w:eastAsia="Times New Roman"/>
+            <w:tcW w:w="1536" w:type="dxa"/>
+            <w:tcBorders>
+              <w:start w:val="single" w:sz="6" w:space="0" w:color="000000"/>
+              <w:bottom w:val="single" w:sz="6" w:space="0" w:color="000000"/>
+              <w:end w:val="single" w:sz="6" w:space="0" w:color="000000"/>
+            </w:tcBorders>
+          </w:tcPr>
+          <w:p>
+            <w:pPr>
+              <w:pStyle w:val="Normal"/>
+              <w:spacing w:before="0" w:after="185"/>
+              <w:ind w:hanging="0" w:start="0"/>
+              <w:rPr>
+                <w:rFonts w:ascii="Times New Roman" w:hAnsi="Times New Roman"/>
+              </w:rPr>
+            </w:pPr>
+            <w:r>
+              <w:rPr>
+                <w:rFonts w:eastAsia="Times New Roman" w:ascii="Times New Roman" w:hAnsi="Times New Roman"/>
                 <w:sz w:val="26"/>
                 <w:szCs w:val="26"/>
                 <w:lang w:val="en-US"/>
@@ -3603,14 +3394,12 @@
               <w:spacing w:before="0" w:after="185"/>
               <w:ind w:hanging="0" w:start="0"/>
               <w:rPr>
-                <w:rFonts w:eastAsia="Times New Roman"/>
-                <w:sz w:val="26"/>
-                <w:szCs w:val="26"/>
-              </w:rPr>
-            </w:pPr>
-            <w:r>
-              <w:rPr>
-                <w:rFonts w:eastAsia="Times New Roman"/>
+                <w:rFonts w:ascii="Times New Roman" w:hAnsi="Times New Roman"/>
+              </w:rPr>
+            </w:pPr>
+            <w:r>
+              <w:rPr>
+                <w:rFonts w:eastAsia="Times New Roman" w:ascii="Times New Roman" w:hAnsi="Times New Roman"/>
                 <w:sz w:val="26"/>
                 <w:szCs w:val="26"/>
               </w:rPr>
@@ -3633,15 +3422,12 @@
               <w:spacing w:before="0" w:after="185"/>
               <w:ind w:hanging="0" w:start="0"/>
               <w:rPr>
-                <w:rFonts w:eastAsia="Times New Roman"/>
-                <w:sz w:val="26"/>
-                <w:szCs w:val="26"/>
-                <w:lang w:val="en-US"/>
-              </w:rPr>
-            </w:pPr>
-            <w:r>
-              <w:rPr>
-                <w:rFonts w:eastAsia="Times New Roman"/>
+                <w:rFonts w:ascii="Times New Roman" w:hAnsi="Times New Roman"/>
+              </w:rPr>
+            </w:pPr>
+            <w:r>
+              <w:rPr>
+                <w:rFonts w:eastAsia="Times New Roman" w:ascii="Times New Roman" w:hAnsi="Times New Roman"/>
                 <w:sz w:val="26"/>
                 <w:szCs w:val="26"/>
                 <w:lang w:val="en-US"/>
@@ -3653,7 +3439,7 @@
       </w:tr>
       <w:tr>
         <w:trPr>
-          <w:trHeight w:val="6136" w:hRule="atLeast"/>
+          <w:trHeight w:val="6015" w:hRule="atLeast"/>
         </w:trPr>
         <w:tc>
           <w:tcPr>
@@ -3671,14 +3457,12 @@
               <w:spacing w:before="0" w:after="185"/>
               <w:ind w:hanging="0" w:start="0"/>
               <w:rPr>
-                <w:rFonts w:eastAsia="Times New Roman"/>
-                <w:sz w:val="26"/>
-                <w:szCs w:val="26"/>
-              </w:rPr>
-            </w:pPr>
-            <w:r>
-              <w:rPr>
-                <w:rFonts w:eastAsia="Times New Roman"/>
+                <w:rFonts w:ascii="Times New Roman" w:hAnsi="Times New Roman"/>
+              </w:rPr>
+            </w:pPr>
+            <w:r>
+              <w:rPr>
+                <w:rFonts w:eastAsia="Times New Roman" w:ascii="Times New Roman" w:hAnsi="Times New Roman"/>
                 <w:sz w:val="26"/>
                 <w:szCs w:val="26"/>
               </w:rPr>
@@ -3688,30 +3472,25 @@
         </w:tc>
         <w:tc>
           <w:tcPr>
-            <w:tcW w:w="2834" w:type="dxa"/>
-            <w:tcBorders>
-              <w:top w:val="single" w:sz="6" w:space="0" w:color="000000"/>
-              <w:start w:val="single" w:sz="6" w:space="0" w:color="000000"/>
-              <w:bottom w:val="single" w:sz="6" w:space="0" w:color="000000"/>
-              <w:end w:val="single" w:sz="6" w:space="0" w:color="000000"/>
-            </w:tcBorders>
-          </w:tcPr>
-          <w:p>
-            <w:pPr>
-              <w:pStyle w:val="Normal"/>
-              <w:spacing w:before="0" w:after="185"/>
-              <w:ind w:hanging="0" w:start="0"/>
-              <w:rPr>
-                <w:rFonts w:eastAsia="Times New Roman"/>
-                <w:sz w:val="26"/>
-                <w:szCs w:val="26"/>
-                <w:lang w:val="en-US"/>
-              </w:rPr>
+            <w:tcW w:w="2833" w:type="dxa"/>
+            <w:tcBorders>
+              <w:top w:val="single" w:sz="6" w:space="0" w:color="000000"/>
+              <w:start w:val="single" w:sz="6" w:space="0" w:color="000000"/>
+              <w:bottom w:val="single" w:sz="6" w:space="0" w:color="000000"/>
+              <w:end w:val="single" w:sz="6" w:space="0" w:color="000000"/>
+            </w:tcBorders>
+          </w:tcPr>
+          <w:p>
+            <w:pPr>
+              <w:pStyle w:val="Normal"/>
+              <w:spacing w:before="0" w:after="185"/>
+              <w:ind w:hanging="0" w:start="0"/>
+              <w:rPr/>
             </w:pPr>
             <w:r>
               <w:rPr>
                 <w:rStyle w:val="HTMLCode"/>
-                <w:rFonts w:cs="Times New Roman"/>
+                <w:rFonts w:cs="Times New Roman" w:ascii="Times New Roman" w:hAnsi="Times New Roman"/>
                 <w:sz w:val="26"/>
                 <w:szCs w:val="26"/>
                 <w:lang w:val="en-US"/>
@@ -3722,29 +3501,26 @@
         </w:tc>
         <w:tc>
           <w:tcPr>
-            <w:tcW w:w="1535" w:type="dxa"/>
-            <w:tcBorders>
-              <w:top w:val="single" w:sz="6" w:space="0" w:color="000000"/>
-              <w:start w:val="single" w:sz="6" w:space="0" w:color="000000"/>
-              <w:bottom w:val="single" w:sz="6" w:space="0" w:color="000000"/>
-              <w:end w:val="single" w:sz="6" w:space="0" w:color="000000"/>
-            </w:tcBorders>
-          </w:tcPr>
-          <w:p>
-            <w:pPr>
-              <w:pStyle w:val="Normal"/>
-              <w:spacing w:before="0" w:after="185"/>
-              <w:ind w:hanging="0" w:start="0"/>
-              <w:rPr>
-                <w:rFonts w:eastAsia="Times New Roman"/>
-                <w:sz w:val="26"/>
-                <w:szCs w:val="26"/>
-                <w:lang w:val="en-US"/>
-              </w:rPr>
-            </w:pPr>
-            <w:r>
-              <w:rPr>
-                <w:rFonts w:eastAsia="Times New Roman"/>
+            <w:tcW w:w="1536" w:type="dxa"/>
+            <w:tcBorders>
+              <w:top w:val="single" w:sz="6" w:space="0" w:color="000000"/>
+              <w:start w:val="single" w:sz="6" w:space="0" w:color="000000"/>
+              <w:bottom w:val="single" w:sz="6" w:space="0" w:color="000000"/>
+              <w:end w:val="single" w:sz="6" w:space="0" w:color="000000"/>
+            </w:tcBorders>
+          </w:tcPr>
+          <w:p>
+            <w:pPr>
+              <w:pStyle w:val="Normal"/>
+              <w:spacing w:before="0" w:after="185"/>
+              <w:ind w:hanging="0" w:start="0"/>
+              <w:rPr>
+                <w:rFonts w:ascii="Times New Roman" w:hAnsi="Times New Roman"/>
+              </w:rPr>
+            </w:pPr>
+            <w:r>
+              <w:rPr>
+                <w:rFonts w:eastAsia="Times New Roman" w:ascii="Times New Roman" w:hAnsi="Times New Roman"/>
                 <w:sz w:val="26"/>
                 <w:szCs w:val="26"/>
                 <w:lang w:val="en-US"/>
@@ -3769,14 +3545,12 @@
               <w:spacing w:before="0" w:after="185"/>
               <w:ind w:hanging="0" w:start="0"/>
               <w:rPr>
-                <w:rFonts w:eastAsia="Times New Roman"/>
-                <w:sz w:val="26"/>
-                <w:szCs w:val="26"/>
-              </w:rPr>
-            </w:pPr>
-            <w:r>
-              <w:rPr>
-                <w:rFonts w:eastAsia="Times New Roman"/>
+                <w:rFonts w:ascii="Times New Roman" w:hAnsi="Times New Roman"/>
+              </w:rPr>
+            </w:pPr>
+            <w:r>
+              <w:rPr>
+                <w:rFonts w:eastAsia="Times New Roman" w:ascii="Times New Roman" w:hAnsi="Times New Roman"/>
                 <w:sz w:val="26"/>
                 <w:szCs w:val="26"/>
               </w:rPr>
@@ -3800,15 +3574,12 @@
               <w:spacing w:before="0" w:after="185"/>
               <w:ind w:hanging="0" w:start="0"/>
               <w:rPr>
-                <w:rFonts w:eastAsia="Times New Roman"/>
-                <w:sz w:val="26"/>
-                <w:szCs w:val="26"/>
-                <w:lang w:val="en-US"/>
-              </w:rPr>
-            </w:pPr>
-            <w:r>
-              <w:rPr>
-                <w:rFonts w:eastAsia="Times New Roman"/>
+                <w:rFonts w:ascii="Times New Roman" w:hAnsi="Times New Roman"/>
+              </w:rPr>
+            </w:pPr>
+            <w:r>
+              <w:rPr>
+                <w:rFonts w:eastAsia="Times New Roman" w:ascii="Times New Roman" w:hAnsi="Times New Roman"/>
                 <w:sz w:val="26"/>
                 <w:szCs w:val="26"/>
                 <w:lang w:val="en-US"/>
@@ -3822,10 +3593,14 @@
     <w:p>
       <w:pPr>
         <w:pStyle w:val="BodyText"/>
-        <w:rPr/>
+        <w:rPr>
+          <w:rFonts w:ascii="Times New Roman" w:hAnsi="Times New Roman"/>
+        </w:rPr>
       </w:pPr>
       <w:r>
-        <w:rPr/>
+        <w:rPr>
+          <w:rFonts w:ascii="Times New Roman" w:hAnsi="Times New Roman"/>
+        </w:rPr>
       </w:r>
     </w:p>
     <w:p>
@@ -3836,10 +3611,14 @@
           <w:tab w:val="left" w:pos="565" w:leader="none"/>
         </w:tabs>
         <w:ind w:hanging="0" w:start="0"/>
-        <w:rPr/>
+        <w:rPr>
+          <w:rFonts w:ascii="Times New Roman" w:hAnsi="Times New Roman"/>
+        </w:rPr>
       </w:pPr>
       <w:r>
-        <w:rPr/>
+        <w:rPr>
+          <w:rFonts w:ascii="Times New Roman" w:hAnsi="Times New Roman"/>
+        </w:rPr>
         <w:tab/>
         <w:t>Продолжение таблицы 1.7.1</w:t>
       </w:r>
@@ -3860,8 +3639,8 @@
       </w:tblPr>
       <w:tblGrid>
         <w:gridCol w:w="1281"/>
-        <w:gridCol w:w="2834"/>
-        <w:gridCol w:w="1535"/>
+        <w:gridCol w:w="2833"/>
+        <w:gridCol w:w="1536"/>
         <w:gridCol w:w="3904"/>
         <w:gridCol w:w="1765"/>
       </w:tblGrid>
@@ -3886,14 +3665,12 @@
               <w:ind w:hanging="0" w:start="0"/>
               <w:jc w:val="center"/>
               <w:rPr>
-                <w:rFonts w:eastAsia="Times New Roman"/>
-                <w:sz w:val="26"/>
-                <w:szCs w:val="26"/>
-              </w:rPr>
-            </w:pPr>
-            <w:r>
-              <w:rPr>
-                <w:rFonts w:eastAsia="Times New Roman"/>
+                <w:rFonts w:ascii="Times New Roman" w:hAnsi="Times New Roman"/>
+              </w:rPr>
+            </w:pPr>
+            <w:r>
+              <w:rPr>
+                <w:rFonts w:eastAsia="Times New Roman" w:ascii="Times New Roman" w:hAnsi="Times New Roman"/>
                 <w:sz w:val="26"/>
                 <w:szCs w:val="26"/>
               </w:rPr>
@@ -3903,7 +3680,7 @@
         </w:tc>
         <w:tc>
           <w:tcPr>
-            <w:tcW w:w="2834" w:type="dxa"/>
+            <w:tcW w:w="2833" w:type="dxa"/>
             <w:tcBorders>
               <w:top w:val="single" w:sz="6" w:space="0" w:color="000000"/>
               <w:start w:val="single" w:sz="6" w:space="0" w:color="000000"/>
@@ -3918,14 +3695,12 @@
               <w:ind w:hanging="0" w:start="0"/>
               <w:jc w:val="center"/>
               <w:rPr>
-                <w:rFonts w:eastAsia="Times New Roman"/>
-                <w:sz w:val="26"/>
-                <w:szCs w:val="26"/>
-              </w:rPr>
-            </w:pPr>
-            <w:r>
-              <w:rPr>
-                <w:rFonts w:eastAsia="Times New Roman"/>
+                <w:rFonts w:ascii="Times New Roman" w:hAnsi="Times New Roman"/>
+              </w:rPr>
+            </w:pPr>
+            <w:r>
+              <w:rPr>
+                <w:rFonts w:eastAsia="Times New Roman" w:ascii="Times New Roman" w:hAnsi="Times New Roman"/>
                 <w:sz w:val="26"/>
                 <w:szCs w:val="26"/>
               </w:rPr>
@@ -3935,7 +3710,7 @@
         </w:tc>
         <w:tc>
           <w:tcPr>
-            <w:tcW w:w="1535" w:type="dxa"/>
+            <w:tcW w:w="1536" w:type="dxa"/>
             <w:tcBorders>
               <w:top w:val="single" w:sz="6" w:space="0" w:color="000000"/>
               <w:start w:val="single" w:sz="6" w:space="0" w:color="000000"/>
@@ -3950,14 +3725,12 @@
               <w:ind w:hanging="0" w:start="0"/>
               <w:jc w:val="center"/>
               <w:rPr>
-                <w:rFonts w:eastAsia="Times New Roman"/>
-                <w:sz w:val="26"/>
-                <w:szCs w:val="26"/>
-              </w:rPr>
-            </w:pPr>
-            <w:r>
-              <w:rPr>
-                <w:rFonts w:eastAsia="Times New Roman"/>
+                <w:rFonts w:ascii="Times New Roman" w:hAnsi="Times New Roman"/>
+              </w:rPr>
+            </w:pPr>
+            <w:r>
+              <w:rPr>
+                <w:rFonts w:eastAsia="Times New Roman" w:ascii="Times New Roman" w:hAnsi="Times New Roman"/>
                 <w:sz w:val="26"/>
                 <w:szCs w:val="26"/>
               </w:rPr>
@@ -3982,14 +3755,12 @@
               <w:ind w:hanging="0" w:start="0"/>
               <w:jc w:val="center"/>
               <w:rPr>
-                <w:rFonts w:eastAsia="Times New Roman"/>
-                <w:sz w:val="26"/>
-                <w:szCs w:val="26"/>
-              </w:rPr>
-            </w:pPr>
-            <w:r>
-              <w:rPr>
-                <w:rFonts w:eastAsia="Times New Roman"/>
+                <w:rFonts w:ascii="Times New Roman" w:hAnsi="Times New Roman"/>
+              </w:rPr>
+            </w:pPr>
+            <w:r>
+              <w:rPr>
+                <w:rFonts w:eastAsia="Times New Roman" w:ascii="Times New Roman" w:hAnsi="Times New Roman"/>
                 <w:sz w:val="26"/>
                 <w:szCs w:val="26"/>
               </w:rPr>
@@ -4014,14 +3785,12 @@
               <w:ind w:hanging="0" w:start="0"/>
               <w:jc w:val="center"/>
               <w:rPr>
-                <w:rFonts w:eastAsia="Times New Roman"/>
-                <w:sz w:val="26"/>
-                <w:szCs w:val="26"/>
-              </w:rPr>
-            </w:pPr>
-            <w:r>
-              <w:rPr>
-                <w:rFonts w:eastAsia="Times New Roman"/>
+                <w:rFonts w:ascii="Times New Roman" w:hAnsi="Times New Roman"/>
+              </w:rPr>
+            </w:pPr>
+            <w:r>
+              <w:rPr>
+                <w:rFonts w:eastAsia="Times New Roman" w:ascii="Times New Roman" w:hAnsi="Times New Roman"/>
                 <w:sz w:val="26"/>
                 <w:szCs w:val="26"/>
               </w:rPr>
@@ -4049,14 +3818,12 @@
               <w:spacing w:before="0" w:after="185"/>
               <w:ind w:hanging="0" w:start="0"/>
               <w:rPr>
-                <w:rFonts w:eastAsia="Times New Roman"/>
-                <w:sz w:val="26"/>
-                <w:szCs w:val="26"/>
-              </w:rPr>
-            </w:pPr>
-            <w:r>
-              <w:rPr>
-                <w:rFonts w:eastAsia="Times New Roman"/>
+                <w:rFonts w:ascii="Times New Roman" w:hAnsi="Times New Roman"/>
+              </w:rPr>
+            </w:pPr>
+            <w:r>
+              <w:rPr>
+                <w:rFonts w:eastAsia="Times New Roman" w:ascii="Times New Roman" w:hAnsi="Times New Roman"/>
                 <w:sz w:val="26"/>
                 <w:szCs w:val="26"/>
               </w:rPr>
@@ -4066,29 +3833,24 @@
         </w:tc>
         <w:tc>
           <w:tcPr>
-            <w:tcW w:w="2834" w:type="dxa"/>
-            <w:tcBorders>
-              <w:start w:val="single" w:sz="6" w:space="0" w:color="000000"/>
-              <w:bottom w:val="single" w:sz="6" w:space="0" w:color="000000"/>
-              <w:end w:val="single" w:sz="6" w:space="0" w:color="000000"/>
-            </w:tcBorders>
-          </w:tcPr>
-          <w:p>
-            <w:pPr>
-              <w:pStyle w:val="Normal"/>
-              <w:spacing w:before="0" w:after="185"/>
-              <w:ind w:hanging="0" w:start="0"/>
-              <w:rPr>
-                <w:rFonts w:eastAsia="Times New Roman"/>
-                <w:sz w:val="26"/>
-                <w:szCs w:val="26"/>
-                <w:lang w:val="en-US"/>
-              </w:rPr>
+            <w:tcW w:w="2833" w:type="dxa"/>
+            <w:tcBorders>
+              <w:start w:val="single" w:sz="6" w:space="0" w:color="000000"/>
+              <w:bottom w:val="single" w:sz="6" w:space="0" w:color="000000"/>
+              <w:end w:val="single" w:sz="6" w:space="0" w:color="000000"/>
+            </w:tcBorders>
+          </w:tcPr>
+          <w:p>
+            <w:pPr>
+              <w:pStyle w:val="Normal"/>
+              <w:spacing w:before="0" w:after="185"/>
+              <w:ind w:hanging="0" w:start="0"/>
+              <w:rPr/>
             </w:pPr>
             <w:r>
               <w:rPr>
                 <w:rStyle w:val="HTMLCode"/>
-                <w:rFonts w:cs="Times New Roman"/>
+                <w:rFonts w:cs="Times New Roman" w:ascii="Times New Roman" w:hAnsi="Times New Roman"/>
                 <w:sz w:val="26"/>
                 <w:szCs w:val="26"/>
                 <w:lang w:val="en-US"/>
@@ -4098,7 +3860,7 @@
             <w:r>
               <w:rPr>
                 <w:rStyle w:val="HTMLCode"/>
-                <w:rFonts w:cs="Times New Roman"/>
+                <w:rFonts w:cs="Times New Roman" w:ascii="Times New Roman" w:hAnsi="Times New Roman"/>
                 <w:sz w:val="26"/>
                 <w:szCs w:val="26"/>
               </w:rPr>
@@ -4107,7 +3869,7 @@
             <w:r>
               <w:rPr>
                 <w:rStyle w:val="HTMLCode"/>
-                <w:rFonts w:cs="Times New Roman"/>
+                <w:rFonts w:cs="Times New Roman" w:ascii="Times New Roman" w:hAnsi="Times New Roman"/>
                 <w:sz w:val="26"/>
                 <w:szCs w:val="26"/>
                 <w:lang w:val="en-US"/>
@@ -4118,27 +3880,25 @@
         </w:tc>
         <w:tc>
           <w:tcPr>
-            <w:tcW w:w="1535" w:type="dxa"/>
-            <w:tcBorders>
-              <w:start w:val="single" w:sz="6" w:space="0" w:color="000000"/>
-              <w:bottom w:val="single" w:sz="6" w:space="0" w:color="000000"/>
-              <w:end w:val="single" w:sz="6" w:space="0" w:color="000000"/>
-            </w:tcBorders>
-          </w:tcPr>
-          <w:p>
-            <w:pPr>
-              <w:pStyle w:val="Normal"/>
-              <w:spacing w:before="0" w:after="185"/>
-              <w:ind w:hanging="0" w:start="0"/>
-              <w:rPr>
-                <w:rFonts w:eastAsia="Times New Roman"/>
-                <w:sz w:val="26"/>
-                <w:szCs w:val="26"/>
-              </w:rPr>
-            </w:pPr>
-            <w:r>
-              <w:rPr>
-                <w:rFonts w:eastAsia="Times New Roman"/>
+            <w:tcW w:w="1536" w:type="dxa"/>
+            <w:tcBorders>
+              <w:start w:val="single" w:sz="6" w:space="0" w:color="000000"/>
+              <w:bottom w:val="single" w:sz="6" w:space="0" w:color="000000"/>
+              <w:end w:val="single" w:sz="6" w:space="0" w:color="000000"/>
+            </w:tcBorders>
+          </w:tcPr>
+          <w:p>
+            <w:pPr>
+              <w:pStyle w:val="Normal"/>
+              <w:spacing w:before="0" w:after="185"/>
+              <w:ind w:hanging="0" w:start="0"/>
+              <w:rPr>
+                <w:rFonts w:ascii="Times New Roman" w:hAnsi="Times New Roman"/>
+              </w:rPr>
+            </w:pPr>
+            <w:r>
+              <w:rPr>
+                <w:rFonts w:eastAsia="Times New Roman" w:ascii="Times New Roman" w:hAnsi="Times New Roman"/>
                 <w:sz w:val="26"/>
                 <w:szCs w:val="26"/>
               </w:rPr>
@@ -4161,14 +3921,12 @@
               <w:spacing w:before="0" w:after="185"/>
               <w:ind w:hanging="0" w:start="0"/>
               <w:rPr>
-                <w:rFonts w:eastAsia="Times New Roman"/>
-                <w:sz w:val="26"/>
-                <w:szCs w:val="26"/>
-              </w:rPr>
-            </w:pPr>
-            <w:r>
-              <w:rPr>
-                <w:rFonts w:eastAsia="Times New Roman"/>
+                <w:rFonts w:ascii="Times New Roman" w:hAnsi="Times New Roman"/>
+              </w:rPr>
+            </w:pPr>
+            <w:r>
+              <w:rPr>
+                <w:rFonts w:eastAsia="Times New Roman" w:ascii="Times New Roman" w:hAnsi="Times New Roman"/>
                 <w:sz w:val="26"/>
                 <w:szCs w:val="26"/>
               </w:rPr>
@@ -4191,15 +3949,12 @@
               <w:spacing w:before="0" w:after="185"/>
               <w:ind w:hanging="0" w:start="0"/>
               <w:rPr>
-                <w:rFonts w:eastAsia="Times New Roman"/>
-                <w:sz w:val="26"/>
-                <w:szCs w:val="26"/>
-                <w:lang w:val="en-US"/>
-              </w:rPr>
-            </w:pPr>
-            <w:r>
-              <w:rPr>
-                <w:rFonts w:eastAsia="Times New Roman"/>
+                <w:rFonts w:ascii="Times New Roman" w:hAnsi="Times New Roman"/>
+              </w:rPr>
+            </w:pPr>
+            <w:r>
+              <w:rPr>
+                <w:rFonts w:eastAsia="Times New Roman" w:ascii="Times New Roman" w:hAnsi="Times New Roman"/>
                 <w:sz w:val="26"/>
                 <w:szCs w:val="26"/>
                 <w:lang w:val="en-US"/>
@@ -4229,14 +3984,12 @@
               <w:spacing w:before="0" w:after="185"/>
               <w:ind w:hanging="0" w:start="0"/>
               <w:rPr>
-                <w:rFonts w:eastAsia="Times New Roman"/>
-                <w:sz w:val="26"/>
-                <w:szCs w:val="26"/>
-              </w:rPr>
-            </w:pPr>
-            <w:r>
-              <w:rPr>
-                <w:rFonts w:eastAsia="Times New Roman"/>
+                <w:rFonts w:ascii="Times New Roman" w:hAnsi="Times New Roman"/>
+              </w:rPr>
+            </w:pPr>
+            <w:r>
+              <w:rPr>
+                <w:rFonts w:eastAsia="Times New Roman" w:ascii="Times New Roman" w:hAnsi="Times New Roman"/>
                 <w:sz w:val="26"/>
                 <w:szCs w:val="26"/>
               </w:rPr>
@@ -4246,30 +3999,25 @@
         </w:tc>
         <w:tc>
           <w:tcPr>
-            <w:tcW w:w="2834" w:type="dxa"/>
-            <w:tcBorders>
-              <w:top w:val="single" w:sz="6" w:space="0" w:color="000000"/>
-              <w:start w:val="single" w:sz="6" w:space="0" w:color="000000"/>
-              <w:bottom w:val="single" w:sz="6" w:space="0" w:color="000000"/>
-              <w:end w:val="single" w:sz="6" w:space="0" w:color="000000"/>
-            </w:tcBorders>
-          </w:tcPr>
-          <w:p>
-            <w:pPr>
-              <w:pStyle w:val="Normal"/>
-              <w:spacing w:before="0" w:after="185"/>
-              <w:ind w:hanging="0" w:start="0"/>
-              <w:rPr>
-                <w:rFonts w:eastAsia="Times New Roman"/>
-                <w:sz w:val="26"/>
-                <w:szCs w:val="26"/>
-                <w:lang w:val="en-US"/>
-              </w:rPr>
+            <w:tcW w:w="2833" w:type="dxa"/>
+            <w:tcBorders>
+              <w:top w:val="single" w:sz="6" w:space="0" w:color="000000"/>
+              <w:start w:val="single" w:sz="6" w:space="0" w:color="000000"/>
+              <w:bottom w:val="single" w:sz="6" w:space="0" w:color="000000"/>
+              <w:end w:val="single" w:sz="6" w:space="0" w:color="000000"/>
+            </w:tcBorders>
+          </w:tcPr>
+          <w:p>
+            <w:pPr>
+              <w:pStyle w:val="Normal"/>
+              <w:spacing w:before="0" w:after="185"/>
+              <w:ind w:hanging="0" w:start="0"/>
+              <w:rPr/>
             </w:pPr>
             <w:r>
               <w:rPr>
                 <w:rStyle w:val="HTMLCode"/>
-                <w:rFonts w:cs="Times New Roman"/>
+                <w:rFonts w:cs="Times New Roman" w:ascii="Times New Roman" w:hAnsi="Times New Roman"/>
                 <w:sz w:val="26"/>
                 <w:szCs w:val="26"/>
                 <w:lang w:val="en-US"/>
@@ -4280,29 +4028,26 @@
         </w:tc>
         <w:tc>
           <w:tcPr>
-            <w:tcW w:w="1535" w:type="dxa"/>
-            <w:tcBorders>
-              <w:top w:val="single" w:sz="6" w:space="0" w:color="000000"/>
-              <w:start w:val="single" w:sz="6" w:space="0" w:color="000000"/>
-              <w:bottom w:val="single" w:sz="6" w:space="0" w:color="000000"/>
-              <w:end w:val="single" w:sz="6" w:space="0" w:color="000000"/>
-            </w:tcBorders>
-          </w:tcPr>
-          <w:p>
-            <w:pPr>
-              <w:pStyle w:val="Normal"/>
-              <w:spacing w:before="0" w:after="185"/>
-              <w:ind w:hanging="0" w:start="0"/>
-              <w:rPr>
-                <w:rFonts w:eastAsia="Times New Roman"/>
-                <w:sz w:val="26"/>
-                <w:szCs w:val="26"/>
-                <w:lang w:val="en-US"/>
-              </w:rPr>
-            </w:pPr>
-            <w:r>
-              <w:rPr>
-                <w:rFonts w:eastAsia="Times New Roman"/>
+            <w:tcW w:w="1536" w:type="dxa"/>
+            <w:tcBorders>
+              <w:top w:val="single" w:sz="6" w:space="0" w:color="000000"/>
+              <w:start w:val="single" w:sz="6" w:space="0" w:color="000000"/>
+              <w:bottom w:val="single" w:sz="6" w:space="0" w:color="000000"/>
+              <w:end w:val="single" w:sz="6" w:space="0" w:color="000000"/>
+            </w:tcBorders>
+          </w:tcPr>
+          <w:p>
+            <w:pPr>
+              <w:pStyle w:val="Normal"/>
+              <w:spacing w:before="0" w:after="185"/>
+              <w:ind w:hanging="0" w:start="0"/>
+              <w:rPr>
+                <w:rFonts w:ascii="Times New Roman" w:hAnsi="Times New Roman"/>
+              </w:rPr>
+            </w:pPr>
+            <w:r>
+              <w:rPr>
+                <w:rFonts w:eastAsia="Times New Roman" w:ascii="Times New Roman" w:hAnsi="Times New Roman"/>
                 <w:sz w:val="26"/>
                 <w:szCs w:val="26"/>
                 <w:lang w:val="en-US"/>
@@ -4327,14 +4072,12 @@
               <w:spacing w:before="0" w:after="185"/>
               <w:ind w:hanging="0" w:start="0"/>
               <w:rPr>
-                <w:rFonts w:eastAsia="Times New Roman"/>
-                <w:sz w:val="26"/>
-                <w:szCs w:val="26"/>
-              </w:rPr>
-            </w:pPr>
-            <w:r>
-              <w:rPr>
-                <w:rFonts w:eastAsia="Times New Roman"/>
+                <w:rFonts w:ascii="Times New Roman" w:hAnsi="Times New Roman"/>
+              </w:rPr>
+            </w:pPr>
+            <w:r>
+              <w:rPr>
+                <w:rFonts w:eastAsia="Times New Roman" w:ascii="Times New Roman" w:hAnsi="Times New Roman"/>
                 <w:sz w:val="26"/>
                 <w:szCs w:val="26"/>
               </w:rPr>
@@ -4342,7 +4085,7 @@
             </w:r>
             <w:r>
               <w:rPr>
-                <w:rFonts w:eastAsia="Times New Roman"/>
+                <w:rFonts w:eastAsia="Times New Roman" w:ascii="Times New Roman" w:hAnsi="Times New Roman"/>
                 <w:sz w:val="26"/>
                 <w:szCs w:val="26"/>
                 <w:lang w:val="en-US"/>
@@ -4351,7 +4094,7 @@
             </w:r>
             <w:r>
               <w:rPr>
-                <w:rFonts w:eastAsia="Times New Roman"/>
+                <w:rFonts w:eastAsia="Times New Roman" w:ascii="Times New Roman" w:hAnsi="Times New Roman"/>
                 <w:sz w:val="26"/>
                 <w:szCs w:val="26"/>
               </w:rPr>
@@ -4375,15 +4118,12 @@
               <w:spacing w:before="0" w:after="185"/>
               <w:ind w:hanging="0" w:start="0"/>
               <w:rPr>
-                <w:rFonts w:eastAsia="Times New Roman"/>
-                <w:sz w:val="26"/>
-                <w:szCs w:val="26"/>
-                <w:lang w:val="en-US"/>
-              </w:rPr>
-            </w:pPr>
-            <w:r>
-              <w:rPr>
-                <w:rFonts w:eastAsia="Times New Roman"/>
+                <w:rFonts w:ascii="Times New Roman" w:hAnsi="Times New Roman"/>
+              </w:rPr>
+            </w:pPr>
+            <w:r>
+              <w:rPr>
+                <w:rFonts w:eastAsia="Times New Roman" w:ascii="Times New Roman" w:hAnsi="Times New Roman"/>
                 <w:sz w:val="26"/>
                 <w:szCs w:val="26"/>
                 <w:lang w:val="en-US"/>
@@ -4413,14 +4153,12 @@
               <w:spacing w:before="0" w:after="185"/>
               <w:ind w:hanging="0" w:start="0"/>
               <w:rPr>
-                <w:rFonts w:eastAsia="Times New Roman"/>
-                <w:sz w:val="26"/>
-                <w:szCs w:val="26"/>
-              </w:rPr>
-            </w:pPr>
-            <w:r>
-              <w:rPr>
-                <w:rFonts w:eastAsia="Times New Roman"/>
+                <w:rFonts w:ascii="Times New Roman" w:hAnsi="Times New Roman"/>
+              </w:rPr>
+            </w:pPr>
+            <w:r>
+              <w:rPr>
+                <w:rFonts w:eastAsia="Times New Roman" w:ascii="Times New Roman" w:hAnsi="Times New Roman"/>
                 <w:sz w:val="26"/>
                 <w:szCs w:val="26"/>
               </w:rPr>
@@ -4430,30 +4168,25 @@
         </w:tc>
         <w:tc>
           <w:tcPr>
-            <w:tcW w:w="2834" w:type="dxa"/>
-            <w:tcBorders>
-              <w:top w:val="single" w:sz="6" w:space="0" w:color="000000"/>
-              <w:start w:val="single" w:sz="6" w:space="0" w:color="000000"/>
-              <w:bottom w:val="single" w:sz="6" w:space="0" w:color="000000"/>
-              <w:end w:val="single" w:sz="6" w:space="0" w:color="000000"/>
-            </w:tcBorders>
-          </w:tcPr>
-          <w:p>
-            <w:pPr>
-              <w:pStyle w:val="Normal"/>
-              <w:spacing w:before="0" w:after="185"/>
-              <w:ind w:hanging="0" w:start="0"/>
-              <w:rPr>
-                <w:rFonts w:eastAsia="Times New Roman"/>
-                <w:sz w:val="26"/>
-                <w:szCs w:val="26"/>
-                <w:lang w:val="en-US"/>
-              </w:rPr>
+            <w:tcW w:w="2833" w:type="dxa"/>
+            <w:tcBorders>
+              <w:top w:val="single" w:sz="6" w:space="0" w:color="000000"/>
+              <w:start w:val="single" w:sz="6" w:space="0" w:color="000000"/>
+              <w:bottom w:val="single" w:sz="6" w:space="0" w:color="000000"/>
+              <w:end w:val="single" w:sz="6" w:space="0" w:color="000000"/>
+            </w:tcBorders>
+          </w:tcPr>
+          <w:p>
+            <w:pPr>
+              <w:pStyle w:val="Normal"/>
+              <w:spacing w:before="0" w:after="185"/>
+              <w:ind w:hanging="0" w:start="0"/>
+              <w:rPr/>
             </w:pPr>
             <w:r>
               <w:rPr>
                 <w:rStyle w:val="HTMLCode"/>
-                <w:rFonts w:cs="Times New Roman"/>
+                <w:rFonts w:cs="Times New Roman" w:ascii="Times New Roman" w:hAnsi="Times New Roman"/>
                 <w:sz w:val="26"/>
                 <w:szCs w:val="26"/>
                 <w:lang w:val="en-US"/>
@@ -4464,29 +4197,26 @@
         </w:tc>
         <w:tc>
           <w:tcPr>
-            <w:tcW w:w="1535" w:type="dxa"/>
-            <w:tcBorders>
-              <w:top w:val="single" w:sz="6" w:space="0" w:color="000000"/>
-              <w:start w:val="single" w:sz="6" w:space="0" w:color="000000"/>
-              <w:bottom w:val="single" w:sz="6" w:space="0" w:color="000000"/>
-              <w:end w:val="single" w:sz="6" w:space="0" w:color="000000"/>
-            </w:tcBorders>
-          </w:tcPr>
-          <w:p>
-            <w:pPr>
-              <w:pStyle w:val="Normal"/>
-              <w:spacing w:before="0" w:after="185"/>
-              <w:ind w:hanging="0" w:start="0"/>
-              <w:rPr>
-                <w:rFonts w:eastAsia="Times New Roman"/>
-                <w:sz w:val="26"/>
-                <w:szCs w:val="26"/>
-                <w:lang w:val="en-US"/>
-              </w:rPr>
-            </w:pPr>
-            <w:r>
-              <w:rPr>
-                <w:rFonts w:eastAsia="Times New Roman"/>
+            <w:tcW w:w="1536" w:type="dxa"/>
+            <w:tcBorders>
+              <w:top w:val="single" w:sz="6" w:space="0" w:color="000000"/>
+              <w:start w:val="single" w:sz="6" w:space="0" w:color="000000"/>
+              <w:bottom w:val="single" w:sz="6" w:space="0" w:color="000000"/>
+              <w:end w:val="single" w:sz="6" w:space="0" w:color="000000"/>
+            </w:tcBorders>
+          </w:tcPr>
+          <w:p>
+            <w:pPr>
+              <w:pStyle w:val="Normal"/>
+              <w:spacing w:before="0" w:after="185"/>
+              <w:ind w:hanging="0" w:start="0"/>
+              <w:rPr>
+                <w:rFonts w:ascii="Times New Roman" w:hAnsi="Times New Roman"/>
+              </w:rPr>
+            </w:pPr>
+            <w:r>
+              <w:rPr>
+                <w:rFonts w:eastAsia="Times New Roman" w:ascii="Times New Roman" w:hAnsi="Times New Roman"/>
                 <w:sz w:val="26"/>
                 <w:szCs w:val="26"/>
                 <w:lang w:val="en-US"/>
@@ -4511,14 +4241,12 @@
               <w:spacing w:before="0" w:after="185"/>
               <w:ind w:hanging="0" w:start="0"/>
               <w:rPr>
-                <w:rFonts w:eastAsia="Times New Roman"/>
-                <w:sz w:val="26"/>
-                <w:szCs w:val="26"/>
-              </w:rPr>
-            </w:pPr>
-            <w:r>
-              <w:rPr>
-                <w:rFonts w:eastAsia="Times New Roman"/>
+                <w:rFonts w:ascii="Times New Roman" w:hAnsi="Times New Roman"/>
+              </w:rPr>
+            </w:pPr>
+            <w:r>
+              <w:rPr>
+                <w:rFonts w:eastAsia="Times New Roman" w:ascii="Times New Roman" w:hAnsi="Times New Roman"/>
                 <w:sz w:val="26"/>
                 <w:szCs w:val="26"/>
               </w:rPr>
@@ -4542,15 +4270,12 @@
               <w:spacing w:before="0" w:after="185"/>
               <w:ind w:hanging="0" w:start="0"/>
               <w:rPr>
-                <w:rFonts w:eastAsia="Times New Roman"/>
-                <w:sz w:val="26"/>
-                <w:szCs w:val="26"/>
-                <w:lang w:val="en-US"/>
-              </w:rPr>
-            </w:pPr>
-            <w:r>
-              <w:rPr>
-                <w:rFonts w:eastAsia="Times New Roman"/>
+                <w:rFonts w:ascii="Times New Roman" w:hAnsi="Times New Roman"/>
+              </w:rPr>
+            </w:pPr>
+            <w:r>
+              <w:rPr>
+                <w:rFonts w:eastAsia="Times New Roman" w:ascii="Times New Roman" w:hAnsi="Times New Roman"/>
                 <w:sz w:val="26"/>
                 <w:szCs w:val="26"/>
                 <w:lang w:val="en-US"/>
@@ -4564,10 +4289,14 @@
     <w:p>
       <w:pPr>
         <w:pStyle w:val="BodyText"/>
-        <w:rPr/>
+        <w:rPr>
+          <w:rFonts w:ascii="Times New Roman" w:hAnsi="Times New Roman"/>
+        </w:rPr>
       </w:pPr>
       <w:r>
-        <w:rPr/>
+        <w:rPr>
+          <w:rFonts w:ascii="Times New Roman" w:hAnsi="Times New Roman"/>
+        </w:rPr>
       </w:r>
     </w:p>
     <w:p>
@@ -4578,10 +4307,14 @@
           <w:tab w:val="left" w:pos="565" w:leader="none"/>
         </w:tabs>
         <w:ind w:hanging="0" w:start="0"/>
-        <w:rPr/>
+        <w:rPr>
+          <w:rFonts w:ascii="Times New Roman" w:hAnsi="Times New Roman"/>
+        </w:rPr>
       </w:pPr>
       <w:r>
-        <w:rPr/>
+        <w:rPr>
+          <w:rFonts w:ascii="Times New Roman" w:hAnsi="Times New Roman"/>
+        </w:rPr>
         <w:tab/>
         <w:t>Продолжение таблицы 1.7.1</w:t>
       </w:r>
@@ -4602,8 +4335,8 @@
       </w:tblPr>
       <w:tblGrid>
         <w:gridCol w:w="1281"/>
-        <w:gridCol w:w="2834"/>
-        <w:gridCol w:w="1535"/>
+        <w:gridCol w:w="2833"/>
+        <w:gridCol w:w="1536"/>
         <w:gridCol w:w="3904"/>
         <w:gridCol w:w="1765"/>
       </w:tblGrid>
@@ -4628,14 +4361,12 @@
               <w:ind w:hanging="0" w:start="0"/>
               <w:jc w:val="center"/>
               <w:rPr>
-                <w:rFonts w:eastAsia="Times New Roman"/>
-                <w:sz w:val="26"/>
-                <w:szCs w:val="26"/>
-              </w:rPr>
-            </w:pPr>
-            <w:r>
-              <w:rPr>
-                <w:rFonts w:eastAsia="Times New Roman"/>
+                <w:rFonts w:ascii="Times New Roman" w:hAnsi="Times New Roman"/>
+              </w:rPr>
+            </w:pPr>
+            <w:r>
+              <w:rPr>
+                <w:rFonts w:eastAsia="Times New Roman" w:ascii="Times New Roman" w:hAnsi="Times New Roman"/>
                 <w:sz w:val="26"/>
                 <w:szCs w:val="26"/>
               </w:rPr>
@@ -4645,7 +4376,7 @@
         </w:tc>
         <w:tc>
           <w:tcPr>
-            <w:tcW w:w="2834" w:type="dxa"/>
+            <w:tcW w:w="2833" w:type="dxa"/>
             <w:tcBorders>
               <w:top w:val="single" w:sz="6" w:space="0" w:color="000000"/>
               <w:start w:val="single" w:sz="6" w:space="0" w:color="000000"/>
@@ -4660,14 +4391,12 @@
               <w:ind w:hanging="0" w:start="0"/>
               <w:jc w:val="center"/>
               <w:rPr>
-                <w:rFonts w:eastAsia="Times New Roman"/>
-                <w:sz w:val="26"/>
-                <w:szCs w:val="26"/>
-              </w:rPr>
-            </w:pPr>
-            <w:r>
-              <w:rPr>
-                <w:rFonts w:eastAsia="Times New Roman"/>
+                <w:rFonts w:ascii="Times New Roman" w:hAnsi="Times New Roman"/>
+              </w:rPr>
+            </w:pPr>
+            <w:r>
+              <w:rPr>
+                <w:rFonts w:eastAsia="Times New Roman" w:ascii="Times New Roman" w:hAnsi="Times New Roman"/>
                 <w:sz w:val="26"/>
                 <w:szCs w:val="26"/>
               </w:rPr>
@@ -4677,7 +4406,7 @@
         </w:tc>
         <w:tc>
           <w:tcPr>
-            <w:tcW w:w="1535" w:type="dxa"/>
+            <w:tcW w:w="1536" w:type="dxa"/>
             <w:tcBorders>
               <w:top w:val="single" w:sz="6" w:space="0" w:color="000000"/>
               <w:start w:val="single" w:sz="6" w:space="0" w:color="000000"/>
@@ -4692,14 +4421,12 @@
               <w:ind w:hanging="0" w:start="0"/>
               <w:jc w:val="center"/>
               <w:rPr>
-                <w:rFonts w:eastAsia="Times New Roman"/>
-                <w:sz w:val="26"/>
-                <w:szCs w:val="26"/>
-              </w:rPr>
-            </w:pPr>
-            <w:r>
-              <w:rPr>
-                <w:rFonts w:eastAsia="Times New Roman"/>
+                <w:rFonts w:ascii="Times New Roman" w:hAnsi="Times New Roman"/>
+              </w:rPr>
+            </w:pPr>
+            <w:r>
+              <w:rPr>
+                <w:rFonts w:eastAsia="Times New Roman" w:ascii="Times New Roman" w:hAnsi="Times New Roman"/>
                 <w:sz w:val="26"/>
                 <w:szCs w:val="26"/>
               </w:rPr>
@@ -4724,14 +4451,12 @@
               <w:ind w:hanging="0" w:start="0"/>
               <w:jc w:val="center"/>
               <w:rPr>
-                <w:rFonts w:eastAsia="Times New Roman"/>
-                <w:sz w:val="26"/>
-                <w:szCs w:val="26"/>
-              </w:rPr>
-            </w:pPr>
-            <w:r>
-              <w:rPr>
-                <w:rFonts w:eastAsia="Times New Roman"/>
+                <w:rFonts w:ascii="Times New Roman" w:hAnsi="Times New Roman"/>
+              </w:rPr>
+            </w:pPr>
+            <w:r>
+              <w:rPr>
+                <w:rFonts w:eastAsia="Times New Roman" w:ascii="Times New Roman" w:hAnsi="Times New Roman"/>
                 <w:sz w:val="26"/>
                 <w:szCs w:val="26"/>
               </w:rPr>
@@ -4756,14 +4481,12 @@
               <w:ind w:hanging="0" w:start="0"/>
               <w:jc w:val="center"/>
               <w:rPr>
-                <w:rFonts w:eastAsia="Times New Roman"/>
-                <w:sz w:val="26"/>
-                <w:szCs w:val="26"/>
-              </w:rPr>
-            </w:pPr>
-            <w:r>
-              <w:rPr>
-                <w:rFonts w:eastAsia="Times New Roman"/>
+                <w:rFonts w:ascii="Times New Roman" w:hAnsi="Times New Roman"/>
+              </w:rPr>
+            </w:pPr>
+            <w:r>
+              <w:rPr>
+                <w:rFonts w:eastAsia="Times New Roman" w:ascii="Times New Roman" w:hAnsi="Times New Roman"/>
                 <w:sz w:val="26"/>
                 <w:szCs w:val="26"/>
               </w:rPr>
@@ -4791,14 +4514,12 @@
               <w:spacing w:before="0" w:after="185"/>
               <w:ind w:hanging="0" w:start="0"/>
               <w:rPr>
-                <w:rFonts w:eastAsia="Times New Roman"/>
-                <w:sz w:val="26"/>
-                <w:szCs w:val="26"/>
-              </w:rPr>
-            </w:pPr>
-            <w:r>
-              <w:rPr>
-                <w:rFonts w:eastAsia="Times New Roman"/>
+                <w:rFonts w:ascii="Times New Roman" w:hAnsi="Times New Roman"/>
+              </w:rPr>
+            </w:pPr>
+            <w:r>
+              <w:rPr>
+                <w:rFonts w:eastAsia="Times New Roman" w:ascii="Times New Roman" w:hAnsi="Times New Roman"/>
                 <w:sz w:val="26"/>
                 <w:szCs w:val="26"/>
               </w:rPr>
@@ -4808,29 +4529,24 @@
         </w:tc>
         <w:tc>
           <w:tcPr>
-            <w:tcW w:w="2834" w:type="dxa"/>
-            <w:tcBorders>
-              <w:start w:val="single" w:sz="6" w:space="0" w:color="000000"/>
-              <w:bottom w:val="single" w:sz="6" w:space="0" w:color="000000"/>
-              <w:end w:val="single" w:sz="6" w:space="0" w:color="000000"/>
-            </w:tcBorders>
-          </w:tcPr>
-          <w:p>
-            <w:pPr>
-              <w:pStyle w:val="Normal"/>
-              <w:spacing w:before="0" w:after="185"/>
-              <w:ind w:hanging="0" w:start="0"/>
-              <w:rPr>
-                <w:rFonts w:eastAsia="Times New Roman"/>
-                <w:sz w:val="26"/>
-                <w:szCs w:val="26"/>
-                <w:lang w:val="en-US"/>
-              </w:rPr>
+            <w:tcW w:w="2833" w:type="dxa"/>
+            <w:tcBorders>
+              <w:start w:val="single" w:sz="6" w:space="0" w:color="000000"/>
+              <w:bottom w:val="single" w:sz="6" w:space="0" w:color="000000"/>
+              <w:end w:val="single" w:sz="6" w:space="0" w:color="000000"/>
+            </w:tcBorders>
+          </w:tcPr>
+          <w:p>
+            <w:pPr>
+              <w:pStyle w:val="Normal"/>
+              <w:spacing w:before="0" w:after="185"/>
+              <w:ind w:hanging="0" w:start="0"/>
+              <w:rPr/>
             </w:pPr>
             <w:r>
               <w:rPr>
                 <w:rStyle w:val="HTMLCode"/>
-                <w:rFonts w:cs="Times New Roman"/>
+                <w:rFonts w:cs="Times New Roman" w:ascii="Times New Roman" w:hAnsi="Times New Roman"/>
                 <w:sz w:val="26"/>
                 <w:szCs w:val="26"/>
                 <w:lang w:val="en-US"/>
@@ -4841,28 +4557,25 @@
         </w:tc>
         <w:tc>
           <w:tcPr>
-            <w:tcW w:w="1535" w:type="dxa"/>
-            <w:tcBorders>
-              <w:start w:val="single" w:sz="6" w:space="0" w:color="000000"/>
-              <w:bottom w:val="single" w:sz="6" w:space="0" w:color="000000"/>
-              <w:end w:val="single" w:sz="6" w:space="0" w:color="000000"/>
-            </w:tcBorders>
-          </w:tcPr>
-          <w:p>
-            <w:pPr>
-              <w:pStyle w:val="Normal"/>
-              <w:spacing w:before="0" w:after="185"/>
-              <w:ind w:hanging="0" w:start="0"/>
-              <w:rPr>
-                <w:rFonts w:eastAsia="Times New Roman"/>
-                <w:sz w:val="26"/>
-                <w:szCs w:val="26"/>
-                <w:lang w:val="en-US"/>
-              </w:rPr>
-            </w:pPr>
-            <w:r>
-              <w:rPr>
-                <w:rFonts w:eastAsia="Times New Roman"/>
+            <w:tcW w:w="1536" w:type="dxa"/>
+            <w:tcBorders>
+              <w:start w:val="single" w:sz="6" w:space="0" w:color="000000"/>
+              <w:bottom w:val="single" w:sz="6" w:space="0" w:color="000000"/>
+              <w:end w:val="single" w:sz="6" w:space="0" w:color="000000"/>
+            </w:tcBorders>
+          </w:tcPr>
+          <w:p>
+            <w:pPr>
+              <w:pStyle w:val="Normal"/>
+              <w:spacing w:before="0" w:after="185"/>
+              <w:ind w:hanging="0" w:start="0"/>
+              <w:rPr>
+                <w:rFonts w:ascii="Times New Roman" w:hAnsi="Times New Roman"/>
+              </w:rPr>
+            </w:pPr>
+            <w:r>
+              <w:rPr>
+                <w:rFonts w:eastAsia="Times New Roman" w:ascii="Times New Roman" w:hAnsi="Times New Roman"/>
                 <w:sz w:val="26"/>
                 <w:szCs w:val="26"/>
                 <w:lang w:val="en-US"/>
@@ -4886,14 +4599,12 @@
               <w:spacing w:before="0" w:after="185"/>
               <w:ind w:hanging="0" w:start="0"/>
               <w:rPr>
-                <w:rFonts w:eastAsia="Times New Roman"/>
-                <w:sz w:val="26"/>
-                <w:szCs w:val="26"/>
-              </w:rPr>
-            </w:pPr>
-            <w:r>
-              <w:rPr>
-                <w:rFonts w:eastAsia="Times New Roman"/>
+                <w:rFonts w:ascii="Times New Roman" w:hAnsi="Times New Roman"/>
+              </w:rPr>
+            </w:pPr>
+            <w:r>
+              <w:rPr>
+                <w:rFonts w:eastAsia="Times New Roman" w:ascii="Times New Roman" w:hAnsi="Times New Roman"/>
                 <w:sz w:val="26"/>
                 <w:szCs w:val="26"/>
               </w:rPr>
@@ -4916,15 +4627,12 @@
               <w:spacing w:before="0" w:after="185"/>
               <w:ind w:hanging="0" w:start="0"/>
               <w:rPr>
-                <w:rFonts w:eastAsia="Times New Roman"/>
-                <w:sz w:val="26"/>
-                <w:szCs w:val="26"/>
-                <w:lang w:val="en-US"/>
-              </w:rPr>
-            </w:pPr>
-            <w:r>
-              <w:rPr>
-                <w:rFonts w:eastAsia="Times New Roman"/>
+                <w:rFonts w:ascii="Times New Roman" w:hAnsi="Times New Roman"/>
+              </w:rPr>
+            </w:pPr>
+            <w:r>
+              <w:rPr>
+                <w:rFonts w:eastAsia="Times New Roman" w:ascii="Times New Roman" w:hAnsi="Times New Roman"/>
                 <w:sz w:val="26"/>
                 <w:szCs w:val="26"/>
                 <w:lang w:val="en-US"/>
@@ -4954,14 +4662,12 @@
               <w:spacing w:before="0" w:after="185"/>
               <w:ind w:hanging="0" w:start="0"/>
               <w:rPr>
-                <w:rFonts w:eastAsia="Times New Roman"/>
-                <w:sz w:val="26"/>
-                <w:szCs w:val="26"/>
-              </w:rPr>
-            </w:pPr>
-            <w:r>
-              <w:rPr>
-                <w:rFonts w:eastAsia="Times New Roman"/>
+                <w:rFonts w:ascii="Times New Roman" w:hAnsi="Times New Roman"/>
+              </w:rPr>
+            </w:pPr>
+            <w:r>
+              <w:rPr>
+                <w:rFonts w:eastAsia="Times New Roman" w:ascii="Times New Roman" w:hAnsi="Times New Roman"/>
                 <w:sz w:val="26"/>
                 <w:szCs w:val="26"/>
               </w:rPr>
@@ -4971,30 +4677,25 @@
         </w:tc>
         <w:tc>
           <w:tcPr>
-            <w:tcW w:w="2834" w:type="dxa"/>
-            <w:tcBorders>
-              <w:top w:val="single" w:sz="6" w:space="0" w:color="000000"/>
-              <w:start w:val="single" w:sz="6" w:space="0" w:color="000000"/>
-              <w:bottom w:val="single" w:sz="6" w:space="0" w:color="000000"/>
-              <w:end w:val="single" w:sz="6" w:space="0" w:color="000000"/>
-            </w:tcBorders>
-          </w:tcPr>
-          <w:p>
-            <w:pPr>
-              <w:pStyle w:val="Normal"/>
-              <w:spacing w:before="0" w:after="185"/>
-              <w:ind w:hanging="0" w:start="0"/>
-              <w:rPr>
-                <w:rFonts w:eastAsia="Times New Roman"/>
-                <w:sz w:val="26"/>
-                <w:szCs w:val="26"/>
-                <w:lang w:val="en-US"/>
-              </w:rPr>
+            <w:tcW w:w="2833" w:type="dxa"/>
+            <w:tcBorders>
+              <w:top w:val="single" w:sz="6" w:space="0" w:color="000000"/>
+              <w:start w:val="single" w:sz="6" w:space="0" w:color="000000"/>
+              <w:bottom w:val="single" w:sz="6" w:space="0" w:color="000000"/>
+              <w:end w:val="single" w:sz="6" w:space="0" w:color="000000"/>
+            </w:tcBorders>
+          </w:tcPr>
+          <w:p>
+            <w:pPr>
+              <w:pStyle w:val="Normal"/>
+              <w:spacing w:before="0" w:after="185"/>
+              <w:ind w:hanging="0" w:start="0"/>
+              <w:rPr/>
             </w:pPr>
             <w:r>
               <w:rPr>
                 <w:rStyle w:val="HTMLCode"/>
-                <w:rFonts w:cs="Times New Roman"/>
+                <w:rFonts w:cs="Times New Roman" w:ascii="Times New Roman" w:hAnsi="Times New Roman"/>
                 <w:sz w:val="26"/>
                 <w:szCs w:val="26"/>
                 <w:lang w:val="en-US"/>
@@ -5005,28 +4706,26 @@
         </w:tc>
         <w:tc>
           <w:tcPr>
-            <w:tcW w:w="1535" w:type="dxa"/>
-            <w:tcBorders>
-              <w:top w:val="single" w:sz="6" w:space="0" w:color="000000"/>
-              <w:start w:val="single" w:sz="6" w:space="0" w:color="000000"/>
-              <w:bottom w:val="single" w:sz="6" w:space="0" w:color="000000"/>
-              <w:end w:val="single" w:sz="6" w:space="0" w:color="000000"/>
-            </w:tcBorders>
-          </w:tcPr>
-          <w:p>
-            <w:pPr>
-              <w:pStyle w:val="Normal"/>
-              <w:spacing w:before="0" w:after="185"/>
-              <w:ind w:hanging="0" w:start="0"/>
-              <w:rPr>
-                <w:rFonts w:eastAsia="Times New Roman"/>
-                <w:sz w:val="26"/>
-                <w:szCs w:val="26"/>
-              </w:rPr>
-            </w:pPr>
-            <w:r>
-              <w:rPr>
-                <w:rFonts w:eastAsia="Times New Roman"/>
+            <w:tcW w:w="1536" w:type="dxa"/>
+            <w:tcBorders>
+              <w:top w:val="single" w:sz="6" w:space="0" w:color="000000"/>
+              <w:start w:val="single" w:sz="6" w:space="0" w:color="000000"/>
+              <w:bottom w:val="single" w:sz="6" w:space="0" w:color="000000"/>
+              <w:end w:val="single" w:sz="6" w:space="0" w:color="000000"/>
+            </w:tcBorders>
+          </w:tcPr>
+          <w:p>
+            <w:pPr>
+              <w:pStyle w:val="Normal"/>
+              <w:spacing w:before="0" w:after="185"/>
+              <w:ind w:hanging="0" w:start="0"/>
+              <w:rPr>
+                <w:rFonts w:ascii="Times New Roman" w:hAnsi="Times New Roman"/>
+              </w:rPr>
+            </w:pPr>
+            <w:r>
+              <w:rPr>
+                <w:rFonts w:eastAsia="Times New Roman" w:ascii="Times New Roman" w:hAnsi="Times New Roman"/>
                 <w:sz w:val="26"/>
                 <w:szCs w:val="26"/>
               </w:rPr>
@@ -5049,16 +4748,11 @@
               <w:pStyle w:val="Normal"/>
               <w:spacing w:before="0" w:after="185"/>
               <w:ind w:hanging="0" w:start="0"/>
-              <w:rPr>
-                <w:rFonts w:eastAsia="Times New Roman"/>
-                <w:sz w:val="26"/>
-                <w:szCs w:val="26"/>
-                <w:lang w:val="en-US"/>
-              </w:rPr>
-            </w:pPr>
-            <w:r>
-              <w:rPr>
-                <w:rFonts w:eastAsia="Times New Roman"/>
+              <w:rPr/>
+            </w:pPr>
+            <w:r>
+              <w:rPr>
+                <w:rFonts w:eastAsia="Times New Roman" w:ascii="Times New Roman" w:hAnsi="Times New Roman"/>
                 <w:sz w:val="26"/>
                 <w:szCs w:val="26"/>
                 <w:lang w:val="en-US"/>
@@ -5068,7 +4762,7 @@
             <w:r>
               <w:rPr>
                 <w:rStyle w:val="HTMLCode"/>
-                <w:rFonts w:cs="Times New Roman"/>
+                <w:rFonts w:cs="Times New Roman" w:ascii="Times New Roman" w:hAnsi="Times New Roman"/>
                 <w:sz w:val="26"/>
                 <w:szCs w:val="26"/>
                 <w:lang w:val="en-US"/>
@@ -5077,7 +4771,7 @@
             </w:r>
             <w:r>
               <w:rPr>
-                <w:rFonts w:eastAsia="Times New Roman"/>
+                <w:rFonts w:eastAsia="Times New Roman" w:ascii="Times New Roman" w:hAnsi="Times New Roman"/>
                 <w:sz w:val="26"/>
                 <w:szCs w:val="26"/>
                 <w:lang w:val="en-US"/>
@@ -5102,15 +4796,12 @@
               <w:spacing w:before="0" w:after="185"/>
               <w:ind w:hanging="0" w:start="0"/>
               <w:rPr>
-                <w:rFonts w:eastAsia="Times New Roman"/>
-                <w:sz w:val="26"/>
-                <w:szCs w:val="26"/>
-                <w:lang w:val="en-US"/>
-              </w:rPr>
-            </w:pPr>
-            <w:r>
-              <w:rPr>
-                <w:rFonts w:eastAsia="Times New Roman"/>
+                <w:rFonts w:ascii="Times New Roman" w:hAnsi="Times New Roman"/>
+              </w:rPr>
+            </w:pPr>
+            <w:r>
+              <w:rPr>
+                <w:rFonts w:eastAsia="Times New Roman" w:ascii="Times New Roman" w:hAnsi="Times New Roman"/>
                 <w:sz w:val="26"/>
                 <w:szCs w:val="26"/>
                 <w:lang w:val="en-US"/>
@@ -5129,10 +4820,14 @@
           <w:tab w:val="left" w:pos="565" w:leader="none"/>
         </w:tabs>
         <w:ind w:hanging="0" w:start="0"/>
-        <w:rPr/>
+        <w:rPr>
+          <w:rFonts w:ascii="Times New Roman" w:hAnsi="Times New Roman"/>
+        </w:rPr>
       </w:pPr>
       <w:r>
-        <w:rPr/>
+        <w:rPr>
+          <w:rFonts w:ascii="Times New Roman" w:hAnsi="Times New Roman"/>
+        </w:rPr>
         <w:tab/>
         <w:t>Продолжение таблицы 1.7.1</w:t>
       </w:r>
@@ -5153,8 +4848,8 @@
       </w:tblPr>
       <w:tblGrid>
         <w:gridCol w:w="1281"/>
-        <w:gridCol w:w="2834"/>
-        <w:gridCol w:w="1535"/>
+        <w:gridCol w:w="2833"/>
+        <w:gridCol w:w="1536"/>
         <w:gridCol w:w="3904"/>
         <w:gridCol w:w="1765"/>
       </w:tblGrid>
@@ -5179,14 +4874,12 @@
               <w:ind w:hanging="0" w:start="0"/>
               <w:jc w:val="center"/>
               <w:rPr>
-                <w:rFonts w:eastAsia="Times New Roman"/>
-                <w:sz w:val="26"/>
-                <w:szCs w:val="26"/>
-              </w:rPr>
-            </w:pPr>
-            <w:r>
-              <w:rPr>
-                <w:rFonts w:eastAsia="Times New Roman"/>
+                <w:rFonts w:ascii="Times New Roman" w:hAnsi="Times New Roman"/>
+              </w:rPr>
+            </w:pPr>
+            <w:r>
+              <w:rPr>
+                <w:rFonts w:eastAsia="Times New Roman" w:ascii="Times New Roman" w:hAnsi="Times New Roman"/>
                 <w:sz w:val="26"/>
                 <w:szCs w:val="26"/>
               </w:rPr>
@@ -5196,7 +4889,7 @@
         </w:tc>
         <w:tc>
           <w:tcPr>
-            <w:tcW w:w="2834" w:type="dxa"/>
+            <w:tcW w:w="2833" w:type="dxa"/>
             <w:tcBorders>
               <w:top w:val="single" w:sz="6" w:space="0" w:color="000000"/>
               <w:start w:val="single" w:sz="6" w:space="0" w:color="000000"/>
@@ -5211,14 +4904,12 @@
               <w:ind w:hanging="0" w:start="0"/>
               <w:jc w:val="center"/>
               <w:rPr>
-                <w:rFonts w:eastAsia="Times New Roman"/>
-                <w:sz w:val="26"/>
-                <w:szCs w:val="26"/>
-              </w:rPr>
-            </w:pPr>
-            <w:r>
-              <w:rPr>
-                <w:rFonts w:eastAsia="Times New Roman"/>
+                <w:rFonts w:ascii="Times New Roman" w:hAnsi="Times New Roman"/>
+              </w:rPr>
+            </w:pPr>
+            <w:r>
+              <w:rPr>
+                <w:rFonts w:eastAsia="Times New Roman" w:ascii="Times New Roman" w:hAnsi="Times New Roman"/>
                 <w:sz w:val="26"/>
                 <w:szCs w:val="26"/>
               </w:rPr>
@@ -5228,7 +4919,7 @@
         </w:tc>
         <w:tc>
           <w:tcPr>
-            <w:tcW w:w="1535" w:type="dxa"/>
+            <w:tcW w:w="1536" w:type="dxa"/>
             <w:tcBorders>
               <w:top w:val="single" w:sz="6" w:space="0" w:color="000000"/>
               <w:start w:val="single" w:sz="6" w:space="0" w:color="000000"/>
@@ -5243,14 +4934,12 @@
               <w:ind w:hanging="0" w:start="0"/>
               <w:jc w:val="center"/>
               <w:rPr>
-                <w:rFonts w:eastAsia="Times New Roman"/>
-                <w:sz w:val="26"/>
-                <w:szCs w:val="26"/>
-              </w:rPr>
-            </w:pPr>
-            <w:r>
-              <w:rPr>
-                <w:rFonts w:eastAsia="Times New Roman"/>
+                <w:rFonts w:ascii="Times New Roman" w:hAnsi="Times New Roman"/>
+              </w:rPr>
+            </w:pPr>
+            <w:r>
+              <w:rPr>
+                <w:rFonts w:eastAsia="Times New Roman" w:ascii="Times New Roman" w:hAnsi="Times New Roman"/>
                 <w:sz w:val="26"/>
                 <w:szCs w:val="26"/>
               </w:rPr>
@@ -5275,14 +4964,12 @@
               <w:ind w:hanging="0" w:start="0"/>
               <w:jc w:val="center"/>
               <w:rPr>
-                <w:rFonts w:eastAsia="Times New Roman"/>
-                <w:sz w:val="26"/>
-                <w:szCs w:val="26"/>
-              </w:rPr>
-            </w:pPr>
-            <w:r>
-              <w:rPr>
-                <w:rFonts w:eastAsia="Times New Roman"/>
+                <w:rFonts w:ascii="Times New Roman" w:hAnsi="Times New Roman"/>
+              </w:rPr>
+            </w:pPr>
+            <w:r>
+              <w:rPr>
+                <w:rFonts w:eastAsia="Times New Roman" w:ascii="Times New Roman" w:hAnsi="Times New Roman"/>
                 <w:sz w:val="26"/>
                 <w:szCs w:val="26"/>
               </w:rPr>
@@ -5307,14 +4994,12 @@
               <w:ind w:hanging="0" w:start="0"/>
               <w:jc w:val="center"/>
               <w:rPr>
-                <w:rFonts w:eastAsia="Times New Roman"/>
-                <w:sz w:val="26"/>
-                <w:szCs w:val="26"/>
-              </w:rPr>
-            </w:pPr>
-            <w:r>
-              <w:rPr>
-                <w:rFonts w:eastAsia="Times New Roman"/>
+                <w:rFonts w:ascii="Times New Roman" w:hAnsi="Times New Roman"/>
+              </w:rPr>
+            </w:pPr>
+            <w:r>
+              <w:rPr>
+                <w:rFonts w:eastAsia="Times New Roman" w:ascii="Times New Roman" w:hAnsi="Times New Roman"/>
                 <w:sz w:val="26"/>
                 <w:szCs w:val="26"/>
               </w:rPr>
@@ -5342,14 +5027,12 @@
               <w:spacing w:before="0" w:after="185"/>
               <w:ind w:hanging="0" w:start="0"/>
               <w:rPr>
-                <w:rFonts w:eastAsia="Times New Roman"/>
-                <w:sz w:val="26"/>
-                <w:szCs w:val="26"/>
-              </w:rPr>
-            </w:pPr>
-            <w:r>
-              <w:rPr>
-                <w:rFonts w:eastAsia="Times New Roman"/>
+                <w:rFonts w:ascii="Times New Roman" w:hAnsi="Times New Roman"/>
+              </w:rPr>
+            </w:pPr>
+            <w:r>
+              <w:rPr>
+                <w:rFonts w:eastAsia="Times New Roman" w:ascii="Times New Roman" w:hAnsi="Times New Roman"/>
                 <w:sz w:val="26"/>
                 <w:szCs w:val="26"/>
               </w:rPr>
@@ -5359,29 +5042,24 @@
         </w:tc>
         <w:tc>
           <w:tcPr>
-            <w:tcW w:w="2834" w:type="dxa"/>
-            <w:tcBorders>
-              <w:start w:val="single" w:sz="6" w:space="0" w:color="000000"/>
-              <w:bottom w:val="single" w:sz="6" w:space="0" w:color="000000"/>
-              <w:end w:val="single" w:sz="6" w:space="0" w:color="000000"/>
-            </w:tcBorders>
-          </w:tcPr>
-          <w:p>
-            <w:pPr>
-              <w:pStyle w:val="Normal"/>
-              <w:spacing w:before="0" w:after="185"/>
-              <w:ind w:hanging="0" w:start="0"/>
-              <w:rPr>
-                <w:rFonts w:eastAsia="Times New Roman"/>
-                <w:sz w:val="26"/>
-                <w:szCs w:val="26"/>
-                <w:lang w:val="en-US"/>
-              </w:rPr>
+            <w:tcW w:w="2833" w:type="dxa"/>
+            <w:tcBorders>
+              <w:start w:val="single" w:sz="6" w:space="0" w:color="000000"/>
+              <w:bottom w:val="single" w:sz="6" w:space="0" w:color="000000"/>
+              <w:end w:val="single" w:sz="6" w:space="0" w:color="000000"/>
+            </w:tcBorders>
+          </w:tcPr>
+          <w:p>
+            <w:pPr>
+              <w:pStyle w:val="Normal"/>
+              <w:spacing w:before="0" w:after="185"/>
+              <w:ind w:hanging="0" w:start="0"/>
+              <w:rPr/>
             </w:pPr>
             <w:r>
               <w:rPr>
                 <w:rStyle w:val="HTMLCode"/>
-                <w:rFonts w:cs="Times New Roman"/>
+                <w:rFonts w:cs="Times New Roman" w:ascii="Times New Roman" w:hAnsi="Times New Roman"/>
                 <w:sz w:val="26"/>
                 <w:szCs w:val="26"/>
                 <w:lang w:val="en-US"/>
@@ -5392,28 +5070,25 @@
         </w:tc>
         <w:tc>
           <w:tcPr>
-            <w:tcW w:w="1535" w:type="dxa"/>
-            <w:tcBorders>
-              <w:start w:val="single" w:sz="6" w:space="0" w:color="000000"/>
-              <w:bottom w:val="single" w:sz="6" w:space="0" w:color="000000"/>
-              <w:end w:val="single" w:sz="6" w:space="0" w:color="000000"/>
-            </w:tcBorders>
-          </w:tcPr>
-          <w:p>
-            <w:pPr>
-              <w:pStyle w:val="Normal"/>
-              <w:spacing w:before="0" w:after="185"/>
-              <w:ind w:hanging="0" w:start="0"/>
-              <w:rPr>
-                <w:rFonts w:eastAsia="Times New Roman"/>
-                <w:sz w:val="26"/>
-                <w:szCs w:val="26"/>
-                <w:lang w:val="en-US"/>
-              </w:rPr>
-            </w:pPr>
-            <w:r>
-              <w:rPr>
-                <w:rFonts w:eastAsia="Times New Roman"/>
+            <w:tcW w:w="1536" w:type="dxa"/>
+            <w:tcBorders>
+              <w:start w:val="single" w:sz="6" w:space="0" w:color="000000"/>
+              <w:bottom w:val="single" w:sz="6" w:space="0" w:color="000000"/>
+              <w:end w:val="single" w:sz="6" w:space="0" w:color="000000"/>
+            </w:tcBorders>
+          </w:tcPr>
+          <w:p>
+            <w:pPr>
+              <w:pStyle w:val="Normal"/>
+              <w:spacing w:before="0" w:after="185"/>
+              <w:ind w:hanging="0" w:start="0"/>
+              <w:rPr>
+                <w:rFonts w:ascii="Times New Roman" w:hAnsi="Times New Roman"/>
+              </w:rPr>
+            </w:pPr>
+            <w:r>
+              <w:rPr>
+                <w:rFonts w:eastAsia="Times New Roman" w:ascii="Times New Roman" w:hAnsi="Times New Roman"/>
                 <w:sz w:val="26"/>
                 <w:szCs w:val="26"/>
                 <w:lang w:val="en-US"/>
@@ -5436,16 +5111,11 @@
               <w:pStyle w:val="Normal"/>
               <w:spacing w:before="0" w:after="185"/>
               <w:ind w:hanging="0" w:start="0"/>
-              <w:rPr>
-                <w:rFonts w:eastAsia="Times New Roman"/>
-                <w:sz w:val="26"/>
-                <w:szCs w:val="26"/>
-                <w:lang w:val="en-US"/>
-              </w:rPr>
-            </w:pPr>
-            <w:r>
-              <w:rPr>
-                <w:rFonts w:eastAsia="Times New Roman"/>
+              <w:rPr/>
+            </w:pPr>
+            <w:r>
+              <w:rPr>
+                <w:rFonts w:eastAsia="Times New Roman" w:ascii="Times New Roman" w:hAnsi="Times New Roman"/>
                 <w:sz w:val="26"/>
                 <w:szCs w:val="26"/>
                 <w:lang w:val="en-US"/>
@@ -5455,7 +5125,7 @@
             <w:r>
               <w:rPr>
                 <w:rStyle w:val="HTMLCode"/>
-                <w:rFonts w:cs="Times New Roman"/>
+                <w:rFonts w:cs="Times New Roman" w:ascii="Times New Roman" w:hAnsi="Times New Roman"/>
                 <w:sz w:val="26"/>
                 <w:szCs w:val="26"/>
                 <w:lang w:val="en-US"/>
@@ -5464,7 +5134,7 @@
             </w:r>
             <w:r>
               <w:rPr>
-                <w:rFonts w:eastAsia="Times New Roman"/>
+                <w:rFonts w:eastAsia="Times New Roman" w:ascii="Times New Roman" w:hAnsi="Times New Roman"/>
                 <w:sz w:val="26"/>
                 <w:szCs w:val="26"/>
                 <w:lang w:val="en-US"/>
@@ -5488,15 +5158,12 @@
               <w:spacing w:before="0" w:after="185"/>
               <w:ind w:hanging="0" w:start="0"/>
               <w:rPr>
-                <w:rFonts w:eastAsia="Times New Roman"/>
-                <w:sz w:val="26"/>
-                <w:szCs w:val="26"/>
-                <w:lang w:val="en-US"/>
-              </w:rPr>
-            </w:pPr>
-            <w:r>
-              <w:rPr>
-                <w:rFonts w:eastAsia="Times New Roman"/>
+                <w:rFonts w:ascii="Times New Roman" w:hAnsi="Times New Roman"/>
+              </w:rPr>
+            </w:pPr>
+            <w:r>
+              <w:rPr>
+                <w:rFonts w:eastAsia="Times New Roman" w:ascii="Times New Roman" w:hAnsi="Times New Roman"/>
                 <w:sz w:val="26"/>
                 <w:szCs w:val="26"/>
                 <w:lang w:val="en-US"/>
@@ -5526,14 +5193,12 @@
               <w:spacing w:before="0" w:after="185"/>
               <w:ind w:hanging="0" w:start="0"/>
               <w:rPr>
-                <w:rFonts w:eastAsia="Times New Roman"/>
-                <w:sz w:val="26"/>
-                <w:szCs w:val="26"/>
-              </w:rPr>
-            </w:pPr>
-            <w:r>
-              <w:rPr>
-                <w:rFonts w:eastAsia="Times New Roman"/>
+                <w:rFonts w:ascii="Times New Roman" w:hAnsi="Times New Roman"/>
+              </w:rPr>
+            </w:pPr>
+            <w:r>
+              <w:rPr>
+                <w:rFonts w:eastAsia="Times New Roman" w:ascii="Times New Roman" w:hAnsi="Times New Roman"/>
                 <w:sz w:val="26"/>
                 <w:szCs w:val="26"/>
               </w:rPr>
@@ -5543,30 +5208,25 @@
         </w:tc>
         <w:tc>
           <w:tcPr>
-            <w:tcW w:w="2834" w:type="dxa"/>
-            <w:tcBorders>
-              <w:top w:val="single" w:sz="6" w:space="0" w:color="000000"/>
-              <w:start w:val="single" w:sz="6" w:space="0" w:color="000000"/>
-              <w:bottom w:val="single" w:sz="6" w:space="0" w:color="000000"/>
-              <w:end w:val="single" w:sz="6" w:space="0" w:color="000000"/>
-            </w:tcBorders>
-          </w:tcPr>
-          <w:p>
-            <w:pPr>
-              <w:pStyle w:val="Normal"/>
-              <w:spacing w:before="0" w:after="185"/>
-              <w:ind w:hanging="0" w:start="0"/>
-              <w:rPr>
-                <w:rFonts w:eastAsia="Times New Roman"/>
-                <w:sz w:val="26"/>
-                <w:szCs w:val="26"/>
-                <w:lang w:val="en-US"/>
-              </w:rPr>
+            <w:tcW w:w="2833" w:type="dxa"/>
+            <w:tcBorders>
+              <w:top w:val="single" w:sz="6" w:space="0" w:color="000000"/>
+              <w:start w:val="single" w:sz="6" w:space="0" w:color="000000"/>
+              <w:bottom w:val="single" w:sz="6" w:space="0" w:color="000000"/>
+              <w:end w:val="single" w:sz="6" w:space="0" w:color="000000"/>
+            </w:tcBorders>
+          </w:tcPr>
+          <w:p>
+            <w:pPr>
+              <w:pStyle w:val="Normal"/>
+              <w:spacing w:before="0" w:after="185"/>
+              <w:ind w:hanging="0" w:start="0"/>
+              <w:rPr/>
             </w:pPr>
             <w:r>
               <w:rPr>
                 <w:rStyle w:val="HTMLCode"/>
-                <w:rFonts w:cs="Times New Roman"/>
+                <w:rFonts w:cs="Times New Roman" w:ascii="Times New Roman" w:hAnsi="Times New Roman"/>
                 <w:sz w:val="26"/>
                 <w:szCs w:val="26"/>
                 <w:lang w:val="en-US"/>
@@ -5577,29 +5237,26 @@
         </w:tc>
         <w:tc>
           <w:tcPr>
-            <w:tcW w:w="1535" w:type="dxa"/>
-            <w:tcBorders>
-              <w:top w:val="single" w:sz="6" w:space="0" w:color="000000"/>
-              <w:start w:val="single" w:sz="6" w:space="0" w:color="000000"/>
-              <w:bottom w:val="single" w:sz="6" w:space="0" w:color="000000"/>
-              <w:end w:val="single" w:sz="6" w:space="0" w:color="000000"/>
-            </w:tcBorders>
-          </w:tcPr>
-          <w:p>
-            <w:pPr>
-              <w:pStyle w:val="Normal"/>
-              <w:spacing w:before="0" w:after="185"/>
-              <w:ind w:hanging="0" w:start="0"/>
-              <w:rPr>
-                <w:rFonts w:eastAsia="Times New Roman"/>
-                <w:sz w:val="26"/>
-                <w:szCs w:val="26"/>
-                <w:lang w:val="en-US"/>
-              </w:rPr>
-            </w:pPr>
-            <w:r>
-              <w:rPr>
-                <w:rFonts w:eastAsia="Times New Roman"/>
+            <w:tcW w:w="1536" w:type="dxa"/>
+            <w:tcBorders>
+              <w:top w:val="single" w:sz="6" w:space="0" w:color="000000"/>
+              <w:start w:val="single" w:sz="6" w:space="0" w:color="000000"/>
+              <w:bottom w:val="single" w:sz="6" w:space="0" w:color="000000"/>
+              <w:end w:val="single" w:sz="6" w:space="0" w:color="000000"/>
+            </w:tcBorders>
+          </w:tcPr>
+          <w:p>
+            <w:pPr>
+              <w:pStyle w:val="Normal"/>
+              <w:spacing w:before="0" w:after="185"/>
+              <w:ind w:hanging="0" w:start="0"/>
+              <w:rPr>
+                <w:rFonts w:ascii="Times New Roman" w:hAnsi="Times New Roman"/>
+              </w:rPr>
+            </w:pPr>
+            <w:r>
+              <w:rPr>
+                <w:rFonts w:eastAsia="Times New Roman" w:ascii="Times New Roman" w:hAnsi="Times New Roman"/>
                 <w:sz w:val="26"/>
                 <w:szCs w:val="26"/>
                 <w:lang w:val="en-US"/>
@@ -5624,14 +5281,12 @@
               <w:spacing w:before="0" w:after="185"/>
               <w:ind w:hanging="0" w:start="0"/>
               <w:rPr>
-                <w:rFonts w:eastAsia="Times New Roman"/>
-                <w:sz w:val="26"/>
-                <w:szCs w:val="26"/>
-              </w:rPr>
-            </w:pPr>
-            <w:r>
-              <w:rPr>
-                <w:rFonts w:eastAsia="Times New Roman"/>
+                <w:rFonts w:ascii="Times New Roman" w:hAnsi="Times New Roman"/>
+              </w:rPr>
+            </w:pPr>
+            <w:r>
+              <w:rPr>
+                <w:rFonts w:eastAsia="Times New Roman" w:ascii="Times New Roman" w:hAnsi="Times New Roman"/>
                 <w:sz w:val="26"/>
                 <w:szCs w:val="26"/>
               </w:rPr>
@@ -5655,15 +5310,12 @@
               <w:spacing w:before="0" w:after="185"/>
               <w:ind w:hanging="0" w:start="0"/>
               <w:rPr>
-                <w:rFonts w:eastAsia="Times New Roman"/>
-                <w:sz w:val="26"/>
-                <w:szCs w:val="26"/>
-                <w:lang w:val="en-US"/>
-              </w:rPr>
-            </w:pPr>
-            <w:r>
-              <w:rPr>
-                <w:rFonts w:eastAsia="Times New Roman"/>
+                <w:rFonts w:ascii="Times New Roman" w:hAnsi="Times New Roman"/>
+              </w:rPr>
+            </w:pPr>
+            <w:r>
+              <w:rPr>
+                <w:rFonts w:eastAsia="Times New Roman" w:ascii="Times New Roman" w:hAnsi="Times New Roman"/>
                 <w:sz w:val="26"/>
                 <w:szCs w:val="26"/>
                 <w:lang w:val="en-US"/>
@@ -5693,14 +5345,12 @@
               <w:spacing w:before="0" w:after="185"/>
               <w:ind w:hanging="0" w:start="0"/>
               <w:rPr>
-                <w:rFonts w:eastAsia="Times New Roman"/>
-                <w:sz w:val="26"/>
-                <w:szCs w:val="26"/>
-              </w:rPr>
-            </w:pPr>
-            <w:r>
-              <w:rPr>
-                <w:rFonts w:eastAsia="Times New Roman"/>
+                <w:rFonts w:ascii="Times New Roman" w:hAnsi="Times New Roman"/>
+              </w:rPr>
+            </w:pPr>
+            <w:r>
+              <w:rPr>
+                <w:rFonts w:eastAsia="Times New Roman" w:ascii="Times New Roman" w:hAnsi="Times New Roman"/>
                 <w:sz w:val="26"/>
                 <w:szCs w:val="26"/>
               </w:rPr>
@@ -5710,30 +5360,25 @@
         </w:tc>
         <w:tc>
           <w:tcPr>
-            <w:tcW w:w="2834" w:type="dxa"/>
-            <w:tcBorders>
-              <w:top w:val="single" w:sz="6" w:space="0" w:color="000000"/>
-              <w:start w:val="single" w:sz="6" w:space="0" w:color="000000"/>
-              <w:bottom w:val="single" w:sz="6" w:space="0" w:color="000000"/>
-              <w:end w:val="single" w:sz="6" w:space="0" w:color="000000"/>
-            </w:tcBorders>
-          </w:tcPr>
-          <w:p>
-            <w:pPr>
-              <w:pStyle w:val="Normal"/>
-              <w:spacing w:before="0" w:after="185"/>
-              <w:ind w:hanging="0" w:start="0"/>
-              <w:rPr>
-                <w:rFonts w:eastAsia="Times New Roman"/>
-                <w:sz w:val="26"/>
-                <w:szCs w:val="26"/>
-                <w:lang w:val="en-US"/>
-              </w:rPr>
+            <w:tcW w:w="2833" w:type="dxa"/>
+            <w:tcBorders>
+              <w:top w:val="single" w:sz="6" w:space="0" w:color="000000"/>
+              <w:start w:val="single" w:sz="6" w:space="0" w:color="000000"/>
+              <w:bottom w:val="single" w:sz="6" w:space="0" w:color="000000"/>
+              <w:end w:val="single" w:sz="6" w:space="0" w:color="000000"/>
+            </w:tcBorders>
+          </w:tcPr>
+          <w:p>
+            <w:pPr>
+              <w:pStyle w:val="Normal"/>
+              <w:spacing w:before="0" w:after="185"/>
+              <w:ind w:hanging="0" w:start="0"/>
+              <w:rPr/>
             </w:pPr>
             <w:r>
               <w:rPr>
                 <w:rStyle w:val="HTMLCode"/>
-                <w:rFonts w:cs="Times New Roman"/>
+                <w:rFonts w:cs="Times New Roman" w:ascii="Times New Roman" w:hAnsi="Times New Roman"/>
                 <w:sz w:val="26"/>
                 <w:szCs w:val="26"/>
                 <w:lang w:val="en-US"/>
@@ -5744,28 +5389,26 @@
         </w:tc>
         <w:tc>
           <w:tcPr>
-            <w:tcW w:w="1535" w:type="dxa"/>
-            <w:tcBorders>
-              <w:top w:val="single" w:sz="6" w:space="0" w:color="000000"/>
-              <w:start w:val="single" w:sz="6" w:space="0" w:color="000000"/>
-              <w:bottom w:val="single" w:sz="6" w:space="0" w:color="000000"/>
-              <w:end w:val="single" w:sz="6" w:space="0" w:color="000000"/>
-            </w:tcBorders>
-          </w:tcPr>
-          <w:p>
-            <w:pPr>
-              <w:pStyle w:val="Normal"/>
-              <w:spacing w:before="0" w:after="185"/>
-              <w:ind w:hanging="0" w:start="0"/>
-              <w:rPr>
-                <w:rFonts w:eastAsia="Times New Roman"/>
-                <w:sz w:val="26"/>
-                <w:szCs w:val="26"/>
-              </w:rPr>
-            </w:pPr>
-            <w:r>
-              <w:rPr>
-                <w:rFonts w:eastAsia="Times New Roman"/>
+            <w:tcW w:w="1536" w:type="dxa"/>
+            <w:tcBorders>
+              <w:top w:val="single" w:sz="6" w:space="0" w:color="000000"/>
+              <w:start w:val="single" w:sz="6" w:space="0" w:color="000000"/>
+              <w:bottom w:val="single" w:sz="6" w:space="0" w:color="000000"/>
+              <w:end w:val="single" w:sz="6" w:space="0" w:color="000000"/>
+            </w:tcBorders>
+          </w:tcPr>
+          <w:p>
+            <w:pPr>
+              <w:pStyle w:val="Normal"/>
+              <w:spacing w:before="0" w:after="185"/>
+              <w:ind w:hanging="0" w:start="0"/>
+              <w:rPr>
+                <w:rFonts w:ascii="Times New Roman" w:hAnsi="Times New Roman"/>
+              </w:rPr>
+            </w:pPr>
+            <w:r>
+              <w:rPr>
+                <w:rFonts w:eastAsia="Times New Roman" w:ascii="Times New Roman" w:hAnsi="Times New Roman"/>
                 <w:sz w:val="26"/>
                 <w:szCs w:val="26"/>
               </w:rPr>
@@ -5789,15 +5432,12 @@
               <w:spacing w:before="0" w:after="185"/>
               <w:ind w:hanging="0" w:start="0"/>
               <w:rPr>
-                <w:rFonts w:eastAsia="Times New Roman"/>
-                <w:sz w:val="26"/>
-                <w:szCs w:val="26"/>
-                <w:lang w:val="en-US"/>
-              </w:rPr>
-            </w:pPr>
-            <w:r>
-              <w:rPr>
-                <w:rFonts w:eastAsia="Times New Roman"/>
+                <w:rFonts w:ascii="Times New Roman" w:hAnsi="Times New Roman"/>
+              </w:rPr>
+            </w:pPr>
+            <w:r>
+              <w:rPr>
+                <w:rFonts w:eastAsia="Times New Roman" w:ascii="Times New Roman" w:hAnsi="Times New Roman"/>
                 <w:sz w:val="26"/>
                 <w:szCs w:val="26"/>
                 <w:lang w:val="en-US"/>
@@ -5822,15 +5462,12 @@
               <w:spacing w:before="0" w:after="185"/>
               <w:ind w:hanging="0" w:start="0"/>
               <w:rPr>
-                <w:rFonts w:eastAsia="Times New Roman"/>
-                <w:sz w:val="26"/>
-                <w:szCs w:val="26"/>
-                <w:lang w:val="en-US"/>
-              </w:rPr>
-            </w:pPr>
-            <w:r>
-              <w:rPr>
-                <w:rFonts w:eastAsia="Times New Roman"/>
+                <w:rFonts w:ascii="Times New Roman" w:hAnsi="Times New Roman"/>
+              </w:rPr>
+            </w:pPr>
+            <w:r>
+              <w:rPr>
+                <w:rFonts w:eastAsia="Times New Roman" w:ascii="Times New Roman" w:hAnsi="Times New Roman"/>
                 <w:sz w:val="26"/>
                 <w:szCs w:val="26"/>
                 <w:lang w:val="en-US"/>
@@ -5848,10 +5485,14 @@
         <w:ind w:hanging="0" w:start="0"/>
         <w:contextualSpacing/>
         <w:jc w:val="both"/>
-        <w:rPr/>
+        <w:rPr>
+          <w:rFonts w:ascii="Times New Roman" w:hAnsi="Times New Roman"/>
+        </w:rPr>
       </w:pPr>
       <w:r>
-        <w:rPr/>
+        <w:rPr>
+          <w:rFonts w:ascii="Times New Roman" w:hAnsi="Times New Roman"/>
+        </w:rPr>
       </w:r>
     </w:p>
     <w:sectPr>
@@ -6411,6 +6052,29 @@
     </w:pPr>
     <w:rPr/>
   </w:style>
+  <w:style w:type="paragraph" w:styleId="user2">
+    <w:name w:val="Содержимое таблицы (user)"/>
+    <w:basedOn w:val="Normal"/>
+    <w:qFormat/>
+    <w:pPr>
+      <w:widowControl w:val="false"/>
+      <w:suppressLineNumbers/>
+    </w:pPr>
+    <w:rPr/>
+  </w:style>
+  <w:style w:type="paragraph" w:styleId="user3">
+    <w:name w:val="Заголовок таблицы (user)"/>
+    <w:basedOn w:val="user2"/>
+    <w:qFormat/>
+    <w:pPr>
+      <w:suppressLineNumbers/>
+      <w:jc w:val="center"/>
+    </w:pPr>
+    <w:rPr>
+      <w:b/>
+      <w:bCs/>
+    </w:rPr>
+  </w:style>
   <w:style w:type="paragraph" w:styleId="Style16">
     <w:name w:val="Содержимое таблицы"/>
     <w:basedOn w:val="Normal"/>
@@ -6434,31 +6098,8 @@
       <w:bCs/>
     </w:rPr>
   </w:style>
-  <w:style w:type="paragraph" w:styleId="user2">
-    <w:name w:val="Содержимое таблицы (user)"/>
-    <w:basedOn w:val="Normal"/>
-    <w:qFormat/>
-    <w:pPr>
-      <w:widowControl w:val="false"/>
-      <w:suppressLineNumbers/>
-    </w:pPr>
-    <w:rPr/>
-  </w:style>
-  <w:style w:type="paragraph" w:styleId="user3">
-    <w:name w:val="Заголовок таблицы (user)"/>
-    <w:basedOn w:val="user2"/>
-    <w:qFormat/>
-    <w:pPr>
-      <w:suppressLineNumbers/>
-      <w:jc w:val="center"/>
-    </w:pPr>
-    <w:rPr>
-      <w:b/>
-      <w:bCs/>
-    </w:rPr>
-  </w:style>
-  <w:style w:type="numbering" w:styleId="Style18" w:default="1">
-    <w:name w:val="Без списка"/>
+  <w:style w:type="numbering" w:styleId="user4" w:default="1">
+    <w:name w:val="Без списка (user)"/>
     <w:uiPriority w:val="99"/>
     <w:semiHidden/>
     <w:unhideWhenUsed/>
